--- a/documentation.docx
+++ b/documentation.docx
@@ -887,6 +887,16 @@
       </w:r>
       <w:r>
         <w:t>).</w:t>
+      </w:r>
+    </w:p>
+    <w:p>
+      <w:pPr>
+        <w:spacing w:before="0"/>
+        <w:ind w:firstLine="0"/>
+        <w:jc w:val="left"/>
+      </w:pPr>
+      <w:r>
+        <w:br w:type="page"/>
       </w:r>
     </w:p>
     <w:p>
@@ -2544,11 +2554,6 @@
       </w:r>
     </w:p>
     <w:p>
-      <w:pPr>
-        <w:rPr>
-          <w:rFonts w:ascii="Courier New" w:hAnsi="Courier New" w:cs="Courier New"/>
-        </w:rPr>
-      </w:pPr>
       <w:r>
         <w:t xml:space="preserve">Cette commande va vous renvoyer au format JSON les paramètres actuels. Attention, cela n’est pas forcément aisé à lire (il est de manière générale déconseillé d’utiliser la commande </w:t>
       </w:r>
@@ -2561,6 +2566,16 @@
       </w:r>
       <w:r>
         <w:t>).</w:t>
+      </w:r>
+    </w:p>
+    <w:p>
+      <w:pPr>
+        <w:spacing w:before="0"/>
+        <w:ind w:firstLine="0"/>
+        <w:jc w:val="left"/>
+      </w:pPr>
+      <w:r>
+        <w:br w:type="page"/>
       </w:r>
     </w:p>
     <w:p>
@@ -2631,7 +2646,19 @@
           <w:rPr>
             <w:rStyle w:val="Lienhypertexte"/>
           </w:rPr>
-          <w:t>send</w:t>
+          <w:t>se</w:t>
+        </w:r>
+        <w:r>
+          <w:rPr>
+            <w:rStyle w:val="Lienhypertexte"/>
+          </w:rPr>
+          <w:t>n</w:t>
+        </w:r>
+        <w:r>
+          <w:rPr>
+            <w:rStyle w:val="Lienhypertexte"/>
+          </w:rPr>
+          <w:t>d</w:t>
         </w:r>
       </w:hyperlink>
     </w:p>
@@ -2648,12 +2675,36 @@
           <w:rStyle w:val="Lienhypertexte"/>
         </w:rPr>
       </w:pPr>
-      <w:hyperlink w:anchor="search_unvalidate" w:history="1">
+      <w:hyperlink w:anchor="_search_unvalidate_-subject:&lt;subject" w:history="1">
         <w:r>
           <w:rPr>
             <w:rStyle w:val="Lienhypertexte"/>
           </w:rPr>
-          <w:t>search_unvalidate</w:t>
+          <w:t>search_un</w:t>
+        </w:r>
+        <w:r>
+          <w:rPr>
+            <w:rStyle w:val="Lienhypertexte"/>
+          </w:rPr>
+          <w:t>v</w:t>
+        </w:r>
+        <w:r>
+          <w:rPr>
+            <w:rStyle w:val="Lienhypertexte"/>
+          </w:rPr>
+          <w:t>a</w:t>
+        </w:r>
+        <w:r>
+          <w:rPr>
+            <w:rStyle w:val="Lienhypertexte"/>
+          </w:rPr>
+          <w:t>l</w:t>
+        </w:r>
+        <w:r>
+          <w:rPr>
+            <w:rStyle w:val="Lienhypertexte"/>
+          </w:rPr>
+          <w:t>idate</w:t>
         </w:r>
       </w:hyperlink>
     </w:p>
@@ -2670,14 +2721,63 @@
           <w:rStyle w:val="Lienhypertexte"/>
         </w:rPr>
       </w:pPr>
-      <w:hyperlink w:anchor="validate" w:history="1">
-        <w:r>
-          <w:rPr>
-            <w:rStyle w:val="Lienhypertexte"/>
-          </w:rPr>
-          <w:t>validate</w:t>
-        </w:r>
-      </w:hyperlink>
+      <w:r>
+        <w:fldChar w:fldCharType="begin"/>
+      </w:r>
+      <w:r>
+        <w:instrText xml:space="preserve"> HYPERLINK  \l "_get_unvalidate_-id:&lt;document’s_id&gt;" </w:instrText>
+      </w:r>
+      <w:r>
+        <w:fldChar w:fldCharType="separate"/>
+      </w:r>
+      <w:r>
+        <w:rPr>
+          <w:rStyle w:val="Lienhypertexte"/>
+        </w:rPr>
+        <w:t>get</w:t>
+      </w:r>
+      <w:r>
+        <w:rPr>
+          <w:rStyle w:val="Lienhypertexte"/>
+        </w:rPr>
+        <w:t>_</w:t>
+      </w:r>
+      <w:r>
+        <w:rPr>
+          <w:rStyle w:val="Lienhypertexte"/>
+        </w:rPr>
+        <w:t>u</w:t>
+      </w:r>
+      <w:r>
+        <w:rPr>
+          <w:rStyle w:val="Lienhypertexte"/>
+        </w:rPr>
+        <w:t>n</w:t>
+      </w:r>
+      <w:r>
+        <w:rPr>
+          <w:rStyle w:val="Lienhypertexte"/>
+        </w:rPr>
+        <w:t>v</w:t>
+      </w:r>
+      <w:r>
+        <w:rPr>
+          <w:rStyle w:val="Lienhypertexte"/>
+        </w:rPr>
+        <w:t>alid</w:t>
+      </w:r>
+      <w:r>
+        <w:rPr>
+          <w:rStyle w:val="Lienhypertexte"/>
+        </w:rPr>
+        <w:t>a</w:t>
+      </w:r>
+      <w:r>
+        <w:rPr>
+          <w:rStyle w:val="Lienhypertexte"/>
+        </w:rPr>
+        <w:t>te</w:t>
+      </w:r>
     </w:p>
     <w:p>
       <w:pPr>
@@ -2692,12 +2792,61 @@
           <w:rStyle w:val="Lienhypertexte"/>
         </w:rPr>
       </w:pPr>
+      <w:r>
+        <w:fldChar w:fldCharType="end"/>
+      </w:r>
+      <w:hyperlink w:anchor="_validate_-id:&lt;document’s_id&gt;" w:history="1">
+        <w:r>
+          <w:rPr>
+            <w:rStyle w:val="Lienhypertexte"/>
+          </w:rPr>
+          <w:t>v</w:t>
+        </w:r>
+        <w:r>
+          <w:rPr>
+            <w:rStyle w:val="Lienhypertexte"/>
+          </w:rPr>
+          <w:t>a</w:t>
+        </w:r>
+        <w:r>
+          <w:rPr>
+            <w:rStyle w:val="Lienhypertexte"/>
+          </w:rPr>
+          <w:t>lidate</w:t>
+        </w:r>
+      </w:hyperlink>
+    </w:p>
+    <w:p>
+      <w:pPr>
+        <w:pStyle w:val="Textbody"/>
+        <w:keepNext/>
+        <w:numPr>
+          <w:ilvl w:val="0"/>
+          <w:numId w:val="8"/>
+        </w:numPr>
+        <w:contextualSpacing/>
+        <w:rPr>
+          <w:rStyle w:val="Lienhypertexte"/>
+        </w:rPr>
+      </w:pPr>
       <w:hyperlink w:anchor="_refuse_-id:&lt;document’s_id&gt;" w:history="1">
         <w:r>
           <w:rPr>
             <w:rStyle w:val="Lienhypertexte"/>
           </w:rPr>
-          <w:t>refuse</w:t>
+          <w:t>refu</w:t>
+        </w:r>
+        <w:r>
+          <w:rPr>
+            <w:rStyle w:val="Lienhypertexte"/>
+          </w:rPr>
+          <w:t>s</w:t>
+        </w:r>
+        <w:r>
+          <w:rPr>
+            <w:rStyle w:val="Lienhypertexte"/>
+          </w:rPr>
+          <w:t>e</w:t>
         </w:r>
       </w:hyperlink>
     </w:p>
@@ -2719,7 +2868,13 @@
           <w:rPr>
             <w:rStyle w:val="Lienhypertexte"/>
           </w:rPr>
-          <w:t>update</w:t>
+          <w:t>updat</w:t>
+        </w:r>
+        <w:r>
+          <w:rPr>
+            <w:rStyle w:val="Lienhypertexte"/>
+          </w:rPr>
+          <w:t>e</w:t>
         </w:r>
       </w:hyperlink>
     </w:p>
@@ -2741,7 +2896,19 @@
           <w:rPr>
             <w:rStyle w:val="Lienhypertexte"/>
           </w:rPr>
-          <w:t>delete</w:t>
+          <w:t>dele</w:t>
+        </w:r>
+        <w:r>
+          <w:rPr>
+            <w:rStyle w:val="Lienhypertexte"/>
+          </w:rPr>
+          <w:t>t</w:t>
+        </w:r>
+        <w:r>
+          <w:rPr>
+            <w:rStyle w:val="Lienhypertexte"/>
+          </w:rPr>
+          <w:t>e</w:t>
         </w:r>
       </w:hyperlink>
     </w:p>
@@ -2925,8 +3092,32 @@
     </w:p>
     <w:p>
       <w:pPr>
+        <w:pStyle w:val="Textbody"/>
+        <w:contextualSpacing/>
+      </w:pPr>
+      <w:r>
+        <w:rPr>
+          <w:i/>
+          <w:iCs/>
+        </w:rPr>
+        <w:t>Short version:</w:t>
+      </w:r>
+      <w:r>
+        <w:t xml:space="preserve"> </w:t>
+      </w:r>
+      <w:r>
+        <w:rPr>
+          <w:rFonts w:ascii="Courier New" w:hAnsi="Courier New" w:cs="Courier New"/>
+        </w:rPr>
+        <w:t>sd</w:t>
+      </w:r>
+    </w:p>
+    <w:p>
+      <w:pPr>
         <w:pStyle w:val="Titre3"/>
       </w:pPr>
+      <w:bookmarkStart w:id="13" w:name="_search_unvalidate_-subject:&lt;subject"/>
+      <w:bookmarkEnd w:id="13"/>
       <w:r>
         <w:tab/>
       </w:r>
@@ -2956,6 +3147,243 @@
       </w:r>
       <w:r>
         <w:t xml:space="preserve">(guide </w:t>
+      </w:r>
+      <w:hyperlink w:anchor="_Envoyer_un_fichier" w:history="1">
+        <w:r>
+          <w:rPr>
+            <w:rStyle w:val="Lienhypertexte"/>
+          </w:rPr>
+          <w:t>he</w:t>
+        </w:r>
+        <w:r>
+          <w:rPr>
+            <w:rStyle w:val="Lienhypertexte"/>
+          </w:rPr>
+          <w:t>r</w:t>
+        </w:r>
+        <w:r>
+          <w:rPr>
+            <w:rStyle w:val="Lienhypertexte"/>
+          </w:rPr>
+          <w:t>e</w:t>
+        </w:r>
+      </w:hyperlink>
+      <w:r>
+        <w:t>).</w:t>
+      </w:r>
+    </w:p>
+    <w:p>
+      <w:pPr>
+        <w:pStyle w:val="Textbody"/>
+        <w:ind w:firstLine="709"/>
+        <w:contextualSpacing/>
+        <w:rPr>
+          <w:color w:val="000000"/>
+        </w:rPr>
+      </w:pPr>
+      <w:r>
+        <w:rPr>
+          <w:color w:val="000000"/>
+        </w:rPr>
+        <w:t>-</w:t>
+      </w:r>
+      <w:r>
+        <w:rPr>
+          <w:b/>
+          <w:bCs/>
+          <w:color w:val="000000"/>
+        </w:rPr>
+        <w:t>subject</w:t>
+      </w:r>
+      <w:r>
+        <w:rPr>
+          <w:color w:val="000000"/>
+        </w:rPr>
+        <w:t xml:space="preserve">: </w:t>
+      </w:r>
+      <w:r>
+        <w:rPr>
+          <w:b/>
+          <w:bCs/>
+          <w:color w:val="000000"/>
+        </w:rPr>
+        <w:t xml:space="preserve">&lt;subject&gt; </w:t>
+      </w:r>
+      <w:r>
+        <w:rPr>
+          <w:color w:val="000000"/>
+        </w:rPr>
+        <w:t>=&gt; Indicate the documents’ subject that you want to see;</w:t>
+      </w:r>
+    </w:p>
+    <w:p>
+      <w:pPr>
+        <w:pStyle w:val="Textbody"/>
+        <w:contextualSpacing/>
+        <w:rPr>
+          <w:rFonts w:ascii="Courier New" w:hAnsi="Courier New" w:cs="Courier New"/>
+        </w:rPr>
+      </w:pPr>
+      <w:r>
+        <w:rPr>
+          <w:i/>
+          <w:iCs/>
+        </w:rPr>
+        <w:t>Short version:</w:t>
+      </w:r>
+      <w:r>
+        <w:t xml:space="preserve"> </w:t>
+      </w:r>
+      <w:r>
+        <w:rPr>
+          <w:rFonts w:ascii="Courier New" w:hAnsi="Courier New" w:cs="Courier New"/>
+        </w:rPr>
+        <w:t>s</w:t>
+      </w:r>
+      <w:r>
+        <w:rPr>
+          <w:rFonts w:ascii="Courier New" w:hAnsi="Courier New" w:cs="Courier New"/>
+        </w:rPr>
+        <w:t>u</w:t>
+      </w:r>
+    </w:p>
+    <w:p>
+      <w:pPr>
+        <w:pStyle w:val="Titre3"/>
+      </w:pPr>
+      <w:bookmarkStart w:id="14" w:name="_get_unvalidate_-id:&lt;document’s_id&gt;"/>
+      <w:bookmarkEnd w:id="14"/>
+      <w:r>
+        <w:t>g</w:t>
+      </w:r>
+      <w:r>
+        <w:t>et</w:t>
+      </w:r>
+      <w:r>
+        <w:t>_unvalidate</w:t>
+      </w:r>
+      <w:r>
+        <w:t xml:space="preserve"> -</w:t>
+      </w:r>
+      <w:r>
+        <w:t>id:&lt;</w:t>
+      </w:r>
+      <w:r>
+        <w:t>document’s id</w:t>
+      </w:r>
+      <w:r>
+        <w:t>&gt;</w:t>
+      </w:r>
+    </w:p>
+    <w:p>
+      <w:pPr>
+        <w:pStyle w:val="Textbody"/>
+        <w:keepNext/>
+        <w:keepLines/>
+        <w:contextualSpacing/>
+      </w:pPr>
+      <w:r>
+        <w:t>Allows you to get the content of a file</w:t>
+      </w:r>
+      <w:r>
+        <w:t xml:space="preserve"> which wait for a validation or which has been refused</w:t>
+      </w:r>
+      <w:r>
+        <w:t xml:space="preserve"> (guide </w:t>
+      </w:r>
+      <w:hyperlink w:anchor="_Envoyer_un_fichier" w:history="1">
+        <w:r>
+          <w:rPr>
+            <w:rStyle w:val="Lienhypertexte"/>
+          </w:rPr>
+          <w:t>h</w:t>
+        </w:r>
+        <w:r>
+          <w:rPr>
+            <w:rStyle w:val="Lienhypertexte"/>
+          </w:rPr>
+          <w:t>e</w:t>
+        </w:r>
+        <w:r>
+          <w:rPr>
+            <w:rStyle w:val="Lienhypertexte"/>
+          </w:rPr>
+          <w:t>re</w:t>
+        </w:r>
+      </w:hyperlink>
+      <w:r>
+        <w:t>).</w:t>
+      </w:r>
+    </w:p>
+    <w:p>
+      <w:pPr>
+        <w:pStyle w:val="Textbody"/>
+        <w:keepNext/>
+        <w:keepLines/>
+        <w:ind w:firstLine="646"/>
+        <w:contextualSpacing/>
+      </w:pPr>
+      <w:r>
+        <w:rPr>
+          <w:b/>
+          <w:bCs/>
+        </w:rPr>
+        <w:t xml:space="preserve">-id: &lt;document’s id&gt; </w:t>
+      </w:r>
+      <w:r>
+        <w:t xml:space="preserve">=&gt; Indicate </w:t>
+      </w:r>
+      <w:r>
+        <w:t>the</w:t>
+      </w:r>
+      <w:r>
+        <w:t xml:space="preserve"> document’s ID.</w:t>
+      </w:r>
+    </w:p>
+    <w:p>
+      <w:pPr>
+        <w:pStyle w:val="Textbody"/>
+        <w:contextualSpacing/>
+      </w:pPr>
+      <w:r>
+        <w:rPr>
+          <w:i/>
+          <w:iCs/>
+        </w:rPr>
+        <w:t>Short version:</w:t>
+      </w:r>
+      <w:r>
+        <w:t xml:space="preserve"> </w:t>
+      </w:r>
+      <w:r>
+        <w:rPr>
+          <w:rFonts w:ascii="Courier New" w:hAnsi="Courier New" w:cs="Courier New"/>
+        </w:rPr>
+        <w:t>gu</w:t>
+      </w:r>
+    </w:p>
+    <w:p>
+      <w:pPr>
+        <w:pStyle w:val="Titre3"/>
+      </w:pPr>
+      <w:bookmarkStart w:id="15" w:name="_validate_-id:&lt;document’s_id&gt;"/>
+      <w:bookmarkEnd w:id="15"/>
+      <w:r>
+        <w:tab/>
+      </w:r>
+      <w:r>
+        <w:t>validate -id:&lt;document’s id&gt;</w:t>
+      </w:r>
+    </w:p>
+    <w:p>
+      <w:pPr>
+        <w:pStyle w:val="Textbody"/>
+        <w:keepNext/>
+        <w:keepLines/>
+        <w:contextualSpacing/>
+      </w:pPr>
+      <w:r>
+        <w:t xml:space="preserve">Allows you to validate a document if it isn’t already refused (guide </w:t>
       </w:r>
       <w:hyperlink w:anchor="_Envoyer_un_fichier" w:history="1">
         <w:r>
@@ -2972,76 +3400,67 @@
     <w:p>
       <w:pPr>
         <w:pStyle w:val="Textbody"/>
+        <w:keepNext/>
+        <w:keepLines/>
         <w:ind w:firstLine="709"/>
         <w:contextualSpacing/>
-        <w:rPr>
-          <w:color w:val="000000"/>
-        </w:rPr>
-      </w:pPr>
-      <w:r>
-        <w:rPr>
-          <w:color w:val="000000"/>
-        </w:rPr>
+      </w:pPr>
+      <w:r>
         <w:t>-</w:t>
       </w:r>
       <w:r>
         <w:rPr>
           <w:b/>
           <w:bCs/>
-          <w:color w:val="000000"/>
-        </w:rPr>
-        <w:t>subject</w:t>
-      </w:r>
-      <w:r>
-        <w:rPr>
-          <w:color w:val="000000"/>
-        </w:rPr>
-        <w:t xml:space="preserve">: </w:t>
-      </w:r>
-      <w:r>
-        <w:rPr>
-          <w:b/>
-          <w:bCs/>
-          <w:color w:val="000000"/>
-        </w:rPr>
-        <w:t xml:space="preserve">&lt;subject&gt; </w:t>
-      </w:r>
-      <w:r>
-        <w:rPr>
-          <w:color w:val="000000"/>
-        </w:rPr>
-        <w:t>=&gt; Indicate the documents’ subject that you want to see;</w:t>
+        </w:rPr>
+        <w:t xml:space="preserve">id: &lt;document’s id&gt; </w:t>
+      </w:r>
+      <w:r>
+        <w:t>=&gt; Indicate the document’s ID.</w:t>
+      </w:r>
+    </w:p>
+    <w:p>
+      <w:pPr>
+        <w:pStyle w:val="Textbody"/>
+        <w:contextualSpacing/>
+      </w:pPr>
+      <w:r>
+        <w:rPr>
+          <w:i/>
+          <w:iCs/>
+        </w:rPr>
+        <w:t>Short version:</w:t>
+      </w:r>
+      <w:r>
+        <w:t xml:space="preserve"> </w:t>
+      </w:r>
+      <w:r>
+        <w:rPr>
+          <w:rFonts w:ascii="Courier New" w:hAnsi="Courier New" w:cs="Courier New"/>
+        </w:rPr>
+        <w:t>v</w:t>
       </w:r>
     </w:p>
     <w:p>
       <w:pPr>
         <w:pStyle w:val="Titre3"/>
       </w:pPr>
+      <w:bookmarkStart w:id="16" w:name="_refuse_-id:&lt;document’s_id&gt;"/>
+      <w:bookmarkEnd w:id="16"/>
       <w:r>
         <w:tab/>
       </w:r>
       <w:r>
-        <w:t>validate -id:&lt;document’s id&gt;</w:t>
-      </w:r>
-    </w:p>
-    <w:p>
-      <w:pPr>
-        <w:pStyle w:val="Textbody"/>
-        <w:contextualSpacing/>
-      </w:pPr>
-      <w:r>
-        <w:t xml:space="preserve">Allows you to validate a document if it isn’t already refused (guide </w:t>
-      </w:r>
-      <w:hyperlink w:anchor="_Envoyer_un_fichier" w:history="1">
-        <w:r>
-          <w:rPr>
-            <w:rStyle w:val="Lienhypertexte"/>
-          </w:rPr>
-          <w:t>here</w:t>
-        </w:r>
-      </w:hyperlink>
-      <w:r>
-        <w:t>).</w:t>
+        <w:t>refuse -id:&lt;document’s id&gt;</w:t>
+      </w:r>
+    </w:p>
+    <w:p>
+      <w:pPr>
+        <w:pStyle w:val="Textbody"/>
+        <w:contextualSpacing/>
+      </w:pPr>
+      <w:r>
+        <w:t>Allows you to refuse a document. A refused document can no more be validated.</w:t>
       </w:r>
     </w:p>
     <w:p>
@@ -3051,39 +3470,64 @@
         <w:contextualSpacing/>
       </w:pPr>
       <w:r>
-        <w:t>-</w:t>
-      </w:r>
-      <w:r>
-        <w:rPr>
-          <w:b/>
-          <w:bCs/>
-        </w:rPr>
-        <w:t xml:space="preserve">id: &lt;document’s id&gt; </w:t>
-      </w:r>
-      <w:r>
-        <w:t>=&gt; Indicate the document’s ID.</w:t>
+        <w:rPr>
+          <w:b/>
+          <w:bCs/>
+        </w:rPr>
+        <w:t xml:space="preserve">-id: &lt;document’s id&gt; </w:t>
+      </w:r>
+      <w:r>
+        <w:t xml:space="preserve">=&gt; Indicate </w:t>
+      </w:r>
+      <w:r>
+        <w:t>the</w:t>
+      </w:r>
+      <w:r>
+        <w:t xml:space="preserve"> document’s ID.</w:t>
+      </w:r>
+    </w:p>
+    <w:p>
+      <w:pPr>
+        <w:pStyle w:val="Textbody"/>
+        <w:contextualSpacing/>
+      </w:pPr>
+      <w:r>
+        <w:rPr>
+          <w:i/>
+          <w:iCs/>
+        </w:rPr>
+        <w:t>Short version:</w:t>
+      </w:r>
+      <w:r>
+        <w:t xml:space="preserve"> </w:t>
+      </w:r>
+      <w:r>
+        <w:rPr>
+          <w:rFonts w:ascii="Courier New" w:hAnsi="Courier New" w:cs="Courier New"/>
+        </w:rPr>
+        <w:t>r</w:t>
       </w:r>
     </w:p>
     <w:p>
       <w:pPr>
         <w:pStyle w:val="Titre3"/>
       </w:pPr>
-      <w:bookmarkStart w:id="13" w:name="_refuse_-id:&lt;document’s_id&gt;"/>
-      <w:bookmarkEnd w:id="13"/>
+      <w:bookmarkStart w:id="17" w:name="_update_-id:&lt;document’s_id&gt;"/>
+      <w:bookmarkEnd w:id="17"/>
       <w:r>
         <w:tab/>
       </w:r>
       <w:r>
-        <w:t>refuse -id:&lt;document’s id&gt;</w:t>
-      </w:r>
-    </w:p>
-    <w:p>
-      <w:pPr>
-        <w:pStyle w:val="Textbody"/>
-        <w:contextualSpacing/>
-      </w:pPr>
-      <w:r>
-        <w:t>Allows you to refuse a document. A refused document can no more be validated.</w:t>
+        <w:t>update -id:&lt;document’s id&gt;</w:t>
+      </w:r>
+    </w:p>
+    <w:p>
+      <w:pPr>
+        <w:pStyle w:val="Textbody"/>
+        <w:contextualSpacing/>
+      </w:pPr>
+      <w:r>
+        <w:t xml:space="preserve">Allows to update one of your documents. </w:t>
       </w:r>
     </w:p>
     <w:p>
@@ -3111,55 +3555,32 @@
     </w:p>
     <w:p>
       <w:pPr>
+        <w:pStyle w:val="Textbody"/>
+        <w:contextualSpacing/>
+      </w:pPr>
+      <w:r>
+        <w:rPr>
+          <w:i/>
+          <w:iCs/>
+        </w:rPr>
+        <w:t>Short version:</w:t>
+      </w:r>
+      <w:r>
+        <w:t xml:space="preserve"> </w:t>
+      </w:r>
+      <w:r>
+        <w:rPr>
+          <w:rFonts w:ascii="Courier New" w:hAnsi="Courier New" w:cs="Courier New"/>
+        </w:rPr>
+        <w:t>up</w:t>
+      </w:r>
+    </w:p>
+    <w:p>
+      <w:pPr>
         <w:pStyle w:val="Titre3"/>
       </w:pPr>
-      <w:bookmarkStart w:id="14" w:name="_update_-id:&lt;document’s_id&gt;"/>
-      <w:bookmarkEnd w:id="14"/>
-      <w:r>
-        <w:tab/>
-      </w:r>
-      <w:r>
-        <w:t>update -id:&lt;document’s id&gt;</w:t>
-      </w:r>
-    </w:p>
-    <w:p>
-      <w:pPr>
-        <w:pStyle w:val="Textbody"/>
-        <w:contextualSpacing/>
-      </w:pPr>
-      <w:r>
-        <w:t xml:space="preserve">Allows to update one of your documents. </w:t>
-      </w:r>
-    </w:p>
-    <w:p>
-      <w:pPr>
-        <w:pStyle w:val="Textbody"/>
-        <w:ind w:firstLine="709"/>
-        <w:contextualSpacing/>
-      </w:pPr>
-      <w:r>
-        <w:rPr>
-          <w:b/>
-          <w:bCs/>
-        </w:rPr>
-        <w:t xml:space="preserve">-id: &lt;document’s id&gt; </w:t>
-      </w:r>
-      <w:r>
-        <w:t xml:space="preserve">=&gt; Indicate </w:t>
-      </w:r>
-      <w:r>
-        <w:t>the</w:t>
-      </w:r>
-      <w:r>
-        <w:t xml:space="preserve"> document’s ID.</w:t>
-      </w:r>
-    </w:p>
-    <w:p>
-      <w:pPr>
-        <w:pStyle w:val="Titre3"/>
-      </w:pPr>
-      <w:bookmarkStart w:id="15" w:name="_delete_-id:&lt;document’s_id&gt;"/>
-      <w:bookmarkEnd w:id="15"/>
+      <w:bookmarkStart w:id="18" w:name="_delete_-id:&lt;document’s_id&gt;"/>
+      <w:bookmarkEnd w:id="18"/>
       <w:r>
         <w:tab/>
       </w:r>
@@ -3197,6 +3618,28 @@
       </w:r>
       <w:r>
         <w:t xml:space="preserve"> document’s ID.</w:t>
+      </w:r>
+    </w:p>
+    <w:p>
+      <w:pPr>
+        <w:pStyle w:val="Textbody"/>
+        <w:contextualSpacing/>
+      </w:pPr>
+      <w:r>
+        <w:rPr>
+          <w:i/>
+          <w:iCs/>
+        </w:rPr>
+        <w:t>Short version:</w:t>
+      </w:r>
+      <w:r>
+        <w:t xml:space="preserve"> </w:t>
+      </w:r>
+      <w:r>
+        <w:rPr>
+          <w:rFonts w:ascii="Courier New" w:hAnsi="Courier New" w:cs="Courier New"/>
+        </w:rPr>
+        <w:t>del</w:t>
       </w:r>
     </w:p>
     <w:p>
@@ -3287,8 +3730,8 @@
       <w:pPr>
         <w:pStyle w:val="Titre3"/>
       </w:pPr>
-      <w:bookmarkStart w:id="16" w:name="_get_-id:&lt;document’s_id&gt;"/>
-      <w:bookmarkEnd w:id="16"/>
+      <w:bookmarkStart w:id="19" w:name="_get_-id:&lt;document’s_id&gt;"/>
+      <w:bookmarkEnd w:id="19"/>
       <w:r>
         <w:t>get</w:t>
       </w:r>
@@ -3350,10 +3793,32 @@
     </w:p>
     <w:p>
       <w:pPr>
+        <w:pStyle w:val="Textbody"/>
+        <w:contextualSpacing/>
+      </w:pPr>
+      <w:r>
+        <w:rPr>
+          <w:i/>
+          <w:iCs/>
+        </w:rPr>
+        <w:t>Short version:</w:t>
+      </w:r>
+      <w:r>
+        <w:t xml:space="preserve"> </w:t>
+      </w:r>
+      <w:r>
+        <w:rPr>
+          <w:rFonts w:ascii="Courier New" w:hAnsi="Courier New" w:cs="Courier New"/>
+        </w:rPr>
+        <w:t>g</w:t>
+      </w:r>
+    </w:p>
+    <w:p>
+      <w:pPr>
         <w:pStyle w:val="Titre3"/>
       </w:pPr>
-      <w:bookmarkStart w:id="17" w:name="_search_[-subject:&lt;subject&gt;]_[-level"/>
-      <w:bookmarkEnd w:id="17"/>
+      <w:bookmarkStart w:id="20" w:name="_search_[-subject:&lt;subject&gt;]_[-level"/>
+      <w:bookmarkEnd w:id="20"/>
       <w:r>
         <w:tab/>
       </w:r>
@@ -3385,6 +3850,18 @@
           <w:color w:val="000000"/>
         </w:rPr>
         <w:t>Allows you to</w:t>
+      </w:r>
+      <w:r>
+        <w:rPr>
+          <w:color w:val="000000"/>
+        </w:rPr>
+        <w:t xml:space="preserve"> </w:t>
+      </w:r>
+      <w:r>
+        <w:rPr>
+          <w:color w:val="000000"/>
+        </w:rPr>
+        <w:t>search</w:t>
       </w:r>
       <w:r>
         <w:rPr>
@@ -3461,6 +3938,8 @@
     <w:p>
       <w:pPr>
         <w:pStyle w:val="Textbody"/>
+        <w:keepNext/>
+        <w:keepLines/>
         <w:ind w:left="709"/>
         <w:contextualSpacing/>
         <w:rPr>
@@ -3522,6 +4001,28 @@
           <w:color w:val="000000"/>
         </w:rPr>
         <w:t>. By default, your level role.</w:t>
+      </w:r>
+    </w:p>
+    <w:p>
+      <w:pPr>
+        <w:pStyle w:val="Textbody"/>
+        <w:contextualSpacing/>
+      </w:pPr>
+      <w:r>
+        <w:rPr>
+          <w:i/>
+          <w:iCs/>
+        </w:rPr>
+        <w:t>Short version:</w:t>
+      </w:r>
+      <w:r>
+        <w:t xml:space="preserve"> </w:t>
+      </w:r>
+      <w:r>
+        <w:rPr>
+          <w:rFonts w:ascii="Courier New" w:hAnsi="Courier New" w:cs="Courier New"/>
+        </w:rPr>
+        <w:t>s</w:t>
       </w:r>
     </w:p>
     <w:p>
@@ -3728,8 +4229,8 @@
       <w:pPr>
         <w:pStyle w:val="Titre3"/>
       </w:pPr>
-      <w:bookmarkStart w:id="18" w:name="_url_-link:_&lt;GDrive"/>
-      <w:bookmarkEnd w:id="18"/>
+      <w:bookmarkStart w:id="21" w:name="_url_-link:_&lt;GDrive"/>
+      <w:bookmarkEnd w:id="21"/>
       <w:r>
         <w:t>url</w:t>
       </w:r>
@@ -3771,8 +4272,8 @@
       <w:pPr>
         <w:pStyle w:val="Titre3"/>
       </w:pPr>
-      <w:bookmarkStart w:id="19" w:name="_create_settings_[-subject:&lt;subject_"/>
-      <w:bookmarkEnd w:id="19"/>
+      <w:bookmarkStart w:id="22" w:name="_create_settings_[-subject:&lt;subject_"/>
+      <w:bookmarkEnd w:id="22"/>
       <w:r>
         <w:tab/>
       </w:r>
@@ -3786,29 +4287,16 @@
         <w:t>[</w:t>
       </w:r>
       <w:r>
-        <w:t>-subject:&lt;</w:t>
-      </w:r>
-      <w:proofErr w:type="spellStart"/>
-      <w:r>
-        <w:t>subject</w:t>
+        <w:t>-subject:&lt;subject</w:t>
       </w:r>
       <w:r>
         <w:t>_name</w:t>
       </w:r>
-      <w:proofErr w:type="spellEnd"/>
       <w:r>
         <w:t>&gt;</w:t>
       </w:r>
       <w:r>
-        <w:t>] [-level:&lt;</w:t>
-      </w:r>
-      <w:proofErr w:type="spellStart"/>
-      <w:r>
-        <w:t>level_name</w:t>
-      </w:r>
-      <w:proofErr w:type="spellEnd"/>
-      <w:r>
-        <w:t>&gt;] - @&lt;Role&gt; [#&lt;Channel&gt;</w:t>
+        <w:t>] [-level:&lt;level_name&gt;] - @&lt;Role&gt; [#&lt;Channel&gt;</w:t>
       </w:r>
     </w:p>
     <w:p>
@@ -3880,23 +4368,7 @@
           <w:b/>
           <w:bCs/>
         </w:rPr>
-        <w:t>-subject: &lt;</w:t>
-      </w:r>
-      <w:proofErr w:type="spellStart"/>
-      <w:r>
-        <w:rPr>
-          <w:b/>
-          <w:bCs/>
-        </w:rPr>
-        <w:t>subject_name</w:t>
-      </w:r>
-      <w:proofErr w:type="spellEnd"/>
-      <w:r>
-        <w:rPr>
-          <w:b/>
-          <w:bCs/>
-        </w:rPr>
-        <w:t xml:space="preserve">&gt; </w:t>
+        <w:t xml:space="preserve">-subject: &lt;subject_name&gt; </w:t>
       </w:r>
       <w:r>
         <w:t>=&gt; Use it just if you want to create a subject. Indicate the subject’s name.</w:t>
@@ -3916,23 +4388,7 @@
           <w:b/>
           <w:bCs/>
         </w:rPr>
-        <w:t>-level: &lt;</w:t>
-      </w:r>
-      <w:proofErr w:type="spellStart"/>
-      <w:r>
-        <w:rPr>
-          <w:b/>
-          <w:bCs/>
-        </w:rPr>
-        <w:t>level_name</w:t>
-      </w:r>
-      <w:proofErr w:type="spellEnd"/>
-      <w:r>
-        <w:rPr>
-          <w:b/>
-          <w:bCs/>
-        </w:rPr>
-        <w:t xml:space="preserve">&gt; </w:t>
+        <w:t xml:space="preserve">-level: &lt;level_name&gt; </w:t>
       </w:r>
       <w:r>
         <w:t>=&gt; Use it just if you want to create a level. Indicate the level’s name.</w:t>
@@ -3974,37 +4430,46 @@
     </w:p>
     <w:p>
       <w:pPr>
+        <w:pStyle w:val="Textbody"/>
+        <w:contextualSpacing/>
+      </w:pPr>
+      <w:r>
+        <w:rPr>
+          <w:i/>
+          <w:iCs/>
+        </w:rPr>
+        <w:t>Short version:</w:t>
+      </w:r>
+      <w:r>
+        <w:t xml:space="preserve"> </w:t>
+      </w:r>
+      <w:r>
+        <w:rPr>
+          <w:rFonts w:ascii="Courier New" w:hAnsi="Courier New" w:cs="Courier New"/>
+        </w:rPr>
+        <w:t>cs</w:t>
+      </w:r>
+    </w:p>
+    <w:p>
+      <w:pPr>
         <w:pStyle w:val="Titre3"/>
       </w:pPr>
-      <w:bookmarkStart w:id="20" w:name="_modify_settings_-subject:&lt;subject_n"/>
-      <w:bookmarkEnd w:id="20"/>
+      <w:bookmarkStart w:id="23" w:name="_modify_settings_-subject:&lt;subject_n"/>
+      <w:bookmarkEnd w:id="23"/>
       <w:r>
         <w:t>modify_settings</w:t>
       </w:r>
       <w:r>
-        <w:t xml:space="preserve"> -subject:&lt;</w:t>
-      </w:r>
-      <w:proofErr w:type="spellStart"/>
-      <w:r>
-        <w:t>subject</w:t>
+        <w:t xml:space="preserve"> -subject:&lt;subject</w:t>
       </w:r>
       <w:r>
         <w:t>_name</w:t>
       </w:r>
-      <w:proofErr w:type="spellEnd"/>
       <w:r>
         <w:t>&gt;</w:t>
       </w:r>
       <w:r>
-        <w:t xml:space="preserve"> [-name:&lt;</w:t>
-      </w:r>
-      <w:proofErr w:type="spellStart"/>
-      <w:r>
-        <w:t>new_name</w:t>
-      </w:r>
-      <w:proofErr w:type="spellEnd"/>
-      <w:r>
-        <w:t>] – [@&lt;Role&gt;] [#&lt;Channel&gt;</w:t>
+        <w:t xml:space="preserve"> [-name:&lt;new_name] – [@&lt;Role&gt;] [#&lt;Channel&gt;</w:t>
       </w:r>
     </w:p>
     <w:p>
@@ -4067,23 +4532,7 @@
           <w:b/>
           <w:bCs/>
         </w:rPr>
-        <w:t>-subject: &lt;</w:t>
-      </w:r>
-      <w:proofErr w:type="spellStart"/>
-      <w:r>
-        <w:rPr>
-          <w:b/>
-          <w:bCs/>
-        </w:rPr>
-        <w:t>subject_name</w:t>
-      </w:r>
-      <w:proofErr w:type="spellEnd"/>
-      <w:r>
-        <w:rPr>
-          <w:b/>
-          <w:bCs/>
-        </w:rPr>
-        <w:t xml:space="preserve">&gt; </w:t>
+        <w:t xml:space="preserve">-subject: &lt;subject_name&gt; </w:t>
       </w:r>
       <w:r>
         <w:t>=&gt; Indicate the actual subject’s name you want to modify.</w:t>
@@ -4168,23 +4617,37 @@
         <w:t xml:space="preserve">- #&lt;Channel&gt; </w:t>
       </w:r>
       <w:r>
-        <w:t xml:space="preserve">=&gt; Indicate an existing </w:t>
-      </w:r>
-      <w:proofErr w:type="spellStart"/>
-      <w:r>
-        <w:t>TextChannel</w:t>
-      </w:r>
-      <w:proofErr w:type="spellEnd"/>
-      <w:r>
-        <w:t>, it will be added to the channels’ list of this subject if it’s not already in the list, else it will be deleted from the list.</w:t>
+        <w:t>=&gt; Indicate an existing TextChannel, it will be added to the channels’ list of this subject if it’s not already in the list, else it will be deleted from the list.</w:t>
+      </w:r>
+    </w:p>
+    <w:p>
+      <w:pPr>
+        <w:pStyle w:val="Textbody"/>
+        <w:contextualSpacing/>
+      </w:pPr>
+      <w:r>
+        <w:rPr>
+          <w:i/>
+          <w:iCs/>
+        </w:rPr>
+        <w:t>Short version:</w:t>
+      </w:r>
+      <w:r>
+        <w:t xml:space="preserve"> </w:t>
+      </w:r>
+      <w:r>
+        <w:rPr>
+          <w:rFonts w:ascii="Courier New" w:hAnsi="Courier New" w:cs="Courier New"/>
+        </w:rPr>
+        <w:t>ms -subject</w:t>
       </w:r>
     </w:p>
     <w:p>
       <w:pPr>
         <w:pStyle w:val="Titre3"/>
       </w:pPr>
-      <w:bookmarkStart w:id="21" w:name="_modify_settings_-level:&lt;level_name&gt;"/>
-      <w:bookmarkEnd w:id="21"/>
+      <w:bookmarkStart w:id="24" w:name="_modify_settings_-level:&lt;level_name&gt;"/>
+      <w:bookmarkEnd w:id="24"/>
       <w:r>
         <w:t>modify_settings</w:t>
       </w:r>
@@ -4197,24 +4660,14 @@
       <w:r>
         <w:t>:&lt;</w:t>
       </w:r>
-      <w:proofErr w:type="spellStart"/>
       <w:r>
         <w:t>level_name</w:t>
       </w:r>
-      <w:proofErr w:type="spellEnd"/>
       <w:r>
         <w:t>&gt;</w:t>
       </w:r>
       <w:r>
-        <w:t xml:space="preserve"> [-name:&lt;</w:t>
-      </w:r>
-      <w:proofErr w:type="spellStart"/>
-      <w:r>
-        <w:t>new_name</w:t>
-      </w:r>
-      <w:proofErr w:type="spellEnd"/>
-      <w:r>
-        <w:t>] – [@&lt;Role&gt;]</w:t>
+        <w:t xml:space="preserve"> [-name:&lt;new_name] – [@&lt;Role&gt;]</w:t>
       </w:r>
     </w:p>
     <w:p>
@@ -4235,21 +4688,7 @@
         <w:rPr>
           <w:color w:val="000000"/>
         </w:rPr>
-        <w:t xml:space="preserve">to modify level’s name or </w:t>
-      </w:r>
-      <w:proofErr w:type="gramStart"/>
-      <w:r>
-        <w:rPr>
-          <w:color w:val="000000"/>
-        </w:rPr>
-        <w:t>bindings :</w:t>
-      </w:r>
-      <w:proofErr w:type="gramEnd"/>
-      <w:r>
-        <w:rPr>
-          <w:color w:val="000000"/>
-        </w:rPr>
-        <w:t xml:space="preserve"> channels and role  (more information </w:t>
+        <w:t xml:space="preserve">to modify level’s name or bindings : channels and role  (more information </w:t>
       </w:r>
       <w:hyperlink w:anchor="_Domaines,_niveaux_et" w:history="1">
         <w:r>
@@ -4277,23 +4716,7 @@
           <w:b/>
           <w:bCs/>
         </w:rPr>
-        <w:t>-subject: &lt;</w:t>
-      </w:r>
-      <w:proofErr w:type="spellStart"/>
-      <w:r>
-        <w:rPr>
-          <w:b/>
-          <w:bCs/>
-        </w:rPr>
-        <w:t>level_name</w:t>
-      </w:r>
-      <w:proofErr w:type="spellEnd"/>
-      <w:r>
-        <w:rPr>
-          <w:b/>
-          <w:bCs/>
-        </w:rPr>
-        <w:t xml:space="preserve">&gt; </w:t>
+        <w:t xml:space="preserve">-subject: &lt;level_name&gt; </w:t>
       </w:r>
       <w:r>
         <w:t>=&gt; Indicate the actual level’s name you want to modify.</w:t>
@@ -4313,23 +4736,7 @@
           <w:b/>
           <w:bCs/>
         </w:rPr>
-        <w:t>-name: &lt;</w:t>
-      </w:r>
-      <w:proofErr w:type="spellStart"/>
-      <w:r>
-        <w:rPr>
-          <w:b/>
-          <w:bCs/>
-        </w:rPr>
-        <w:t>new_name</w:t>
-      </w:r>
-      <w:proofErr w:type="spellEnd"/>
-      <w:r>
-        <w:rPr>
-          <w:b/>
-          <w:bCs/>
-        </w:rPr>
-        <w:t xml:space="preserve">&gt; </w:t>
+        <w:t xml:space="preserve">-name: &lt;new_name&gt; </w:t>
       </w:r>
       <w:r>
         <w:t>=&gt; Indicate the new name of the level.</w:t>
@@ -4354,10 +4761,32 @@
     </w:p>
     <w:p>
       <w:pPr>
+        <w:pStyle w:val="Textbody"/>
+        <w:contextualSpacing/>
+      </w:pPr>
+      <w:r>
+        <w:rPr>
+          <w:i/>
+          <w:iCs/>
+        </w:rPr>
+        <w:t>Short version:</w:t>
+      </w:r>
+      <w:r>
+        <w:t xml:space="preserve"> </w:t>
+      </w:r>
+      <w:r>
+        <w:rPr>
+          <w:rFonts w:ascii="Courier New" w:hAnsi="Courier New" w:cs="Courier New"/>
+        </w:rPr>
+        <w:t>ms -level</w:t>
+      </w:r>
+    </w:p>
+    <w:p>
+      <w:pPr>
         <w:pStyle w:val="Titre3"/>
       </w:pPr>
-      <w:bookmarkStart w:id="22" w:name="_modify_settings_-prof_–"/>
-      <w:bookmarkEnd w:id="22"/>
+      <w:bookmarkStart w:id="25" w:name="_modify_settings_-prof_–"/>
+      <w:bookmarkEnd w:id="25"/>
       <w:r>
         <w:t>modify_settings</w:t>
       </w:r>
@@ -4445,23 +4874,37 @@
         <w:t xml:space="preserve">- #&lt;Channel&gt; </w:t>
       </w:r>
       <w:r>
-        <w:t xml:space="preserve">=&gt; Indicate an existing </w:t>
-      </w:r>
-      <w:proofErr w:type="spellStart"/>
-      <w:r>
-        <w:t>TextChannel</w:t>
-      </w:r>
-      <w:proofErr w:type="spellEnd"/>
-      <w:r>
-        <w:t>, it will be added to the channels’ list of this subject if it’s not already in the list, else it will be deleted from the list.</w:t>
+        <w:t>=&gt; Indicate an existing TextChannel, it will be added to the channels’ list of this subject if it’s not already in the list, else it will be deleted from the list.</w:t>
+      </w:r>
+    </w:p>
+    <w:p>
+      <w:pPr>
+        <w:pStyle w:val="Textbody"/>
+        <w:contextualSpacing/>
+      </w:pPr>
+      <w:r>
+        <w:rPr>
+          <w:i/>
+          <w:iCs/>
+        </w:rPr>
+        <w:t>Short version:</w:t>
+      </w:r>
+      <w:r>
+        <w:t xml:space="preserve"> </w:t>
+      </w:r>
+      <w:r>
+        <w:rPr>
+          <w:rFonts w:ascii="Courier New" w:hAnsi="Courier New" w:cs="Courier New"/>
+        </w:rPr>
+        <w:t>ms -gobalc</w:t>
       </w:r>
     </w:p>
     <w:p>
       <w:pPr>
         <w:pStyle w:val="Titre3"/>
       </w:pPr>
-      <w:bookmarkStart w:id="23" w:name="_modify_settings_-validation:&lt;true|f"/>
-      <w:bookmarkEnd w:id="23"/>
+      <w:bookmarkStart w:id="26" w:name="_modify_settings_-validation:&lt;true|f"/>
+      <w:bookmarkEnd w:id="26"/>
       <w:r>
         <w:t>modify_settings</w:t>
       </w:r>
@@ -4469,15 +4912,7 @@
         <w:t xml:space="preserve"> -</w:t>
       </w:r>
       <w:r>
-        <w:t>validation:&lt;</w:t>
-      </w:r>
-      <w:proofErr w:type="spellStart"/>
-      <w:r>
-        <w:t>true|false</w:t>
-      </w:r>
-      <w:proofErr w:type="spellEnd"/>
-      <w:r>
-        <w:t>&gt;</w:t>
+        <w:t>validation:&lt;true|false&gt;</w:t>
       </w:r>
     </w:p>
     <w:p>
@@ -4537,23 +4972,7 @@
           <w:b/>
           <w:bCs/>
         </w:rPr>
-        <w:t>-validation: &lt;</w:t>
-      </w:r>
-      <w:proofErr w:type="spellStart"/>
-      <w:r>
-        <w:rPr>
-          <w:b/>
-          <w:bCs/>
-        </w:rPr>
-        <w:t>true|false</w:t>
-      </w:r>
-      <w:proofErr w:type="spellEnd"/>
-      <w:r>
-        <w:rPr>
-          <w:b/>
-          <w:bCs/>
-        </w:rPr>
-        <w:t xml:space="preserve">&gt; </w:t>
+        <w:t xml:space="preserve">-validation: &lt;true|false&gt; </w:t>
       </w:r>
       <w:r>
         <w:t>=&gt; Indicate ‘true’ (enable) or ‘false’(disable).</w:t>
@@ -4561,6 +4980,28 @@
     </w:p>
     <w:p>
       <w:pPr>
+        <w:pStyle w:val="Textbody"/>
+        <w:contextualSpacing/>
+      </w:pPr>
+      <w:r>
+        <w:rPr>
+          <w:i/>
+          <w:iCs/>
+        </w:rPr>
+        <w:t>Short version:</w:t>
+      </w:r>
+      <w:r>
+        <w:t xml:space="preserve"> </w:t>
+      </w:r>
+      <w:r>
+        <w:rPr>
+          <w:rFonts w:ascii="Courier New" w:hAnsi="Courier New" w:cs="Courier New"/>
+        </w:rPr>
+        <w:t>ms -validation</w:t>
+      </w:r>
+    </w:p>
+    <w:p>
+      <w:pPr>
         <w:pStyle w:val="Titre3"/>
       </w:pPr>
       <w:r>
@@ -4570,15 +5011,7 @@
         <w:t xml:space="preserve"> -</w:t>
       </w:r>
       <w:r>
-        <w:t>refuse:&lt;</w:t>
-      </w:r>
-      <w:proofErr w:type="spellStart"/>
-      <w:r>
-        <w:t>true|false</w:t>
-      </w:r>
-      <w:proofErr w:type="spellEnd"/>
-      <w:r>
-        <w:t>&gt;</w:t>
+        <w:t>refuse:&lt;true|false&gt;</w:t>
       </w:r>
     </w:p>
     <w:p>
@@ -4638,23 +5071,7 @@
           <w:b/>
           <w:bCs/>
         </w:rPr>
-        <w:t>-validation: &lt;</w:t>
-      </w:r>
-      <w:proofErr w:type="spellStart"/>
-      <w:r>
-        <w:rPr>
-          <w:b/>
-          <w:bCs/>
-        </w:rPr>
-        <w:t>true|false</w:t>
-      </w:r>
-      <w:proofErr w:type="spellEnd"/>
-      <w:r>
-        <w:rPr>
-          <w:b/>
-          <w:bCs/>
-        </w:rPr>
-        <w:t xml:space="preserve">&gt; </w:t>
+        <w:t xml:space="preserve">-validation: &lt;true|false&gt; </w:t>
       </w:r>
       <w:r>
         <w:t>=&gt; Indicate ‘true’ (enable) or ‘false’(disable).</w:t>
@@ -4662,10 +5079,32 @@
     </w:p>
     <w:p>
       <w:pPr>
+        <w:pStyle w:val="Textbody"/>
+        <w:contextualSpacing/>
+      </w:pPr>
+      <w:r>
+        <w:rPr>
+          <w:i/>
+          <w:iCs/>
+        </w:rPr>
+        <w:t>Short version:</w:t>
+      </w:r>
+      <w:r>
+        <w:t xml:space="preserve"> </w:t>
+      </w:r>
+      <w:r>
+        <w:rPr>
+          <w:rFonts w:ascii="Courier New" w:hAnsi="Courier New" w:cs="Courier New"/>
+        </w:rPr>
+        <w:t>ms -refuse</w:t>
+      </w:r>
+    </w:p>
+    <w:p>
+      <w:pPr>
         <w:pStyle w:val="Titre3"/>
       </w:pPr>
-      <w:bookmarkStart w:id="24" w:name="_handle_settings_[-view:&lt;saved|run&gt;]"/>
-      <w:bookmarkEnd w:id="24"/>
+      <w:bookmarkStart w:id="27" w:name="_handle_settings_[-view:&lt;saved|run&gt;]"/>
+      <w:bookmarkEnd w:id="27"/>
       <w:r>
         <w:t>handle_settings</w:t>
       </w:r>
@@ -4684,11 +5123,9 @@
       <w:r>
         <w:t>:&lt;</w:t>
       </w:r>
-      <w:proofErr w:type="spellStart"/>
       <w:r>
         <w:t>saved|run</w:t>
       </w:r>
-      <w:proofErr w:type="spellEnd"/>
       <w:r>
         <w:t>&gt;</w:t>
       </w:r>
@@ -4744,23 +5181,7 @@
           <w:b/>
           <w:bCs/>
         </w:rPr>
-        <w:t>-view: &lt;</w:t>
-      </w:r>
-      <w:proofErr w:type="spellStart"/>
-      <w:r>
-        <w:rPr>
-          <w:b/>
-          <w:bCs/>
-        </w:rPr>
-        <w:t>saved|run</w:t>
-      </w:r>
-      <w:proofErr w:type="spellEnd"/>
-      <w:r>
-        <w:rPr>
-          <w:b/>
-          <w:bCs/>
-        </w:rPr>
-        <w:t xml:space="preserve">&gt; </w:t>
+        <w:t xml:space="preserve">-view: &lt;saved|run&gt; </w:t>
       </w:r>
       <w:r>
         <w:t>=&gt; Indicate ‘saved’ to get the settings saved on the disk and ‘run’ for the settings in the RAM. It’s in JSON.</w:t>
@@ -4802,6 +5223,278 @@
       </w:r>
       <w:r>
         <w:t>=&gt; Save the settings in the RAM onto the disk.</w:t>
+      </w:r>
+    </w:p>
+    <w:p>
+      <w:pPr>
+        <w:pStyle w:val="Textbody"/>
+        <w:contextualSpacing/>
+        <w:rPr>
+          <w:rFonts w:ascii="Courier New" w:hAnsi="Courier New" w:cs="Courier New"/>
+        </w:rPr>
+      </w:pPr>
+      <w:r>
+        <w:rPr>
+          <w:i/>
+          <w:iCs/>
+        </w:rPr>
+        <w:t>Short version:</w:t>
+      </w:r>
+      <w:r>
+        <w:t xml:space="preserve"> </w:t>
+      </w:r>
+      <w:r>
+        <w:rPr>
+          <w:rFonts w:ascii="Courier New" w:hAnsi="Courier New" w:cs="Courier New"/>
+        </w:rPr>
+        <w:t>hs</w:t>
+      </w:r>
+    </w:p>
+    <w:p>
+      <w:pPr>
+        <w:pStyle w:val="Titre3"/>
+      </w:pPr>
+      <w:r>
+        <w:t>prefix</w:t>
+      </w:r>
+      <w:r>
+        <w:t xml:space="preserve"> -</w:t>
+      </w:r>
+      <w:r>
+        <w:t>&lt;new_prefix</w:t>
+      </w:r>
+      <w:r>
+        <w:t>&gt;</w:t>
+      </w:r>
+    </w:p>
+    <w:p>
+      <w:pPr>
+        <w:pStyle w:val="Textbody"/>
+        <w:contextualSpacing/>
+      </w:pPr>
+      <w:r>
+        <w:rPr>
+          <w:color w:val="000000"/>
+        </w:rPr>
+        <w:t xml:space="preserve">Allows </w:t>
+      </w:r>
+      <w:r>
+        <w:rPr>
+          <w:color w:val="000000"/>
+        </w:rPr>
+        <w:t>you to change the prefix of your bot.</w:t>
+      </w:r>
+      <w:r>
+        <w:rPr>
+          <w:color w:val="000000"/>
+        </w:rPr>
+        <w:t xml:space="preserve"> It’s by default ‘Biblio:’ (</w:t>
+      </w:r>
+      <w:r>
+        <w:rPr>
+          <w:color w:val="000000"/>
+        </w:rPr>
+        <w:t>yes,</w:t>
+      </w:r>
+      <w:r>
+        <w:rPr>
+          <w:color w:val="000000"/>
+        </w:rPr>
+        <w:t xml:space="preserve"> it’s long)</w:t>
+      </w:r>
+    </w:p>
+    <w:p>
+      <w:pPr>
+        <w:pStyle w:val="Textbody"/>
+        <w:ind w:left="646"/>
+        <w:contextualSpacing/>
+      </w:pPr>
+      <w:r>
+        <w:rPr>
+          <w:b/>
+          <w:bCs/>
+        </w:rPr>
+        <w:t>-&lt;</w:t>
+      </w:r>
+      <w:r>
+        <w:rPr>
+          <w:b/>
+          <w:bCs/>
+        </w:rPr>
+        <w:t>new_prefix</w:t>
+      </w:r>
+      <w:r>
+        <w:rPr>
+          <w:b/>
+          <w:bCs/>
+        </w:rPr>
+        <w:t xml:space="preserve">&gt; </w:t>
+      </w:r>
+      <w:r>
+        <w:t xml:space="preserve">=&gt; Indicate </w:t>
+      </w:r>
+      <w:r>
+        <w:t>the new desired</w:t>
+      </w:r>
+      <w:r>
+        <w:t>.</w:t>
+      </w:r>
+    </w:p>
+    <w:p>
+      <w:pPr>
+        <w:pStyle w:val="Titre2"/>
+      </w:pPr>
+      <w:r>
+        <w:t>DM commands</w:t>
+      </w:r>
+    </w:p>
+    <w:p>
+      <w:pPr>
+        <w:pStyle w:val="Textbody"/>
+        <w:ind w:firstLine="357"/>
+        <w:contextualSpacing/>
+      </w:pPr>
+      <w:r>
+        <w:t xml:space="preserve">Here are the commands which can be sent to the bot </w:t>
+      </w:r>
+      <w:r>
+        <w:t>through</w:t>
+      </w:r>
+      <w:r>
+        <w:t xml:space="preserve"> a DM by </w:t>
+      </w:r>
+      <w:r>
+        <w:rPr>
+          <w:i/>
+          <w:iCs/>
+        </w:rPr>
+        <w:t>anyone</w:t>
+      </w:r>
+      <w:r>
+        <w:t>. It allows you to define your settings.</w:t>
+      </w:r>
+      <w:r>
+        <w:t xml:space="preserve"> They don’t need any </w:t>
+      </w:r>
+      <w:r>
+        <w:t>prefix:</w:t>
+      </w:r>
+    </w:p>
+    <w:p>
+      <w:pPr>
+        <w:pStyle w:val="Textbody"/>
+        <w:keepNext/>
+        <w:numPr>
+          <w:ilvl w:val="0"/>
+          <w:numId w:val="8"/>
+        </w:numPr>
+        <w:ind w:left="641" w:hanging="357"/>
+        <w:contextualSpacing/>
+        <w:rPr>
+          <w:color w:val="0563C1" w:themeColor="hyperlink"/>
+          <w:u w:val="single"/>
+        </w:rPr>
+      </w:pPr>
+      <w:hyperlink w:anchor="_info_-&lt;enable|disable&gt;" w:history="1">
+        <w:r>
+          <w:rPr>
+            <w:rStyle w:val="Lienhypertexte"/>
+          </w:rPr>
+          <w:t>i</w:t>
+        </w:r>
+        <w:r>
+          <w:rPr>
+            <w:rStyle w:val="Lienhypertexte"/>
+          </w:rPr>
+          <w:t>nfo</w:t>
+        </w:r>
+      </w:hyperlink>
+    </w:p>
+    <w:p>
+      <w:pPr>
+        <w:pStyle w:val="Titre3"/>
+      </w:pPr>
+      <w:bookmarkStart w:id="28" w:name="_info_-&lt;enable|disable&gt;"/>
+      <w:bookmarkEnd w:id="28"/>
+      <w:r>
+        <w:t>info -&lt;enable|disable&gt;</w:t>
+      </w:r>
+    </w:p>
+    <w:p>
+      <w:pPr>
+        <w:rPr>
+          <w:lang w:val="en-US"/>
+        </w:rPr>
+      </w:pPr>
+      <w:r>
+        <w:rPr>
+          <w:lang w:val="en-US"/>
+        </w:rPr>
+        <w:t xml:space="preserve">Allows to choose if you the bot have to send you a message when one of your </w:t>
+      </w:r>
+      <w:r>
+        <w:rPr>
+          <w:lang w:val="en-US"/>
+        </w:rPr>
+        <w:t>files</w:t>
+      </w:r>
+      <w:r>
+        <w:rPr>
+          <w:lang w:val="en-US"/>
+        </w:rPr>
+        <w:t xml:space="preserve"> is refused or validated (useful only for authors).</w:t>
+      </w:r>
+      <w:r>
+        <w:rPr>
+          <w:lang w:val="en-US"/>
+        </w:rPr>
+        <w:t xml:space="preserve"> By default they are enable</w:t>
+      </w:r>
+      <w:r>
+        <w:rPr>
+          <w:lang w:val="en-US"/>
+        </w:rPr>
+        <w:t>d</w:t>
+      </w:r>
+      <w:r>
+        <w:rPr>
+          <w:lang w:val="en-US"/>
+        </w:rPr>
+        <w:t>.</w:t>
+      </w:r>
+    </w:p>
+    <w:p>
+      <w:pPr>
+        <w:pStyle w:val="Textbody"/>
+        <w:ind w:firstLine="646"/>
+        <w:contextualSpacing/>
+      </w:pPr>
+      <w:r>
+        <w:rPr>
+          <w:b/>
+          <w:bCs/>
+        </w:rPr>
+        <w:t>-</w:t>
+      </w:r>
+      <w:r>
+        <w:rPr>
+          <w:b/>
+          <w:bCs/>
+        </w:rPr>
+        <w:t>&lt;enable|disable&gt;</w:t>
+      </w:r>
+      <w:r>
+        <w:rPr>
+          <w:b/>
+          <w:bCs/>
+        </w:rPr>
+        <w:t xml:space="preserve"> </w:t>
+      </w:r>
+      <w:r>
+        <w:t xml:space="preserve">=&gt; Indicate </w:t>
+      </w:r>
+      <w:r>
+        <w:t>‘disable’ to disable these messages else indicate ‘enable’.</w:t>
       </w:r>
     </w:p>
     <w:sectPr>

--- a/documentation.docx
+++ b/documentation.docx
@@ -132,7 +132,21 @@
         <w:rPr>
           <w:rFonts w:asciiTheme="minorHAnsi" w:hAnsiTheme="minorHAnsi" w:cstheme="minorHAnsi"/>
         </w:rPr>
-        <w:t xml:space="preserve">, veuillez vous rendre </w:t>
+        <w:t xml:space="preserve">, </w:t>
+      </w:r>
+      <w:proofErr w:type="spellStart"/>
+      <w:r>
+        <w:rPr>
+          <w:rFonts w:asciiTheme="minorHAnsi" w:hAnsiTheme="minorHAnsi" w:cstheme="minorHAnsi"/>
+        </w:rPr>
+        <w:t>veuillez vous</w:t>
+      </w:r>
+      <w:proofErr w:type="spellEnd"/>
+      <w:r>
+        <w:rPr>
+          <w:rFonts w:asciiTheme="minorHAnsi" w:hAnsiTheme="minorHAnsi" w:cstheme="minorHAnsi"/>
+        </w:rPr>
+        <w:t xml:space="preserve"> rendre </w:t>
       </w:r>
       <w:hyperlink r:id="rId8" w:history="1">
         <w:r>
@@ -180,7 +194,33 @@
         <w:rPr>
           <w:lang w:val="fr-FR"/>
         </w:rPr>
-        <w:t xml:space="preserve"> est, comme son nom l’indique, un bot Discord destiné à gérer une bibliothèque de documents pour votre serveur. Ces documents peuvent être de n’importe quel type (images, PDF, fichiers Word, musiques, …) et sont stockés dans Google Drive, plus précisément dans un dossier de votre GDrive (ou de celui de votre serveur) que vous devrez partager au bot. </w:t>
+        <w:t xml:space="preserve"> est, comme son nom l’indique, un bot Discord destiné à gérer une bibliothèque de</w:t>
+      </w:r>
+      <w:r>
+        <w:rPr>
+          <w:lang w:val="fr-FR"/>
+        </w:rPr>
+        <w:t xml:space="preserve"> </w:t>
+      </w:r>
+      <w:r>
+        <w:rPr>
+          <w:lang w:val="fr-FR"/>
+        </w:rPr>
+        <w:t xml:space="preserve">documents pour votre serveur. Ces documents peuvent être de n’importe quel type (images, PDF, </w:t>
+      </w:r>
+      <w:proofErr w:type="gramStart"/>
+      <w:r>
+        <w:rPr>
+          <w:lang w:val="fr-FR"/>
+        </w:rPr>
+        <w:t>fichiers</w:t>
+      </w:r>
+      <w:proofErr w:type="gramEnd"/>
+      <w:r>
+        <w:rPr>
+          <w:lang w:val="fr-FR"/>
+        </w:rPr>
+        <w:t xml:space="preserve"> Word, musiques, …) et sont stockés dans Google Drive, plus précisément dans un dossier de votre GDrive (ou de celui de votre serveur) que vous devrez partager au bot. </w:t>
       </w:r>
     </w:p>
     <w:p>
@@ -1294,7 +1334,15 @@
     </w:p>
     <w:p>
       <w:r>
-        <w:t xml:space="preserve">Il ne vous reste plus qu’à envoyer le lien au bot. Pour cela, placer dans n’importe quelle salon de votre serveur Discord puis, après avoir ajouté le bot à votre serveur (en cliquant </w:t>
+        <w:t xml:space="preserve">Il ne vous reste plus qu’à envoyer le lien au bot. Pour cela, placer dans n’importe </w:t>
+      </w:r>
+      <w:proofErr w:type="gramStart"/>
+      <w:r>
+        <w:t>quelle salon</w:t>
+      </w:r>
+      <w:proofErr w:type="gramEnd"/>
+      <w:r>
+        <w:t xml:space="preserve"> de votre serveur Discord puis, après avoir ajouté le bot à votre serveur (en cliquant </w:t>
       </w:r>
       <w:hyperlink r:id="rId14" w:history="1">
         <w:r>
@@ -2646,19 +2694,7 @@
           <w:rPr>
             <w:rStyle w:val="Lienhypertexte"/>
           </w:rPr>
-          <w:t>se</w:t>
-        </w:r>
-        <w:r>
-          <w:rPr>
-            <w:rStyle w:val="Lienhypertexte"/>
-          </w:rPr>
-          <w:t>n</w:t>
-        </w:r>
-        <w:r>
-          <w:rPr>
-            <w:rStyle w:val="Lienhypertexte"/>
-          </w:rPr>
-          <w:t>d</w:t>
+          <w:t>send</w:t>
         </w:r>
       </w:hyperlink>
     </w:p>
@@ -2680,31 +2716,7 @@
           <w:rPr>
             <w:rStyle w:val="Lienhypertexte"/>
           </w:rPr>
-          <w:t>search_un</w:t>
-        </w:r>
-        <w:r>
-          <w:rPr>
-            <w:rStyle w:val="Lienhypertexte"/>
-          </w:rPr>
-          <w:t>v</w:t>
-        </w:r>
-        <w:r>
-          <w:rPr>
-            <w:rStyle w:val="Lienhypertexte"/>
-          </w:rPr>
-          <w:t>a</w:t>
-        </w:r>
-        <w:r>
-          <w:rPr>
-            <w:rStyle w:val="Lienhypertexte"/>
-          </w:rPr>
-          <w:t>l</w:t>
-        </w:r>
-        <w:r>
-          <w:rPr>
-            <w:rStyle w:val="Lienhypertexte"/>
-          </w:rPr>
-          <w:t>idate</w:t>
+          <w:t>search_unvalidate</w:t>
         </w:r>
       </w:hyperlink>
     </w:p>
@@ -2734,49 +2746,7 @@
         <w:rPr>
           <w:rStyle w:val="Lienhypertexte"/>
         </w:rPr>
-        <w:t>get</w:t>
-      </w:r>
-      <w:r>
-        <w:rPr>
-          <w:rStyle w:val="Lienhypertexte"/>
-        </w:rPr>
-        <w:t>_</w:t>
-      </w:r>
-      <w:r>
-        <w:rPr>
-          <w:rStyle w:val="Lienhypertexte"/>
-        </w:rPr>
-        <w:t>u</w:t>
-      </w:r>
-      <w:r>
-        <w:rPr>
-          <w:rStyle w:val="Lienhypertexte"/>
-        </w:rPr>
-        <w:t>n</w:t>
-      </w:r>
-      <w:r>
-        <w:rPr>
-          <w:rStyle w:val="Lienhypertexte"/>
-        </w:rPr>
-        <w:t>v</w:t>
-      </w:r>
-      <w:r>
-        <w:rPr>
-          <w:rStyle w:val="Lienhypertexte"/>
-        </w:rPr>
-        <w:t>alid</w:t>
-      </w:r>
-      <w:r>
-        <w:rPr>
-          <w:rStyle w:val="Lienhypertexte"/>
-        </w:rPr>
-        <w:t>a</w:t>
-      </w:r>
-      <w:r>
-        <w:rPr>
-          <w:rStyle w:val="Lienhypertexte"/>
-        </w:rPr>
-        <w:t>te</w:t>
+        <w:t>get_unvalidate</w:t>
       </w:r>
     </w:p>
     <w:p>
@@ -2800,19 +2770,7 @@
           <w:rPr>
             <w:rStyle w:val="Lienhypertexte"/>
           </w:rPr>
-          <w:t>v</w:t>
-        </w:r>
-        <w:r>
-          <w:rPr>
-            <w:rStyle w:val="Lienhypertexte"/>
-          </w:rPr>
-          <w:t>a</w:t>
-        </w:r>
-        <w:r>
-          <w:rPr>
-            <w:rStyle w:val="Lienhypertexte"/>
-          </w:rPr>
-          <w:t>lidate</w:t>
+          <w:t>validate</w:t>
         </w:r>
       </w:hyperlink>
     </w:p>
@@ -2834,19 +2792,7 @@
           <w:rPr>
             <w:rStyle w:val="Lienhypertexte"/>
           </w:rPr>
-          <w:t>refu</w:t>
-        </w:r>
-        <w:r>
-          <w:rPr>
-            <w:rStyle w:val="Lienhypertexte"/>
-          </w:rPr>
-          <w:t>s</w:t>
-        </w:r>
-        <w:r>
-          <w:rPr>
-            <w:rStyle w:val="Lienhypertexte"/>
-          </w:rPr>
-          <w:t>e</w:t>
+          <w:t>refuse</w:t>
         </w:r>
       </w:hyperlink>
     </w:p>
@@ -2868,13 +2814,7 @@
           <w:rPr>
             <w:rStyle w:val="Lienhypertexte"/>
           </w:rPr>
-          <w:t>updat</w:t>
-        </w:r>
-        <w:r>
-          <w:rPr>
-            <w:rStyle w:val="Lienhypertexte"/>
-          </w:rPr>
-          <w:t>e</w:t>
+          <w:t>update</w:t>
         </w:r>
       </w:hyperlink>
     </w:p>
@@ -2896,19 +2836,7 @@
           <w:rPr>
             <w:rStyle w:val="Lienhypertexte"/>
           </w:rPr>
-          <w:t>dele</w:t>
-        </w:r>
-        <w:r>
-          <w:rPr>
-            <w:rStyle w:val="Lienhypertexte"/>
-          </w:rPr>
-          <w:t>t</w:t>
-        </w:r>
-        <w:r>
-          <w:rPr>
-            <w:rStyle w:val="Lienhypertexte"/>
-          </w:rPr>
-          <w:t>e</w:t>
+          <w:t>delete</w:t>
         </w:r>
       </w:hyperlink>
     </w:p>
@@ -3105,12 +3033,14 @@
       <w:r>
         <w:t xml:space="preserve"> </w:t>
       </w:r>
+      <w:proofErr w:type="spellStart"/>
       <w:r>
         <w:rPr>
           <w:rFonts w:ascii="Courier New" w:hAnsi="Courier New" w:cs="Courier New"/>
         </w:rPr>
         <w:t>sd</w:t>
       </w:r>
+      <w:proofErr w:type="spellEnd"/>
     </w:p>
     <w:p>
       <w:pPr>
@@ -3147,243 +3077,6 @@
       </w:r>
       <w:r>
         <w:t xml:space="preserve">(guide </w:t>
-      </w:r>
-      <w:hyperlink w:anchor="_Envoyer_un_fichier" w:history="1">
-        <w:r>
-          <w:rPr>
-            <w:rStyle w:val="Lienhypertexte"/>
-          </w:rPr>
-          <w:t>he</w:t>
-        </w:r>
-        <w:r>
-          <w:rPr>
-            <w:rStyle w:val="Lienhypertexte"/>
-          </w:rPr>
-          <w:t>r</w:t>
-        </w:r>
-        <w:r>
-          <w:rPr>
-            <w:rStyle w:val="Lienhypertexte"/>
-          </w:rPr>
-          <w:t>e</w:t>
-        </w:r>
-      </w:hyperlink>
-      <w:r>
-        <w:t>).</w:t>
-      </w:r>
-    </w:p>
-    <w:p>
-      <w:pPr>
-        <w:pStyle w:val="Textbody"/>
-        <w:ind w:firstLine="709"/>
-        <w:contextualSpacing/>
-        <w:rPr>
-          <w:color w:val="000000"/>
-        </w:rPr>
-      </w:pPr>
-      <w:r>
-        <w:rPr>
-          <w:color w:val="000000"/>
-        </w:rPr>
-        <w:t>-</w:t>
-      </w:r>
-      <w:r>
-        <w:rPr>
-          <w:b/>
-          <w:bCs/>
-          <w:color w:val="000000"/>
-        </w:rPr>
-        <w:t>subject</w:t>
-      </w:r>
-      <w:r>
-        <w:rPr>
-          <w:color w:val="000000"/>
-        </w:rPr>
-        <w:t xml:space="preserve">: </w:t>
-      </w:r>
-      <w:r>
-        <w:rPr>
-          <w:b/>
-          <w:bCs/>
-          <w:color w:val="000000"/>
-        </w:rPr>
-        <w:t xml:space="preserve">&lt;subject&gt; </w:t>
-      </w:r>
-      <w:r>
-        <w:rPr>
-          <w:color w:val="000000"/>
-        </w:rPr>
-        <w:t>=&gt; Indicate the documents’ subject that you want to see;</w:t>
-      </w:r>
-    </w:p>
-    <w:p>
-      <w:pPr>
-        <w:pStyle w:val="Textbody"/>
-        <w:contextualSpacing/>
-        <w:rPr>
-          <w:rFonts w:ascii="Courier New" w:hAnsi="Courier New" w:cs="Courier New"/>
-        </w:rPr>
-      </w:pPr>
-      <w:r>
-        <w:rPr>
-          <w:i/>
-          <w:iCs/>
-        </w:rPr>
-        <w:t>Short version:</w:t>
-      </w:r>
-      <w:r>
-        <w:t xml:space="preserve"> </w:t>
-      </w:r>
-      <w:r>
-        <w:rPr>
-          <w:rFonts w:ascii="Courier New" w:hAnsi="Courier New" w:cs="Courier New"/>
-        </w:rPr>
-        <w:t>s</w:t>
-      </w:r>
-      <w:r>
-        <w:rPr>
-          <w:rFonts w:ascii="Courier New" w:hAnsi="Courier New" w:cs="Courier New"/>
-        </w:rPr>
-        <w:t>u</w:t>
-      </w:r>
-    </w:p>
-    <w:p>
-      <w:pPr>
-        <w:pStyle w:val="Titre3"/>
-      </w:pPr>
-      <w:bookmarkStart w:id="14" w:name="_get_unvalidate_-id:&lt;document’s_id&gt;"/>
-      <w:bookmarkEnd w:id="14"/>
-      <w:r>
-        <w:t>g</w:t>
-      </w:r>
-      <w:r>
-        <w:t>et</w:t>
-      </w:r>
-      <w:r>
-        <w:t>_unvalidate</w:t>
-      </w:r>
-      <w:r>
-        <w:t xml:space="preserve"> -</w:t>
-      </w:r>
-      <w:r>
-        <w:t>id:&lt;</w:t>
-      </w:r>
-      <w:r>
-        <w:t>document’s id</w:t>
-      </w:r>
-      <w:r>
-        <w:t>&gt;</w:t>
-      </w:r>
-    </w:p>
-    <w:p>
-      <w:pPr>
-        <w:pStyle w:val="Textbody"/>
-        <w:keepNext/>
-        <w:keepLines/>
-        <w:contextualSpacing/>
-      </w:pPr>
-      <w:r>
-        <w:t>Allows you to get the content of a file</w:t>
-      </w:r>
-      <w:r>
-        <w:t xml:space="preserve"> which wait for a validation or which has been refused</w:t>
-      </w:r>
-      <w:r>
-        <w:t xml:space="preserve"> (guide </w:t>
-      </w:r>
-      <w:hyperlink w:anchor="_Envoyer_un_fichier" w:history="1">
-        <w:r>
-          <w:rPr>
-            <w:rStyle w:val="Lienhypertexte"/>
-          </w:rPr>
-          <w:t>h</w:t>
-        </w:r>
-        <w:r>
-          <w:rPr>
-            <w:rStyle w:val="Lienhypertexte"/>
-          </w:rPr>
-          <w:t>e</w:t>
-        </w:r>
-        <w:r>
-          <w:rPr>
-            <w:rStyle w:val="Lienhypertexte"/>
-          </w:rPr>
-          <w:t>re</w:t>
-        </w:r>
-      </w:hyperlink>
-      <w:r>
-        <w:t>).</w:t>
-      </w:r>
-    </w:p>
-    <w:p>
-      <w:pPr>
-        <w:pStyle w:val="Textbody"/>
-        <w:keepNext/>
-        <w:keepLines/>
-        <w:ind w:firstLine="646"/>
-        <w:contextualSpacing/>
-      </w:pPr>
-      <w:r>
-        <w:rPr>
-          <w:b/>
-          <w:bCs/>
-        </w:rPr>
-        <w:t xml:space="preserve">-id: &lt;document’s id&gt; </w:t>
-      </w:r>
-      <w:r>
-        <w:t xml:space="preserve">=&gt; Indicate </w:t>
-      </w:r>
-      <w:r>
-        <w:t>the</w:t>
-      </w:r>
-      <w:r>
-        <w:t xml:space="preserve"> document’s ID.</w:t>
-      </w:r>
-    </w:p>
-    <w:p>
-      <w:pPr>
-        <w:pStyle w:val="Textbody"/>
-        <w:contextualSpacing/>
-      </w:pPr>
-      <w:r>
-        <w:rPr>
-          <w:i/>
-          <w:iCs/>
-        </w:rPr>
-        <w:t>Short version:</w:t>
-      </w:r>
-      <w:r>
-        <w:t xml:space="preserve"> </w:t>
-      </w:r>
-      <w:r>
-        <w:rPr>
-          <w:rFonts w:ascii="Courier New" w:hAnsi="Courier New" w:cs="Courier New"/>
-        </w:rPr>
-        <w:t>gu</w:t>
-      </w:r>
-    </w:p>
-    <w:p>
-      <w:pPr>
-        <w:pStyle w:val="Titre3"/>
-      </w:pPr>
-      <w:bookmarkStart w:id="15" w:name="_validate_-id:&lt;document’s_id&gt;"/>
-      <w:bookmarkEnd w:id="15"/>
-      <w:r>
-        <w:tab/>
-      </w:r>
-      <w:r>
-        <w:t>validate -id:&lt;document’s id&gt;</w:t>
-      </w:r>
-    </w:p>
-    <w:p>
-      <w:pPr>
-        <w:pStyle w:val="Textbody"/>
-        <w:keepNext/>
-        <w:keepLines/>
-        <w:contextualSpacing/>
-      </w:pPr>
-      <w:r>
-        <w:t xml:space="preserve">Allows you to validate a document if it isn’t already refused (guide </w:t>
       </w:r>
       <w:hyperlink w:anchor="_Envoyer_un_fichier" w:history="1">
         <w:r>
@@ -3400,6 +3093,223 @@
     <w:p>
       <w:pPr>
         <w:pStyle w:val="Textbody"/>
+        <w:ind w:firstLine="709"/>
+        <w:contextualSpacing/>
+        <w:rPr>
+          <w:color w:val="000000"/>
+        </w:rPr>
+      </w:pPr>
+      <w:r>
+        <w:rPr>
+          <w:color w:val="000000"/>
+        </w:rPr>
+        <w:t>-</w:t>
+      </w:r>
+      <w:r>
+        <w:rPr>
+          <w:b/>
+          <w:bCs/>
+          <w:color w:val="000000"/>
+        </w:rPr>
+        <w:t>subject</w:t>
+      </w:r>
+      <w:r>
+        <w:rPr>
+          <w:color w:val="000000"/>
+        </w:rPr>
+        <w:t xml:space="preserve">: </w:t>
+      </w:r>
+      <w:r>
+        <w:rPr>
+          <w:b/>
+          <w:bCs/>
+          <w:color w:val="000000"/>
+        </w:rPr>
+        <w:t xml:space="preserve">&lt;subject&gt; </w:t>
+      </w:r>
+      <w:r>
+        <w:rPr>
+          <w:color w:val="000000"/>
+        </w:rPr>
+        <w:t>=&gt; Indicate the documents’ subject that you want to see;</w:t>
+      </w:r>
+    </w:p>
+    <w:p>
+      <w:pPr>
+        <w:pStyle w:val="Textbody"/>
+        <w:contextualSpacing/>
+        <w:rPr>
+          <w:rFonts w:ascii="Courier New" w:hAnsi="Courier New" w:cs="Courier New"/>
+        </w:rPr>
+      </w:pPr>
+      <w:r>
+        <w:rPr>
+          <w:i/>
+          <w:iCs/>
+        </w:rPr>
+        <w:t>Short version:</w:t>
+      </w:r>
+      <w:r>
+        <w:t xml:space="preserve"> </w:t>
+      </w:r>
+      <w:proofErr w:type="spellStart"/>
+      <w:r>
+        <w:rPr>
+          <w:rFonts w:ascii="Courier New" w:hAnsi="Courier New" w:cs="Courier New"/>
+        </w:rPr>
+        <w:t>s</w:t>
+      </w:r>
+      <w:r>
+        <w:rPr>
+          <w:rFonts w:ascii="Courier New" w:hAnsi="Courier New" w:cs="Courier New"/>
+        </w:rPr>
+        <w:t>u</w:t>
+      </w:r>
+      <w:proofErr w:type="spellEnd"/>
+    </w:p>
+    <w:p>
+      <w:pPr>
+        <w:pStyle w:val="Titre3"/>
+      </w:pPr>
+      <w:bookmarkStart w:id="14" w:name="_get_unvalidate_-id:&lt;document’s_id&gt;"/>
+      <w:bookmarkEnd w:id="14"/>
+      <w:r>
+        <w:t>g</w:t>
+      </w:r>
+      <w:r>
+        <w:t>et</w:t>
+      </w:r>
+      <w:r>
+        <w:t>_unvalidate</w:t>
+      </w:r>
+      <w:r>
+        <w:t xml:space="preserve"> -</w:t>
+      </w:r>
+      <w:r>
+        <w:t>id:&lt;</w:t>
+      </w:r>
+      <w:r>
+        <w:t>document’s id</w:t>
+      </w:r>
+      <w:r>
+        <w:t>&gt;</w:t>
+      </w:r>
+    </w:p>
+    <w:p>
+      <w:pPr>
+        <w:pStyle w:val="Textbody"/>
+        <w:keepNext/>
+        <w:keepLines/>
+        <w:contextualSpacing/>
+      </w:pPr>
+      <w:r>
+        <w:t>Allows you to get the content of a file</w:t>
+      </w:r>
+      <w:r>
+        <w:t xml:space="preserve"> which wait for a validation or which has been refused</w:t>
+      </w:r>
+      <w:r>
+        <w:t xml:space="preserve"> (guide </w:t>
+      </w:r>
+      <w:hyperlink w:anchor="_Envoyer_un_fichier" w:history="1">
+        <w:r>
+          <w:rPr>
+            <w:rStyle w:val="Lienhypertexte"/>
+          </w:rPr>
+          <w:t>here</w:t>
+        </w:r>
+      </w:hyperlink>
+      <w:r>
+        <w:t>).</w:t>
+      </w:r>
+    </w:p>
+    <w:p>
+      <w:pPr>
+        <w:pStyle w:val="Textbody"/>
+        <w:keepNext/>
+        <w:keepLines/>
+        <w:ind w:firstLine="646"/>
+        <w:contextualSpacing/>
+      </w:pPr>
+      <w:r>
+        <w:rPr>
+          <w:b/>
+          <w:bCs/>
+        </w:rPr>
+        <w:t xml:space="preserve">-id: &lt;document’s id&gt; </w:t>
+      </w:r>
+      <w:r>
+        <w:t xml:space="preserve">=&gt; Indicate </w:t>
+      </w:r>
+      <w:r>
+        <w:t>the</w:t>
+      </w:r>
+      <w:r>
+        <w:t xml:space="preserve"> document’s ID.</w:t>
+      </w:r>
+    </w:p>
+    <w:p>
+      <w:pPr>
+        <w:pStyle w:val="Textbody"/>
+        <w:contextualSpacing/>
+      </w:pPr>
+      <w:r>
+        <w:rPr>
+          <w:i/>
+          <w:iCs/>
+        </w:rPr>
+        <w:t>Short version:</w:t>
+      </w:r>
+      <w:r>
+        <w:t xml:space="preserve"> </w:t>
+      </w:r>
+      <w:proofErr w:type="spellStart"/>
+      <w:r>
+        <w:rPr>
+          <w:rFonts w:ascii="Courier New" w:hAnsi="Courier New" w:cs="Courier New"/>
+        </w:rPr>
+        <w:t>gu</w:t>
+      </w:r>
+      <w:proofErr w:type="spellEnd"/>
+    </w:p>
+    <w:p>
+      <w:pPr>
+        <w:pStyle w:val="Titre3"/>
+      </w:pPr>
+      <w:bookmarkStart w:id="15" w:name="_validate_-id:&lt;document’s_id&gt;"/>
+      <w:bookmarkEnd w:id="15"/>
+      <w:r>
+        <w:tab/>
+      </w:r>
+      <w:r>
+        <w:t>validate -id:&lt;document’s id&gt;</w:t>
+      </w:r>
+    </w:p>
+    <w:p>
+      <w:pPr>
+        <w:pStyle w:val="Textbody"/>
+        <w:keepNext/>
+        <w:keepLines/>
+        <w:contextualSpacing/>
+      </w:pPr>
+      <w:r>
+        <w:t xml:space="preserve">Allows you to validate a document if it isn’t already refused (guide </w:t>
+      </w:r>
+      <w:hyperlink w:anchor="_Envoyer_un_fichier" w:history="1">
+        <w:r>
+          <w:rPr>
+            <w:rStyle w:val="Lienhypertexte"/>
+          </w:rPr>
+          <w:t>here</w:t>
+        </w:r>
+      </w:hyperlink>
+      <w:r>
+        <w:t>).</w:t>
+      </w:r>
+    </w:p>
+    <w:p>
+      <w:pPr>
+        <w:pStyle w:val="Textbody"/>
         <w:keepNext/>
         <w:keepLines/>
         <w:ind w:firstLine="709"/>
@@ -4287,16 +4197,29 @@
         <w:t>[</w:t>
       </w:r>
       <w:r>
-        <w:t>-subject:&lt;subject</w:t>
+        <w:t>-subject:&lt;</w:t>
+      </w:r>
+      <w:proofErr w:type="spellStart"/>
+      <w:r>
+        <w:t>subject</w:t>
       </w:r>
       <w:r>
         <w:t>_name</w:t>
       </w:r>
+      <w:proofErr w:type="spellEnd"/>
       <w:r>
         <w:t>&gt;</w:t>
       </w:r>
       <w:r>
-        <w:t>] [-level:&lt;level_name&gt;] - @&lt;Role&gt; [#&lt;Channel&gt;</w:t>
+        <w:t>] [-level:&lt;</w:t>
+      </w:r>
+      <w:proofErr w:type="spellStart"/>
+      <w:r>
+        <w:t>level_name</w:t>
+      </w:r>
+      <w:proofErr w:type="spellEnd"/>
+      <w:r>
+        <w:t>&gt;] - @&lt;Role&gt; [#&lt;Channel&gt;</w:t>
       </w:r>
     </w:p>
     <w:p>
@@ -4368,7 +4291,23 @@
           <w:b/>
           <w:bCs/>
         </w:rPr>
-        <w:t xml:space="preserve">-subject: &lt;subject_name&gt; </w:t>
+        <w:t>-subject: &lt;</w:t>
+      </w:r>
+      <w:proofErr w:type="spellStart"/>
+      <w:r>
+        <w:rPr>
+          <w:b/>
+          <w:bCs/>
+        </w:rPr>
+        <w:t>subject_name</w:t>
+      </w:r>
+      <w:proofErr w:type="spellEnd"/>
+      <w:r>
+        <w:rPr>
+          <w:b/>
+          <w:bCs/>
+        </w:rPr>
+        <w:t xml:space="preserve">&gt; </w:t>
       </w:r>
       <w:r>
         <w:t>=&gt; Use it just if you want to create a subject. Indicate the subject’s name.</w:t>
@@ -4388,7 +4327,23 @@
           <w:b/>
           <w:bCs/>
         </w:rPr>
-        <w:t xml:space="preserve">-level: &lt;level_name&gt; </w:t>
+        <w:t>-level: &lt;</w:t>
+      </w:r>
+      <w:proofErr w:type="spellStart"/>
+      <w:r>
+        <w:rPr>
+          <w:b/>
+          <w:bCs/>
+        </w:rPr>
+        <w:t>level_name</w:t>
+      </w:r>
+      <w:proofErr w:type="spellEnd"/>
+      <w:r>
+        <w:rPr>
+          <w:b/>
+          <w:bCs/>
+        </w:rPr>
+        <w:t xml:space="preserve">&gt; </w:t>
       </w:r>
       <w:r>
         <w:t>=&gt; Use it just if you want to create a level. Indicate the level’s name.</w:t>
@@ -4460,16 +4415,29 @@
         <w:t>modify_settings</w:t>
       </w:r>
       <w:r>
-        <w:t xml:space="preserve"> -subject:&lt;subject</w:t>
+        <w:t xml:space="preserve"> -subject:&lt;</w:t>
+      </w:r>
+      <w:proofErr w:type="spellStart"/>
+      <w:r>
+        <w:t>subject</w:t>
       </w:r>
       <w:r>
         <w:t>_name</w:t>
       </w:r>
+      <w:proofErr w:type="spellEnd"/>
       <w:r>
         <w:t>&gt;</w:t>
       </w:r>
       <w:r>
-        <w:t xml:space="preserve"> [-name:&lt;new_name] – [@&lt;Role&gt;] [#&lt;Channel&gt;</w:t>
+        <w:t xml:space="preserve"> [-name:&lt;</w:t>
+      </w:r>
+      <w:proofErr w:type="spellStart"/>
+      <w:r>
+        <w:t>new_name</w:t>
+      </w:r>
+      <w:proofErr w:type="spellEnd"/>
+      <w:r>
+        <w:t>] – [@&lt;Role&gt;] [#&lt;Channel&gt;</w:t>
       </w:r>
     </w:p>
     <w:p>
@@ -4490,7 +4458,21 @@
         <w:rPr>
           <w:color w:val="000000"/>
         </w:rPr>
-        <w:t xml:space="preserve">to modify subject’s name or bindings : channels and role  (more information </w:t>
+        <w:t xml:space="preserve">to modify subject’s name or </w:t>
+      </w:r>
+      <w:proofErr w:type="gramStart"/>
+      <w:r>
+        <w:rPr>
+          <w:color w:val="000000"/>
+        </w:rPr>
+        <w:t>bindings :</w:t>
+      </w:r>
+      <w:proofErr w:type="gramEnd"/>
+      <w:r>
+        <w:rPr>
+          <w:color w:val="000000"/>
+        </w:rPr>
+        <w:t xml:space="preserve"> channels and role  (more information </w:t>
       </w:r>
       <w:hyperlink w:anchor="_Domaines,_niveaux_et" w:history="1">
         <w:r>
@@ -4532,7 +4514,23 @@
           <w:b/>
           <w:bCs/>
         </w:rPr>
-        <w:t xml:space="preserve">-subject: &lt;subject_name&gt; </w:t>
+        <w:t>-subject: &lt;</w:t>
+      </w:r>
+      <w:proofErr w:type="spellStart"/>
+      <w:r>
+        <w:rPr>
+          <w:b/>
+          <w:bCs/>
+        </w:rPr>
+        <w:t>subject_name</w:t>
+      </w:r>
+      <w:proofErr w:type="spellEnd"/>
+      <w:r>
+        <w:rPr>
+          <w:b/>
+          <w:bCs/>
+        </w:rPr>
+        <w:t xml:space="preserve">&gt; </w:t>
       </w:r>
       <w:r>
         <w:t>=&gt; Indicate the actual subject’s name you want to modify.</w:t>
@@ -4617,7 +4615,15 @@
         <w:t xml:space="preserve">- #&lt;Channel&gt; </w:t>
       </w:r>
       <w:r>
-        <w:t>=&gt; Indicate an existing TextChannel, it will be added to the channels’ list of this subject if it’s not already in the list, else it will be deleted from the list.</w:t>
+        <w:t xml:space="preserve">=&gt; Indicate an existing </w:t>
+      </w:r>
+      <w:proofErr w:type="spellStart"/>
+      <w:r>
+        <w:t>TextChannel</w:t>
+      </w:r>
+      <w:proofErr w:type="spellEnd"/>
+      <w:r>
+        <w:t>, it will be added to the channels’ list of this subject if it’s not already in the list, else it will be deleted from the list.</w:t>
       </w:r>
     </w:p>
     <w:p>
@@ -4635,11 +4641,19 @@
       <w:r>
         <w:t xml:space="preserve"> </w:t>
       </w:r>
+      <w:proofErr w:type="spellStart"/>
       <w:r>
         <w:rPr>
           <w:rFonts w:ascii="Courier New" w:hAnsi="Courier New" w:cs="Courier New"/>
         </w:rPr>
-        <w:t>ms -subject</w:t>
+        <w:t>ms</w:t>
+      </w:r>
+      <w:proofErr w:type="spellEnd"/>
+      <w:r>
+        <w:rPr>
+          <w:rFonts w:ascii="Courier New" w:hAnsi="Courier New" w:cs="Courier New"/>
+        </w:rPr>
+        <w:t xml:space="preserve"> -subject</w:t>
       </w:r>
     </w:p>
     <w:p>
@@ -4660,14 +4674,24 @@
       <w:r>
         <w:t>:&lt;</w:t>
       </w:r>
+      <w:proofErr w:type="spellStart"/>
       <w:r>
         <w:t>level_name</w:t>
       </w:r>
+      <w:proofErr w:type="spellEnd"/>
       <w:r>
         <w:t>&gt;</w:t>
       </w:r>
       <w:r>
-        <w:t xml:space="preserve"> [-name:&lt;new_name] – [@&lt;Role&gt;]</w:t>
+        <w:t xml:space="preserve"> [-name:&lt;</w:t>
+      </w:r>
+      <w:proofErr w:type="spellStart"/>
+      <w:r>
+        <w:t>new_name</w:t>
+      </w:r>
+      <w:proofErr w:type="spellEnd"/>
+      <w:r>
+        <w:t>] – [@&lt;Role&gt;]</w:t>
       </w:r>
     </w:p>
     <w:p>
@@ -4688,7 +4712,31 @@
         <w:rPr>
           <w:color w:val="000000"/>
         </w:rPr>
-        <w:t xml:space="preserve">to modify level’s name or bindings : channels and role  (more information </w:t>
+        <w:t xml:space="preserve">to modify level’s name or </w:t>
+      </w:r>
+      <w:r>
+        <w:rPr>
+          <w:color w:val="000000"/>
+        </w:rPr>
+        <w:t>bindings:</w:t>
+      </w:r>
+      <w:r>
+        <w:rPr>
+          <w:color w:val="000000"/>
+        </w:rPr>
+        <w:t xml:space="preserve"> channels and </w:t>
+      </w:r>
+      <w:r>
+        <w:rPr>
+          <w:color w:val="000000"/>
+        </w:rPr>
+        <w:t>role (</w:t>
+      </w:r>
+      <w:r>
+        <w:rPr>
+          <w:color w:val="000000"/>
+        </w:rPr>
+        <w:t xml:space="preserve">more information </w:t>
       </w:r>
       <w:hyperlink w:anchor="_Domaines,_niveaux_et" w:history="1">
         <w:r>
@@ -4716,7 +4764,23 @@
           <w:b/>
           <w:bCs/>
         </w:rPr>
-        <w:t xml:space="preserve">-subject: &lt;level_name&gt; </w:t>
+        <w:t>-subject: &lt;</w:t>
+      </w:r>
+      <w:proofErr w:type="spellStart"/>
+      <w:r>
+        <w:rPr>
+          <w:b/>
+          <w:bCs/>
+        </w:rPr>
+        <w:t>level_name</w:t>
+      </w:r>
+      <w:proofErr w:type="spellEnd"/>
+      <w:r>
+        <w:rPr>
+          <w:b/>
+          <w:bCs/>
+        </w:rPr>
+        <w:t xml:space="preserve">&gt; </w:t>
       </w:r>
       <w:r>
         <w:t>=&gt; Indicate the actual level’s name you want to modify.</w:t>
@@ -4736,7 +4800,23 @@
           <w:b/>
           <w:bCs/>
         </w:rPr>
-        <w:t xml:space="preserve">-name: &lt;new_name&gt; </w:t>
+        <w:t>-name: &lt;</w:t>
+      </w:r>
+      <w:proofErr w:type="spellStart"/>
+      <w:r>
+        <w:rPr>
+          <w:b/>
+          <w:bCs/>
+        </w:rPr>
+        <w:t>new_name</w:t>
+      </w:r>
+      <w:proofErr w:type="spellEnd"/>
+      <w:r>
+        <w:rPr>
+          <w:b/>
+          <w:bCs/>
+        </w:rPr>
+        <w:t xml:space="preserve">&gt; </w:t>
       </w:r>
       <w:r>
         <w:t>=&gt; Indicate the new name of the level.</w:t>
@@ -4774,11 +4854,19 @@
       <w:r>
         <w:t xml:space="preserve"> </w:t>
       </w:r>
+      <w:proofErr w:type="spellStart"/>
       <w:r>
         <w:rPr>
           <w:rFonts w:ascii="Courier New" w:hAnsi="Courier New" w:cs="Courier New"/>
         </w:rPr>
-        <w:t>ms -level</w:t>
+        <w:t>ms</w:t>
+      </w:r>
+      <w:proofErr w:type="spellEnd"/>
+      <w:r>
+        <w:rPr>
+          <w:rFonts w:ascii="Courier New" w:hAnsi="Courier New" w:cs="Courier New"/>
+        </w:rPr>
+        <w:t xml:space="preserve"> -level</w:t>
       </w:r>
     </w:p>
     <w:p>
@@ -4874,7 +4962,15 @@
         <w:t xml:space="preserve">- #&lt;Channel&gt; </w:t>
       </w:r>
       <w:r>
-        <w:t>=&gt; Indicate an existing TextChannel, it will be added to the channels’ list of this subject if it’s not already in the list, else it will be deleted from the list.</w:t>
+        <w:t xml:space="preserve">=&gt; Indicate an existing </w:t>
+      </w:r>
+      <w:proofErr w:type="spellStart"/>
+      <w:r>
+        <w:t>TextChannel</w:t>
+      </w:r>
+      <w:proofErr w:type="spellEnd"/>
+      <w:r>
+        <w:t>, it will be added to the channels’ list of this subject if it’s not already in the list, else it will be deleted from the list.</w:t>
       </w:r>
     </w:p>
     <w:p>
@@ -4892,12 +4988,28 @@
       <w:r>
         <w:t xml:space="preserve"> </w:t>
       </w:r>
+      <w:proofErr w:type="spellStart"/>
       <w:r>
         <w:rPr>
           <w:rFonts w:ascii="Courier New" w:hAnsi="Courier New" w:cs="Courier New"/>
         </w:rPr>
-        <w:t>ms -gobalc</w:t>
-      </w:r>
+        <w:t>ms</w:t>
+      </w:r>
+      <w:proofErr w:type="spellEnd"/>
+      <w:r>
+        <w:rPr>
+          <w:rFonts w:ascii="Courier New" w:hAnsi="Courier New" w:cs="Courier New"/>
+        </w:rPr>
+        <w:t xml:space="preserve"> -</w:t>
+      </w:r>
+      <w:proofErr w:type="spellStart"/>
+      <w:r>
+        <w:rPr>
+          <w:rFonts w:ascii="Courier New" w:hAnsi="Courier New" w:cs="Courier New"/>
+        </w:rPr>
+        <w:t>gobalc</w:t>
+      </w:r>
+      <w:proofErr w:type="spellEnd"/>
     </w:p>
     <w:p>
       <w:pPr>
@@ -4912,7 +5024,15 @@
         <w:t xml:space="preserve"> -</w:t>
       </w:r>
       <w:r>
-        <w:t>validation:&lt;true|false&gt;</w:t>
+        <w:t>validation:&lt;</w:t>
+      </w:r>
+      <w:proofErr w:type="spellStart"/>
+      <w:r>
+        <w:t>true|false</w:t>
+      </w:r>
+      <w:proofErr w:type="spellEnd"/>
+      <w:r>
+        <w:t>&gt;</w:t>
       </w:r>
     </w:p>
     <w:p>
@@ -4972,7 +5092,23 @@
           <w:b/>
           <w:bCs/>
         </w:rPr>
-        <w:t xml:space="preserve">-validation: &lt;true|false&gt; </w:t>
+        <w:t>-validation: &lt;</w:t>
+      </w:r>
+      <w:proofErr w:type="spellStart"/>
+      <w:r>
+        <w:rPr>
+          <w:b/>
+          <w:bCs/>
+        </w:rPr>
+        <w:t>true|false</w:t>
+      </w:r>
+      <w:proofErr w:type="spellEnd"/>
+      <w:r>
+        <w:rPr>
+          <w:b/>
+          <w:bCs/>
+        </w:rPr>
+        <w:t xml:space="preserve">&gt; </w:t>
       </w:r>
       <w:r>
         <w:t>=&gt; Indicate ‘true’ (enable) or ‘false’(disable).</w:t>
@@ -4993,11 +5129,19 @@
       <w:r>
         <w:t xml:space="preserve"> </w:t>
       </w:r>
+      <w:proofErr w:type="spellStart"/>
       <w:r>
         <w:rPr>
           <w:rFonts w:ascii="Courier New" w:hAnsi="Courier New" w:cs="Courier New"/>
         </w:rPr>
-        <w:t>ms -validation</w:t>
+        <w:t>ms</w:t>
+      </w:r>
+      <w:proofErr w:type="spellEnd"/>
+      <w:r>
+        <w:rPr>
+          <w:rFonts w:ascii="Courier New" w:hAnsi="Courier New" w:cs="Courier New"/>
+        </w:rPr>
+        <w:t xml:space="preserve"> -validation</w:t>
       </w:r>
     </w:p>
     <w:p>
@@ -5011,7 +5155,15 @@
         <w:t xml:space="preserve"> -</w:t>
       </w:r>
       <w:r>
-        <w:t>refuse:&lt;true|false&gt;</w:t>
+        <w:t>refuse:&lt;</w:t>
+      </w:r>
+      <w:proofErr w:type="spellStart"/>
+      <w:r>
+        <w:t>true|false</w:t>
+      </w:r>
+      <w:proofErr w:type="spellEnd"/>
+      <w:r>
+        <w:t>&gt;</w:t>
       </w:r>
     </w:p>
     <w:p>
@@ -5071,7 +5223,23 @@
           <w:b/>
           <w:bCs/>
         </w:rPr>
-        <w:t xml:space="preserve">-validation: &lt;true|false&gt; </w:t>
+        <w:t>-validation: &lt;</w:t>
+      </w:r>
+      <w:proofErr w:type="spellStart"/>
+      <w:r>
+        <w:rPr>
+          <w:b/>
+          <w:bCs/>
+        </w:rPr>
+        <w:t>true|false</w:t>
+      </w:r>
+      <w:proofErr w:type="spellEnd"/>
+      <w:r>
+        <w:rPr>
+          <w:b/>
+          <w:bCs/>
+        </w:rPr>
+        <w:t xml:space="preserve">&gt; </w:t>
       </w:r>
       <w:r>
         <w:t>=&gt; Indicate ‘true’ (enable) or ‘false’(disable).</w:t>
@@ -5092,11 +5260,19 @@
       <w:r>
         <w:t xml:space="preserve"> </w:t>
       </w:r>
+      <w:proofErr w:type="spellStart"/>
       <w:r>
         <w:rPr>
           <w:rFonts w:ascii="Courier New" w:hAnsi="Courier New" w:cs="Courier New"/>
         </w:rPr>
-        <w:t>ms -refuse</w:t>
+        <w:t>ms</w:t>
+      </w:r>
+      <w:proofErr w:type="spellEnd"/>
+      <w:r>
+        <w:rPr>
+          <w:rFonts w:ascii="Courier New" w:hAnsi="Courier New" w:cs="Courier New"/>
+        </w:rPr>
+        <w:t xml:space="preserve"> -refuse</w:t>
       </w:r>
     </w:p>
     <w:p>
@@ -5123,9 +5299,11 @@
       <w:r>
         <w:t>:&lt;</w:t>
       </w:r>
+      <w:proofErr w:type="spellStart"/>
       <w:r>
         <w:t>saved|run</w:t>
       </w:r>
+      <w:proofErr w:type="spellEnd"/>
       <w:r>
         <w:t>&gt;</w:t>
       </w:r>
@@ -5181,7 +5359,23 @@
           <w:b/>
           <w:bCs/>
         </w:rPr>
-        <w:t xml:space="preserve">-view: &lt;saved|run&gt; </w:t>
+        <w:t>-view: &lt;</w:t>
+      </w:r>
+      <w:proofErr w:type="spellStart"/>
+      <w:r>
+        <w:rPr>
+          <w:b/>
+          <w:bCs/>
+        </w:rPr>
+        <w:t>saved|run</w:t>
+      </w:r>
+      <w:proofErr w:type="spellEnd"/>
+      <w:r>
+        <w:rPr>
+          <w:b/>
+          <w:bCs/>
+        </w:rPr>
+        <w:t xml:space="preserve">&gt; </w:t>
       </w:r>
       <w:r>
         <w:t>=&gt; Indicate ‘saved’ to get the settings saved on the disk and ‘run’ for the settings in the RAM. It’s in JSON.</w:t>
@@ -5243,12 +5437,14 @@
       <w:r>
         <w:t xml:space="preserve"> </w:t>
       </w:r>
+      <w:proofErr w:type="spellStart"/>
       <w:r>
         <w:rPr>
           <w:rFonts w:ascii="Courier New" w:hAnsi="Courier New" w:cs="Courier New"/>
         </w:rPr>
         <w:t>hs</w:t>
       </w:r>
+      <w:proofErr w:type="spellEnd"/>
     </w:p>
     <w:p>
       <w:pPr>
@@ -5261,8 +5457,13 @@
         <w:t xml:space="preserve"> -</w:t>
       </w:r>
       <w:r>
-        <w:t>&lt;new_prefix</w:t>
-      </w:r>
+        <w:t>&lt;</w:t>
+      </w:r>
+      <w:proofErr w:type="spellStart"/>
+      <w:r>
+        <w:t>new_prefix</w:t>
+      </w:r>
+      <w:proofErr w:type="spellEnd"/>
       <w:r>
         <w:t>&gt;</w:t>
       </w:r>
@@ -5316,6 +5517,7 @@
         </w:rPr>
         <w:t>-&lt;</w:t>
       </w:r>
+      <w:proofErr w:type="spellStart"/>
       <w:r>
         <w:rPr>
           <w:b/>
@@ -5323,6 +5525,7 @@
         </w:rPr>
         <w:t>new_prefix</w:t>
       </w:r>
+      <w:proofErr w:type="spellEnd"/>
       <w:r>
         <w:rPr>
           <w:b/>
@@ -5345,8 +5548,13 @@
         <w:pStyle w:val="Titre2"/>
       </w:pPr>
       <w:r>
-        <w:t>DM commands</w:t>
-      </w:r>
+        <w:t xml:space="preserve">DM </w:t>
+      </w:r>
+      <w:proofErr w:type="spellStart"/>
+      <w:r>
+        <w:t>commands</w:t>
+      </w:r>
+      <w:proofErr w:type="spellEnd"/>
     </w:p>
     <w:p>
       <w:pPr>
@@ -5417,7 +5625,15 @@
       <w:bookmarkStart w:id="28" w:name="_info_-&lt;enable|disable&gt;"/>
       <w:bookmarkEnd w:id="28"/>
       <w:r>
-        <w:t>info -&lt;enable|disable&gt;</w:t>
+        <w:t>info -&lt;</w:t>
+      </w:r>
+      <w:proofErr w:type="spellStart"/>
+      <w:r>
+        <w:t>enable|disable</w:t>
+      </w:r>
+      <w:proofErr w:type="spellEnd"/>
+      <w:r>
+        <w:t>&gt;</w:t>
       </w:r>
     </w:p>
     <w:p>
@@ -5448,12 +5664,26 @@
         <w:rPr>
           <w:lang w:val="en-US"/>
         </w:rPr>
-        <w:t xml:space="preserve"> By default they are enable</w:t>
-      </w:r>
+        <w:t xml:space="preserve"> By </w:t>
+      </w:r>
+      <w:proofErr w:type="gramStart"/>
       <w:r>
         <w:rPr>
           <w:lang w:val="en-US"/>
         </w:rPr>
+        <w:t>default</w:t>
+      </w:r>
+      <w:proofErr w:type="gramEnd"/>
+      <w:r>
+        <w:rPr>
+          <w:lang w:val="en-US"/>
+        </w:rPr>
+        <w:t xml:space="preserve"> they are enable</w:t>
+      </w:r>
+      <w:r>
+        <w:rPr>
+          <w:lang w:val="en-US"/>
+        </w:rPr>
         <w:t>d</w:t>
       </w:r>
       <w:r>
@@ -5474,27 +5704,26 @@
           <w:b/>
           <w:bCs/>
         </w:rPr>
-        <w:t>-</w:t>
-      </w:r>
-      <w:r>
-        <w:rPr>
-          <w:b/>
-          <w:bCs/>
-        </w:rPr>
-        <w:t>&lt;enable|disable&gt;</w:t>
-      </w:r>
-      <w:r>
-        <w:rPr>
-          <w:b/>
-          <w:bCs/>
-        </w:rPr>
-        <w:t xml:space="preserve"> </w:t>
-      </w:r>
-      <w:r>
-        <w:t xml:space="preserve">=&gt; Indicate </w:t>
-      </w:r>
-      <w:r>
-        <w:t>‘disable’ to disable these messages else indicate ‘enable’.</w:t>
+        <w:t>-&lt;</w:t>
+      </w:r>
+      <w:proofErr w:type="spellStart"/>
+      <w:r>
+        <w:rPr>
+          <w:b/>
+          <w:bCs/>
+        </w:rPr>
+        <w:t>enable|disable</w:t>
+      </w:r>
+      <w:proofErr w:type="spellEnd"/>
+      <w:r>
+        <w:rPr>
+          <w:b/>
+          <w:bCs/>
+        </w:rPr>
+        <w:t xml:space="preserve">&gt; </w:t>
+      </w:r>
+      <w:r>
+        <w:t>=&gt; Indicate ‘disable’ to disable these messages else indicate ‘enable’.</w:t>
       </w:r>
     </w:p>
     <w:sectPr>

--- a/documentation.docx
+++ b/documentation.docx
@@ -1,6 +1,6 @@
 
 <file path=word/document.xml><?xml version="1.0" encoding="utf-8"?>
-<w:document xmlns:wpc="http://schemas.microsoft.com/office/word/2010/wordprocessingCanvas" xmlns:cx="http://schemas.microsoft.com/office/drawing/2014/chartex" xmlns:cx1="http://schemas.microsoft.com/office/drawing/2015/9/8/chartex" xmlns:cx2="http://schemas.microsoft.com/office/drawing/2015/10/21/chartex" xmlns:cx3="http://schemas.microsoft.com/office/drawing/2016/5/9/chartex" xmlns:cx4="http://schemas.microsoft.com/office/drawing/2016/5/10/chartex" xmlns:cx5="http://schemas.microsoft.com/office/drawing/2016/5/11/chartex" xmlns:cx6="http://schemas.microsoft.com/office/drawing/2016/5/12/chartex" xmlns:cx7="http://schemas.microsoft.com/office/drawing/2016/5/13/chartex" xmlns:cx8="http://schemas.microsoft.com/office/drawing/2016/5/14/chartex" xmlns:mc="http://schemas.openxmlformats.org/markup-compatibility/2006" xmlns:aink="http://schemas.microsoft.com/office/drawing/2016/ink" xmlns:am3d="http://schemas.microsoft.com/office/drawing/2017/model3d" xmlns:o="urn:schemas-microsoft-com:office:office" xmlns:r="http://schemas.openxmlformats.org/officeDocument/2006/relationships" xmlns:m="http://schemas.openxmlformats.org/officeDocument/2006/math" xmlns:v="urn:schemas-microsoft-com:vml" xmlns:wp14="http://schemas.microsoft.com/office/word/2010/wordprocessingDrawing" xmlns:wp="http://schemas.openxmlformats.org/drawingml/2006/wordprocessingDrawing" xmlns:w10="urn:schemas-microsoft-com:office:word" xmlns:w="http://schemas.openxmlformats.org/wordprocessingml/2006/main" xmlns:w14="http://schemas.microsoft.com/office/word/2010/wordml" xmlns:w15="http://schemas.microsoft.com/office/word/2012/wordml" xmlns:w16cex="http://schemas.microsoft.com/office/word/2018/wordml/cex" xmlns:w16cid="http://schemas.microsoft.com/office/word/2016/wordml/cid" xmlns:w16="http://schemas.microsoft.com/office/word/2018/wordml" xmlns:w16se="http://schemas.microsoft.com/office/word/2015/wordml/symex" xmlns:wpg="http://schemas.microsoft.com/office/word/2010/wordprocessingGroup" xmlns:wpi="http://schemas.microsoft.com/office/word/2010/wordprocessingInk" xmlns:wne="http://schemas.microsoft.com/office/word/2006/wordml" xmlns:wps="http://schemas.microsoft.com/office/word/2010/wordprocessingShape" mc:Ignorable="w14 w15 w16se w16cid w16 w16cex wp14">
+<w:document xmlns:wpc="http://schemas.microsoft.com/office/word/2010/wordprocessingCanvas" xmlns:cx="http://schemas.microsoft.com/office/drawing/2014/chartex" xmlns:cx1="http://schemas.microsoft.com/office/drawing/2015/9/8/chartex" xmlns:cx2="http://schemas.microsoft.com/office/drawing/2015/10/21/chartex" xmlns:cx3="http://schemas.microsoft.com/office/drawing/2016/5/9/chartex" xmlns:cx4="http://schemas.microsoft.com/office/drawing/2016/5/10/chartex" xmlns:cx5="http://schemas.microsoft.com/office/drawing/2016/5/11/chartex" xmlns:cx6="http://schemas.microsoft.com/office/drawing/2016/5/12/chartex" xmlns:cx7="http://schemas.microsoft.com/office/drawing/2016/5/13/chartex" xmlns:cx8="http://schemas.microsoft.com/office/drawing/2016/5/14/chartex" xmlns:mc="http://schemas.openxmlformats.org/markup-compatibility/2006" xmlns:aink="http://schemas.microsoft.com/office/drawing/2016/ink" xmlns:am3d="http://schemas.microsoft.com/office/drawing/2017/model3d" xmlns:o="urn:schemas-microsoft-com:office:office" xmlns:r="http://schemas.openxmlformats.org/officeDocument/2006/relationships" xmlns:m="http://schemas.openxmlformats.org/officeDocument/2006/math" xmlns:v="urn:schemas-microsoft-com:vml" xmlns:wp14="http://schemas.microsoft.com/office/word/2010/wordprocessingDrawing" xmlns:wp="http://schemas.openxmlformats.org/drawingml/2006/wordprocessingDrawing" xmlns:w10="urn:schemas-microsoft-com:office:word" xmlns:w="http://schemas.openxmlformats.org/wordprocessingml/2006/main" xmlns:w14="http://schemas.microsoft.com/office/word/2010/wordml" xmlns:w15="http://schemas.microsoft.com/office/word/2012/wordml" xmlns:w16cex="http://schemas.microsoft.com/office/word/2018/wordml/cex" xmlns:w16cid="http://schemas.microsoft.com/office/word/2016/wordml/cid" xmlns:w16="http://schemas.microsoft.com/office/word/2018/wordml" xmlns:w16sdtdh="http://schemas.microsoft.com/office/word/2020/wordml/sdtdatahash" xmlns:w16se="http://schemas.microsoft.com/office/word/2015/wordml/symex" xmlns:wpg="http://schemas.microsoft.com/office/word/2010/wordprocessingGroup" xmlns:wpi="http://schemas.microsoft.com/office/word/2010/wordprocessingInk" xmlns:wne="http://schemas.microsoft.com/office/word/2006/wordml" xmlns:wps="http://schemas.microsoft.com/office/word/2010/wordprocessingShape" mc:Ignorable="w14 w15 w16se w16cid w16 w16cex w16sdtdh wp14">
   <w:body>
     <w:p>
       <w:pPr>
@@ -132,7 +132,21 @@
         <w:rPr>
           <w:rFonts w:asciiTheme="minorHAnsi" w:hAnsiTheme="minorHAnsi" w:cstheme="minorHAnsi"/>
         </w:rPr>
-        <w:t xml:space="preserve">, veuillez vous rendre </w:t>
+        <w:t xml:space="preserve">, </w:t>
+      </w:r>
+      <w:proofErr w:type="spellStart"/>
+      <w:r>
+        <w:rPr>
+          <w:rFonts w:asciiTheme="minorHAnsi" w:hAnsiTheme="minorHAnsi" w:cstheme="minorHAnsi"/>
+        </w:rPr>
+        <w:t>veuillez vous</w:t>
+      </w:r>
+      <w:proofErr w:type="spellEnd"/>
+      <w:r>
+        <w:rPr>
+          <w:rFonts w:asciiTheme="minorHAnsi" w:hAnsiTheme="minorHAnsi" w:cstheme="minorHAnsi"/>
+        </w:rPr>
+        <w:t xml:space="preserve"> rendre </w:t>
       </w:r>
       <w:hyperlink r:id="rId8" w:history="1">
         <w:r>
@@ -1294,7 +1308,15 @@
     </w:p>
     <w:p>
       <w:r>
-        <w:t xml:space="preserve">Il ne vous reste plus qu’à envoyer le lien au bot. Pour cela, placer dans n’importe quelle salon de votre serveur Discord puis, après avoir ajouté le bot à votre serveur (en cliquant </w:t>
+        <w:t xml:space="preserve">Il ne vous reste plus qu’à envoyer le lien au bot. Pour cela, placer dans n’importe </w:t>
+      </w:r>
+      <w:proofErr w:type="gramStart"/>
+      <w:r>
+        <w:t>quelle salon</w:t>
+      </w:r>
+      <w:proofErr w:type="gramEnd"/>
+      <w:r>
+        <w:t xml:space="preserve"> de votre serveur Discord puis, après avoir ajouté le bot à votre serveur (en cliquant </w:t>
       </w:r>
       <w:hyperlink r:id="rId14" w:history="1">
         <w:r>
@@ -2646,19 +2668,2950 @@
           <w:rPr>
             <w:rStyle w:val="Lienhypertexte"/>
           </w:rPr>
-          <w:t>se</w:t>
+          <w:t>send</w:t>
+        </w:r>
+      </w:hyperlink>
+    </w:p>
+    <w:p>
+      <w:pPr>
+        <w:pStyle w:val="Textbody"/>
+        <w:keepNext/>
+        <w:numPr>
+          <w:ilvl w:val="0"/>
+          <w:numId w:val="8"/>
+        </w:numPr>
+        <w:contextualSpacing/>
+        <w:rPr>
+          <w:rStyle w:val="Lienhypertexte"/>
+        </w:rPr>
+      </w:pPr>
+      <w:hyperlink w:anchor="_search_unvalidate_-subject:&lt;subject" w:history="1">
+        <w:r>
+          <w:rPr>
+            <w:rStyle w:val="Lienhypertexte"/>
+          </w:rPr>
+          <w:t>search_unvalidate</w:t>
+        </w:r>
+      </w:hyperlink>
+    </w:p>
+    <w:p>
+      <w:pPr>
+        <w:pStyle w:val="Textbody"/>
+        <w:keepNext/>
+        <w:numPr>
+          <w:ilvl w:val="0"/>
+          <w:numId w:val="8"/>
+        </w:numPr>
+        <w:contextualSpacing/>
+        <w:rPr>
+          <w:rStyle w:val="Lienhypertexte"/>
+        </w:rPr>
+      </w:pPr>
+      <w:r>
+        <w:fldChar w:fldCharType="begin"/>
+      </w:r>
+      <w:r>
+        <w:instrText xml:space="preserve"> HYPERLINK  \l "_get_unvalidate_-id:&lt;document’s_id&gt;" </w:instrText>
+      </w:r>
+      <w:r>
+        <w:fldChar w:fldCharType="separate"/>
+      </w:r>
+      <w:r>
+        <w:rPr>
+          <w:rStyle w:val="Lienhypertexte"/>
+        </w:rPr>
+        <w:t>get_unvalidate</w:t>
+      </w:r>
+    </w:p>
+    <w:p>
+      <w:pPr>
+        <w:pStyle w:val="Textbody"/>
+        <w:keepNext/>
+        <w:numPr>
+          <w:ilvl w:val="0"/>
+          <w:numId w:val="8"/>
+        </w:numPr>
+        <w:contextualSpacing/>
+        <w:rPr>
+          <w:rStyle w:val="Lienhypertexte"/>
+        </w:rPr>
+      </w:pPr>
+      <w:r>
+        <w:fldChar w:fldCharType="end"/>
+      </w:r>
+      <w:hyperlink w:anchor="_validate_-id:&lt;document’s_id&gt;" w:history="1">
+        <w:r>
+          <w:rPr>
+            <w:rStyle w:val="Lienhypertexte"/>
+          </w:rPr>
+          <w:t>validate</w:t>
+        </w:r>
+      </w:hyperlink>
+    </w:p>
+    <w:p>
+      <w:pPr>
+        <w:pStyle w:val="Textbody"/>
+        <w:keepNext/>
+        <w:numPr>
+          <w:ilvl w:val="0"/>
+          <w:numId w:val="8"/>
+        </w:numPr>
+        <w:contextualSpacing/>
+        <w:rPr>
+          <w:rStyle w:val="Lienhypertexte"/>
+        </w:rPr>
+      </w:pPr>
+      <w:hyperlink w:anchor="_refuse_-id:&lt;document’s_id&gt;" w:history="1">
+        <w:r>
+          <w:rPr>
+            <w:rStyle w:val="Lienhypertexte"/>
+          </w:rPr>
+          <w:t>refuse</w:t>
+        </w:r>
+      </w:hyperlink>
+    </w:p>
+    <w:p>
+      <w:pPr>
+        <w:pStyle w:val="Textbody"/>
+        <w:keepNext/>
+        <w:numPr>
+          <w:ilvl w:val="0"/>
+          <w:numId w:val="8"/>
+        </w:numPr>
+        <w:contextualSpacing/>
+        <w:rPr>
+          <w:rStyle w:val="Lienhypertexte"/>
+        </w:rPr>
+      </w:pPr>
+      <w:hyperlink w:anchor="_update_-id:&lt;document’s_id&gt;" w:history="1">
+        <w:r>
+          <w:rPr>
+            <w:rStyle w:val="Lienhypertexte"/>
+          </w:rPr>
+          <w:t>update</w:t>
+        </w:r>
+      </w:hyperlink>
+    </w:p>
+    <w:p>
+      <w:pPr>
+        <w:pStyle w:val="Textbody"/>
+        <w:numPr>
+          <w:ilvl w:val="0"/>
+          <w:numId w:val="8"/>
+        </w:numPr>
+        <w:ind w:left="641" w:hanging="357"/>
+        <w:contextualSpacing/>
+        <w:rPr>
+          <w:rStyle w:val="Lienhypertexte"/>
+        </w:rPr>
+      </w:pPr>
+      <w:hyperlink w:anchor="_delete_-id:&lt;document’s_id&gt;" w:history="1">
+        <w:r>
+          <w:rPr>
+            <w:rStyle w:val="Lienhypertexte"/>
+          </w:rPr>
+          <w:t>delete</w:t>
+        </w:r>
+      </w:hyperlink>
+    </w:p>
+    <w:p>
+      <w:pPr>
+        <w:pStyle w:val="Titre3"/>
+      </w:pPr>
+      <w:bookmarkStart w:id="12" w:name="_send_-level:&lt;level&gt;_-subject:&lt;subje"/>
+      <w:bookmarkEnd w:id="12"/>
+      <w:r>
+        <w:t>send -level:&lt;</w:t>
+      </w:r>
+      <w:r>
+        <w:t>level</w:t>
+      </w:r>
+      <w:r>
+        <w:t>&gt; -subject:&lt;subject&gt; [-type:&lt;type&gt;]</w:t>
+      </w:r>
+      <w:r>
+        <w:t xml:space="preserve"> </w:t>
+      </w:r>
+      <w:r>
+        <w:t>&lt;your document&gt;</w:t>
+      </w:r>
+    </w:p>
+    <w:p>
+      <w:pPr>
+        <w:pStyle w:val="Textbody"/>
+        <w:keepNext/>
+        <w:contextualSpacing/>
+      </w:pPr>
+      <w:r>
+        <w:t xml:space="preserve">Allows you to send a document to the bot (guide </w:t>
+      </w:r>
+      <w:hyperlink w:anchor="_Envoyer_un_fichier" w:history="1">
+        <w:r>
+          <w:rPr>
+            <w:rStyle w:val="Lienhypertexte"/>
+          </w:rPr>
+          <w:t>here</w:t>
+        </w:r>
+      </w:hyperlink>
+      <w:r>
+        <w:t>).</w:t>
+      </w:r>
+    </w:p>
+    <w:p>
+      <w:pPr>
+        <w:pStyle w:val="Textbody"/>
+        <w:keepNext/>
+        <w:ind w:left="709"/>
+        <w:contextualSpacing/>
+      </w:pPr>
+      <w:r>
+        <w:t>-</w:t>
+      </w:r>
+      <w:r>
+        <w:rPr>
+          <w:b/>
+          <w:bCs/>
+        </w:rPr>
+        <w:t>level</w:t>
+      </w:r>
+      <w:r>
+        <w:t xml:space="preserve">: </w:t>
+      </w:r>
+      <w:r>
+        <w:rPr>
+          <w:b/>
+          <w:bCs/>
+        </w:rPr>
+        <w:t xml:space="preserve">&lt;level&gt; </w:t>
+      </w:r>
+      <w:r>
+        <w:t>=&gt;</w:t>
+      </w:r>
+      <w:r>
+        <w:rPr>
+          <w:b/>
+          <w:bCs/>
+        </w:rPr>
+        <w:t xml:space="preserve"> </w:t>
+      </w:r>
+      <w:r>
+        <w:t>Indicate</w:t>
+      </w:r>
+      <w:r>
+        <w:t>s</w:t>
+      </w:r>
+      <w:r>
+        <w:t xml:space="preserve"> the document’s level;</w:t>
+      </w:r>
+    </w:p>
+    <w:p>
+      <w:pPr>
+        <w:pStyle w:val="Textbody"/>
+        <w:keepNext/>
+        <w:ind w:left="709"/>
+        <w:contextualSpacing/>
+      </w:pPr>
+      <w:r>
+        <w:t>-</w:t>
+      </w:r>
+      <w:r>
+        <w:rPr>
+          <w:b/>
+          <w:bCs/>
+        </w:rPr>
+        <w:t>subject</w:t>
+      </w:r>
+      <w:r>
+        <w:t xml:space="preserve">: </w:t>
+      </w:r>
+      <w:r>
+        <w:rPr>
+          <w:b/>
+          <w:bCs/>
+        </w:rPr>
+        <w:t xml:space="preserve">&lt;subject&gt; </w:t>
+      </w:r>
+      <w:r>
+        <w:t>=&gt; Indicate</w:t>
+      </w:r>
+      <w:r>
+        <w:t>s</w:t>
+      </w:r>
+      <w:r>
+        <w:t xml:space="preserve"> the document’s subject;</w:t>
+      </w:r>
+    </w:p>
+    <w:p>
+      <w:pPr>
+        <w:pStyle w:val="Textbody"/>
+        <w:keepNext/>
+        <w:ind w:left="709"/>
+        <w:contextualSpacing/>
+      </w:pPr>
+      <w:r>
+        <w:t>-</w:t>
+      </w:r>
+      <w:r>
+        <w:rPr>
+          <w:b/>
+          <w:bCs/>
+        </w:rPr>
+        <w:t>type</w:t>
+      </w:r>
+      <w:r>
+        <w:t xml:space="preserve">: </w:t>
+      </w:r>
+      <w:r>
+        <w:rPr>
+          <w:b/>
+          <w:bCs/>
+        </w:rPr>
+        <w:t>&lt;types&gt;</w:t>
+      </w:r>
+      <w:r>
+        <w:t xml:space="preserve"> =&gt; Allow you to indicate the document’s type (optional, by default a course);</w:t>
+      </w:r>
+    </w:p>
+    <w:p>
+      <w:pPr>
+        <w:pStyle w:val="Textbody"/>
+        <w:ind w:left="709"/>
+        <w:contextualSpacing/>
+      </w:pPr>
+      <w:r>
+        <w:t>-</w:t>
+      </w:r>
+      <w:r>
+        <w:rPr>
+          <w:b/>
+          <w:bCs/>
+        </w:rPr>
+        <w:t>&lt;your document&gt;</w:t>
+      </w:r>
+      <w:r>
+        <w:t xml:space="preserve"> =&gt; Create an attachment to your document with discord.</w:t>
+      </w:r>
+    </w:p>
+    <w:p>
+      <w:pPr>
+        <w:pStyle w:val="Textbody"/>
+        <w:contextualSpacing/>
+      </w:pPr>
+      <w:r>
+        <w:rPr>
+          <w:i/>
+          <w:iCs/>
+        </w:rPr>
+        <w:t>Short version:</w:t>
+      </w:r>
+      <w:r>
+        <w:t xml:space="preserve"> </w:t>
+      </w:r>
+      <w:proofErr w:type="spellStart"/>
+      <w:r>
+        <w:rPr>
+          <w:rFonts w:ascii="Courier New" w:hAnsi="Courier New" w:cs="Courier New"/>
+        </w:rPr>
+        <w:t>sd</w:t>
+      </w:r>
+      <w:proofErr w:type="spellEnd"/>
+    </w:p>
+    <w:p>
+      <w:pPr>
+        <w:pStyle w:val="Titre3"/>
+      </w:pPr>
+      <w:bookmarkStart w:id="13" w:name="_search_unvalidate_-subject:&lt;subject"/>
+      <w:bookmarkEnd w:id="13"/>
+      <w:r>
+        <w:tab/>
+      </w:r>
+      <w:r>
+        <w:t>search_unvalidate -subject:&lt;subject&gt;</w:t>
+      </w:r>
+    </w:p>
+    <w:p>
+      <w:pPr>
+        <w:pStyle w:val="Textbody"/>
+        <w:contextualSpacing/>
+        <w:rPr>
+          <w:color w:val="000000"/>
+        </w:rPr>
+      </w:pPr>
+      <w:r>
+        <w:rPr>
+          <w:color w:val="000000"/>
+        </w:rPr>
+        <w:t>Allows you to see the documents that wait for a validation in the indicated subject</w:t>
+      </w:r>
+      <w:r>
+        <w:rPr>
+          <w:color w:val="000000"/>
+        </w:rPr>
+        <w:t xml:space="preserve"> </w:t>
+      </w:r>
+      <w:r>
+        <w:t xml:space="preserve">(guide </w:t>
+      </w:r>
+      <w:hyperlink w:anchor="_Envoyer_un_fichier" w:history="1">
+        <w:r>
+          <w:rPr>
+            <w:rStyle w:val="Lienhypertexte"/>
+          </w:rPr>
+          <w:t>here</w:t>
+        </w:r>
+      </w:hyperlink>
+      <w:r>
+        <w:t>).</w:t>
+      </w:r>
+    </w:p>
+    <w:p>
+      <w:pPr>
+        <w:pStyle w:val="Textbody"/>
+        <w:ind w:firstLine="709"/>
+        <w:contextualSpacing/>
+        <w:rPr>
+          <w:color w:val="000000"/>
+        </w:rPr>
+      </w:pPr>
+      <w:r>
+        <w:rPr>
+          <w:color w:val="000000"/>
+        </w:rPr>
+        <w:t>-</w:t>
+      </w:r>
+      <w:r>
+        <w:rPr>
+          <w:b/>
+          <w:bCs/>
+          <w:color w:val="000000"/>
+        </w:rPr>
+        <w:t>subject</w:t>
+      </w:r>
+      <w:r>
+        <w:rPr>
+          <w:color w:val="000000"/>
+        </w:rPr>
+        <w:t xml:space="preserve">: </w:t>
+      </w:r>
+      <w:r>
+        <w:rPr>
+          <w:b/>
+          <w:bCs/>
+          <w:color w:val="000000"/>
+        </w:rPr>
+        <w:t xml:space="preserve">&lt;subject&gt; </w:t>
+      </w:r>
+      <w:r>
+        <w:rPr>
+          <w:color w:val="000000"/>
+        </w:rPr>
+        <w:t>=&gt; Indicate the documents’ subject that you want to see;</w:t>
+      </w:r>
+    </w:p>
+    <w:p>
+      <w:pPr>
+        <w:pStyle w:val="Textbody"/>
+        <w:contextualSpacing/>
+        <w:rPr>
+          <w:rFonts w:ascii="Courier New" w:hAnsi="Courier New" w:cs="Courier New"/>
+        </w:rPr>
+      </w:pPr>
+      <w:r>
+        <w:rPr>
+          <w:i/>
+          <w:iCs/>
+        </w:rPr>
+        <w:t>Short version:</w:t>
+      </w:r>
+      <w:r>
+        <w:t xml:space="preserve"> </w:t>
+      </w:r>
+      <w:proofErr w:type="spellStart"/>
+      <w:r>
+        <w:rPr>
+          <w:rFonts w:ascii="Courier New" w:hAnsi="Courier New" w:cs="Courier New"/>
+        </w:rPr>
+        <w:t>s</w:t>
+      </w:r>
+      <w:r>
+        <w:rPr>
+          <w:rFonts w:ascii="Courier New" w:hAnsi="Courier New" w:cs="Courier New"/>
+        </w:rPr>
+        <w:t>u</w:t>
+      </w:r>
+      <w:proofErr w:type="spellEnd"/>
+    </w:p>
+    <w:p>
+      <w:pPr>
+        <w:pStyle w:val="Titre3"/>
+      </w:pPr>
+      <w:bookmarkStart w:id="14" w:name="_get_unvalidate_-id:&lt;document’s_id&gt;"/>
+      <w:bookmarkEnd w:id="14"/>
+      <w:r>
+        <w:t>g</w:t>
+      </w:r>
+      <w:r>
+        <w:t>et</w:t>
+      </w:r>
+      <w:r>
+        <w:t>_unvalidate</w:t>
+      </w:r>
+      <w:r>
+        <w:t xml:space="preserve"> -</w:t>
+      </w:r>
+      <w:r>
+        <w:t>id:&lt;</w:t>
+      </w:r>
+      <w:r>
+        <w:t>document’s id</w:t>
+      </w:r>
+      <w:r>
+        <w:t>&gt;</w:t>
+      </w:r>
+    </w:p>
+    <w:p>
+      <w:pPr>
+        <w:pStyle w:val="Textbody"/>
+        <w:keepNext/>
+        <w:keepLines/>
+        <w:contextualSpacing/>
+      </w:pPr>
+      <w:r>
+        <w:t>Allows you to get the content of a file</w:t>
+      </w:r>
+      <w:r>
+        <w:t xml:space="preserve"> which wait for a validation or which has been refused</w:t>
+      </w:r>
+      <w:r>
+        <w:t xml:space="preserve"> (guide </w:t>
+      </w:r>
+      <w:hyperlink w:anchor="_Envoyer_un_fichier" w:history="1">
+        <w:r>
+          <w:rPr>
+            <w:rStyle w:val="Lienhypertexte"/>
+          </w:rPr>
+          <w:t>here</w:t>
+        </w:r>
+      </w:hyperlink>
+      <w:r>
+        <w:t>).</w:t>
+      </w:r>
+    </w:p>
+    <w:p>
+      <w:pPr>
+        <w:pStyle w:val="Textbody"/>
+        <w:keepNext/>
+        <w:keepLines/>
+        <w:ind w:firstLine="646"/>
+        <w:contextualSpacing/>
+      </w:pPr>
+      <w:r>
+        <w:rPr>
+          <w:b/>
+          <w:bCs/>
+        </w:rPr>
+        <w:t xml:space="preserve">-id: &lt;document’s id&gt; </w:t>
+      </w:r>
+      <w:r>
+        <w:t xml:space="preserve">=&gt; Indicate </w:t>
+      </w:r>
+      <w:r>
+        <w:t>the</w:t>
+      </w:r>
+      <w:r>
+        <w:t xml:space="preserve"> document’s ID.</w:t>
+      </w:r>
+    </w:p>
+    <w:p>
+      <w:pPr>
+        <w:pStyle w:val="Textbody"/>
+        <w:contextualSpacing/>
+      </w:pPr>
+      <w:r>
+        <w:rPr>
+          <w:i/>
+          <w:iCs/>
+        </w:rPr>
+        <w:t>Short version:</w:t>
+      </w:r>
+      <w:r>
+        <w:t xml:space="preserve"> </w:t>
+      </w:r>
+      <w:proofErr w:type="spellStart"/>
+      <w:r>
+        <w:rPr>
+          <w:rFonts w:ascii="Courier New" w:hAnsi="Courier New" w:cs="Courier New"/>
+        </w:rPr>
+        <w:t>gu</w:t>
+      </w:r>
+      <w:proofErr w:type="spellEnd"/>
+    </w:p>
+    <w:p>
+      <w:pPr>
+        <w:pStyle w:val="Titre3"/>
+      </w:pPr>
+      <w:bookmarkStart w:id="15" w:name="_validate_-id:&lt;document’s_id&gt;"/>
+      <w:bookmarkEnd w:id="15"/>
+      <w:r>
+        <w:tab/>
+      </w:r>
+      <w:r>
+        <w:t>validate -id:&lt;document’s id&gt;</w:t>
+      </w:r>
+    </w:p>
+    <w:p>
+      <w:pPr>
+        <w:pStyle w:val="Textbody"/>
+        <w:keepNext/>
+        <w:keepLines/>
+        <w:contextualSpacing/>
+      </w:pPr>
+      <w:r>
+        <w:t xml:space="preserve">Allows you to validate a document if it isn’t already refused (guide </w:t>
+      </w:r>
+      <w:hyperlink w:anchor="_Envoyer_un_fichier" w:history="1">
+        <w:r>
+          <w:rPr>
+            <w:rStyle w:val="Lienhypertexte"/>
+          </w:rPr>
+          <w:t>here</w:t>
+        </w:r>
+      </w:hyperlink>
+      <w:r>
+        <w:t>).</w:t>
+      </w:r>
+    </w:p>
+    <w:p>
+      <w:pPr>
+        <w:pStyle w:val="Textbody"/>
+        <w:keepNext/>
+        <w:keepLines/>
+        <w:ind w:firstLine="709"/>
+        <w:contextualSpacing/>
+      </w:pPr>
+      <w:r>
+        <w:t>-</w:t>
+      </w:r>
+      <w:r>
+        <w:rPr>
+          <w:b/>
+          <w:bCs/>
+        </w:rPr>
+        <w:t xml:space="preserve">id: &lt;document’s id&gt; </w:t>
+      </w:r>
+      <w:r>
+        <w:t>=&gt; Indicate the document’s ID.</w:t>
+      </w:r>
+    </w:p>
+    <w:p>
+      <w:pPr>
+        <w:pStyle w:val="Textbody"/>
+        <w:contextualSpacing/>
+      </w:pPr>
+      <w:r>
+        <w:rPr>
+          <w:i/>
+          <w:iCs/>
+        </w:rPr>
+        <w:t>Short version:</w:t>
+      </w:r>
+      <w:r>
+        <w:t xml:space="preserve"> </w:t>
+      </w:r>
+      <w:r>
+        <w:rPr>
+          <w:rFonts w:ascii="Courier New" w:hAnsi="Courier New" w:cs="Courier New"/>
+        </w:rPr>
+        <w:t>v</w:t>
+      </w:r>
+    </w:p>
+    <w:p>
+      <w:pPr>
+        <w:pStyle w:val="Titre3"/>
+      </w:pPr>
+      <w:bookmarkStart w:id="16" w:name="_refuse_-id:&lt;document’s_id&gt;"/>
+      <w:bookmarkEnd w:id="16"/>
+      <w:r>
+        <w:tab/>
+      </w:r>
+      <w:r>
+        <w:t>refuse -id:&lt;document’s id&gt;</w:t>
+      </w:r>
+    </w:p>
+    <w:p>
+      <w:pPr>
+        <w:pStyle w:val="Textbody"/>
+        <w:contextualSpacing/>
+      </w:pPr>
+      <w:r>
+        <w:t>Allows you to refuse a document. A refused document can no more be validated.</w:t>
+      </w:r>
+    </w:p>
+    <w:p>
+      <w:pPr>
+        <w:pStyle w:val="Textbody"/>
+        <w:ind w:firstLine="709"/>
+        <w:contextualSpacing/>
+      </w:pPr>
+      <w:r>
+        <w:rPr>
+          <w:b/>
+          <w:bCs/>
+        </w:rPr>
+        <w:t xml:space="preserve">-id: &lt;document’s id&gt; </w:t>
+      </w:r>
+      <w:r>
+        <w:t xml:space="preserve">=&gt; Indicate </w:t>
+      </w:r>
+      <w:r>
+        <w:t>the</w:t>
+      </w:r>
+      <w:r>
+        <w:t xml:space="preserve"> document’s ID.</w:t>
+      </w:r>
+    </w:p>
+    <w:p>
+      <w:pPr>
+        <w:pStyle w:val="Textbody"/>
+        <w:contextualSpacing/>
+      </w:pPr>
+      <w:r>
+        <w:rPr>
+          <w:i/>
+          <w:iCs/>
+        </w:rPr>
+        <w:t>Short version:</w:t>
+      </w:r>
+      <w:r>
+        <w:t xml:space="preserve"> </w:t>
+      </w:r>
+      <w:r>
+        <w:rPr>
+          <w:rFonts w:ascii="Courier New" w:hAnsi="Courier New" w:cs="Courier New"/>
+        </w:rPr>
+        <w:t>r</w:t>
+      </w:r>
+    </w:p>
+    <w:p>
+      <w:pPr>
+        <w:pStyle w:val="Titre3"/>
+      </w:pPr>
+      <w:bookmarkStart w:id="17" w:name="_update_-id:&lt;document’s_id&gt;"/>
+      <w:bookmarkEnd w:id="17"/>
+      <w:r>
+        <w:tab/>
+      </w:r>
+      <w:r>
+        <w:t>update -id:&lt;document’s id&gt;</w:t>
+      </w:r>
+    </w:p>
+    <w:p>
+      <w:pPr>
+        <w:pStyle w:val="Textbody"/>
+        <w:contextualSpacing/>
+      </w:pPr>
+      <w:r>
+        <w:t xml:space="preserve">Allows to update one of your documents. </w:t>
+      </w:r>
+    </w:p>
+    <w:p>
+      <w:pPr>
+        <w:pStyle w:val="Textbody"/>
+        <w:ind w:firstLine="709"/>
+        <w:contextualSpacing/>
+      </w:pPr>
+      <w:r>
+        <w:rPr>
+          <w:b/>
+          <w:bCs/>
+        </w:rPr>
+        <w:t xml:space="preserve">-id: &lt;document’s id&gt; </w:t>
+      </w:r>
+      <w:r>
+        <w:t xml:space="preserve">=&gt; Indicate </w:t>
+      </w:r>
+      <w:r>
+        <w:t>the</w:t>
+      </w:r>
+      <w:r>
+        <w:t xml:space="preserve"> document’s ID.</w:t>
+      </w:r>
+    </w:p>
+    <w:p>
+      <w:pPr>
+        <w:pStyle w:val="Textbody"/>
+        <w:contextualSpacing/>
+      </w:pPr>
+      <w:r>
+        <w:rPr>
+          <w:i/>
+          <w:iCs/>
+        </w:rPr>
+        <w:t>Short version:</w:t>
+      </w:r>
+      <w:r>
+        <w:t xml:space="preserve"> </w:t>
+      </w:r>
+      <w:r>
+        <w:rPr>
+          <w:rFonts w:ascii="Courier New" w:hAnsi="Courier New" w:cs="Courier New"/>
+        </w:rPr>
+        <w:t>up</w:t>
+      </w:r>
+    </w:p>
+    <w:p>
+      <w:pPr>
+        <w:pStyle w:val="Titre3"/>
+      </w:pPr>
+      <w:bookmarkStart w:id="18" w:name="_delete_-id:&lt;document’s_id&gt;"/>
+      <w:bookmarkEnd w:id="18"/>
+      <w:r>
+        <w:tab/>
+      </w:r>
+      <w:r>
+        <w:t>delete -id:&lt;document’s id&gt;</w:t>
+      </w:r>
+    </w:p>
+    <w:p>
+      <w:pPr>
+        <w:pStyle w:val="Standard"/>
+        <w:contextualSpacing/>
+      </w:pPr>
+      <w:r>
+        <w:t xml:space="preserve">Allows to delete one of your documents. </w:t>
+      </w:r>
+    </w:p>
+    <w:p>
+      <w:pPr>
+        <w:pStyle w:val="Standard"/>
+        <w:ind w:firstLine="709"/>
+        <w:contextualSpacing/>
+      </w:pPr>
+      <w:r>
+        <w:rPr>
+          <w:b/>
+          <w:bCs/>
+        </w:rPr>
+        <w:t xml:space="preserve">-id: &lt;document’s id&gt; </w:t>
+      </w:r>
+      <w:r>
+        <w:t xml:space="preserve">=&gt; Indicate </w:t>
+      </w:r>
+      <w:r>
+        <w:t>the</w:t>
+      </w:r>
+      <w:r>
+        <w:t xml:space="preserve"> document’s ID.</w:t>
+      </w:r>
+    </w:p>
+    <w:p>
+      <w:pPr>
+        <w:pStyle w:val="Textbody"/>
+        <w:contextualSpacing/>
+      </w:pPr>
+      <w:r>
+        <w:rPr>
+          <w:i/>
+          <w:iCs/>
+        </w:rPr>
+        <w:t>Short version:</w:t>
+      </w:r>
+      <w:r>
+        <w:t xml:space="preserve"> </w:t>
+      </w:r>
+      <w:r>
+        <w:rPr>
+          <w:rFonts w:ascii="Courier New" w:hAnsi="Courier New" w:cs="Courier New"/>
+        </w:rPr>
+        <w:t>del</w:t>
+      </w:r>
+    </w:p>
+    <w:p>
+      <w:pPr>
+        <w:pStyle w:val="Titre2"/>
+        <w:rPr>
+          <w:lang w:val="en-GB"/>
+        </w:rPr>
+      </w:pPr>
+      <w:r>
+        <w:rPr>
+          <w:lang w:val="en-GB"/>
+        </w:rPr>
+        <w:t>Read</w:t>
+      </w:r>
+      <w:r>
+        <w:rPr>
+          <w:lang w:val="en-GB"/>
+        </w:rPr>
+        <w:t>ers’ commands</w:t>
+      </w:r>
+    </w:p>
+    <w:p>
+      <w:pPr>
+        <w:pStyle w:val="Textbody"/>
+        <w:keepNext/>
+        <w:contextualSpacing/>
+      </w:pPr>
+      <w:r>
+        <w:t xml:space="preserve">Here are the commands that can be executed by a </w:t>
+      </w:r>
+      <w:r>
+        <w:rPr>
+          <w:i/>
+          <w:iCs/>
+        </w:rPr>
+        <w:t>reader</w:t>
+      </w:r>
+      <w:r>
+        <w:t>:</w:t>
+      </w:r>
+    </w:p>
+    <w:p>
+      <w:pPr>
+        <w:pStyle w:val="Textbody"/>
+        <w:keepNext/>
+        <w:numPr>
+          <w:ilvl w:val="0"/>
+          <w:numId w:val="8"/>
+        </w:numPr>
+        <w:contextualSpacing/>
+        <w:rPr>
+          <w:rStyle w:val="Lienhypertexte"/>
+        </w:rPr>
+      </w:pPr>
+      <w:hyperlink w:anchor="_get_-id:&lt;document’s_id&gt;" w:history="1">
+        <w:r>
+          <w:rPr>
+            <w:rStyle w:val="Lienhypertexte"/>
+          </w:rPr>
+          <w:t>get</w:t>
+        </w:r>
+      </w:hyperlink>
+    </w:p>
+    <w:p>
+      <w:pPr>
+        <w:pStyle w:val="Textbody"/>
+        <w:numPr>
+          <w:ilvl w:val="0"/>
+          <w:numId w:val="8"/>
+        </w:numPr>
+        <w:ind w:left="641" w:hanging="357"/>
+        <w:contextualSpacing/>
+        <w:rPr>
+          <w:rStyle w:val="Lienhypertexte"/>
+        </w:rPr>
+      </w:pPr>
+      <w:hyperlink w:anchor="_search_[-subject:&lt;subject&gt;]_[-level" w:history="1">
+        <w:r>
+          <w:rPr>
+            <w:rStyle w:val="Lienhypertexte"/>
+          </w:rPr>
+          <w:t>search</w:t>
+        </w:r>
+      </w:hyperlink>
+    </w:p>
+    <w:p>
+      <w:pPr>
+        <w:pStyle w:val="Titre3"/>
+      </w:pPr>
+      <w:bookmarkStart w:id="19" w:name="_get_-id:&lt;document’s_id&gt;"/>
+      <w:bookmarkEnd w:id="19"/>
+      <w:r>
+        <w:t>get</w:t>
+      </w:r>
+      <w:r>
+        <w:t xml:space="preserve"> -</w:t>
+      </w:r>
+      <w:r>
+        <w:t>id:&lt;</w:t>
+      </w:r>
+      <w:r>
+        <w:t>document’s id</w:t>
+      </w:r>
+      <w:r>
+        <w:t>&gt;</w:t>
+      </w:r>
+    </w:p>
+    <w:p>
+      <w:pPr>
+        <w:pStyle w:val="Textbody"/>
+        <w:contextualSpacing/>
+      </w:pPr>
+      <w:r>
+        <w:t xml:space="preserve">Allows you to get the content of a file (guide </w:t>
+      </w:r>
+      <w:hyperlink w:anchor="_Chercher_et_obtenir" w:history="1">
+        <w:r>
+          <w:rPr>
+            <w:rStyle w:val="Lienhypertexte"/>
+          </w:rPr>
+          <w:t>here</w:t>
+        </w:r>
+      </w:hyperlink>
+      <w:r>
+        <w:t>).</w:t>
+      </w:r>
+    </w:p>
+    <w:p>
+      <w:pPr>
+        <w:pStyle w:val="Textbody"/>
+        <w:ind w:firstLine="646"/>
+        <w:contextualSpacing/>
+      </w:pPr>
+      <w:r>
+        <w:rPr>
+          <w:b/>
+          <w:bCs/>
+        </w:rPr>
+        <w:t xml:space="preserve">-id: &lt;document’s id&gt; </w:t>
+      </w:r>
+      <w:r>
+        <w:t xml:space="preserve">=&gt; Indicate </w:t>
+      </w:r>
+      <w:r>
+        <w:t>the</w:t>
+      </w:r>
+      <w:r>
+        <w:t xml:space="preserve"> document’s ID.</w:t>
+      </w:r>
+    </w:p>
+    <w:p>
+      <w:pPr>
+        <w:pStyle w:val="Textbody"/>
+        <w:contextualSpacing/>
+      </w:pPr>
+      <w:r>
+        <w:rPr>
+          <w:i/>
+          <w:iCs/>
+        </w:rPr>
+        <w:t>Short version:</w:t>
+      </w:r>
+      <w:r>
+        <w:t xml:space="preserve"> </w:t>
+      </w:r>
+      <w:r>
+        <w:rPr>
+          <w:rFonts w:ascii="Courier New" w:hAnsi="Courier New" w:cs="Courier New"/>
+        </w:rPr>
+        <w:t>g</w:t>
+      </w:r>
+    </w:p>
+    <w:p>
+      <w:pPr>
+        <w:pStyle w:val="Titre3"/>
+      </w:pPr>
+      <w:bookmarkStart w:id="20" w:name="_search_[-subject:&lt;subject&gt;]_[-level"/>
+      <w:bookmarkEnd w:id="20"/>
+      <w:r>
+        <w:tab/>
+      </w:r>
+      <w:r>
+        <w:t xml:space="preserve">search </w:t>
+      </w:r>
+      <w:r>
+        <w:t>[</w:t>
+      </w:r>
+      <w:r>
+        <w:t>-subject:&lt;subject&gt;</w:t>
+      </w:r>
+      <w:r>
+        <w:t>] [-level:&lt;level&gt;]</w:t>
+      </w:r>
+    </w:p>
+    <w:p>
+      <w:pPr>
+        <w:pStyle w:val="Textbody"/>
+        <w:keepNext/>
+        <w:keepLines/>
+        <w:contextualSpacing/>
+        <w:rPr>
+          <w:color w:val="000000"/>
+        </w:rPr>
+      </w:pPr>
+      <w:r>
+        <w:rPr>
+          <w:color w:val="000000"/>
+        </w:rPr>
+        <w:t>Allows you to</w:t>
+      </w:r>
+      <w:r>
+        <w:rPr>
+          <w:color w:val="000000"/>
+        </w:rPr>
+        <w:t xml:space="preserve"> </w:t>
+      </w:r>
+      <w:r>
+        <w:rPr>
+          <w:color w:val="000000"/>
+        </w:rPr>
+        <w:t>search</w:t>
+      </w:r>
+      <w:r>
+        <w:rPr>
+          <w:color w:val="000000"/>
+        </w:rPr>
+        <w:t xml:space="preserve"> all the validated document for a given subject and a given level </w:t>
+      </w:r>
+      <w:r>
+        <w:t xml:space="preserve">(guide </w:t>
+      </w:r>
+      <w:hyperlink w:anchor="_Chercher_et_obtenir" w:history="1">
+        <w:r>
+          <w:rPr>
+            <w:rStyle w:val="Lienhypertexte"/>
+          </w:rPr>
+          <w:t>here</w:t>
+        </w:r>
+      </w:hyperlink>
+      <w:r>
+        <w:t>).</w:t>
+      </w:r>
+    </w:p>
+    <w:p>
+      <w:pPr>
+        <w:pStyle w:val="Textbody"/>
+        <w:keepNext/>
+        <w:ind w:left="709"/>
+        <w:contextualSpacing/>
+        <w:rPr>
+          <w:color w:val="000000"/>
+        </w:rPr>
+      </w:pPr>
+      <w:r>
+        <w:rPr>
+          <w:color w:val="000000"/>
+        </w:rPr>
+        <w:t>-</w:t>
+      </w:r>
+      <w:r>
+        <w:rPr>
+          <w:b/>
+          <w:bCs/>
+          <w:color w:val="000000"/>
+        </w:rPr>
+        <w:t>subject</w:t>
+      </w:r>
+      <w:r>
+        <w:rPr>
+          <w:color w:val="000000"/>
+        </w:rPr>
+        <w:t xml:space="preserve">: </w:t>
+      </w:r>
+      <w:r>
+        <w:rPr>
+          <w:b/>
+          <w:bCs/>
+          <w:color w:val="000000"/>
+        </w:rPr>
+        <w:t xml:space="preserve">&lt;subject&gt; </w:t>
+      </w:r>
+      <w:r>
+        <w:rPr>
+          <w:color w:val="000000"/>
+        </w:rPr>
+        <w:t>=&gt; Indicate the documents’ subject that you want to see</w:t>
+      </w:r>
+      <w:r>
+        <w:rPr>
+          <w:color w:val="000000"/>
+        </w:rPr>
+        <w:t>. By default, the subject which is linked to the channel where the message is sent;</w:t>
+      </w:r>
+    </w:p>
+    <w:p>
+      <w:pPr>
+        <w:pStyle w:val="Textbody"/>
+        <w:keepNext/>
+        <w:keepLines/>
+        <w:ind w:left="709"/>
+        <w:contextualSpacing/>
+        <w:rPr>
+          <w:color w:val="000000"/>
+        </w:rPr>
+      </w:pPr>
+      <w:r>
+        <w:rPr>
+          <w:color w:val="000000"/>
+        </w:rPr>
+        <w:t>-</w:t>
+      </w:r>
+      <w:r>
+        <w:rPr>
+          <w:b/>
+          <w:bCs/>
+          <w:color w:val="000000"/>
+        </w:rPr>
+        <w:t>level</w:t>
+      </w:r>
+      <w:r>
+        <w:rPr>
+          <w:color w:val="000000"/>
+        </w:rPr>
+        <w:t xml:space="preserve">: </w:t>
+      </w:r>
+      <w:r>
+        <w:rPr>
+          <w:b/>
+          <w:bCs/>
+          <w:color w:val="000000"/>
+        </w:rPr>
+        <w:t>&lt;</w:t>
+      </w:r>
+      <w:r>
+        <w:rPr>
+          <w:b/>
+          <w:bCs/>
+          <w:color w:val="000000"/>
+        </w:rPr>
+        <w:t>level</w:t>
+      </w:r>
+      <w:r>
+        <w:rPr>
+          <w:b/>
+          <w:bCs/>
+          <w:color w:val="000000"/>
+        </w:rPr>
+        <w:t xml:space="preserve">&gt; </w:t>
+      </w:r>
+      <w:r>
+        <w:rPr>
+          <w:color w:val="000000"/>
+        </w:rPr>
+        <w:t>=&gt; Indicate the documents’ subject that you want to see</w:t>
+      </w:r>
+      <w:r>
+        <w:rPr>
+          <w:color w:val="000000"/>
+        </w:rPr>
+        <w:t>. By default, your level role.</w:t>
+      </w:r>
+    </w:p>
+    <w:p>
+      <w:pPr>
+        <w:pStyle w:val="Textbody"/>
+        <w:contextualSpacing/>
+      </w:pPr>
+      <w:r>
+        <w:rPr>
+          <w:i/>
+          <w:iCs/>
+        </w:rPr>
+        <w:t>Short version:</w:t>
+      </w:r>
+      <w:r>
+        <w:t xml:space="preserve"> </w:t>
+      </w:r>
+      <w:r>
+        <w:rPr>
+          <w:rFonts w:ascii="Courier New" w:hAnsi="Courier New" w:cs="Courier New"/>
+        </w:rPr>
+        <w:t>s</w:t>
+      </w:r>
+    </w:p>
+    <w:p>
+      <w:pPr>
+        <w:pStyle w:val="Titre2"/>
+        <w:rPr>
+          <w:lang w:val="en-GB"/>
+        </w:rPr>
+      </w:pPr>
+      <w:r>
+        <w:rPr>
+          <w:lang w:val="en-GB"/>
+        </w:rPr>
+        <w:t>Administrators’</w:t>
+      </w:r>
+      <w:r>
+        <w:rPr>
+          <w:lang w:val="en-GB"/>
+        </w:rPr>
+        <w:t xml:space="preserve"> commands</w:t>
+      </w:r>
+    </w:p>
+    <w:p>
+      <w:pPr>
+        <w:pStyle w:val="Textbody"/>
+        <w:keepNext/>
+        <w:contextualSpacing/>
+      </w:pPr>
+      <w:r>
+        <w:t xml:space="preserve">Here are the commands that can be executed by an </w:t>
+      </w:r>
+      <w:r>
+        <w:rPr>
+          <w:i/>
+          <w:iCs/>
+        </w:rPr>
+        <w:t>administrator</w:t>
+      </w:r>
+      <w:r>
+        <w:t>:</w:t>
+      </w:r>
+    </w:p>
+    <w:p>
+      <w:pPr>
+        <w:pStyle w:val="Textbody"/>
+        <w:keepNext/>
+        <w:numPr>
+          <w:ilvl w:val="0"/>
+          <w:numId w:val="8"/>
+        </w:numPr>
+        <w:ind w:left="641" w:hanging="357"/>
+        <w:contextualSpacing/>
+        <w:rPr>
+          <w:rStyle w:val="Lienhypertexte"/>
+        </w:rPr>
+      </w:pPr>
+      <w:hyperlink w:anchor="_url_-link:_&lt;GDrive" w:history="1">
+        <w:r>
+          <w:rPr>
+            <w:rStyle w:val="Lienhypertexte"/>
+          </w:rPr>
+          <w:t>url</w:t>
+        </w:r>
+      </w:hyperlink>
+    </w:p>
+    <w:p>
+      <w:pPr>
+        <w:pStyle w:val="Textbody"/>
+        <w:keepNext/>
+        <w:numPr>
+          <w:ilvl w:val="0"/>
+          <w:numId w:val="8"/>
+        </w:numPr>
+        <w:ind w:left="641" w:hanging="357"/>
+        <w:contextualSpacing/>
+        <w:rPr>
+          <w:rStyle w:val="Lienhypertexte"/>
+        </w:rPr>
+      </w:pPr>
+      <w:hyperlink w:anchor="_create_settings_[-subject:&lt;subject_" w:history="1">
+        <w:r>
+          <w:rPr>
+            <w:rStyle w:val="Lienhypertexte"/>
+          </w:rPr>
+          <w:t>create_settings</w:t>
+        </w:r>
+      </w:hyperlink>
+    </w:p>
+    <w:p>
+      <w:pPr>
+        <w:pStyle w:val="Textbody"/>
+        <w:keepNext/>
+        <w:numPr>
+          <w:ilvl w:val="0"/>
+          <w:numId w:val="8"/>
+        </w:numPr>
+        <w:ind w:left="641" w:hanging="357"/>
+        <w:contextualSpacing/>
+        <w:rPr>
+          <w:rStyle w:val="Lienhypertexte"/>
+        </w:rPr>
+      </w:pPr>
+      <w:hyperlink w:anchor="_modify_settings_-subject:&lt;subject_n" w:history="1">
+        <w:r>
+          <w:rPr>
+            <w:rStyle w:val="Lienhypertexte"/>
+          </w:rPr>
+          <w:t>modify_settings -subject</w:t>
+        </w:r>
+      </w:hyperlink>
+    </w:p>
+    <w:p>
+      <w:pPr>
+        <w:pStyle w:val="Textbody"/>
+        <w:keepNext/>
+        <w:numPr>
+          <w:ilvl w:val="0"/>
+          <w:numId w:val="8"/>
+        </w:numPr>
+        <w:ind w:left="641" w:hanging="357"/>
+        <w:contextualSpacing/>
+        <w:rPr>
+          <w:rStyle w:val="Lienhypertexte"/>
+        </w:rPr>
+      </w:pPr>
+      <w:hyperlink w:anchor="_modify_settings_-level:&lt;level_name&gt;" w:history="1">
+        <w:r>
+          <w:rPr>
+            <w:rStyle w:val="Lienhypertexte"/>
+          </w:rPr>
+          <w:t>modify _settings -level</w:t>
+        </w:r>
+      </w:hyperlink>
+    </w:p>
+    <w:p>
+      <w:pPr>
+        <w:pStyle w:val="Textbody"/>
+        <w:keepNext/>
+        <w:numPr>
+          <w:ilvl w:val="0"/>
+          <w:numId w:val="8"/>
+        </w:numPr>
+        <w:ind w:left="641" w:hanging="357"/>
+        <w:contextualSpacing/>
+        <w:rPr>
+          <w:rStyle w:val="Lienhypertexte"/>
+        </w:rPr>
+      </w:pPr>
+      <w:hyperlink w:anchor="_modify_settings_-prof_–" w:history="1">
+        <w:r>
+          <w:rPr>
+            <w:rStyle w:val="Lienhypertexte"/>
+          </w:rPr>
+          <w:t>modify _settings -prof</w:t>
+        </w:r>
+      </w:hyperlink>
+    </w:p>
+    <w:p>
+      <w:pPr>
+        <w:pStyle w:val="Textbody"/>
+        <w:keepNext/>
+        <w:numPr>
+          <w:ilvl w:val="0"/>
+          <w:numId w:val="8"/>
+        </w:numPr>
+        <w:ind w:left="641" w:hanging="357"/>
+        <w:contextualSpacing/>
+        <w:rPr>
+          <w:rStyle w:val="Lienhypertexte"/>
+        </w:rPr>
+      </w:pPr>
+      <w:hyperlink w:anchor="_modify_settings_-validation:&lt;true|f" w:history="1">
+        <w:r>
+          <w:rPr>
+            <w:rStyle w:val="Lienhypertexte"/>
+          </w:rPr>
+          <w:t>modify _settings -validation</w:t>
+        </w:r>
+      </w:hyperlink>
+    </w:p>
+    <w:p>
+      <w:pPr>
+        <w:pStyle w:val="Textbody"/>
+        <w:numPr>
+          <w:ilvl w:val="0"/>
+          <w:numId w:val="8"/>
+        </w:numPr>
+        <w:ind w:left="641" w:hanging="357"/>
+        <w:contextualSpacing/>
+        <w:rPr>
+          <w:rStyle w:val="Lienhypertexte"/>
+        </w:rPr>
+      </w:pPr>
+      <w:hyperlink w:anchor="_handle_settings_[-view:&lt;saved|run&gt;]" w:history="1">
+        <w:r>
+          <w:rPr>
+            <w:rStyle w:val="Lienhypertexte"/>
+          </w:rPr>
+          <w:t>handle_settings</w:t>
+        </w:r>
+      </w:hyperlink>
+    </w:p>
+    <w:p>
+      <w:pPr>
+        <w:pStyle w:val="Titre3"/>
+      </w:pPr>
+      <w:bookmarkStart w:id="21" w:name="_url_-link:_&lt;GDrive"/>
+      <w:bookmarkEnd w:id="21"/>
+      <w:r>
+        <w:t>url</w:t>
+      </w:r>
+      <w:r>
+        <w:t xml:space="preserve"> -</w:t>
+      </w:r>
+      <w:r>
+        <w:t>link: &lt;GDrive folder URL&gt;</w:t>
+      </w:r>
+    </w:p>
+    <w:p>
+      <w:pPr>
+        <w:pStyle w:val="Textbody"/>
+        <w:keepNext/>
+        <w:contextualSpacing/>
+      </w:pPr>
+      <w:r>
+        <w:t>Allows you to bind your bot to a GDrive folder (one for each server).</w:t>
+      </w:r>
+    </w:p>
+    <w:p>
+      <w:pPr>
+        <w:pStyle w:val="Textbody"/>
+        <w:ind w:firstLine="646"/>
+        <w:contextualSpacing/>
+      </w:pPr>
+      <w:r>
+        <w:rPr>
+          <w:b/>
+          <w:bCs/>
+        </w:rPr>
+        <w:t xml:space="preserve">-link: &lt;GDrive folder URL&gt; </w:t>
+      </w:r>
+      <w:r>
+        <w:t>=&gt; Indicate the share URL of your folder.</w:t>
+      </w:r>
+    </w:p>
+    <w:p>
+      <w:pPr>
+        <w:pStyle w:val="Titre3"/>
+      </w:pPr>
+      <w:bookmarkStart w:id="22" w:name="_create_settings_[-subject:&lt;subject_"/>
+      <w:bookmarkEnd w:id="22"/>
+      <w:r>
+        <w:tab/>
+      </w:r>
+      <w:r>
+        <w:t>create_settings</w:t>
+      </w:r>
+      <w:r>
+        <w:t xml:space="preserve"> </w:t>
+      </w:r>
+      <w:r>
+        <w:t>[</w:t>
+      </w:r>
+      <w:r>
+        <w:t>-subject:&lt;</w:t>
+      </w:r>
+      <w:proofErr w:type="spellStart"/>
+      <w:r>
+        <w:t>subject</w:t>
+      </w:r>
+      <w:r>
+        <w:t>_name</w:t>
+      </w:r>
+      <w:proofErr w:type="spellEnd"/>
+      <w:r>
+        <w:t>&gt;</w:t>
+      </w:r>
+      <w:r>
+        <w:t>] [-level:&lt;</w:t>
+      </w:r>
+      <w:proofErr w:type="spellStart"/>
+      <w:r>
+        <w:t>level_name</w:t>
+      </w:r>
+      <w:proofErr w:type="spellEnd"/>
+      <w:r>
+        <w:t>&gt;] - @&lt;Role&gt; [#&lt;Channel&gt;</w:t>
+      </w:r>
+    </w:p>
+    <w:p>
+      <w:pPr>
+        <w:pStyle w:val="Textbody"/>
+        <w:contextualSpacing/>
+        <w:rPr>
+          <w:color w:val="000000"/>
+        </w:rPr>
+      </w:pPr>
+      <w:r>
+        <w:rPr>
+          <w:color w:val="000000"/>
+        </w:rPr>
+        <w:t xml:space="preserve">Allows you </w:t>
+      </w:r>
+      <w:r>
+        <w:rPr>
+          <w:color w:val="000000"/>
+        </w:rPr>
+        <w:t xml:space="preserve">to create a setting. The creatable settings are the subjects and the levels. You can’t create two settings </w:t>
+      </w:r>
+      <w:r>
+        <w:t>simultaneously</w:t>
+      </w:r>
+      <w:r>
+        <w:rPr>
+          <w:color w:val="000000"/>
+        </w:rPr>
+        <w:t>. (</w:t>
+      </w:r>
+      <w:proofErr w:type="gramStart"/>
+      <w:r>
+        <w:rPr>
+          <w:color w:val="000000"/>
+        </w:rPr>
+        <w:t>more</w:t>
+      </w:r>
+      <w:proofErr w:type="gramEnd"/>
+      <w:r>
+        <w:rPr>
+          <w:color w:val="000000"/>
+        </w:rPr>
+        <w:t xml:space="preserve"> information </w:t>
+      </w:r>
+      <w:hyperlink w:anchor="_Domaines,_niveaux_et" w:history="1">
+        <w:r>
+          <w:rPr>
+            <w:rStyle w:val="Lienhypertexte"/>
+          </w:rPr>
+          <w:t>here</w:t>
+        </w:r>
+      </w:hyperlink>
+      <w:r>
+        <w:rPr>
+          <w:color w:val="000000"/>
+        </w:rPr>
+        <w:t xml:space="preserve"> and </w:t>
+      </w:r>
+      <w:hyperlink w:anchor="_Créer_des_domaines" w:history="1">
+        <w:r>
+          <w:rPr>
+            <w:rStyle w:val="Lienhypertexte"/>
+          </w:rPr>
+          <w:t>here</w:t>
+        </w:r>
+      </w:hyperlink>
+      <w:r>
+        <w:rPr>
+          <w:color w:val="000000"/>
+        </w:rPr>
+        <w:t>).</w:t>
+      </w:r>
+    </w:p>
+    <w:p>
+      <w:pPr>
+        <w:pStyle w:val="Textbody"/>
+        <w:ind w:left="709"/>
+        <w:contextualSpacing/>
+      </w:pPr>
+      <w:r>
+        <w:rPr>
+          <w:b/>
+          <w:bCs/>
+        </w:rPr>
+        <w:t>-subject: &lt;</w:t>
+      </w:r>
+      <w:proofErr w:type="spellStart"/>
+      <w:r>
+        <w:rPr>
+          <w:b/>
+          <w:bCs/>
+        </w:rPr>
+        <w:t>subject_name</w:t>
+      </w:r>
+      <w:proofErr w:type="spellEnd"/>
+      <w:r>
+        <w:rPr>
+          <w:b/>
+          <w:bCs/>
+        </w:rPr>
+        <w:t xml:space="preserve">&gt; </w:t>
+      </w:r>
+      <w:r>
+        <w:t>=&gt; Use it just if you want to create a subject. Indicate the subject’s name.</w:t>
+      </w:r>
+    </w:p>
+    <w:p>
+      <w:pPr>
+        <w:pStyle w:val="Textbody"/>
+        <w:ind w:left="646"/>
+        <w:contextualSpacing/>
+        <w:rPr>
+          <w:color w:val="000000"/>
+        </w:rPr>
+      </w:pPr>
+      <w:r>
+        <w:rPr>
+          <w:b/>
+          <w:bCs/>
+        </w:rPr>
+        <w:t>-level: &lt;</w:t>
+      </w:r>
+      <w:proofErr w:type="spellStart"/>
+      <w:r>
+        <w:rPr>
+          <w:b/>
+          <w:bCs/>
+        </w:rPr>
+        <w:t>level_name</w:t>
+      </w:r>
+      <w:proofErr w:type="spellEnd"/>
+      <w:r>
+        <w:rPr>
+          <w:b/>
+          <w:bCs/>
+        </w:rPr>
+        <w:t xml:space="preserve">&gt; </w:t>
+      </w:r>
+      <w:r>
+        <w:t>=&gt; Use it just if you want to create a level. Indicate the level’s name.</w:t>
+      </w:r>
+    </w:p>
+    <w:p>
+      <w:pPr>
+        <w:pStyle w:val="Textbody"/>
+        <w:ind w:left="646"/>
+        <w:contextualSpacing/>
+      </w:pPr>
+      <w:r>
+        <w:rPr>
+          <w:b/>
+          <w:bCs/>
+        </w:rPr>
+        <w:t xml:space="preserve">- @&lt;Role&gt; </w:t>
+      </w:r>
+      <w:r>
+        <w:t>=&gt; Indicate an existing role, it will be bind to the setting.</w:t>
+      </w:r>
+    </w:p>
+    <w:p>
+      <w:pPr>
+        <w:pStyle w:val="Textbody"/>
+        <w:ind w:left="646"/>
+        <w:contextualSpacing/>
+      </w:pPr>
+      <w:r>
+        <w:rPr>
+          <w:b/>
+          <w:bCs/>
+        </w:rPr>
+        <w:t xml:space="preserve">- #&lt;Channel&gt; </w:t>
+      </w:r>
+      <w:r>
+        <w:t>=&gt; Use it just if you want to create a subject. Indicate an existing Text Channel, it will be bind to the setting.</w:t>
+      </w:r>
+    </w:p>
+    <w:p>
+      <w:pPr>
+        <w:pStyle w:val="Textbody"/>
+        <w:contextualSpacing/>
+      </w:pPr>
+      <w:r>
+        <w:rPr>
+          <w:i/>
+          <w:iCs/>
+        </w:rPr>
+        <w:t>Short version:</w:t>
+      </w:r>
+      <w:r>
+        <w:t xml:space="preserve"> </w:t>
+      </w:r>
+      <w:r>
+        <w:rPr>
+          <w:rFonts w:ascii="Courier New" w:hAnsi="Courier New" w:cs="Courier New"/>
+        </w:rPr>
+        <w:t>cs</w:t>
+      </w:r>
+    </w:p>
+    <w:p>
+      <w:pPr>
+        <w:pStyle w:val="Titre3"/>
+      </w:pPr>
+      <w:bookmarkStart w:id="23" w:name="_modify_settings_-subject:&lt;subject_n"/>
+      <w:bookmarkEnd w:id="23"/>
+      <w:r>
+        <w:t>modify_settings</w:t>
+      </w:r>
+      <w:r>
+        <w:t xml:space="preserve"> -subject:&lt;</w:t>
+      </w:r>
+      <w:proofErr w:type="spellStart"/>
+      <w:r>
+        <w:t>subject</w:t>
+      </w:r>
+      <w:r>
+        <w:t>_name</w:t>
+      </w:r>
+      <w:proofErr w:type="spellEnd"/>
+      <w:r>
+        <w:t>&gt;</w:t>
+      </w:r>
+      <w:r>
+        <w:t xml:space="preserve"> [-name:&lt;</w:t>
+      </w:r>
+      <w:proofErr w:type="spellStart"/>
+      <w:r>
+        <w:t>new_name</w:t>
+      </w:r>
+      <w:proofErr w:type="spellEnd"/>
+      <w:r>
+        <w:t>] – [@&lt;Role&gt;] [#&lt;Channel&gt;</w:t>
+      </w:r>
+    </w:p>
+    <w:p>
+      <w:pPr>
+        <w:pStyle w:val="Textbody"/>
+        <w:contextualSpacing/>
+        <w:rPr>
+          <w:color w:val="000000"/>
+        </w:rPr>
+      </w:pPr>
+      <w:r>
+        <w:rPr>
+          <w:color w:val="000000"/>
+        </w:rPr>
+        <w:t xml:space="preserve">Allows you </w:t>
+      </w:r>
+      <w:r>
+        <w:rPr>
+          <w:color w:val="000000"/>
+        </w:rPr>
+        <w:t xml:space="preserve">to modify subject’s name or </w:t>
+      </w:r>
+      <w:proofErr w:type="gramStart"/>
+      <w:r>
+        <w:rPr>
+          <w:color w:val="000000"/>
+        </w:rPr>
+        <w:t>bindings :</w:t>
+      </w:r>
+      <w:proofErr w:type="gramEnd"/>
+      <w:r>
+        <w:rPr>
+          <w:color w:val="000000"/>
+        </w:rPr>
+        <w:t xml:space="preserve"> channels and role  (more information </w:t>
+      </w:r>
+      <w:hyperlink w:anchor="_Domaines,_niveaux_et" w:history="1">
+        <w:r>
+          <w:rPr>
+            <w:rStyle w:val="Lienhypertexte"/>
+          </w:rPr>
+          <w:t>here</w:t>
+        </w:r>
+      </w:hyperlink>
+      <w:r>
+        <w:rPr>
+          <w:color w:val="000000"/>
+        </w:rPr>
+        <w:t xml:space="preserve"> and guide </w:t>
+      </w:r>
+      <w:hyperlink w:anchor="_Gérer_les_channels" w:history="1">
+        <w:r>
+          <w:rPr>
+            <w:rStyle w:val="Lienhypertexte"/>
+          </w:rPr>
+          <w:t>here</w:t>
+        </w:r>
+      </w:hyperlink>
+      <w:r>
+        <w:rPr>
+          <w:color w:val="000000"/>
+        </w:rPr>
+        <w:t>).</w:t>
+      </w:r>
+    </w:p>
+    <w:p>
+      <w:pPr>
+        <w:pStyle w:val="Textbody"/>
+        <w:ind w:firstLine="646"/>
+        <w:contextualSpacing/>
+      </w:pPr>
+      <w:r>
+        <w:rPr>
+          <w:b/>
+          <w:bCs/>
+        </w:rPr>
+        <w:t>-subject: &lt;</w:t>
+      </w:r>
+      <w:proofErr w:type="spellStart"/>
+      <w:r>
+        <w:rPr>
+          <w:b/>
+          <w:bCs/>
+        </w:rPr>
+        <w:t>subject_name</w:t>
+      </w:r>
+      <w:proofErr w:type="spellEnd"/>
+      <w:r>
+        <w:rPr>
+          <w:b/>
+          <w:bCs/>
+        </w:rPr>
+        <w:t xml:space="preserve">&gt; </w:t>
+      </w:r>
+      <w:r>
+        <w:t>=&gt; Indicate the actual subject’s name you want to modify.</w:t>
+      </w:r>
+    </w:p>
+    <w:p>
+      <w:pPr>
+        <w:pStyle w:val="Textbody"/>
+        <w:ind w:firstLine="646"/>
+        <w:contextualSpacing/>
+        <w:rPr>
+          <w:color w:val="000000"/>
+        </w:rPr>
+      </w:pPr>
+      <w:r>
+        <w:rPr>
+          <w:b/>
+          <w:bCs/>
+        </w:rPr>
+        <w:t>-</w:t>
+      </w:r>
+      <w:r>
+        <w:rPr>
+          <w:b/>
+          <w:bCs/>
+        </w:rPr>
+        <w:t xml:space="preserve"> </w:t>
+      </w:r>
+      <w:r>
+        <w:rPr>
+          <w:b/>
+          <w:bCs/>
+        </w:rPr>
+        <w:t>name: &lt;</w:t>
+      </w:r>
+      <w:r>
+        <w:rPr>
+          <w:b/>
+          <w:bCs/>
+        </w:rPr>
+        <w:t xml:space="preserve"> </w:t>
+      </w:r>
+      <w:r>
+        <w:rPr>
+          <w:b/>
+          <w:bCs/>
+        </w:rPr>
+        <w:t xml:space="preserve">new _name&gt; </w:t>
+      </w:r>
+      <w:r>
+        <w:t>=&gt; Indicate the new name of the subject.</w:t>
+      </w:r>
+    </w:p>
+    <w:p>
+      <w:pPr>
+        <w:pStyle w:val="Textbody"/>
+        <w:ind w:left="646"/>
+        <w:contextualSpacing/>
+      </w:pPr>
+      <w:r>
+        <w:rPr>
+          <w:b/>
+          <w:bCs/>
+        </w:rPr>
+        <w:t xml:space="preserve">- @&lt;Role&gt; </w:t>
+      </w:r>
+      <w:r>
+        <w:t>=&gt; Indicate an existing role, it will be bind to the subject instead of the old one.</w:t>
+      </w:r>
+    </w:p>
+    <w:p>
+      <w:pPr>
+        <w:pStyle w:val="Textbody"/>
+        <w:ind w:left="646"/>
+        <w:contextualSpacing/>
+      </w:pPr>
+      <w:r>
+        <w:rPr>
+          <w:b/>
+          <w:bCs/>
+        </w:rPr>
+        <w:t xml:space="preserve">- #&lt;Channel&gt; </w:t>
+      </w:r>
+      <w:r>
+        <w:t xml:space="preserve">=&gt; Indicate an existing </w:t>
+      </w:r>
+      <w:proofErr w:type="spellStart"/>
+      <w:r>
+        <w:t>TextChannel</w:t>
+      </w:r>
+      <w:proofErr w:type="spellEnd"/>
+      <w:r>
+        <w:t>, it will be added to the channels’ list of this subject if it’s not already in the list, else it will be deleted from the list.</w:t>
+      </w:r>
+    </w:p>
+    <w:p>
+      <w:pPr>
+        <w:pStyle w:val="Textbody"/>
+        <w:contextualSpacing/>
+      </w:pPr>
+      <w:r>
+        <w:rPr>
+          <w:i/>
+          <w:iCs/>
+        </w:rPr>
+        <w:t>Short version:</w:t>
+      </w:r>
+      <w:r>
+        <w:t xml:space="preserve"> </w:t>
+      </w:r>
+      <w:proofErr w:type="spellStart"/>
+      <w:r>
+        <w:rPr>
+          <w:rFonts w:ascii="Courier New" w:hAnsi="Courier New" w:cs="Courier New"/>
+        </w:rPr>
+        <w:t>ms</w:t>
+      </w:r>
+      <w:proofErr w:type="spellEnd"/>
+      <w:r>
+        <w:rPr>
+          <w:rFonts w:ascii="Courier New" w:hAnsi="Courier New" w:cs="Courier New"/>
+        </w:rPr>
+        <w:t xml:space="preserve"> -subject</w:t>
+      </w:r>
+    </w:p>
+    <w:p>
+      <w:pPr>
+        <w:pStyle w:val="Titre3"/>
+      </w:pPr>
+      <w:bookmarkStart w:id="24" w:name="_modify_settings_-level:&lt;level_name&gt;"/>
+      <w:bookmarkEnd w:id="24"/>
+      <w:r>
+        <w:t>modify_settings</w:t>
+      </w:r>
+      <w:r>
+        <w:t xml:space="preserve"> -</w:t>
+      </w:r>
+      <w:r>
+        <w:t>level</w:t>
+      </w:r>
+      <w:r>
+        <w:t>:&lt;</w:t>
+      </w:r>
+      <w:proofErr w:type="spellStart"/>
+      <w:r>
+        <w:t>level_name</w:t>
+      </w:r>
+      <w:proofErr w:type="spellEnd"/>
+      <w:r>
+        <w:t>&gt;</w:t>
+      </w:r>
+      <w:r>
+        <w:t xml:space="preserve"> [-name:&lt;</w:t>
+      </w:r>
+      <w:proofErr w:type="spellStart"/>
+      <w:r>
+        <w:t>new_name</w:t>
+      </w:r>
+      <w:proofErr w:type="spellEnd"/>
+      <w:r>
+        <w:t>] – [@&lt;Role&gt;]</w:t>
+      </w:r>
+    </w:p>
+    <w:p>
+      <w:pPr>
+        <w:pStyle w:val="Textbody"/>
+        <w:contextualSpacing/>
+        <w:rPr>
+          <w:color w:val="000000"/>
+        </w:rPr>
+      </w:pPr>
+      <w:r>
+        <w:rPr>
+          <w:color w:val="000000"/>
+        </w:rPr>
+        <w:t xml:space="preserve">Allows you </w:t>
+      </w:r>
+      <w:r>
+        <w:rPr>
+          <w:color w:val="000000"/>
+        </w:rPr>
+        <w:t xml:space="preserve">to modify level’s name or </w:t>
+      </w:r>
+      <w:proofErr w:type="gramStart"/>
+      <w:r>
+        <w:rPr>
+          <w:color w:val="000000"/>
+        </w:rPr>
+        <w:t>bindings :</w:t>
+      </w:r>
+      <w:proofErr w:type="gramEnd"/>
+      <w:r>
+        <w:rPr>
+          <w:color w:val="000000"/>
+        </w:rPr>
+        <w:t xml:space="preserve"> channels and role  (more information </w:t>
+      </w:r>
+      <w:hyperlink w:anchor="_Domaines,_niveaux_et" w:history="1">
+        <w:r>
+          <w:rPr>
+            <w:rStyle w:val="Lienhypertexte"/>
+          </w:rPr>
+          <w:t>here</w:t>
+        </w:r>
+      </w:hyperlink>
+      <w:r>
+        <w:rPr>
+          <w:color w:val="000000"/>
+        </w:rPr>
+        <w:t>).</w:t>
+      </w:r>
+    </w:p>
+    <w:p>
+      <w:pPr>
+        <w:pStyle w:val="Textbody"/>
+        <w:ind w:firstLine="646"/>
+        <w:contextualSpacing/>
+      </w:pPr>
+      <w:r>
+        <w:rPr>
+          <w:b/>
+          <w:bCs/>
+        </w:rPr>
+        <w:t>-subject: &lt;</w:t>
+      </w:r>
+      <w:proofErr w:type="spellStart"/>
+      <w:r>
+        <w:rPr>
+          <w:b/>
+          <w:bCs/>
+        </w:rPr>
+        <w:t>level_name</w:t>
+      </w:r>
+      <w:proofErr w:type="spellEnd"/>
+      <w:r>
+        <w:rPr>
+          <w:b/>
+          <w:bCs/>
+        </w:rPr>
+        <w:t xml:space="preserve">&gt; </w:t>
+      </w:r>
+      <w:r>
+        <w:t>=&gt; Indicate the actual level’s name you want to modify.</w:t>
+      </w:r>
+    </w:p>
+    <w:p>
+      <w:pPr>
+        <w:pStyle w:val="Textbody"/>
+        <w:ind w:firstLine="646"/>
+        <w:contextualSpacing/>
+        <w:rPr>
+          <w:color w:val="000000"/>
+        </w:rPr>
+      </w:pPr>
+      <w:r>
+        <w:rPr>
+          <w:b/>
+          <w:bCs/>
+        </w:rPr>
+        <w:t>-name: &lt;</w:t>
+      </w:r>
+      <w:proofErr w:type="spellStart"/>
+      <w:r>
+        <w:rPr>
+          <w:b/>
+          <w:bCs/>
+        </w:rPr>
+        <w:t>new_name</w:t>
+      </w:r>
+      <w:proofErr w:type="spellEnd"/>
+      <w:r>
+        <w:rPr>
+          <w:b/>
+          <w:bCs/>
+        </w:rPr>
+        <w:t xml:space="preserve">&gt; </w:t>
+      </w:r>
+      <w:r>
+        <w:t>=&gt; Indicate the new name of the level.</w:t>
+      </w:r>
+    </w:p>
+    <w:p>
+      <w:pPr>
+        <w:pStyle w:val="Textbody"/>
+        <w:ind w:left="646"/>
+        <w:contextualSpacing/>
+      </w:pPr>
+      <w:r>
+        <w:rPr>
+          <w:b/>
+          <w:bCs/>
+        </w:rPr>
+        <w:t xml:space="preserve">- @&lt;Role&gt; </w:t>
+      </w:r>
+      <w:r>
+        <w:t>=&gt; Indicate an existing role, it will be bind to the level instead of the old one.</w:t>
+      </w:r>
+    </w:p>
+    <w:p>
+      <w:pPr>
+        <w:pStyle w:val="Textbody"/>
+        <w:contextualSpacing/>
+      </w:pPr>
+      <w:r>
+        <w:rPr>
+          <w:i/>
+          <w:iCs/>
+        </w:rPr>
+        <w:t>Short version:</w:t>
+      </w:r>
+      <w:r>
+        <w:t xml:space="preserve"> </w:t>
+      </w:r>
+      <w:proofErr w:type="spellStart"/>
+      <w:r>
+        <w:rPr>
+          <w:rFonts w:ascii="Courier New" w:hAnsi="Courier New" w:cs="Courier New"/>
+        </w:rPr>
+        <w:t>ms</w:t>
+      </w:r>
+      <w:proofErr w:type="spellEnd"/>
+      <w:r>
+        <w:rPr>
+          <w:rFonts w:ascii="Courier New" w:hAnsi="Courier New" w:cs="Courier New"/>
+        </w:rPr>
+        <w:t xml:space="preserve"> -level</w:t>
+      </w:r>
+    </w:p>
+    <w:p>
+      <w:pPr>
+        <w:pStyle w:val="Titre3"/>
+      </w:pPr>
+      <w:bookmarkStart w:id="25" w:name="_modify_settings_-prof_–"/>
+      <w:bookmarkEnd w:id="25"/>
+      <w:r>
+        <w:t>modify_settings</w:t>
+      </w:r>
+      <w:r>
+        <w:t xml:space="preserve"> -</w:t>
+      </w:r>
+      <w:r>
+        <w:t xml:space="preserve">globalc </w:t>
+      </w:r>
+      <w:r>
+        <w:t>– #&lt;Channel&gt;</w:t>
+      </w:r>
+    </w:p>
+    <w:p>
+      <w:pPr>
+        <w:pStyle w:val="Textbody"/>
+        <w:contextualSpacing/>
+      </w:pPr>
+      <w:r>
+        <w:rPr>
+          <w:color w:val="000000"/>
+        </w:rPr>
+        <w:t xml:space="preserve">Allows </w:t>
+      </w:r>
+      <w:r>
+        <w:rPr>
+          <w:color w:val="000000"/>
+        </w:rPr>
+        <w:t xml:space="preserve">modify </w:t>
+      </w:r>
+      <w:r>
+        <w:rPr>
+          <w:i/>
+          <w:iCs/>
+          <w:color w:val="000000"/>
+        </w:rPr>
+        <w:t>global channel’s</w:t>
+      </w:r>
+      <w:r>
+        <w:rPr>
+          <w:color w:val="000000"/>
+        </w:rPr>
+        <w:t xml:space="preserve"> list. (</w:t>
+      </w:r>
+      <w:proofErr w:type="gramStart"/>
+      <w:r>
+        <w:rPr>
+          <w:color w:val="000000"/>
+        </w:rPr>
+        <w:t>more</w:t>
+      </w:r>
+      <w:proofErr w:type="gramEnd"/>
+      <w:r>
+        <w:rPr>
+          <w:color w:val="000000"/>
+        </w:rPr>
+        <w:t xml:space="preserve"> information </w:t>
+      </w:r>
+      <w:hyperlink w:anchor="_Domaines,_niveaux_et" w:history="1">
+        <w:r>
+          <w:rPr>
+            <w:rStyle w:val="Lienhypertexte"/>
+          </w:rPr>
+          <w:t>here</w:t>
+        </w:r>
+      </w:hyperlink>
+      <w:r>
+        <w:rPr>
+          <w:color w:val="000000"/>
+        </w:rPr>
+        <w:t xml:space="preserve"> and guide </w:t>
+      </w:r>
+      <w:hyperlink w:anchor="_Créer_des_domaines" w:history="1">
+        <w:r>
+          <w:rPr>
+            <w:rStyle w:val="Lienhypertexte"/>
+          </w:rPr>
+          <w:t>here</w:t>
+        </w:r>
+      </w:hyperlink>
+      <w:r>
+        <w:rPr>
+          <w:color w:val="000000"/>
+        </w:rPr>
+        <w:t>).</w:t>
+      </w:r>
+    </w:p>
+    <w:p>
+      <w:pPr>
+        <w:pStyle w:val="Textbody"/>
+        <w:ind w:left="646"/>
+        <w:contextualSpacing/>
+      </w:pPr>
+      <w:r>
+        <w:rPr>
+          <w:b/>
+          <w:bCs/>
+        </w:rPr>
+        <w:t xml:space="preserve">- #&lt;Channel&gt; </w:t>
+      </w:r>
+      <w:r>
+        <w:t xml:space="preserve">=&gt; Indicate an existing </w:t>
+      </w:r>
+      <w:proofErr w:type="spellStart"/>
+      <w:r>
+        <w:t>TextChannel</w:t>
+      </w:r>
+      <w:proofErr w:type="spellEnd"/>
+      <w:r>
+        <w:t>, it will be added to the channels’ list of this subject if it’s not already in the list, else it will be deleted from the list.</w:t>
+      </w:r>
+    </w:p>
+    <w:p>
+      <w:pPr>
+        <w:pStyle w:val="Textbody"/>
+        <w:contextualSpacing/>
+      </w:pPr>
+      <w:r>
+        <w:rPr>
+          <w:i/>
+          <w:iCs/>
+        </w:rPr>
+        <w:t>Short version:</w:t>
+      </w:r>
+      <w:r>
+        <w:t xml:space="preserve"> </w:t>
+      </w:r>
+      <w:proofErr w:type="spellStart"/>
+      <w:r>
+        <w:rPr>
+          <w:rFonts w:ascii="Courier New" w:hAnsi="Courier New" w:cs="Courier New"/>
+        </w:rPr>
+        <w:t>ms</w:t>
+      </w:r>
+      <w:proofErr w:type="spellEnd"/>
+      <w:r>
+        <w:rPr>
+          <w:rFonts w:ascii="Courier New" w:hAnsi="Courier New" w:cs="Courier New"/>
+        </w:rPr>
+        <w:t xml:space="preserve"> -</w:t>
+      </w:r>
+      <w:proofErr w:type="spellStart"/>
+      <w:r>
+        <w:rPr>
+          <w:rFonts w:ascii="Courier New" w:hAnsi="Courier New" w:cs="Courier New"/>
+        </w:rPr>
+        <w:t>gobalc</w:t>
+      </w:r>
+      <w:proofErr w:type="spellEnd"/>
+    </w:p>
+    <w:p>
+      <w:pPr>
+        <w:pStyle w:val="Titre3"/>
+      </w:pPr>
+      <w:bookmarkStart w:id="26" w:name="_modify_settings_-validation:&lt;true|f"/>
+      <w:bookmarkEnd w:id="26"/>
+      <w:r>
+        <w:t>modify_settings</w:t>
+      </w:r>
+      <w:r>
+        <w:t xml:space="preserve"> -</w:t>
+      </w:r>
+      <w:r>
+        <w:t>validation:&lt;</w:t>
+      </w:r>
+      <w:proofErr w:type="spellStart"/>
+      <w:r>
+        <w:t>true|false</w:t>
+      </w:r>
+      <w:proofErr w:type="spellEnd"/>
+      <w:r>
+        <w:t>&gt;</w:t>
+      </w:r>
+    </w:p>
+    <w:p>
+      <w:pPr>
+        <w:pStyle w:val="Textbody"/>
+        <w:contextualSpacing/>
+      </w:pPr>
+      <w:r>
+        <w:rPr>
+          <w:color w:val="000000"/>
+        </w:rPr>
+        <w:t xml:space="preserve">Allows </w:t>
+      </w:r>
+      <w:r>
+        <w:rPr>
+          <w:color w:val="000000"/>
+        </w:rPr>
+        <w:t xml:space="preserve">to enable or disable the validation system (more information </w:t>
+      </w:r>
+      <w:hyperlink w:anchor="_Système_de_validation" w:history="1">
+        <w:r>
+          <w:rPr>
+            <w:rStyle w:val="Lienhypertexte"/>
+          </w:rPr>
+          <w:t>here</w:t>
+        </w:r>
+      </w:hyperlink>
+      <w:r>
+        <w:rPr>
+          <w:color w:val="000000"/>
+        </w:rPr>
+        <w:t xml:space="preserve"> and guide </w:t>
+      </w:r>
+      <w:hyperlink w:anchor="_Gérer_les_paramètres" w:history="1">
+        <w:r>
+          <w:rPr>
+            <w:rStyle w:val="Lienhypertexte"/>
+          </w:rPr>
+          <w:t>here</w:t>
+        </w:r>
+      </w:hyperlink>
+      <w:r>
+        <w:rPr>
+          <w:color w:val="000000"/>
+        </w:rPr>
+        <w:t>).</w:t>
+      </w:r>
+    </w:p>
+    <w:p>
+      <w:pPr>
+        <w:pStyle w:val="Textbody"/>
+        <w:ind w:left="646"/>
+        <w:contextualSpacing/>
+      </w:pPr>
+      <w:r>
+        <w:rPr>
+          <w:b/>
+          <w:bCs/>
+        </w:rPr>
+        <w:t>-validation: &lt;</w:t>
+      </w:r>
+      <w:proofErr w:type="spellStart"/>
+      <w:r>
+        <w:rPr>
+          <w:b/>
+          <w:bCs/>
+        </w:rPr>
+        <w:t>true|false</w:t>
+      </w:r>
+      <w:proofErr w:type="spellEnd"/>
+      <w:r>
+        <w:rPr>
+          <w:b/>
+          <w:bCs/>
+        </w:rPr>
+        <w:t xml:space="preserve">&gt; </w:t>
+      </w:r>
+      <w:r>
+        <w:t>=&gt; Indicate ‘true’ (enable) or ‘false’(disable).</w:t>
+      </w:r>
+    </w:p>
+    <w:p>
+      <w:pPr>
+        <w:pStyle w:val="Textbody"/>
+        <w:contextualSpacing/>
+      </w:pPr>
+      <w:r>
+        <w:rPr>
+          <w:i/>
+          <w:iCs/>
+        </w:rPr>
+        <w:t>Short version:</w:t>
+      </w:r>
+      <w:r>
+        <w:t xml:space="preserve"> </w:t>
+      </w:r>
+      <w:proofErr w:type="spellStart"/>
+      <w:r>
+        <w:rPr>
+          <w:rFonts w:ascii="Courier New" w:hAnsi="Courier New" w:cs="Courier New"/>
+        </w:rPr>
+        <w:t>ms</w:t>
+      </w:r>
+      <w:proofErr w:type="spellEnd"/>
+      <w:r>
+        <w:rPr>
+          <w:rFonts w:ascii="Courier New" w:hAnsi="Courier New" w:cs="Courier New"/>
+        </w:rPr>
+        <w:t xml:space="preserve"> -validation</w:t>
+      </w:r>
+    </w:p>
+    <w:p>
+      <w:pPr>
+        <w:pStyle w:val="Titre3"/>
+      </w:pPr>
+      <w:r>
+        <w:t>modify_settings</w:t>
+      </w:r>
+      <w:r>
+        <w:t xml:space="preserve"> -</w:t>
+      </w:r>
+      <w:r>
+        <w:t>refuse:&lt;</w:t>
+      </w:r>
+      <w:proofErr w:type="spellStart"/>
+      <w:r>
+        <w:t>true|false</w:t>
+      </w:r>
+      <w:proofErr w:type="spellEnd"/>
+      <w:r>
+        <w:t>&gt;</w:t>
+      </w:r>
+    </w:p>
+    <w:p>
+      <w:pPr>
+        <w:pStyle w:val="Textbody"/>
+        <w:contextualSpacing/>
+      </w:pPr>
+      <w:r>
+        <w:rPr>
+          <w:color w:val="000000"/>
+        </w:rPr>
+        <w:t xml:space="preserve">Allows </w:t>
+      </w:r>
+      <w:r>
+        <w:rPr>
+          <w:color w:val="000000"/>
+        </w:rPr>
+        <w:t xml:space="preserve">to enable or disable the refuse system (more information </w:t>
+      </w:r>
+      <w:hyperlink w:anchor="_Système_de_validation" w:history="1">
+        <w:r>
+          <w:rPr>
+            <w:rStyle w:val="Lienhypertexte"/>
+          </w:rPr>
+          <w:t>here</w:t>
+        </w:r>
+      </w:hyperlink>
+      <w:r>
+        <w:rPr>
+          <w:color w:val="000000"/>
+        </w:rPr>
+        <w:t xml:space="preserve"> and guide </w:t>
+      </w:r>
+      <w:hyperlink w:anchor="_Gérer_les_paramètres" w:history="1">
+        <w:r>
+          <w:rPr>
+            <w:rStyle w:val="Lienhypertexte"/>
+          </w:rPr>
+          <w:t>here</w:t>
+        </w:r>
+      </w:hyperlink>
+      <w:r>
+        <w:rPr>
+          <w:color w:val="000000"/>
+        </w:rPr>
+        <w:t>).</w:t>
+      </w:r>
+    </w:p>
+    <w:p>
+      <w:pPr>
+        <w:pStyle w:val="Textbody"/>
+        <w:ind w:left="646"/>
+        <w:contextualSpacing/>
+      </w:pPr>
+      <w:r>
+        <w:rPr>
+          <w:b/>
+          <w:bCs/>
+        </w:rPr>
+        <w:t>-validation: &lt;</w:t>
+      </w:r>
+      <w:proofErr w:type="spellStart"/>
+      <w:r>
+        <w:rPr>
+          <w:b/>
+          <w:bCs/>
+        </w:rPr>
+        <w:t>true|false</w:t>
+      </w:r>
+      <w:proofErr w:type="spellEnd"/>
+      <w:r>
+        <w:rPr>
+          <w:b/>
+          <w:bCs/>
+        </w:rPr>
+        <w:t xml:space="preserve">&gt; </w:t>
+      </w:r>
+      <w:r>
+        <w:t>=&gt; Indicate ‘true’ (enable) or ‘false’(disable).</w:t>
+      </w:r>
+    </w:p>
+    <w:p>
+      <w:pPr>
+        <w:pStyle w:val="Textbody"/>
+        <w:contextualSpacing/>
+      </w:pPr>
+      <w:r>
+        <w:rPr>
+          <w:i/>
+          <w:iCs/>
+        </w:rPr>
+        <w:t>Short version:</w:t>
+      </w:r>
+      <w:r>
+        <w:t xml:space="preserve"> </w:t>
+      </w:r>
+      <w:proofErr w:type="spellStart"/>
+      <w:r>
+        <w:rPr>
+          <w:rFonts w:ascii="Courier New" w:hAnsi="Courier New" w:cs="Courier New"/>
+        </w:rPr>
+        <w:t>ms</w:t>
+      </w:r>
+      <w:proofErr w:type="spellEnd"/>
+      <w:r>
+        <w:rPr>
+          <w:rFonts w:ascii="Courier New" w:hAnsi="Courier New" w:cs="Courier New"/>
+        </w:rPr>
+        <w:t xml:space="preserve"> -refuse</w:t>
+      </w:r>
+    </w:p>
+    <w:p>
+      <w:pPr>
+        <w:pStyle w:val="Titre3"/>
+      </w:pPr>
+      <w:bookmarkStart w:id="27" w:name="_handle_settings_[-view:&lt;saved|run&gt;]"/>
+      <w:bookmarkEnd w:id="27"/>
+      <w:r>
+        <w:t>handle_settings</w:t>
+      </w:r>
+      <w:r>
+        <w:t xml:space="preserve"> </w:t>
+      </w:r>
+      <w:r>
+        <w:t>[</w:t>
+      </w:r>
+      <w:r>
+        <w:t>-</w:t>
+      </w:r>
+      <w:r>
+        <w:t>view</w:t>
+      </w:r>
+      <w:r>
+        <w:t>:&lt;</w:t>
+      </w:r>
+      <w:proofErr w:type="spellStart"/>
+      <w:r>
+        <w:t>saved|run</w:t>
+      </w:r>
+      <w:proofErr w:type="spellEnd"/>
+      <w:r>
+        <w:t>&gt;</w:t>
+      </w:r>
+      <w:r>
+        <w:t>] [-load] [-save]</w:t>
+      </w:r>
+    </w:p>
+    <w:p>
+      <w:pPr>
+        <w:pStyle w:val="Textbody"/>
+        <w:keepNext/>
+        <w:contextualSpacing/>
+        <w:rPr>
+          <w:color w:val="000000"/>
+        </w:rPr>
+      </w:pPr>
+      <w:r>
+        <w:rPr>
+          <w:color w:val="000000"/>
+        </w:rPr>
+        <w:t xml:space="preserve">Allows you </w:t>
+      </w:r>
+      <w:r>
+        <w:rPr>
+          <w:color w:val="000000"/>
+        </w:rPr>
+        <w:t xml:space="preserve">to handle the guild’s settings (guide </w:t>
+      </w:r>
+      <w:hyperlink w:anchor="_Gérer_les_paramètres" w:history="1">
+        <w:r>
+          <w:rPr>
+            <w:rStyle w:val="Lienhypertexte"/>
+          </w:rPr>
+          <w:t>here</w:t>
+        </w:r>
+      </w:hyperlink>
+      <w:r>
+        <w:rPr>
+          <w:color w:val="000000"/>
+        </w:rPr>
+        <w:t>). It’s not very useful, it was mainly for debugging.</w:t>
+      </w:r>
+    </w:p>
+    <w:p>
+      <w:pPr>
+        <w:pStyle w:val="Textbody"/>
+        <w:keepNext/>
+        <w:ind w:left="646"/>
+        <w:contextualSpacing/>
+      </w:pPr>
+      <w:r>
+        <w:rPr>
+          <w:b/>
+          <w:bCs/>
+        </w:rPr>
+        <w:t>-view: &lt;</w:t>
+      </w:r>
+      <w:proofErr w:type="spellStart"/>
+      <w:r>
+        <w:rPr>
+          <w:b/>
+          <w:bCs/>
+        </w:rPr>
+        <w:t>saved|run</w:t>
+      </w:r>
+      <w:proofErr w:type="spellEnd"/>
+      <w:r>
+        <w:rPr>
+          <w:b/>
+          <w:bCs/>
+        </w:rPr>
+        <w:t xml:space="preserve">&gt; </w:t>
+      </w:r>
+      <w:r>
+        <w:t>=&gt; Indicate ‘saved’ to get the settings saved on the disk and ‘run’ for the settings in the RAM. It’s in JSON.</w:t>
+      </w:r>
+    </w:p>
+    <w:p>
+      <w:pPr>
+        <w:pStyle w:val="Textbody"/>
+        <w:keepNext/>
+        <w:ind w:firstLine="646"/>
+        <w:contextualSpacing/>
+        <w:rPr>
+          <w:color w:val="000000"/>
+        </w:rPr>
+      </w:pPr>
+      <w:r>
+        <w:rPr>
+          <w:b/>
+          <w:bCs/>
+        </w:rPr>
+        <w:t xml:space="preserve">-load </w:t>
+      </w:r>
+      <w:r>
+        <w:t>=&gt; Load the settings on the disk into RAM.</w:t>
+      </w:r>
+    </w:p>
+    <w:p>
+      <w:pPr>
+        <w:pStyle w:val="Textbody"/>
+        <w:ind w:left="646"/>
+        <w:contextualSpacing/>
+      </w:pPr>
+      <w:r>
+        <w:rPr>
+          <w:b/>
+          <w:bCs/>
+        </w:rPr>
+        <w:t xml:space="preserve">-save </w:t>
+      </w:r>
+      <w:r>
+        <w:t>=&gt; Save the settings in the RAM onto the disk.</w:t>
+      </w:r>
+    </w:p>
+    <w:p>
+      <w:pPr>
+        <w:pStyle w:val="Textbody"/>
+        <w:contextualSpacing/>
+        <w:rPr>
+          <w:rFonts w:ascii="Courier New" w:hAnsi="Courier New" w:cs="Courier New"/>
+        </w:rPr>
+      </w:pPr>
+      <w:r>
+        <w:rPr>
+          <w:i/>
+          <w:iCs/>
+        </w:rPr>
+        <w:t>Short version:</w:t>
+      </w:r>
+      <w:r>
+        <w:t xml:space="preserve"> </w:t>
+      </w:r>
+      <w:proofErr w:type="spellStart"/>
+      <w:r>
+        <w:rPr>
+          <w:rFonts w:ascii="Courier New" w:hAnsi="Courier New" w:cs="Courier New"/>
+        </w:rPr>
+        <w:t>hs</w:t>
+      </w:r>
+      <w:proofErr w:type="spellEnd"/>
+    </w:p>
+    <w:p>
+      <w:pPr>
+        <w:pStyle w:val="Titre3"/>
+      </w:pPr>
+      <w:r>
+        <w:t>prefix</w:t>
+      </w:r>
+      <w:r>
+        <w:t xml:space="preserve"> -</w:t>
+      </w:r>
+      <w:r>
+        <w:t>&lt;</w:t>
+      </w:r>
+      <w:proofErr w:type="spellStart"/>
+      <w:r>
+        <w:t>new_prefix</w:t>
+      </w:r>
+      <w:proofErr w:type="spellEnd"/>
+      <w:r>
+        <w:t>&gt;</w:t>
+      </w:r>
+    </w:p>
+    <w:p>
+      <w:pPr>
+        <w:pStyle w:val="Textbody"/>
+        <w:contextualSpacing/>
+      </w:pPr>
+      <w:r>
+        <w:rPr>
+          <w:color w:val="000000"/>
+        </w:rPr>
+        <w:t xml:space="preserve">Allows </w:t>
+      </w:r>
+      <w:r>
+        <w:rPr>
+          <w:color w:val="000000"/>
+        </w:rPr>
+        <w:t>you to change the prefix of your bot.</w:t>
+      </w:r>
+      <w:r>
+        <w:rPr>
+          <w:color w:val="000000"/>
+        </w:rPr>
+        <w:t xml:space="preserve"> It’s by default ‘Biblio:’ (</w:t>
+      </w:r>
+      <w:r>
+        <w:rPr>
+          <w:color w:val="000000"/>
+        </w:rPr>
+        <w:t>yes,</w:t>
+      </w:r>
+      <w:r>
+        <w:rPr>
+          <w:color w:val="000000"/>
+        </w:rPr>
+        <w:t xml:space="preserve"> it’s long)</w:t>
+      </w:r>
+    </w:p>
+    <w:p>
+      <w:pPr>
+        <w:pStyle w:val="Textbody"/>
+        <w:ind w:left="646"/>
+        <w:contextualSpacing/>
+      </w:pPr>
+      <w:r>
+        <w:rPr>
+          <w:b/>
+          <w:bCs/>
+        </w:rPr>
+        <w:t>-&lt;</w:t>
+      </w:r>
+      <w:proofErr w:type="spellStart"/>
+      <w:r>
+        <w:rPr>
+          <w:b/>
+          <w:bCs/>
+        </w:rPr>
+        <w:t>new_prefix</w:t>
+      </w:r>
+      <w:proofErr w:type="spellEnd"/>
+      <w:r>
+        <w:rPr>
+          <w:b/>
+          <w:bCs/>
+        </w:rPr>
+        <w:t xml:space="preserve">&gt; </w:t>
+      </w:r>
+      <w:r>
+        <w:t xml:space="preserve">=&gt; Indicate </w:t>
+      </w:r>
+      <w:r>
+        <w:t>the new desired</w:t>
+      </w:r>
+      <w:r>
+        <w:t>.</w:t>
+      </w:r>
+    </w:p>
+    <w:p>
+      <w:pPr>
+        <w:pStyle w:val="Titre2"/>
+      </w:pPr>
+      <w:r>
+        <w:t xml:space="preserve">DM </w:t>
+      </w:r>
+      <w:proofErr w:type="spellStart"/>
+      <w:r>
+        <w:t>commands</w:t>
+      </w:r>
+      <w:proofErr w:type="spellEnd"/>
+    </w:p>
+    <w:p>
+      <w:pPr>
+        <w:pStyle w:val="Textbody"/>
+        <w:ind w:firstLine="357"/>
+        <w:contextualSpacing/>
+      </w:pPr>
+      <w:r>
+        <w:t xml:space="preserve">Here are the commands which can be sent to the bot </w:t>
+      </w:r>
+      <w:r>
+        <w:t>through</w:t>
+      </w:r>
+      <w:r>
+        <w:t xml:space="preserve"> a DM by </w:t>
+      </w:r>
+      <w:r>
+        <w:rPr>
+          <w:i/>
+          <w:iCs/>
+        </w:rPr>
+        <w:t>anyone</w:t>
+      </w:r>
+      <w:r>
+        <w:t>. It allows you to define your settings.</w:t>
+      </w:r>
+      <w:r>
+        <w:t xml:space="preserve"> They don’t need any </w:t>
+      </w:r>
+      <w:r>
+        <w:t>prefix:</w:t>
+      </w:r>
+    </w:p>
+    <w:p>
+      <w:pPr>
+        <w:pStyle w:val="Textbody"/>
+        <w:keepNext/>
+        <w:numPr>
+          <w:ilvl w:val="0"/>
+          <w:numId w:val="8"/>
+        </w:numPr>
+        <w:ind w:left="641" w:hanging="357"/>
+        <w:contextualSpacing/>
+        <w:rPr>
+          <w:rStyle w:val="Lienhypertexte"/>
+        </w:rPr>
+      </w:pPr>
+      <w:hyperlink w:anchor="_info_-&lt;enable|disable&gt;" w:history="1">
+        <w:r>
+          <w:rPr>
+            <w:rStyle w:val="Lienhypertexte"/>
+          </w:rPr>
+          <w:t>i</w:t>
         </w:r>
         <w:r>
           <w:rPr>
             <w:rStyle w:val="Lienhypertexte"/>
           </w:rPr>
-          <w:t>n</w:t>
+          <w:t>nf</w:t>
         </w:r>
         <w:r>
           <w:rPr>
             <w:rStyle w:val="Lienhypertexte"/>
           </w:rPr>
-          <w:t>d</w:t>
+          <w:t>o</w:t>
         </w:r>
       </w:hyperlink>
     </w:p>
@@ -2670,29 +5623,19 @@
           <w:ilvl w:val="0"/>
           <w:numId w:val="8"/>
         </w:numPr>
-        <w:contextualSpacing/>
-        <w:rPr>
-          <w:rStyle w:val="Lienhypertexte"/>
-        </w:rPr>
-      </w:pPr>
-      <w:hyperlink w:anchor="_search_unvalidate_-subject:&lt;subject" w:history="1">
+        <w:ind w:left="641" w:hanging="357"/>
+        <w:contextualSpacing/>
+        <w:rPr>
+          <w:color w:val="0563C1" w:themeColor="hyperlink"/>
+          <w:u w:val="single"/>
+        </w:rPr>
+      </w:pPr>
+      <w:hyperlink w:anchor="_help_[-&lt;command_name&gt;]_[-&lt;subcomman" w:history="1">
         <w:r>
           <w:rPr>
             <w:rStyle w:val="Lienhypertexte"/>
           </w:rPr>
-          <w:t>search_un</w:t>
-        </w:r>
-        <w:r>
-          <w:rPr>
-            <w:rStyle w:val="Lienhypertexte"/>
-          </w:rPr>
-          <w:t>v</w:t>
-        </w:r>
-        <w:r>
-          <w:rPr>
-            <w:rStyle w:val="Lienhypertexte"/>
-          </w:rPr>
-          <w:t>a</w:t>
+          <w:t>he</w:t>
         </w:r>
         <w:r>
           <w:rPr>
@@ -2704,2720 +5647,26 @@
           <w:rPr>
             <w:rStyle w:val="Lienhypertexte"/>
           </w:rPr>
-          <w:t>idate</w:t>
+          <w:t>p</w:t>
         </w:r>
       </w:hyperlink>
     </w:p>
     <w:p>
       <w:pPr>
-        <w:pStyle w:val="Textbody"/>
-        <w:keepNext/>
-        <w:numPr>
-          <w:ilvl w:val="0"/>
-          <w:numId w:val="8"/>
-        </w:numPr>
-        <w:contextualSpacing/>
-        <w:rPr>
-          <w:rStyle w:val="Lienhypertexte"/>
-        </w:rPr>
-      </w:pPr>
-      <w:r>
-        <w:fldChar w:fldCharType="begin"/>
-      </w:r>
-      <w:r>
-        <w:instrText xml:space="preserve"> HYPERLINK  \l "_get_unvalidate_-id:&lt;document’s_id&gt;" </w:instrText>
-      </w:r>
-      <w:r>
-        <w:fldChar w:fldCharType="separate"/>
-      </w:r>
-      <w:r>
-        <w:rPr>
-          <w:rStyle w:val="Lienhypertexte"/>
-        </w:rPr>
-        <w:t>get</w:t>
-      </w:r>
-      <w:r>
-        <w:rPr>
-          <w:rStyle w:val="Lienhypertexte"/>
-        </w:rPr>
-        <w:t>_</w:t>
-      </w:r>
-      <w:r>
-        <w:rPr>
-          <w:rStyle w:val="Lienhypertexte"/>
-        </w:rPr>
-        <w:t>u</w:t>
-      </w:r>
-      <w:r>
-        <w:rPr>
-          <w:rStyle w:val="Lienhypertexte"/>
-        </w:rPr>
-        <w:t>n</w:t>
-      </w:r>
-      <w:r>
-        <w:rPr>
-          <w:rStyle w:val="Lienhypertexte"/>
-        </w:rPr>
-        <w:t>v</w:t>
-      </w:r>
-      <w:r>
-        <w:rPr>
-          <w:rStyle w:val="Lienhypertexte"/>
-        </w:rPr>
-        <w:t>alid</w:t>
-      </w:r>
-      <w:r>
-        <w:rPr>
-          <w:rStyle w:val="Lienhypertexte"/>
-        </w:rPr>
-        <w:t>a</w:t>
-      </w:r>
-      <w:r>
-        <w:rPr>
-          <w:rStyle w:val="Lienhypertexte"/>
-        </w:rPr>
-        <w:t>te</w:t>
-      </w:r>
-    </w:p>
-    <w:p>
-      <w:pPr>
-        <w:pStyle w:val="Textbody"/>
-        <w:keepNext/>
-        <w:numPr>
-          <w:ilvl w:val="0"/>
-          <w:numId w:val="8"/>
-        </w:numPr>
-        <w:contextualSpacing/>
-        <w:rPr>
-          <w:rStyle w:val="Lienhypertexte"/>
-        </w:rPr>
-      </w:pPr>
-      <w:r>
-        <w:fldChar w:fldCharType="end"/>
-      </w:r>
-      <w:hyperlink w:anchor="_validate_-id:&lt;document’s_id&gt;" w:history="1">
-        <w:r>
-          <w:rPr>
-            <w:rStyle w:val="Lienhypertexte"/>
-          </w:rPr>
-          <w:t>v</w:t>
-        </w:r>
-        <w:r>
-          <w:rPr>
-            <w:rStyle w:val="Lienhypertexte"/>
-          </w:rPr>
-          <w:t>a</w:t>
-        </w:r>
-        <w:r>
-          <w:rPr>
-            <w:rStyle w:val="Lienhypertexte"/>
-          </w:rPr>
-          <w:t>lidate</w:t>
-        </w:r>
-      </w:hyperlink>
-    </w:p>
-    <w:p>
-      <w:pPr>
-        <w:pStyle w:val="Textbody"/>
-        <w:keepNext/>
-        <w:numPr>
-          <w:ilvl w:val="0"/>
-          <w:numId w:val="8"/>
-        </w:numPr>
-        <w:contextualSpacing/>
-        <w:rPr>
-          <w:rStyle w:val="Lienhypertexte"/>
-        </w:rPr>
-      </w:pPr>
-      <w:hyperlink w:anchor="_refuse_-id:&lt;document’s_id&gt;" w:history="1">
-        <w:r>
-          <w:rPr>
-            <w:rStyle w:val="Lienhypertexte"/>
-          </w:rPr>
-          <w:t>refu</w:t>
-        </w:r>
-        <w:r>
-          <w:rPr>
-            <w:rStyle w:val="Lienhypertexte"/>
-          </w:rPr>
-          <w:t>s</w:t>
-        </w:r>
-        <w:r>
-          <w:rPr>
-            <w:rStyle w:val="Lienhypertexte"/>
-          </w:rPr>
-          <w:t>e</w:t>
-        </w:r>
-      </w:hyperlink>
-    </w:p>
-    <w:p>
-      <w:pPr>
-        <w:pStyle w:val="Textbody"/>
-        <w:keepNext/>
-        <w:numPr>
-          <w:ilvl w:val="0"/>
-          <w:numId w:val="8"/>
-        </w:numPr>
-        <w:contextualSpacing/>
-        <w:rPr>
-          <w:rStyle w:val="Lienhypertexte"/>
-        </w:rPr>
-      </w:pPr>
-      <w:hyperlink w:anchor="_update_-id:&lt;document’s_id&gt;" w:history="1">
-        <w:r>
-          <w:rPr>
-            <w:rStyle w:val="Lienhypertexte"/>
-          </w:rPr>
-          <w:t>updat</w:t>
-        </w:r>
-        <w:r>
-          <w:rPr>
-            <w:rStyle w:val="Lienhypertexte"/>
-          </w:rPr>
-          <w:t>e</w:t>
-        </w:r>
-      </w:hyperlink>
-    </w:p>
-    <w:p>
-      <w:pPr>
-        <w:pStyle w:val="Textbody"/>
-        <w:numPr>
-          <w:ilvl w:val="0"/>
-          <w:numId w:val="8"/>
-        </w:numPr>
-        <w:ind w:left="641" w:hanging="357"/>
-        <w:contextualSpacing/>
-        <w:rPr>
-          <w:rStyle w:val="Lienhypertexte"/>
-        </w:rPr>
-      </w:pPr>
-      <w:hyperlink w:anchor="_delete_-id:&lt;document’s_id&gt;" w:history="1">
-        <w:r>
-          <w:rPr>
-            <w:rStyle w:val="Lienhypertexte"/>
-          </w:rPr>
-          <w:t>dele</w:t>
-        </w:r>
-        <w:r>
-          <w:rPr>
-            <w:rStyle w:val="Lienhypertexte"/>
-          </w:rPr>
-          <w:t>t</w:t>
-        </w:r>
-        <w:r>
-          <w:rPr>
-            <w:rStyle w:val="Lienhypertexte"/>
-          </w:rPr>
-          <w:t>e</w:t>
-        </w:r>
-      </w:hyperlink>
-    </w:p>
-    <w:p>
-      <w:pPr>
-        <w:pStyle w:val="Titre3"/>
-      </w:pPr>
-      <w:bookmarkStart w:id="12" w:name="_send_-level:&lt;level&gt;_-subject:&lt;subje"/>
-      <w:bookmarkEnd w:id="12"/>
-      <w:r>
-        <w:t>send -level:&lt;</w:t>
-      </w:r>
-      <w:r>
-        <w:t>level</w:t>
-      </w:r>
-      <w:r>
-        <w:t>&gt; -subject:&lt;subject&gt; [-type:&lt;type&gt;]</w:t>
-      </w:r>
-      <w:r>
-        <w:t xml:space="preserve"> </w:t>
-      </w:r>
-      <w:r>
-        <w:t>&lt;your document&gt;</w:t>
-      </w:r>
-    </w:p>
-    <w:p>
-      <w:pPr>
-        <w:pStyle w:val="Textbody"/>
-        <w:keepNext/>
-        <w:contextualSpacing/>
-      </w:pPr>
-      <w:r>
-        <w:t xml:space="preserve">Allows you to send a document to the bot (guide </w:t>
-      </w:r>
-      <w:hyperlink w:anchor="_Envoyer_un_fichier" w:history="1">
-        <w:r>
-          <w:rPr>
-            <w:rStyle w:val="Lienhypertexte"/>
-          </w:rPr>
-          <w:t>here</w:t>
-        </w:r>
-      </w:hyperlink>
-      <w:r>
-        <w:t>).</w:t>
-      </w:r>
-    </w:p>
-    <w:p>
-      <w:pPr>
-        <w:pStyle w:val="Textbody"/>
-        <w:keepNext/>
-        <w:ind w:left="709"/>
-        <w:contextualSpacing/>
-      </w:pPr>
-      <w:r>
-        <w:t>-</w:t>
-      </w:r>
-      <w:r>
-        <w:rPr>
-          <w:b/>
-          <w:bCs/>
-        </w:rPr>
-        <w:t>level</w:t>
-      </w:r>
-      <w:r>
-        <w:t xml:space="preserve">: </w:t>
-      </w:r>
-      <w:r>
-        <w:rPr>
-          <w:b/>
-          <w:bCs/>
-        </w:rPr>
-        <w:t xml:space="preserve">&lt;level&gt; </w:t>
-      </w:r>
-      <w:r>
-        <w:t>=&gt;</w:t>
-      </w:r>
-      <w:r>
-        <w:rPr>
-          <w:b/>
-          <w:bCs/>
-        </w:rPr>
-        <w:t xml:space="preserve"> </w:t>
-      </w:r>
-      <w:r>
-        <w:t>Indicate</w:t>
-      </w:r>
-      <w:r>
-        <w:t>s</w:t>
-      </w:r>
-      <w:r>
-        <w:t xml:space="preserve"> the document’s level;</w:t>
-      </w:r>
-    </w:p>
-    <w:p>
-      <w:pPr>
-        <w:pStyle w:val="Textbody"/>
-        <w:keepNext/>
-        <w:ind w:left="709"/>
-        <w:contextualSpacing/>
-      </w:pPr>
-      <w:r>
-        <w:t>-</w:t>
-      </w:r>
-      <w:r>
-        <w:rPr>
-          <w:b/>
-          <w:bCs/>
-        </w:rPr>
-        <w:t>subject</w:t>
-      </w:r>
-      <w:r>
-        <w:t xml:space="preserve">: </w:t>
-      </w:r>
-      <w:r>
-        <w:rPr>
-          <w:b/>
-          <w:bCs/>
-        </w:rPr>
-        <w:t xml:space="preserve">&lt;subject&gt; </w:t>
-      </w:r>
-      <w:r>
-        <w:t>=&gt; Indicate</w:t>
-      </w:r>
-      <w:r>
-        <w:t>s</w:t>
-      </w:r>
-      <w:r>
-        <w:t xml:space="preserve"> the document’s subject;</w:t>
-      </w:r>
-    </w:p>
-    <w:p>
-      <w:pPr>
-        <w:pStyle w:val="Textbody"/>
-        <w:keepNext/>
-        <w:ind w:left="709"/>
-        <w:contextualSpacing/>
-      </w:pPr>
-      <w:r>
-        <w:t>-</w:t>
-      </w:r>
-      <w:r>
-        <w:rPr>
-          <w:b/>
-          <w:bCs/>
-        </w:rPr>
-        <w:t>type</w:t>
-      </w:r>
-      <w:r>
-        <w:t xml:space="preserve">: </w:t>
-      </w:r>
-      <w:r>
-        <w:rPr>
-          <w:b/>
-          <w:bCs/>
-        </w:rPr>
-        <w:t>&lt;types&gt;</w:t>
-      </w:r>
-      <w:r>
-        <w:t xml:space="preserve"> =&gt; Allow you to indicate the document’s type (optional, by default a course);</w:t>
-      </w:r>
-    </w:p>
-    <w:p>
-      <w:pPr>
-        <w:pStyle w:val="Textbody"/>
-        <w:ind w:left="709"/>
-        <w:contextualSpacing/>
-      </w:pPr>
-      <w:r>
-        <w:t>-</w:t>
-      </w:r>
-      <w:r>
-        <w:rPr>
-          <w:b/>
-          <w:bCs/>
-        </w:rPr>
-        <w:t>&lt;your document&gt;</w:t>
-      </w:r>
-      <w:r>
-        <w:t xml:space="preserve"> =&gt; Create an attachment to your document with discord.</w:t>
-      </w:r>
-    </w:p>
-    <w:p>
-      <w:pPr>
-        <w:pStyle w:val="Textbody"/>
-        <w:contextualSpacing/>
-      </w:pPr>
-      <w:r>
-        <w:rPr>
-          <w:i/>
-          <w:iCs/>
-        </w:rPr>
-        <w:t>Short version:</w:t>
-      </w:r>
-      <w:r>
-        <w:t xml:space="preserve"> </w:t>
-      </w:r>
-      <w:r>
-        <w:rPr>
-          <w:rFonts w:ascii="Courier New" w:hAnsi="Courier New" w:cs="Courier New"/>
-        </w:rPr>
-        <w:t>sd</w:t>
-      </w:r>
-    </w:p>
-    <w:p>
-      <w:pPr>
-        <w:pStyle w:val="Titre3"/>
-      </w:pPr>
-      <w:bookmarkStart w:id="13" w:name="_search_unvalidate_-subject:&lt;subject"/>
-      <w:bookmarkEnd w:id="13"/>
-      <w:r>
-        <w:tab/>
-      </w:r>
-      <w:r>
-        <w:t>search_unvalidate -subject:&lt;subject&gt;</w:t>
-      </w:r>
-    </w:p>
-    <w:p>
-      <w:pPr>
-        <w:pStyle w:val="Textbody"/>
-        <w:contextualSpacing/>
-        <w:rPr>
-          <w:color w:val="000000"/>
-        </w:rPr>
-      </w:pPr>
-      <w:r>
-        <w:rPr>
-          <w:color w:val="000000"/>
-        </w:rPr>
-        <w:t>Allows you to see the documents that wait for a validation in the indicated subject</w:t>
-      </w:r>
-      <w:r>
-        <w:rPr>
-          <w:color w:val="000000"/>
-        </w:rPr>
-        <w:t xml:space="preserve"> </w:t>
-      </w:r>
-      <w:r>
-        <w:t xml:space="preserve">(guide </w:t>
-      </w:r>
-      <w:hyperlink w:anchor="_Envoyer_un_fichier" w:history="1">
-        <w:r>
-          <w:rPr>
-            <w:rStyle w:val="Lienhypertexte"/>
-          </w:rPr>
-          <w:t>he</w:t>
-        </w:r>
-        <w:r>
-          <w:rPr>
-            <w:rStyle w:val="Lienhypertexte"/>
-          </w:rPr>
-          <w:t>r</w:t>
-        </w:r>
-        <w:r>
-          <w:rPr>
-            <w:rStyle w:val="Lienhypertexte"/>
-          </w:rPr>
-          <w:t>e</w:t>
-        </w:r>
-      </w:hyperlink>
-      <w:r>
-        <w:t>).</w:t>
-      </w:r>
-    </w:p>
-    <w:p>
-      <w:pPr>
-        <w:pStyle w:val="Textbody"/>
-        <w:ind w:firstLine="709"/>
-        <w:contextualSpacing/>
-        <w:rPr>
-          <w:color w:val="000000"/>
-        </w:rPr>
-      </w:pPr>
-      <w:r>
-        <w:rPr>
-          <w:color w:val="000000"/>
-        </w:rPr>
-        <w:t>-</w:t>
-      </w:r>
-      <w:r>
-        <w:rPr>
-          <w:b/>
-          <w:bCs/>
-          <w:color w:val="000000"/>
-        </w:rPr>
-        <w:t>subject</w:t>
-      </w:r>
-      <w:r>
-        <w:rPr>
-          <w:color w:val="000000"/>
-        </w:rPr>
-        <w:t xml:space="preserve">: </w:t>
-      </w:r>
-      <w:r>
-        <w:rPr>
-          <w:b/>
-          <w:bCs/>
-          <w:color w:val="000000"/>
-        </w:rPr>
-        <w:t xml:space="preserve">&lt;subject&gt; </w:t>
-      </w:r>
-      <w:r>
-        <w:rPr>
-          <w:color w:val="000000"/>
-        </w:rPr>
-        <w:t>=&gt; Indicate the documents’ subject that you want to see;</w:t>
-      </w:r>
-    </w:p>
-    <w:p>
-      <w:pPr>
-        <w:pStyle w:val="Textbody"/>
-        <w:contextualSpacing/>
-        <w:rPr>
-          <w:rFonts w:ascii="Courier New" w:hAnsi="Courier New" w:cs="Courier New"/>
-        </w:rPr>
-      </w:pPr>
-      <w:r>
-        <w:rPr>
-          <w:i/>
-          <w:iCs/>
-        </w:rPr>
-        <w:t>Short version:</w:t>
-      </w:r>
-      <w:r>
-        <w:t xml:space="preserve"> </w:t>
-      </w:r>
-      <w:r>
-        <w:rPr>
-          <w:rFonts w:ascii="Courier New" w:hAnsi="Courier New" w:cs="Courier New"/>
-        </w:rPr>
-        <w:t>s</w:t>
-      </w:r>
-      <w:r>
-        <w:rPr>
-          <w:rFonts w:ascii="Courier New" w:hAnsi="Courier New" w:cs="Courier New"/>
-        </w:rPr>
-        <w:t>u</w:t>
-      </w:r>
-    </w:p>
-    <w:p>
-      <w:pPr>
-        <w:pStyle w:val="Titre3"/>
-      </w:pPr>
-      <w:bookmarkStart w:id="14" w:name="_get_unvalidate_-id:&lt;document’s_id&gt;"/>
-      <w:bookmarkEnd w:id="14"/>
-      <w:r>
-        <w:t>g</w:t>
-      </w:r>
-      <w:r>
-        <w:t>et</w:t>
-      </w:r>
-      <w:r>
-        <w:t>_unvalidate</w:t>
-      </w:r>
-      <w:r>
-        <w:t xml:space="preserve"> -</w:t>
-      </w:r>
-      <w:r>
-        <w:t>id:&lt;</w:t>
-      </w:r>
-      <w:r>
-        <w:t>document’s id</w:t>
-      </w:r>
-      <w:r>
-        <w:t>&gt;</w:t>
-      </w:r>
-    </w:p>
-    <w:p>
-      <w:pPr>
-        <w:pStyle w:val="Textbody"/>
-        <w:keepNext/>
-        <w:keepLines/>
-        <w:contextualSpacing/>
-      </w:pPr>
-      <w:r>
-        <w:t>Allows you to get the content of a file</w:t>
-      </w:r>
-      <w:r>
-        <w:t xml:space="preserve"> which wait for a validation or which has been refused</w:t>
-      </w:r>
-      <w:r>
-        <w:t xml:space="preserve"> (guide </w:t>
-      </w:r>
-      <w:hyperlink w:anchor="_Envoyer_un_fichier" w:history="1">
-        <w:r>
-          <w:rPr>
-            <w:rStyle w:val="Lienhypertexte"/>
-          </w:rPr>
-          <w:t>h</w:t>
-        </w:r>
-        <w:r>
-          <w:rPr>
-            <w:rStyle w:val="Lienhypertexte"/>
-          </w:rPr>
-          <w:t>e</w:t>
-        </w:r>
-        <w:r>
-          <w:rPr>
-            <w:rStyle w:val="Lienhypertexte"/>
-          </w:rPr>
-          <w:t>re</w:t>
-        </w:r>
-      </w:hyperlink>
-      <w:r>
-        <w:t>).</w:t>
-      </w:r>
-    </w:p>
-    <w:p>
-      <w:pPr>
-        <w:pStyle w:val="Textbody"/>
-        <w:keepNext/>
-        <w:keepLines/>
-        <w:ind w:firstLine="646"/>
-        <w:contextualSpacing/>
-      </w:pPr>
-      <w:r>
-        <w:rPr>
-          <w:b/>
-          <w:bCs/>
-        </w:rPr>
-        <w:t xml:space="preserve">-id: &lt;document’s id&gt; </w:t>
-      </w:r>
-      <w:r>
-        <w:t xml:space="preserve">=&gt; Indicate </w:t>
-      </w:r>
-      <w:r>
-        <w:t>the</w:t>
-      </w:r>
-      <w:r>
-        <w:t xml:space="preserve"> document’s ID.</w:t>
-      </w:r>
-    </w:p>
-    <w:p>
-      <w:pPr>
-        <w:pStyle w:val="Textbody"/>
-        <w:contextualSpacing/>
-      </w:pPr>
-      <w:r>
-        <w:rPr>
-          <w:i/>
-          <w:iCs/>
-        </w:rPr>
-        <w:t>Short version:</w:t>
-      </w:r>
-      <w:r>
-        <w:t xml:space="preserve"> </w:t>
-      </w:r>
-      <w:r>
-        <w:rPr>
-          <w:rFonts w:ascii="Courier New" w:hAnsi="Courier New" w:cs="Courier New"/>
-        </w:rPr>
-        <w:t>gu</w:t>
-      </w:r>
-    </w:p>
-    <w:p>
-      <w:pPr>
-        <w:pStyle w:val="Titre3"/>
-      </w:pPr>
-      <w:bookmarkStart w:id="15" w:name="_validate_-id:&lt;document’s_id&gt;"/>
-      <w:bookmarkEnd w:id="15"/>
-      <w:r>
-        <w:tab/>
-      </w:r>
-      <w:r>
-        <w:t>validate -id:&lt;document’s id&gt;</w:t>
-      </w:r>
-    </w:p>
-    <w:p>
-      <w:pPr>
-        <w:pStyle w:val="Textbody"/>
-        <w:keepNext/>
-        <w:keepLines/>
-        <w:contextualSpacing/>
-      </w:pPr>
-      <w:r>
-        <w:t xml:space="preserve">Allows you to validate a document if it isn’t already refused (guide </w:t>
-      </w:r>
-      <w:hyperlink w:anchor="_Envoyer_un_fichier" w:history="1">
-        <w:r>
-          <w:rPr>
-            <w:rStyle w:val="Lienhypertexte"/>
-          </w:rPr>
-          <w:t>here</w:t>
-        </w:r>
-      </w:hyperlink>
-      <w:r>
-        <w:t>).</w:t>
-      </w:r>
-    </w:p>
-    <w:p>
-      <w:pPr>
-        <w:pStyle w:val="Textbody"/>
-        <w:keepNext/>
-        <w:keepLines/>
-        <w:ind w:firstLine="709"/>
-        <w:contextualSpacing/>
-      </w:pPr>
-      <w:r>
-        <w:t>-</w:t>
-      </w:r>
-      <w:r>
-        <w:rPr>
-          <w:b/>
-          <w:bCs/>
-        </w:rPr>
-        <w:t xml:space="preserve">id: &lt;document’s id&gt; </w:t>
-      </w:r>
-      <w:r>
-        <w:t>=&gt; Indicate the document’s ID.</w:t>
-      </w:r>
-    </w:p>
-    <w:p>
-      <w:pPr>
-        <w:pStyle w:val="Textbody"/>
-        <w:contextualSpacing/>
-      </w:pPr>
-      <w:r>
-        <w:rPr>
-          <w:i/>
-          <w:iCs/>
-        </w:rPr>
-        <w:t>Short version:</w:t>
-      </w:r>
-      <w:r>
-        <w:t xml:space="preserve"> </w:t>
-      </w:r>
-      <w:r>
-        <w:rPr>
-          <w:rFonts w:ascii="Courier New" w:hAnsi="Courier New" w:cs="Courier New"/>
-        </w:rPr>
-        <w:t>v</w:t>
-      </w:r>
-    </w:p>
-    <w:p>
-      <w:pPr>
-        <w:pStyle w:val="Titre3"/>
-      </w:pPr>
-      <w:bookmarkStart w:id="16" w:name="_refuse_-id:&lt;document’s_id&gt;"/>
-      <w:bookmarkEnd w:id="16"/>
-      <w:r>
-        <w:tab/>
-      </w:r>
-      <w:r>
-        <w:t>refuse -id:&lt;document’s id&gt;</w:t>
-      </w:r>
-    </w:p>
-    <w:p>
-      <w:pPr>
-        <w:pStyle w:val="Textbody"/>
-        <w:contextualSpacing/>
-      </w:pPr>
-      <w:r>
-        <w:t>Allows you to refuse a document. A refused document can no more be validated.</w:t>
-      </w:r>
-    </w:p>
-    <w:p>
-      <w:pPr>
-        <w:pStyle w:val="Textbody"/>
-        <w:ind w:firstLine="709"/>
-        <w:contextualSpacing/>
-      </w:pPr>
-      <w:r>
-        <w:rPr>
-          <w:b/>
-          <w:bCs/>
-        </w:rPr>
-        <w:t xml:space="preserve">-id: &lt;document’s id&gt; </w:t>
-      </w:r>
-      <w:r>
-        <w:t xml:space="preserve">=&gt; Indicate </w:t>
-      </w:r>
-      <w:r>
-        <w:t>the</w:t>
-      </w:r>
-      <w:r>
-        <w:t xml:space="preserve"> document’s ID.</w:t>
-      </w:r>
-    </w:p>
-    <w:p>
-      <w:pPr>
-        <w:pStyle w:val="Textbody"/>
-        <w:contextualSpacing/>
-      </w:pPr>
-      <w:r>
-        <w:rPr>
-          <w:i/>
-          <w:iCs/>
-        </w:rPr>
-        <w:t>Short version:</w:t>
-      </w:r>
-      <w:r>
-        <w:t xml:space="preserve"> </w:t>
-      </w:r>
-      <w:r>
-        <w:rPr>
-          <w:rFonts w:ascii="Courier New" w:hAnsi="Courier New" w:cs="Courier New"/>
-        </w:rPr>
-        <w:t>r</w:t>
-      </w:r>
-    </w:p>
-    <w:p>
-      <w:pPr>
-        <w:pStyle w:val="Titre3"/>
-      </w:pPr>
-      <w:bookmarkStart w:id="17" w:name="_update_-id:&lt;document’s_id&gt;"/>
-      <w:bookmarkEnd w:id="17"/>
-      <w:r>
-        <w:tab/>
-      </w:r>
-      <w:r>
-        <w:t>update -id:&lt;document’s id&gt;</w:t>
-      </w:r>
-    </w:p>
-    <w:p>
-      <w:pPr>
-        <w:pStyle w:val="Textbody"/>
-        <w:contextualSpacing/>
-      </w:pPr>
-      <w:r>
-        <w:t xml:space="preserve">Allows to update one of your documents. </w:t>
-      </w:r>
-    </w:p>
-    <w:p>
-      <w:pPr>
-        <w:pStyle w:val="Textbody"/>
-        <w:ind w:firstLine="709"/>
-        <w:contextualSpacing/>
-      </w:pPr>
-      <w:r>
-        <w:rPr>
-          <w:b/>
-          <w:bCs/>
-        </w:rPr>
-        <w:t xml:space="preserve">-id: &lt;document’s id&gt; </w:t>
-      </w:r>
-      <w:r>
-        <w:t xml:space="preserve">=&gt; Indicate </w:t>
-      </w:r>
-      <w:r>
-        <w:t>the</w:t>
-      </w:r>
-      <w:r>
-        <w:t xml:space="preserve"> document’s ID.</w:t>
-      </w:r>
-    </w:p>
-    <w:p>
-      <w:pPr>
-        <w:pStyle w:val="Textbody"/>
-        <w:contextualSpacing/>
-      </w:pPr>
-      <w:r>
-        <w:rPr>
-          <w:i/>
-          <w:iCs/>
-        </w:rPr>
-        <w:t>Short version:</w:t>
-      </w:r>
-      <w:r>
-        <w:t xml:space="preserve"> </w:t>
-      </w:r>
-      <w:r>
-        <w:rPr>
-          <w:rFonts w:ascii="Courier New" w:hAnsi="Courier New" w:cs="Courier New"/>
-        </w:rPr>
-        <w:t>up</w:t>
-      </w:r>
-    </w:p>
-    <w:p>
-      <w:pPr>
-        <w:pStyle w:val="Titre3"/>
-      </w:pPr>
-      <w:bookmarkStart w:id="18" w:name="_delete_-id:&lt;document’s_id&gt;"/>
-      <w:bookmarkEnd w:id="18"/>
-      <w:r>
-        <w:tab/>
-      </w:r>
-      <w:r>
-        <w:t>delete -id:&lt;document’s id&gt;</w:t>
-      </w:r>
-    </w:p>
-    <w:p>
-      <w:pPr>
-        <w:pStyle w:val="Standard"/>
-        <w:contextualSpacing/>
-      </w:pPr>
-      <w:r>
-        <w:t xml:space="preserve">Allows to delete one of your documents. </w:t>
-      </w:r>
-    </w:p>
-    <w:p>
-      <w:pPr>
-        <w:pStyle w:val="Standard"/>
-        <w:ind w:firstLine="709"/>
-        <w:contextualSpacing/>
-      </w:pPr>
-      <w:r>
-        <w:rPr>
-          <w:b/>
-          <w:bCs/>
-        </w:rPr>
-        <w:t xml:space="preserve">-id: &lt;document’s id&gt; </w:t>
-      </w:r>
-      <w:r>
-        <w:t xml:space="preserve">=&gt; Indicate </w:t>
-      </w:r>
-      <w:r>
-        <w:t>the</w:t>
-      </w:r>
-      <w:r>
-        <w:t xml:space="preserve"> document’s ID.</w:t>
-      </w:r>
-    </w:p>
-    <w:p>
-      <w:pPr>
-        <w:pStyle w:val="Textbody"/>
-        <w:contextualSpacing/>
-      </w:pPr>
-      <w:r>
-        <w:rPr>
-          <w:i/>
-          <w:iCs/>
-        </w:rPr>
-        <w:t>Short version:</w:t>
-      </w:r>
-      <w:r>
-        <w:t xml:space="preserve"> </w:t>
-      </w:r>
-      <w:r>
-        <w:rPr>
-          <w:rFonts w:ascii="Courier New" w:hAnsi="Courier New" w:cs="Courier New"/>
-        </w:rPr>
-        <w:t>del</w:t>
-      </w:r>
-    </w:p>
-    <w:p>
-      <w:pPr>
-        <w:pStyle w:val="Titre2"/>
-        <w:rPr>
-          <w:lang w:val="en-GB"/>
-        </w:rPr>
-      </w:pPr>
-      <w:r>
-        <w:rPr>
-          <w:lang w:val="en-GB"/>
-        </w:rPr>
-        <w:t>Read</w:t>
-      </w:r>
-      <w:r>
-        <w:rPr>
-          <w:lang w:val="en-GB"/>
-        </w:rPr>
-        <w:t>ers’ commands</w:t>
-      </w:r>
-    </w:p>
-    <w:p>
-      <w:pPr>
-        <w:pStyle w:val="Textbody"/>
-        <w:keepNext/>
-        <w:contextualSpacing/>
-      </w:pPr>
-      <w:r>
-        <w:t xml:space="preserve">Here are the commands that can be executed by a </w:t>
-      </w:r>
-      <w:r>
-        <w:rPr>
-          <w:i/>
-          <w:iCs/>
-        </w:rPr>
-        <w:t>reader</w:t>
-      </w:r>
-      <w:r>
-        <w:t>:</w:t>
-      </w:r>
-    </w:p>
-    <w:p>
-      <w:pPr>
-        <w:pStyle w:val="Textbody"/>
-        <w:keepNext/>
-        <w:numPr>
-          <w:ilvl w:val="0"/>
-          <w:numId w:val="8"/>
-        </w:numPr>
-        <w:contextualSpacing/>
-        <w:rPr>
-          <w:rStyle w:val="Lienhypertexte"/>
-        </w:rPr>
-      </w:pPr>
-      <w:hyperlink w:anchor="_get_-id:&lt;document’s_id&gt;" w:history="1">
-        <w:r>
-          <w:rPr>
-            <w:rStyle w:val="Lienhypertexte"/>
-          </w:rPr>
-          <w:t>get</w:t>
-        </w:r>
-      </w:hyperlink>
-    </w:p>
-    <w:p>
-      <w:pPr>
-        <w:pStyle w:val="Textbody"/>
-        <w:numPr>
-          <w:ilvl w:val="0"/>
-          <w:numId w:val="8"/>
-        </w:numPr>
-        <w:ind w:left="641" w:hanging="357"/>
-        <w:contextualSpacing/>
-        <w:rPr>
-          <w:rStyle w:val="Lienhypertexte"/>
-        </w:rPr>
-      </w:pPr>
-      <w:hyperlink w:anchor="_search_[-subject:&lt;subject&gt;]_[-level" w:history="1">
-        <w:r>
-          <w:rPr>
-            <w:rStyle w:val="Lienhypertexte"/>
-          </w:rPr>
-          <w:t>search</w:t>
-        </w:r>
-      </w:hyperlink>
-    </w:p>
-    <w:p>
-      <w:pPr>
-        <w:pStyle w:val="Titre3"/>
-      </w:pPr>
-      <w:bookmarkStart w:id="19" w:name="_get_-id:&lt;document’s_id&gt;"/>
-      <w:bookmarkEnd w:id="19"/>
-      <w:r>
-        <w:t>get</w:t>
-      </w:r>
-      <w:r>
-        <w:t xml:space="preserve"> -</w:t>
-      </w:r>
-      <w:r>
-        <w:t>id:&lt;</w:t>
-      </w:r>
-      <w:r>
-        <w:t>document’s id</w:t>
-      </w:r>
-      <w:r>
-        <w:t>&gt;</w:t>
-      </w:r>
-    </w:p>
-    <w:p>
-      <w:pPr>
-        <w:pStyle w:val="Textbody"/>
-        <w:contextualSpacing/>
-      </w:pPr>
-      <w:r>
-        <w:t xml:space="preserve">Allows you to get the content of a file (guide </w:t>
-      </w:r>
-      <w:hyperlink w:anchor="_Chercher_et_obtenir" w:history="1">
-        <w:r>
-          <w:rPr>
-            <w:rStyle w:val="Lienhypertexte"/>
-          </w:rPr>
-          <w:t>here</w:t>
-        </w:r>
-      </w:hyperlink>
-      <w:r>
-        <w:t>).</w:t>
-      </w:r>
-    </w:p>
-    <w:p>
-      <w:pPr>
-        <w:pStyle w:val="Textbody"/>
-        <w:ind w:firstLine="646"/>
-        <w:contextualSpacing/>
-      </w:pPr>
-      <w:r>
-        <w:rPr>
-          <w:b/>
-          <w:bCs/>
-        </w:rPr>
-        <w:t xml:space="preserve">-id: &lt;document’s id&gt; </w:t>
-      </w:r>
-      <w:r>
-        <w:t xml:space="preserve">=&gt; Indicate </w:t>
-      </w:r>
-      <w:r>
-        <w:t>the</w:t>
-      </w:r>
-      <w:r>
-        <w:t xml:space="preserve"> document’s ID.</w:t>
-      </w:r>
-    </w:p>
-    <w:p>
-      <w:pPr>
-        <w:pStyle w:val="Textbody"/>
-        <w:contextualSpacing/>
-      </w:pPr>
-      <w:r>
-        <w:rPr>
-          <w:i/>
-          <w:iCs/>
-        </w:rPr>
-        <w:t>Short version:</w:t>
-      </w:r>
-      <w:r>
-        <w:t xml:space="preserve"> </w:t>
-      </w:r>
-      <w:r>
-        <w:rPr>
-          <w:rFonts w:ascii="Courier New" w:hAnsi="Courier New" w:cs="Courier New"/>
-        </w:rPr>
-        <w:t>g</w:t>
-      </w:r>
-    </w:p>
-    <w:p>
-      <w:pPr>
-        <w:pStyle w:val="Titre3"/>
-      </w:pPr>
-      <w:bookmarkStart w:id="20" w:name="_search_[-subject:&lt;subject&gt;]_[-level"/>
-      <w:bookmarkEnd w:id="20"/>
-      <w:r>
-        <w:tab/>
-      </w:r>
-      <w:r>
-        <w:t xml:space="preserve">search </w:t>
-      </w:r>
-      <w:r>
-        <w:t>[</w:t>
-      </w:r>
-      <w:r>
-        <w:t>-subject:&lt;subject&gt;</w:t>
-      </w:r>
-      <w:r>
-        <w:t>] [-level:&lt;level&gt;]</w:t>
-      </w:r>
-    </w:p>
-    <w:p>
-      <w:pPr>
-        <w:pStyle w:val="Textbody"/>
-        <w:keepNext/>
-        <w:keepLines/>
-        <w:contextualSpacing/>
-        <w:rPr>
-          <w:color w:val="000000"/>
-        </w:rPr>
-      </w:pPr>
-      <w:r>
-        <w:rPr>
-          <w:color w:val="000000"/>
-        </w:rPr>
-        <w:t>Allows you to</w:t>
-      </w:r>
-      <w:r>
-        <w:rPr>
-          <w:color w:val="000000"/>
-        </w:rPr>
-        <w:t xml:space="preserve"> </w:t>
-      </w:r>
-      <w:r>
-        <w:rPr>
-          <w:color w:val="000000"/>
-        </w:rPr>
-        <w:t>search</w:t>
-      </w:r>
-      <w:r>
-        <w:rPr>
-          <w:color w:val="000000"/>
-        </w:rPr>
-        <w:t xml:space="preserve"> all the validated document for a given subject and a given level </w:t>
-      </w:r>
-      <w:r>
-        <w:t xml:space="preserve">(guide </w:t>
-      </w:r>
-      <w:hyperlink w:anchor="_Chercher_et_obtenir" w:history="1">
-        <w:r>
-          <w:rPr>
-            <w:rStyle w:val="Lienhypertexte"/>
-          </w:rPr>
-          <w:t>here</w:t>
-        </w:r>
-      </w:hyperlink>
-      <w:r>
-        <w:t>).</w:t>
-      </w:r>
-    </w:p>
-    <w:p>
-      <w:pPr>
-        <w:pStyle w:val="Textbody"/>
-        <w:keepNext/>
-        <w:ind w:left="709"/>
-        <w:contextualSpacing/>
-        <w:rPr>
-          <w:color w:val="000000"/>
-        </w:rPr>
-      </w:pPr>
-      <w:r>
-        <w:rPr>
-          <w:color w:val="000000"/>
-        </w:rPr>
-        <w:t>-</w:t>
-      </w:r>
-      <w:r>
-        <w:rPr>
-          <w:b/>
-          <w:bCs/>
-          <w:color w:val="000000"/>
-        </w:rPr>
-        <w:t>subject</w:t>
-      </w:r>
-      <w:r>
-        <w:rPr>
-          <w:color w:val="000000"/>
-        </w:rPr>
-        <w:t xml:space="preserve">: </w:t>
-      </w:r>
-      <w:r>
-        <w:rPr>
-          <w:b/>
-          <w:bCs/>
-          <w:color w:val="000000"/>
-        </w:rPr>
-        <w:t xml:space="preserve">&lt;subject&gt; </w:t>
-      </w:r>
-      <w:r>
-        <w:rPr>
-          <w:color w:val="000000"/>
-        </w:rPr>
-        <w:t>=&gt; Indicate the documents’ subject that you want to see</w:t>
-      </w:r>
-      <w:r>
-        <w:rPr>
-          <w:color w:val="000000"/>
-        </w:rPr>
-        <w:t>. By default, the subject which is linked to the channel where the message is sent;</w:t>
-      </w:r>
-    </w:p>
-    <w:p>
-      <w:pPr>
-        <w:pStyle w:val="Textbody"/>
-        <w:keepNext/>
-        <w:keepLines/>
-        <w:ind w:left="709"/>
-        <w:contextualSpacing/>
-        <w:rPr>
-          <w:color w:val="000000"/>
-        </w:rPr>
-      </w:pPr>
-      <w:r>
-        <w:rPr>
-          <w:color w:val="000000"/>
-        </w:rPr>
-        <w:t>-</w:t>
-      </w:r>
-      <w:r>
-        <w:rPr>
-          <w:b/>
-          <w:bCs/>
-          <w:color w:val="000000"/>
-        </w:rPr>
-        <w:t>level</w:t>
-      </w:r>
-      <w:r>
-        <w:rPr>
-          <w:color w:val="000000"/>
-        </w:rPr>
-        <w:t xml:space="preserve">: </w:t>
-      </w:r>
-      <w:r>
-        <w:rPr>
-          <w:b/>
-          <w:bCs/>
-          <w:color w:val="000000"/>
-        </w:rPr>
-        <w:t>&lt;</w:t>
-      </w:r>
-      <w:r>
-        <w:rPr>
-          <w:b/>
-          <w:bCs/>
-          <w:color w:val="000000"/>
-        </w:rPr>
-        <w:t>level</w:t>
-      </w:r>
-      <w:r>
-        <w:rPr>
-          <w:b/>
-          <w:bCs/>
-          <w:color w:val="000000"/>
-        </w:rPr>
-        <w:t xml:space="preserve">&gt; </w:t>
-      </w:r>
-      <w:r>
-        <w:rPr>
-          <w:color w:val="000000"/>
-        </w:rPr>
-        <w:t>=&gt; Indicate the documents’ subject that you want to see</w:t>
-      </w:r>
-      <w:r>
-        <w:rPr>
-          <w:color w:val="000000"/>
-        </w:rPr>
-        <w:t>. By default, your level role.</w:t>
-      </w:r>
-    </w:p>
-    <w:p>
-      <w:pPr>
-        <w:pStyle w:val="Textbody"/>
-        <w:contextualSpacing/>
-      </w:pPr>
-      <w:r>
-        <w:rPr>
-          <w:i/>
-          <w:iCs/>
-        </w:rPr>
-        <w:t>Short version:</w:t>
-      </w:r>
-      <w:r>
-        <w:t xml:space="preserve"> </w:t>
-      </w:r>
-      <w:r>
-        <w:rPr>
-          <w:rFonts w:ascii="Courier New" w:hAnsi="Courier New" w:cs="Courier New"/>
-        </w:rPr>
-        <w:t>s</w:t>
-      </w:r>
-    </w:p>
-    <w:p>
-      <w:pPr>
-        <w:pStyle w:val="Titre2"/>
-        <w:rPr>
-          <w:lang w:val="en-GB"/>
-        </w:rPr>
-      </w:pPr>
-      <w:r>
-        <w:rPr>
-          <w:lang w:val="en-GB"/>
-        </w:rPr>
-        <w:t>Administrators’</w:t>
-      </w:r>
-      <w:r>
-        <w:rPr>
-          <w:lang w:val="en-GB"/>
-        </w:rPr>
-        <w:t xml:space="preserve"> commands</w:t>
-      </w:r>
-    </w:p>
-    <w:p>
-      <w:pPr>
-        <w:pStyle w:val="Textbody"/>
-        <w:keepNext/>
-        <w:contextualSpacing/>
-      </w:pPr>
-      <w:r>
-        <w:t xml:space="preserve">Here are the commands that can be executed by an </w:t>
-      </w:r>
-      <w:r>
-        <w:rPr>
-          <w:i/>
-          <w:iCs/>
-        </w:rPr>
-        <w:t>administrator</w:t>
-      </w:r>
-      <w:r>
-        <w:t>:</w:t>
-      </w:r>
-    </w:p>
-    <w:p>
-      <w:pPr>
-        <w:pStyle w:val="Textbody"/>
-        <w:keepNext/>
-        <w:numPr>
-          <w:ilvl w:val="0"/>
-          <w:numId w:val="8"/>
-        </w:numPr>
-        <w:ind w:left="641" w:hanging="357"/>
-        <w:contextualSpacing/>
-        <w:rPr>
-          <w:rStyle w:val="Lienhypertexte"/>
-        </w:rPr>
-      </w:pPr>
-      <w:hyperlink w:anchor="_url_-link:_&lt;GDrive" w:history="1">
-        <w:r>
-          <w:rPr>
-            <w:rStyle w:val="Lienhypertexte"/>
-          </w:rPr>
-          <w:t>url</w:t>
-        </w:r>
-      </w:hyperlink>
-    </w:p>
-    <w:p>
-      <w:pPr>
-        <w:pStyle w:val="Textbody"/>
-        <w:keepNext/>
-        <w:numPr>
-          <w:ilvl w:val="0"/>
-          <w:numId w:val="8"/>
-        </w:numPr>
-        <w:ind w:left="641" w:hanging="357"/>
-        <w:contextualSpacing/>
-        <w:rPr>
-          <w:rStyle w:val="Lienhypertexte"/>
-        </w:rPr>
-      </w:pPr>
-      <w:hyperlink w:anchor="_create_settings_[-subject:&lt;subject_" w:history="1">
-        <w:r>
-          <w:rPr>
-            <w:rStyle w:val="Lienhypertexte"/>
-          </w:rPr>
-          <w:t>create_settings</w:t>
-        </w:r>
-      </w:hyperlink>
-    </w:p>
-    <w:p>
-      <w:pPr>
-        <w:pStyle w:val="Textbody"/>
-        <w:keepNext/>
-        <w:numPr>
-          <w:ilvl w:val="0"/>
-          <w:numId w:val="8"/>
-        </w:numPr>
-        <w:ind w:left="641" w:hanging="357"/>
-        <w:contextualSpacing/>
-        <w:rPr>
-          <w:rStyle w:val="Lienhypertexte"/>
-        </w:rPr>
-      </w:pPr>
-      <w:hyperlink w:anchor="_modify_settings_-subject:&lt;subject_n" w:history="1">
-        <w:r>
-          <w:rPr>
-            <w:rStyle w:val="Lienhypertexte"/>
-          </w:rPr>
-          <w:t>modify_settings -subject</w:t>
-        </w:r>
-      </w:hyperlink>
-    </w:p>
-    <w:p>
-      <w:pPr>
-        <w:pStyle w:val="Textbody"/>
-        <w:keepNext/>
-        <w:numPr>
-          <w:ilvl w:val="0"/>
-          <w:numId w:val="8"/>
-        </w:numPr>
-        <w:ind w:left="641" w:hanging="357"/>
-        <w:contextualSpacing/>
-        <w:rPr>
-          <w:rStyle w:val="Lienhypertexte"/>
-        </w:rPr>
-      </w:pPr>
-      <w:hyperlink w:anchor="_modify_settings_-level:&lt;level_name&gt;" w:history="1">
-        <w:r>
-          <w:rPr>
-            <w:rStyle w:val="Lienhypertexte"/>
-          </w:rPr>
-          <w:t>modify _settings -level</w:t>
-        </w:r>
-      </w:hyperlink>
-    </w:p>
-    <w:p>
-      <w:pPr>
-        <w:pStyle w:val="Textbody"/>
-        <w:keepNext/>
-        <w:numPr>
-          <w:ilvl w:val="0"/>
-          <w:numId w:val="8"/>
-        </w:numPr>
-        <w:ind w:left="641" w:hanging="357"/>
-        <w:contextualSpacing/>
-        <w:rPr>
-          <w:rStyle w:val="Lienhypertexte"/>
-        </w:rPr>
-      </w:pPr>
-      <w:hyperlink w:anchor="_modify_settings_-prof_–" w:history="1">
-        <w:r>
-          <w:rPr>
-            <w:rStyle w:val="Lienhypertexte"/>
-          </w:rPr>
-          <w:t>modify _settings -prof</w:t>
-        </w:r>
-      </w:hyperlink>
-    </w:p>
-    <w:p>
-      <w:pPr>
-        <w:pStyle w:val="Textbody"/>
-        <w:keepNext/>
-        <w:numPr>
-          <w:ilvl w:val="0"/>
-          <w:numId w:val="8"/>
-        </w:numPr>
-        <w:ind w:left="641" w:hanging="357"/>
-        <w:contextualSpacing/>
-        <w:rPr>
-          <w:rStyle w:val="Lienhypertexte"/>
-        </w:rPr>
-      </w:pPr>
-      <w:hyperlink w:anchor="_modify_settings_-validation:&lt;true|f" w:history="1">
-        <w:r>
-          <w:rPr>
-            <w:rStyle w:val="Lienhypertexte"/>
-          </w:rPr>
-          <w:t>modify _settings -validation</w:t>
-        </w:r>
-      </w:hyperlink>
-    </w:p>
-    <w:p>
-      <w:pPr>
-        <w:pStyle w:val="Textbody"/>
-        <w:numPr>
-          <w:ilvl w:val="0"/>
-          <w:numId w:val="8"/>
-        </w:numPr>
-        <w:ind w:left="641" w:hanging="357"/>
-        <w:contextualSpacing/>
-        <w:rPr>
-          <w:rStyle w:val="Lienhypertexte"/>
-        </w:rPr>
-      </w:pPr>
-      <w:hyperlink w:anchor="_handle_settings_[-view:&lt;saved|run&gt;]" w:history="1">
-        <w:r>
-          <w:rPr>
-            <w:rStyle w:val="Lienhypertexte"/>
-          </w:rPr>
-          <w:t>handle_settings</w:t>
-        </w:r>
-      </w:hyperlink>
-    </w:p>
-    <w:p>
-      <w:pPr>
-        <w:pStyle w:val="Titre3"/>
-      </w:pPr>
-      <w:bookmarkStart w:id="21" w:name="_url_-link:_&lt;GDrive"/>
-      <w:bookmarkEnd w:id="21"/>
-      <w:r>
-        <w:t>url</w:t>
-      </w:r>
-      <w:r>
-        <w:t xml:space="preserve"> -</w:t>
-      </w:r>
-      <w:r>
-        <w:t>link: &lt;GDrive folder URL&gt;</w:t>
-      </w:r>
-    </w:p>
-    <w:p>
-      <w:pPr>
-        <w:pStyle w:val="Textbody"/>
-        <w:keepNext/>
-        <w:contextualSpacing/>
-      </w:pPr>
-      <w:r>
-        <w:t>Allows you to bind your bot to a GDrive folder (one for each server).</w:t>
-      </w:r>
-    </w:p>
-    <w:p>
-      <w:pPr>
-        <w:pStyle w:val="Textbody"/>
-        <w:ind w:firstLine="646"/>
-        <w:contextualSpacing/>
-      </w:pPr>
-      <w:r>
-        <w:rPr>
-          <w:b/>
-          <w:bCs/>
-        </w:rPr>
-        <w:t xml:space="preserve">-link: &lt;GDrive folder URL&gt; </w:t>
-      </w:r>
-      <w:r>
-        <w:t>=&gt; Indicate the share URL of your folder.</w:t>
-      </w:r>
-    </w:p>
-    <w:p>
-      <w:pPr>
-        <w:pStyle w:val="Titre3"/>
-      </w:pPr>
-      <w:bookmarkStart w:id="22" w:name="_create_settings_[-subject:&lt;subject_"/>
-      <w:bookmarkEnd w:id="22"/>
-      <w:r>
-        <w:tab/>
-      </w:r>
-      <w:r>
-        <w:t>create_settings</w:t>
-      </w:r>
-      <w:r>
-        <w:t xml:space="preserve"> </w:t>
-      </w:r>
-      <w:r>
-        <w:t>[</w:t>
-      </w:r>
-      <w:r>
-        <w:t>-subject:&lt;subject</w:t>
-      </w:r>
-      <w:r>
-        <w:t>_name</w:t>
-      </w:r>
-      <w:r>
-        <w:t>&gt;</w:t>
-      </w:r>
-      <w:r>
-        <w:t>] [-level:&lt;level_name&gt;] - @&lt;Role&gt; [#&lt;Channel&gt;</w:t>
-      </w:r>
-    </w:p>
-    <w:p>
-      <w:pPr>
-        <w:pStyle w:val="Textbody"/>
-        <w:contextualSpacing/>
-        <w:rPr>
-          <w:color w:val="000000"/>
-        </w:rPr>
-      </w:pPr>
-      <w:r>
-        <w:rPr>
-          <w:color w:val="000000"/>
-        </w:rPr>
-        <w:t xml:space="preserve">Allows you </w:t>
-      </w:r>
-      <w:r>
-        <w:rPr>
-          <w:color w:val="000000"/>
-        </w:rPr>
-        <w:t xml:space="preserve">to create a setting. The creatable settings are the subjects and the levels. You can’t create two settings </w:t>
-      </w:r>
-      <w:r>
-        <w:t>simultaneously</w:t>
-      </w:r>
-      <w:r>
-        <w:rPr>
-          <w:color w:val="000000"/>
-        </w:rPr>
-        <w:t xml:space="preserve">. (more information </w:t>
-      </w:r>
-      <w:hyperlink w:anchor="_Domaines,_niveaux_et" w:history="1">
-        <w:r>
-          <w:rPr>
-            <w:rStyle w:val="Lienhypertexte"/>
-          </w:rPr>
-          <w:t>here</w:t>
-        </w:r>
-      </w:hyperlink>
-      <w:r>
-        <w:rPr>
-          <w:color w:val="000000"/>
-        </w:rPr>
-        <w:t xml:space="preserve"> and </w:t>
-      </w:r>
-      <w:hyperlink w:anchor="_Créer_des_domaines" w:history="1">
-        <w:r>
-          <w:rPr>
-            <w:rStyle w:val="Lienhypertexte"/>
-          </w:rPr>
-          <w:t>here</w:t>
-        </w:r>
-      </w:hyperlink>
-      <w:r>
-        <w:rPr>
-          <w:color w:val="000000"/>
-        </w:rPr>
-        <w:t>).</w:t>
-      </w:r>
-    </w:p>
-    <w:p>
-      <w:pPr>
-        <w:pStyle w:val="Textbody"/>
-        <w:ind w:left="709"/>
-        <w:contextualSpacing/>
-      </w:pPr>
-      <w:r>
-        <w:rPr>
-          <w:b/>
-          <w:bCs/>
-        </w:rPr>
-        <w:t xml:space="preserve">-subject: &lt;subject_name&gt; </w:t>
-      </w:r>
-      <w:r>
-        <w:t>=&gt; Use it just if you want to create a subject. Indicate the subject’s name.</w:t>
-      </w:r>
-    </w:p>
-    <w:p>
-      <w:pPr>
-        <w:pStyle w:val="Textbody"/>
-        <w:ind w:left="646"/>
-        <w:contextualSpacing/>
-        <w:rPr>
-          <w:color w:val="000000"/>
-        </w:rPr>
-      </w:pPr>
-      <w:r>
-        <w:rPr>
-          <w:b/>
-          <w:bCs/>
-        </w:rPr>
-        <w:t xml:space="preserve">-level: &lt;level_name&gt; </w:t>
-      </w:r>
-      <w:r>
-        <w:t>=&gt; Use it just if you want to create a level. Indicate the level’s name.</w:t>
-      </w:r>
-    </w:p>
-    <w:p>
-      <w:pPr>
-        <w:pStyle w:val="Textbody"/>
-        <w:ind w:left="646"/>
-        <w:contextualSpacing/>
-      </w:pPr>
-      <w:r>
-        <w:rPr>
-          <w:b/>
-          <w:bCs/>
-        </w:rPr>
-        <w:t xml:space="preserve">- @&lt;Role&gt; </w:t>
-      </w:r>
-      <w:r>
-        <w:t>=&gt; Indicate an existing role, it will be bind to the setting.</w:t>
-      </w:r>
-    </w:p>
-    <w:p>
-      <w:pPr>
-        <w:pStyle w:val="Textbody"/>
-        <w:ind w:left="646"/>
-        <w:contextualSpacing/>
-      </w:pPr>
-      <w:r>
-        <w:rPr>
-          <w:b/>
-          <w:bCs/>
-        </w:rPr>
-        <w:t xml:space="preserve">- #&lt;Channel&gt; </w:t>
-      </w:r>
-      <w:r>
-        <w:t>=&gt; Use it just if you want to create a subject. Indicate an existing Text Channel, it will be bind to the setting.</w:t>
-      </w:r>
-    </w:p>
-    <w:p>
-      <w:pPr>
-        <w:pStyle w:val="Textbody"/>
-        <w:contextualSpacing/>
-      </w:pPr>
-      <w:r>
-        <w:rPr>
-          <w:i/>
-          <w:iCs/>
-        </w:rPr>
-        <w:t>Short version:</w:t>
-      </w:r>
-      <w:r>
-        <w:t xml:space="preserve"> </w:t>
-      </w:r>
-      <w:r>
-        <w:rPr>
-          <w:rFonts w:ascii="Courier New" w:hAnsi="Courier New" w:cs="Courier New"/>
-        </w:rPr>
-        <w:t>cs</w:t>
-      </w:r>
-    </w:p>
-    <w:p>
-      <w:pPr>
-        <w:pStyle w:val="Titre3"/>
-      </w:pPr>
-      <w:bookmarkStart w:id="23" w:name="_modify_settings_-subject:&lt;subject_n"/>
-      <w:bookmarkEnd w:id="23"/>
-      <w:r>
-        <w:t>modify_settings</w:t>
-      </w:r>
-      <w:r>
-        <w:t xml:space="preserve"> -subject:&lt;subject</w:t>
-      </w:r>
-      <w:r>
-        <w:t>_name</w:t>
-      </w:r>
-      <w:r>
-        <w:t>&gt;</w:t>
-      </w:r>
-      <w:r>
-        <w:t xml:space="preserve"> [-name:&lt;new_name] – [@&lt;Role&gt;] [#&lt;Channel&gt;</w:t>
-      </w:r>
-    </w:p>
-    <w:p>
-      <w:pPr>
-        <w:pStyle w:val="Textbody"/>
-        <w:contextualSpacing/>
-        <w:rPr>
-          <w:color w:val="000000"/>
-        </w:rPr>
-      </w:pPr>
-      <w:r>
-        <w:rPr>
-          <w:color w:val="000000"/>
-        </w:rPr>
-        <w:t xml:space="preserve">Allows you </w:t>
-      </w:r>
-      <w:r>
-        <w:rPr>
-          <w:color w:val="000000"/>
-        </w:rPr>
-        <w:t xml:space="preserve">to modify subject’s name or bindings : channels and role  (more information </w:t>
-      </w:r>
-      <w:hyperlink w:anchor="_Domaines,_niveaux_et" w:history="1">
-        <w:r>
-          <w:rPr>
-            <w:rStyle w:val="Lienhypertexte"/>
-          </w:rPr>
-          <w:t>here</w:t>
-        </w:r>
-      </w:hyperlink>
-      <w:r>
-        <w:rPr>
-          <w:color w:val="000000"/>
-        </w:rPr>
-        <w:t xml:space="preserve"> and guide </w:t>
-      </w:r>
-      <w:hyperlink w:anchor="_Gérer_les_channels" w:history="1">
-        <w:r>
-          <w:rPr>
-            <w:rStyle w:val="Lienhypertexte"/>
-          </w:rPr>
-          <w:t>here</w:t>
-        </w:r>
-      </w:hyperlink>
-      <w:r>
-        <w:rPr>
-          <w:color w:val="000000"/>
-        </w:rPr>
-        <w:t>).</w:t>
-      </w:r>
-    </w:p>
-    <w:p>
-      <w:pPr>
-        <w:pStyle w:val="Textbody"/>
-        <w:ind w:firstLine="646"/>
-        <w:contextualSpacing/>
-      </w:pPr>
-      <w:r>
-        <w:rPr>
-          <w:b/>
-          <w:bCs/>
-        </w:rPr>
-        <w:t xml:space="preserve">-subject: &lt;subject_name&gt; </w:t>
-      </w:r>
-      <w:r>
-        <w:t>=&gt; Indicate the actual subject’s name you want to modify.</w:t>
-      </w:r>
-    </w:p>
-    <w:p>
-      <w:pPr>
-        <w:pStyle w:val="Textbody"/>
-        <w:ind w:firstLine="646"/>
-        <w:contextualSpacing/>
-        <w:rPr>
-          <w:color w:val="000000"/>
-        </w:rPr>
-      </w:pPr>
-      <w:r>
-        <w:rPr>
-          <w:b/>
-          <w:bCs/>
-        </w:rPr>
-        <w:t>-</w:t>
-      </w:r>
-      <w:r>
-        <w:rPr>
-          <w:b/>
-          <w:bCs/>
-        </w:rPr>
-        <w:t xml:space="preserve"> </w:t>
-      </w:r>
-      <w:r>
-        <w:rPr>
-          <w:b/>
-          <w:bCs/>
-        </w:rPr>
-        <w:t>name: &lt;</w:t>
-      </w:r>
-      <w:r>
-        <w:rPr>
-          <w:b/>
-          <w:bCs/>
-        </w:rPr>
-        <w:t xml:space="preserve"> </w:t>
-      </w:r>
-      <w:r>
-        <w:rPr>
-          <w:b/>
-          <w:bCs/>
-        </w:rPr>
-        <w:t xml:space="preserve">new _name&gt; </w:t>
-      </w:r>
-      <w:r>
-        <w:t>=&gt; Indicate the new name of the subject.</w:t>
-      </w:r>
-    </w:p>
-    <w:p>
-      <w:pPr>
-        <w:pStyle w:val="Textbody"/>
-        <w:ind w:left="646"/>
-        <w:contextualSpacing/>
-      </w:pPr>
-      <w:r>
-        <w:rPr>
-          <w:b/>
-          <w:bCs/>
-        </w:rPr>
-        <w:t xml:space="preserve">- @&lt;Role&gt; </w:t>
-      </w:r>
-      <w:r>
-        <w:t>=&gt; Indicate an existing role, it will be bind to the subject instead of the old one.</w:t>
-      </w:r>
-    </w:p>
-    <w:p>
-      <w:pPr>
-        <w:pStyle w:val="Textbody"/>
-        <w:ind w:left="646"/>
-        <w:contextualSpacing/>
-      </w:pPr>
-      <w:r>
-        <w:rPr>
-          <w:b/>
-          <w:bCs/>
-        </w:rPr>
-        <w:t xml:space="preserve">- #&lt;Channel&gt; </w:t>
-      </w:r>
-      <w:r>
-        <w:t>=&gt; Indicate an existing TextChannel, it will be added to the channels’ list of this subject if it’s not already in the list, else it will be deleted from the list.</w:t>
-      </w:r>
-    </w:p>
-    <w:p>
-      <w:pPr>
-        <w:pStyle w:val="Textbody"/>
-        <w:contextualSpacing/>
-      </w:pPr>
-      <w:r>
-        <w:rPr>
-          <w:i/>
-          <w:iCs/>
-        </w:rPr>
-        <w:t>Short version:</w:t>
-      </w:r>
-      <w:r>
-        <w:t xml:space="preserve"> </w:t>
-      </w:r>
-      <w:r>
-        <w:rPr>
-          <w:rFonts w:ascii="Courier New" w:hAnsi="Courier New" w:cs="Courier New"/>
-        </w:rPr>
-        <w:t>ms -subject</w:t>
-      </w:r>
-    </w:p>
-    <w:p>
-      <w:pPr>
-        <w:pStyle w:val="Titre3"/>
-      </w:pPr>
-      <w:bookmarkStart w:id="24" w:name="_modify_settings_-level:&lt;level_name&gt;"/>
-      <w:bookmarkEnd w:id="24"/>
-      <w:r>
-        <w:t>modify_settings</w:t>
-      </w:r>
-      <w:r>
-        <w:t xml:space="preserve"> -</w:t>
-      </w:r>
-      <w:r>
-        <w:t>level</w:t>
-      </w:r>
-      <w:r>
-        <w:t>:&lt;</w:t>
-      </w:r>
-      <w:r>
-        <w:t>level_name</w:t>
-      </w:r>
-      <w:r>
-        <w:t>&gt;</w:t>
-      </w:r>
-      <w:r>
-        <w:t xml:space="preserve"> [-name:&lt;new_name] – [@&lt;Role&gt;]</w:t>
-      </w:r>
-    </w:p>
-    <w:p>
-      <w:pPr>
-        <w:pStyle w:val="Textbody"/>
-        <w:contextualSpacing/>
-        <w:rPr>
-          <w:color w:val="000000"/>
-        </w:rPr>
-      </w:pPr>
-      <w:r>
-        <w:rPr>
-          <w:color w:val="000000"/>
-        </w:rPr>
-        <w:t xml:space="preserve">Allows you </w:t>
-      </w:r>
-      <w:r>
-        <w:rPr>
-          <w:color w:val="000000"/>
-        </w:rPr>
-        <w:t xml:space="preserve">to modify level’s name or bindings : channels and role  (more information </w:t>
-      </w:r>
-      <w:hyperlink w:anchor="_Domaines,_niveaux_et" w:history="1">
-        <w:r>
-          <w:rPr>
-            <w:rStyle w:val="Lienhypertexte"/>
-          </w:rPr>
-          <w:t>here</w:t>
-        </w:r>
-      </w:hyperlink>
-      <w:r>
-        <w:rPr>
-          <w:color w:val="000000"/>
-        </w:rPr>
-        <w:t>).</w:t>
-      </w:r>
-    </w:p>
-    <w:p>
-      <w:pPr>
-        <w:pStyle w:val="Textbody"/>
-        <w:ind w:firstLine="646"/>
-        <w:contextualSpacing/>
-      </w:pPr>
-      <w:r>
-        <w:rPr>
-          <w:b/>
-          <w:bCs/>
-        </w:rPr>
-        <w:t xml:space="preserve">-subject: &lt;level_name&gt; </w:t>
-      </w:r>
-      <w:r>
-        <w:t>=&gt; Indicate the actual level’s name you want to modify.</w:t>
-      </w:r>
-    </w:p>
-    <w:p>
-      <w:pPr>
-        <w:pStyle w:val="Textbody"/>
-        <w:ind w:firstLine="646"/>
-        <w:contextualSpacing/>
-        <w:rPr>
-          <w:color w:val="000000"/>
-        </w:rPr>
-      </w:pPr>
-      <w:r>
-        <w:rPr>
-          <w:b/>
-          <w:bCs/>
-        </w:rPr>
-        <w:t xml:space="preserve">-name: &lt;new_name&gt; </w:t>
-      </w:r>
-      <w:r>
-        <w:t>=&gt; Indicate the new name of the level.</w:t>
-      </w:r>
-    </w:p>
-    <w:p>
-      <w:pPr>
-        <w:pStyle w:val="Textbody"/>
-        <w:ind w:left="646"/>
-        <w:contextualSpacing/>
-      </w:pPr>
-      <w:r>
-        <w:rPr>
-          <w:b/>
-          <w:bCs/>
-        </w:rPr>
-        <w:t xml:space="preserve">- @&lt;Role&gt; </w:t>
-      </w:r>
-      <w:r>
-        <w:t>=&gt; Indicate an existing role, it will be bind to the level instead of the old one.</w:t>
-      </w:r>
-    </w:p>
-    <w:p>
-      <w:pPr>
-        <w:pStyle w:val="Textbody"/>
-        <w:contextualSpacing/>
-      </w:pPr>
-      <w:r>
-        <w:rPr>
-          <w:i/>
-          <w:iCs/>
-        </w:rPr>
-        <w:t>Short version:</w:t>
-      </w:r>
-      <w:r>
-        <w:t xml:space="preserve"> </w:t>
-      </w:r>
-      <w:r>
-        <w:rPr>
-          <w:rFonts w:ascii="Courier New" w:hAnsi="Courier New" w:cs="Courier New"/>
-        </w:rPr>
-        <w:t>ms -level</w:t>
-      </w:r>
-    </w:p>
-    <w:p>
-      <w:pPr>
-        <w:pStyle w:val="Titre3"/>
-      </w:pPr>
-      <w:bookmarkStart w:id="25" w:name="_modify_settings_-prof_–"/>
-      <w:bookmarkEnd w:id="25"/>
-      <w:r>
-        <w:t>modify_settings</w:t>
-      </w:r>
-      <w:r>
-        <w:t xml:space="preserve"> -</w:t>
-      </w:r>
-      <w:r>
-        <w:t xml:space="preserve">globalc </w:t>
-      </w:r>
-      <w:r>
-        <w:t>– #&lt;Channel&gt;</w:t>
-      </w:r>
-    </w:p>
-    <w:p>
-      <w:pPr>
-        <w:pStyle w:val="Textbody"/>
-        <w:contextualSpacing/>
-      </w:pPr>
-      <w:r>
-        <w:rPr>
-          <w:color w:val="000000"/>
-        </w:rPr>
-        <w:t xml:space="preserve">Allows </w:t>
-      </w:r>
-      <w:r>
-        <w:rPr>
-          <w:color w:val="000000"/>
-        </w:rPr>
-        <w:t xml:space="preserve">modify </w:t>
-      </w:r>
-      <w:r>
-        <w:rPr>
-          <w:i/>
-          <w:iCs/>
-          <w:color w:val="000000"/>
-        </w:rPr>
-        <w:t>global channel’s</w:t>
-      </w:r>
-      <w:r>
-        <w:rPr>
-          <w:color w:val="000000"/>
-        </w:rPr>
-        <w:t xml:space="preserve"> list. (more information </w:t>
-      </w:r>
-      <w:hyperlink w:anchor="_Domaines,_niveaux_et" w:history="1">
-        <w:r>
-          <w:rPr>
-            <w:rStyle w:val="Lienhypertexte"/>
-          </w:rPr>
-          <w:t>here</w:t>
-        </w:r>
-      </w:hyperlink>
-      <w:r>
-        <w:rPr>
-          <w:color w:val="000000"/>
-        </w:rPr>
-        <w:t xml:space="preserve"> and guide </w:t>
-      </w:r>
-      <w:hyperlink w:anchor="_Créer_des_domaines" w:history="1">
-        <w:r>
-          <w:rPr>
-            <w:rStyle w:val="Lienhypertexte"/>
-          </w:rPr>
-          <w:t>here</w:t>
-        </w:r>
-      </w:hyperlink>
-      <w:r>
-        <w:rPr>
-          <w:color w:val="000000"/>
-        </w:rPr>
-        <w:t>).</w:t>
-      </w:r>
-    </w:p>
-    <w:p>
-      <w:pPr>
-        <w:pStyle w:val="Textbody"/>
-        <w:ind w:left="646"/>
-        <w:contextualSpacing/>
-      </w:pPr>
-      <w:r>
-        <w:rPr>
-          <w:b/>
-          <w:bCs/>
-        </w:rPr>
-        <w:t xml:space="preserve">- #&lt;Channel&gt; </w:t>
-      </w:r>
-      <w:r>
-        <w:t>=&gt; Indicate an existing TextChannel, it will be added to the channels’ list of this subject if it’s not already in the list, else it will be deleted from the list.</w:t>
-      </w:r>
-    </w:p>
-    <w:p>
-      <w:pPr>
-        <w:pStyle w:val="Textbody"/>
-        <w:contextualSpacing/>
-      </w:pPr>
-      <w:r>
-        <w:rPr>
-          <w:i/>
-          <w:iCs/>
-        </w:rPr>
-        <w:t>Short version:</w:t>
-      </w:r>
-      <w:r>
-        <w:t xml:space="preserve"> </w:t>
-      </w:r>
-      <w:r>
-        <w:rPr>
-          <w:rFonts w:ascii="Courier New" w:hAnsi="Courier New" w:cs="Courier New"/>
-        </w:rPr>
-        <w:t>ms -gobalc</w:t>
-      </w:r>
-    </w:p>
-    <w:p>
-      <w:pPr>
-        <w:pStyle w:val="Titre3"/>
-      </w:pPr>
-      <w:bookmarkStart w:id="26" w:name="_modify_settings_-validation:&lt;true|f"/>
-      <w:bookmarkEnd w:id="26"/>
-      <w:r>
-        <w:t>modify_settings</w:t>
-      </w:r>
-      <w:r>
-        <w:t xml:space="preserve"> -</w:t>
-      </w:r>
-      <w:r>
-        <w:t>validation:&lt;true|false&gt;</w:t>
-      </w:r>
-    </w:p>
-    <w:p>
-      <w:pPr>
-        <w:pStyle w:val="Textbody"/>
-        <w:contextualSpacing/>
-      </w:pPr>
-      <w:r>
-        <w:rPr>
-          <w:color w:val="000000"/>
-        </w:rPr>
-        <w:t xml:space="preserve">Allows </w:t>
-      </w:r>
-      <w:r>
-        <w:rPr>
-          <w:color w:val="000000"/>
-        </w:rPr>
-        <w:t xml:space="preserve">to enable or disable the validation system (more information </w:t>
-      </w:r>
-      <w:hyperlink w:anchor="_Système_de_validation" w:history="1">
-        <w:r>
-          <w:rPr>
-            <w:rStyle w:val="Lienhypertexte"/>
-          </w:rPr>
-          <w:t>here</w:t>
-        </w:r>
-      </w:hyperlink>
-      <w:r>
-        <w:rPr>
-          <w:color w:val="000000"/>
-        </w:rPr>
-        <w:t xml:space="preserve"> and guide </w:t>
-      </w:r>
-      <w:hyperlink w:anchor="_Gérer_les_paramètres" w:history="1">
-        <w:r>
-          <w:rPr>
-            <w:rStyle w:val="Lienhypertexte"/>
-          </w:rPr>
-          <w:t>here</w:t>
-        </w:r>
-      </w:hyperlink>
-      <w:r>
-        <w:rPr>
-          <w:color w:val="000000"/>
-        </w:rPr>
-        <w:t>).</w:t>
-      </w:r>
-    </w:p>
-    <w:p>
-      <w:pPr>
-        <w:pStyle w:val="Textbody"/>
-        <w:ind w:left="646"/>
-        <w:contextualSpacing/>
-      </w:pPr>
-      <w:r>
-        <w:rPr>
-          <w:b/>
-          <w:bCs/>
-        </w:rPr>
-        <w:t xml:space="preserve">-validation: &lt;true|false&gt; </w:t>
-      </w:r>
-      <w:r>
-        <w:t>=&gt; Indicate ‘true’ (enable) or ‘false’(disable).</w:t>
-      </w:r>
-    </w:p>
-    <w:p>
-      <w:pPr>
-        <w:pStyle w:val="Textbody"/>
-        <w:contextualSpacing/>
-      </w:pPr>
-      <w:r>
-        <w:rPr>
-          <w:i/>
-          <w:iCs/>
-        </w:rPr>
-        <w:t>Short version:</w:t>
-      </w:r>
-      <w:r>
-        <w:t xml:space="preserve"> </w:t>
-      </w:r>
-      <w:r>
-        <w:rPr>
-          <w:rFonts w:ascii="Courier New" w:hAnsi="Courier New" w:cs="Courier New"/>
-        </w:rPr>
-        <w:t>ms -validation</w:t>
-      </w:r>
-    </w:p>
-    <w:p>
-      <w:pPr>
-        <w:pStyle w:val="Titre3"/>
-      </w:pPr>
-      <w:r>
-        <w:t>modify_settings</w:t>
-      </w:r>
-      <w:r>
-        <w:t xml:space="preserve"> -</w:t>
-      </w:r>
-      <w:r>
-        <w:t>refuse:&lt;true|false&gt;</w:t>
-      </w:r>
-    </w:p>
-    <w:p>
-      <w:pPr>
-        <w:pStyle w:val="Textbody"/>
-        <w:contextualSpacing/>
-      </w:pPr>
-      <w:r>
-        <w:rPr>
-          <w:color w:val="000000"/>
-        </w:rPr>
-        <w:t xml:space="preserve">Allows </w:t>
-      </w:r>
-      <w:r>
-        <w:rPr>
-          <w:color w:val="000000"/>
-        </w:rPr>
-        <w:t xml:space="preserve">to enable or disable the refuse system (more information </w:t>
-      </w:r>
-      <w:hyperlink w:anchor="_Système_de_validation" w:history="1">
-        <w:r>
-          <w:rPr>
-            <w:rStyle w:val="Lienhypertexte"/>
-          </w:rPr>
-          <w:t>here</w:t>
-        </w:r>
-      </w:hyperlink>
-      <w:r>
-        <w:rPr>
-          <w:color w:val="000000"/>
-        </w:rPr>
-        <w:t xml:space="preserve"> and guide </w:t>
-      </w:r>
-      <w:hyperlink w:anchor="_Gérer_les_paramètres" w:history="1">
-        <w:r>
-          <w:rPr>
-            <w:rStyle w:val="Lienhypertexte"/>
-          </w:rPr>
-          <w:t>here</w:t>
-        </w:r>
-      </w:hyperlink>
-      <w:r>
-        <w:rPr>
-          <w:color w:val="000000"/>
-        </w:rPr>
-        <w:t>).</w:t>
-      </w:r>
-    </w:p>
-    <w:p>
-      <w:pPr>
-        <w:pStyle w:val="Textbody"/>
-        <w:ind w:left="646"/>
-        <w:contextualSpacing/>
-      </w:pPr>
-      <w:r>
-        <w:rPr>
-          <w:b/>
-          <w:bCs/>
-        </w:rPr>
-        <w:t xml:space="preserve">-validation: &lt;true|false&gt; </w:t>
-      </w:r>
-      <w:r>
-        <w:t>=&gt; Indicate ‘true’ (enable) or ‘false’(disable).</w:t>
-      </w:r>
-    </w:p>
-    <w:p>
-      <w:pPr>
-        <w:pStyle w:val="Textbody"/>
-        <w:contextualSpacing/>
-      </w:pPr>
-      <w:r>
-        <w:rPr>
-          <w:i/>
-          <w:iCs/>
-        </w:rPr>
-        <w:t>Short version:</w:t>
-      </w:r>
-      <w:r>
-        <w:t xml:space="preserve"> </w:t>
-      </w:r>
-      <w:r>
-        <w:rPr>
-          <w:rFonts w:ascii="Courier New" w:hAnsi="Courier New" w:cs="Courier New"/>
-        </w:rPr>
-        <w:t>ms -refuse</w:t>
-      </w:r>
-    </w:p>
-    <w:p>
-      <w:pPr>
-        <w:pStyle w:val="Titre3"/>
-      </w:pPr>
-      <w:bookmarkStart w:id="27" w:name="_handle_settings_[-view:&lt;saved|run&gt;]"/>
-      <w:bookmarkEnd w:id="27"/>
-      <w:r>
-        <w:t>handle_settings</w:t>
-      </w:r>
-      <w:r>
-        <w:t xml:space="preserve"> </w:t>
-      </w:r>
-      <w:r>
-        <w:t>[</w:t>
-      </w:r>
-      <w:r>
-        <w:t>-</w:t>
-      </w:r>
-      <w:r>
-        <w:t>view</w:t>
-      </w:r>
-      <w:r>
-        <w:t>:&lt;</w:t>
-      </w:r>
-      <w:r>
-        <w:t>saved|run</w:t>
-      </w:r>
-      <w:r>
-        <w:t>&gt;</w:t>
-      </w:r>
-      <w:r>
-        <w:t>] [-load] [-save]</w:t>
-      </w:r>
-    </w:p>
-    <w:p>
-      <w:pPr>
-        <w:pStyle w:val="Textbody"/>
-        <w:keepNext/>
-        <w:contextualSpacing/>
-        <w:rPr>
-          <w:color w:val="000000"/>
-        </w:rPr>
-      </w:pPr>
-      <w:r>
-        <w:rPr>
-          <w:color w:val="000000"/>
-        </w:rPr>
-        <w:t xml:space="preserve">Allows you </w:t>
-      </w:r>
-      <w:r>
-        <w:rPr>
-          <w:color w:val="000000"/>
-        </w:rPr>
-        <w:t xml:space="preserve">to handle the guild’s settings (guide </w:t>
-      </w:r>
-      <w:hyperlink w:anchor="_Gérer_les_paramètres" w:history="1">
-        <w:r>
-          <w:rPr>
-            <w:rStyle w:val="Lienhypertexte"/>
-          </w:rPr>
-          <w:t>here</w:t>
-        </w:r>
-      </w:hyperlink>
-      <w:r>
-        <w:rPr>
-          <w:color w:val="000000"/>
-        </w:rPr>
-        <w:t>). It’s not very useful, it was mainly for debugging.</w:t>
-      </w:r>
-    </w:p>
-    <w:p>
-      <w:pPr>
-        <w:pStyle w:val="Textbody"/>
-        <w:keepNext/>
-        <w:ind w:left="646"/>
-        <w:contextualSpacing/>
-      </w:pPr>
-      <w:r>
-        <w:rPr>
-          <w:b/>
-          <w:bCs/>
-        </w:rPr>
-        <w:t xml:space="preserve">-view: &lt;saved|run&gt; </w:t>
-      </w:r>
-      <w:r>
-        <w:t>=&gt; Indicate ‘saved’ to get the settings saved on the disk and ‘run’ for the settings in the RAM. It’s in JSON.</w:t>
-      </w:r>
-    </w:p>
-    <w:p>
-      <w:pPr>
-        <w:pStyle w:val="Textbody"/>
-        <w:keepNext/>
-        <w:ind w:firstLine="646"/>
-        <w:contextualSpacing/>
-        <w:rPr>
-          <w:color w:val="000000"/>
-        </w:rPr>
-      </w:pPr>
-      <w:r>
-        <w:rPr>
-          <w:b/>
-          <w:bCs/>
-        </w:rPr>
-        <w:t xml:space="preserve">-load </w:t>
-      </w:r>
-      <w:r>
-        <w:t>=&gt; Load the settings on the disk into RAM.</w:t>
-      </w:r>
-    </w:p>
-    <w:p>
-      <w:pPr>
-        <w:pStyle w:val="Textbody"/>
-        <w:ind w:left="646"/>
-        <w:contextualSpacing/>
-      </w:pPr>
-      <w:r>
-        <w:rPr>
-          <w:b/>
-          <w:bCs/>
-        </w:rPr>
-        <w:t xml:space="preserve">-save </w:t>
-      </w:r>
-      <w:r>
-        <w:t>=&gt; Save the settings in the RAM onto the disk.</w:t>
-      </w:r>
-    </w:p>
-    <w:p>
-      <w:pPr>
-        <w:pStyle w:val="Textbody"/>
-        <w:contextualSpacing/>
-        <w:rPr>
-          <w:rFonts w:ascii="Courier New" w:hAnsi="Courier New" w:cs="Courier New"/>
-        </w:rPr>
-      </w:pPr>
-      <w:r>
-        <w:rPr>
-          <w:i/>
-          <w:iCs/>
-        </w:rPr>
-        <w:t>Short version:</w:t>
-      </w:r>
-      <w:r>
-        <w:t xml:space="preserve"> </w:t>
-      </w:r>
-      <w:r>
-        <w:rPr>
-          <w:rFonts w:ascii="Courier New" w:hAnsi="Courier New" w:cs="Courier New"/>
-        </w:rPr>
-        <w:t>hs</w:t>
-      </w:r>
-    </w:p>
-    <w:p>
-      <w:pPr>
-        <w:pStyle w:val="Titre3"/>
-      </w:pPr>
-      <w:r>
-        <w:t>prefix</w:t>
-      </w:r>
-      <w:r>
-        <w:t xml:space="preserve"> -</w:t>
-      </w:r>
-      <w:r>
-        <w:t>&lt;new_prefix</w:t>
-      </w:r>
-      <w:r>
-        <w:t>&gt;</w:t>
-      </w:r>
-    </w:p>
-    <w:p>
-      <w:pPr>
-        <w:pStyle w:val="Textbody"/>
-        <w:contextualSpacing/>
-      </w:pPr>
-      <w:r>
-        <w:rPr>
-          <w:color w:val="000000"/>
-        </w:rPr>
-        <w:t xml:space="preserve">Allows </w:t>
-      </w:r>
-      <w:r>
-        <w:rPr>
-          <w:color w:val="000000"/>
-        </w:rPr>
-        <w:t>you to change the prefix of your bot.</w:t>
-      </w:r>
-      <w:r>
-        <w:rPr>
-          <w:color w:val="000000"/>
-        </w:rPr>
-        <w:t xml:space="preserve"> It’s by default ‘Biblio:’ (</w:t>
-      </w:r>
-      <w:r>
-        <w:rPr>
-          <w:color w:val="000000"/>
-        </w:rPr>
-        <w:t>yes,</w:t>
-      </w:r>
-      <w:r>
-        <w:rPr>
-          <w:color w:val="000000"/>
-        </w:rPr>
-        <w:t xml:space="preserve"> it’s long)</w:t>
-      </w:r>
-    </w:p>
-    <w:p>
-      <w:pPr>
-        <w:pStyle w:val="Textbody"/>
-        <w:ind w:left="646"/>
-        <w:contextualSpacing/>
-      </w:pPr>
-      <w:r>
-        <w:rPr>
-          <w:b/>
-          <w:bCs/>
-        </w:rPr>
-        <w:t>-&lt;</w:t>
-      </w:r>
-      <w:r>
-        <w:rPr>
-          <w:b/>
-          <w:bCs/>
-        </w:rPr>
-        <w:t>new_prefix</w:t>
-      </w:r>
-      <w:r>
-        <w:rPr>
-          <w:b/>
-          <w:bCs/>
-        </w:rPr>
-        <w:t xml:space="preserve">&gt; </w:t>
-      </w:r>
-      <w:r>
-        <w:t xml:space="preserve">=&gt; Indicate </w:t>
-      </w:r>
-      <w:r>
-        <w:t>the new desired</w:t>
-      </w:r>
-      <w:r>
-        <w:t>.</w:t>
-      </w:r>
-    </w:p>
-    <w:p>
-      <w:pPr>
-        <w:pStyle w:val="Titre2"/>
-      </w:pPr>
-      <w:r>
-        <w:t>DM commands</w:t>
-      </w:r>
-    </w:p>
-    <w:p>
-      <w:pPr>
-        <w:pStyle w:val="Textbody"/>
-        <w:ind w:firstLine="357"/>
-        <w:contextualSpacing/>
-      </w:pPr>
-      <w:r>
-        <w:t xml:space="preserve">Here are the commands which can be sent to the bot </w:t>
-      </w:r>
-      <w:r>
-        <w:t>through</w:t>
-      </w:r>
-      <w:r>
-        <w:t xml:space="preserve"> a DM by </w:t>
-      </w:r>
-      <w:r>
-        <w:rPr>
-          <w:i/>
-          <w:iCs/>
-        </w:rPr>
-        <w:t>anyone</w:t>
-      </w:r>
-      <w:r>
-        <w:t>. It allows you to define your settings.</w:t>
-      </w:r>
-      <w:r>
-        <w:t xml:space="preserve"> They don’t need any </w:t>
-      </w:r>
-      <w:r>
-        <w:t>prefix:</w:t>
-      </w:r>
-    </w:p>
-    <w:p>
-      <w:pPr>
-        <w:pStyle w:val="Textbody"/>
-        <w:keepNext/>
-        <w:numPr>
-          <w:ilvl w:val="0"/>
-          <w:numId w:val="8"/>
-        </w:numPr>
-        <w:ind w:left="641" w:hanging="357"/>
-        <w:contextualSpacing/>
-        <w:rPr>
-          <w:color w:val="0563C1" w:themeColor="hyperlink"/>
-          <w:u w:val="single"/>
-        </w:rPr>
-      </w:pPr>
-      <w:hyperlink w:anchor="_info_-&lt;enable|disable&gt;" w:history="1">
-        <w:r>
-          <w:rPr>
-            <w:rStyle w:val="Lienhypertexte"/>
-          </w:rPr>
-          <w:t>i</w:t>
-        </w:r>
-        <w:r>
-          <w:rPr>
-            <w:rStyle w:val="Lienhypertexte"/>
-          </w:rPr>
-          <w:t>nfo</w:t>
-        </w:r>
-      </w:hyperlink>
-    </w:p>
-    <w:p>
-      <w:pPr>
         <w:pStyle w:val="Titre3"/>
       </w:pPr>
       <w:bookmarkStart w:id="28" w:name="_info_-&lt;enable|disable&gt;"/>
       <w:bookmarkEnd w:id="28"/>
       <w:r>
-        <w:t>info -&lt;enable|disable&gt;</w:t>
+        <w:t>info -&lt;</w:t>
+      </w:r>
+      <w:proofErr w:type="spellStart"/>
+      <w:r>
+        <w:t>enable|disable</w:t>
+      </w:r>
+      <w:proofErr w:type="spellEnd"/>
+      <w:r>
+        <w:t>&gt;</w:t>
       </w:r>
     </w:p>
     <w:p>
@@ -5448,12 +5697,26 @@
         <w:rPr>
           <w:lang w:val="en-US"/>
         </w:rPr>
-        <w:t xml:space="preserve"> By default they are enable</w:t>
-      </w:r>
+        <w:t xml:space="preserve"> By </w:t>
+      </w:r>
+      <w:proofErr w:type="gramStart"/>
       <w:r>
         <w:rPr>
           <w:lang w:val="en-US"/>
         </w:rPr>
+        <w:t>default</w:t>
+      </w:r>
+      <w:proofErr w:type="gramEnd"/>
+      <w:r>
+        <w:rPr>
+          <w:lang w:val="en-US"/>
+        </w:rPr>
+        <w:t xml:space="preserve"> they are enable</w:t>
+      </w:r>
+      <w:r>
+        <w:rPr>
+          <w:lang w:val="en-US"/>
+        </w:rPr>
         <w:t>d</w:t>
       </w:r>
       <w:r>
@@ -5474,27 +5737,191 @@
           <w:b/>
           <w:bCs/>
         </w:rPr>
+        <w:t>-&lt;</w:t>
+      </w:r>
+      <w:proofErr w:type="spellStart"/>
+      <w:r>
+        <w:rPr>
+          <w:b/>
+          <w:bCs/>
+        </w:rPr>
+        <w:t>enable|disable</w:t>
+      </w:r>
+      <w:proofErr w:type="spellEnd"/>
+      <w:r>
+        <w:rPr>
+          <w:b/>
+          <w:bCs/>
+        </w:rPr>
+        <w:t xml:space="preserve">&gt; </w:t>
+      </w:r>
+      <w:r>
+        <w:t>=&gt; Indicate ‘disable’ to disable these messages else indicate ‘enable’.</w:t>
+      </w:r>
+    </w:p>
+    <w:p>
+      <w:pPr>
+        <w:pStyle w:val="Titre3"/>
+      </w:pPr>
+      <w:bookmarkStart w:id="29" w:name="_help_[-&lt;command_name&gt;]_[-&lt;subcomman"/>
+      <w:bookmarkEnd w:id="29"/>
+      <w:r>
+        <w:t>help [-&lt;</w:t>
+      </w:r>
+      <w:proofErr w:type="spellStart"/>
+      <w:r>
+        <w:t>command_name</w:t>
+      </w:r>
+      <w:proofErr w:type="spellEnd"/>
+      <w:r>
+        <w:t>&gt;] [-&lt;</w:t>
+      </w:r>
+      <w:proofErr w:type="spellStart"/>
+      <w:r>
+        <w:t>subcommand_name</w:t>
+      </w:r>
+      <w:proofErr w:type="spellEnd"/>
+      <w:r>
+        <w:t>&gt;]</w:t>
+      </w:r>
+    </w:p>
+    <w:p>
+      <w:pPr>
+        <w:keepNext/>
+        <w:rPr>
+          <w:lang w:val="en-US"/>
+        </w:rPr>
+      </w:pPr>
+      <w:r>
+        <w:rPr>
+          <w:lang w:val="en-US"/>
+        </w:rPr>
+        <w:t>Display the basic help or the help associated with the specified command/subcommand</w:t>
+      </w:r>
+      <w:r>
+        <w:rPr>
+          <w:lang w:val="en-US"/>
+        </w:rPr>
+        <w:t>.</w:t>
+      </w:r>
+    </w:p>
+    <w:p>
+      <w:pPr>
+        <w:keepNext/>
+        <w:contextualSpacing/>
+        <w:rPr>
+          <w:lang w:val="en-US"/>
+        </w:rPr>
+      </w:pPr>
+      <w:r>
+        <w:rPr>
+          <w:lang w:val="en-US"/>
+        </w:rPr>
+        <w:tab/>
         <w:t>-</w:t>
       </w:r>
       <w:r>
         <w:rPr>
           <w:b/>
           <w:bCs/>
-        </w:rPr>
-        <w:t>&lt;enable|disable&gt;</w:t>
-      </w:r>
-      <w:r>
-        <w:rPr>
-          <w:b/>
-          <w:bCs/>
-        </w:rPr>
-        <w:t xml:space="preserve"> </w:t>
-      </w:r>
-      <w:r>
-        <w:t xml:space="preserve">=&gt; Indicate </w:t>
-      </w:r>
-      <w:r>
-        <w:t>‘disable’ to disable these messages else indicate ‘enable’.</w:t>
+          <w:lang w:val="en-US"/>
+        </w:rPr>
+        <w:t>&lt;</w:t>
+      </w:r>
+      <w:proofErr w:type="spellStart"/>
+      <w:r>
+        <w:rPr>
+          <w:b/>
+          <w:bCs/>
+          <w:lang w:val="en-US"/>
+        </w:rPr>
+        <w:t>command_name</w:t>
+      </w:r>
+      <w:proofErr w:type="spellEnd"/>
+      <w:r>
+        <w:rPr>
+          <w:b/>
+          <w:bCs/>
+          <w:lang w:val="en-US"/>
+        </w:rPr>
+        <w:t>&gt;</w:t>
+      </w:r>
+      <w:r>
+        <w:rPr>
+          <w:lang w:val="en-US"/>
+        </w:rPr>
+        <w:t xml:space="preserve"> =&gt; Indicate the command for which you need some help</w:t>
+      </w:r>
+      <w:r>
+        <w:rPr>
+          <w:lang w:val="en-US"/>
+        </w:rPr>
+        <w:t>.</w:t>
+      </w:r>
+    </w:p>
+    <w:p>
+      <w:pPr>
+        <w:keepNext/>
+        <w:contextualSpacing/>
+        <w:rPr>
+          <w:lang w:val="en-US"/>
+        </w:rPr>
+      </w:pPr>
+      <w:r>
+        <w:rPr>
+          <w:lang w:val="en-US"/>
+        </w:rPr>
+        <w:tab/>
+      </w:r>
+      <w:r>
+        <w:rPr>
+          <w:lang w:val="en-US"/>
+        </w:rPr>
+        <w:t>-</w:t>
+      </w:r>
+      <w:r>
+        <w:rPr>
+          <w:b/>
+          <w:bCs/>
+          <w:lang w:val="en-US"/>
+        </w:rPr>
+        <w:t>&lt;</w:t>
+      </w:r>
+      <w:proofErr w:type="spellStart"/>
+      <w:r>
+        <w:rPr>
+          <w:b/>
+          <w:bCs/>
+          <w:lang w:val="en-US"/>
+        </w:rPr>
+        <w:t>subcommand_name</w:t>
+      </w:r>
+      <w:proofErr w:type="spellEnd"/>
+      <w:r>
+        <w:rPr>
+          <w:b/>
+          <w:bCs/>
+          <w:lang w:val="en-US"/>
+        </w:rPr>
+        <w:t>&gt;</w:t>
+      </w:r>
+      <w:r>
+        <w:rPr>
+          <w:lang w:val="en-US"/>
+        </w:rPr>
+        <w:t xml:space="preserve"> =&gt;</w:t>
+      </w:r>
+      <w:r>
+        <w:rPr>
+          <w:lang w:val="en-US"/>
+        </w:rPr>
+        <w:t xml:space="preserve"> Indicate the subcommand </w:t>
+      </w:r>
+      <w:r>
+        <w:rPr>
+          <w:lang w:val="en-US"/>
+        </w:rPr>
+        <w:t>for which you need some help.</w:t>
       </w:r>
     </w:p>
     <w:sectPr>
@@ -5514,7 +5941,7 @@
 </file>
 
 <file path=word/endnotes.xml><?xml version="1.0" encoding="utf-8"?>
-<w:endnotes xmlns:wpc="http://schemas.microsoft.com/office/word/2010/wordprocessingCanvas" xmlns:cx="http://schemas.microsoft.com/office/drawing/2014/chartex" xmlns:cx1="http://schemas.microsoft.com/office/drawing/2015/9/8/chartex" xmlns:cx2="http://schemas.microsoft.com/office/drawing/2015/10/21/chartex" xmlns:cx3="http://schemas.microsoft.com/office/drawing/2016/5/9/chartex" xmlns:cx4="http://schemas.microsoft.com/office/drawing/2016/5/10/chartex" xmlns:cx5="http://schemas.microsoft.com/office/drawing/2016/5/11/chartex" xmlns:cx6="http://schemas.microsoft.com/office/drawing/2016/5/12/chartex" xmlns:cx7="http://schemas.microsoft.com/office/drawing/2016/5/13/chartex" xmlns:cx8="http://schemas.microsoft.com/office/drawing/2016/5/14/chartex" xmlns:mc="http://schemas.openxmlformats.org/markup-compatibility/2006" xmlns:aink="http://schemas.microsoft.com/office/drawing/2016/ink" xmlns:am3d="http://schemas.microsoft.com/office/drawing/2017/model3d" xmlns:o="urn:schemas-microsoft-com:office:office" xmlns:r="http://schemas.openxmlformats.org/officeDocument/2006/relationships" xmlns:m="http://schemas.openxmlformats.org/officeDocument/2006/math" xmlns:v="urn:schemas-microsoft-com:vml" xmlns:wp14="http://schemas.microsoft.com/office/word/2010/wordprocessingDrawing" xmlns:wp="http://schemas.openxmlformats.org/drawingml/2006/wordprocessingDrawing" xmlns:w10="urn:schemas-microsoft-com:office:word" xmlns:w="http://schemas.openxmlformats.org/wordprocessingml/2006/main" xmlns:w14="http://schemas.microsoft.com/office/word/2010/wordml" xmlns:w15="http://schemas.microsoft.com/office/word/2012/wordml" xmlns:w16cex="http://schemas.microsoft.com/office/word/2018/wordml/cex" xmlns:w16cid="http://schemas.microsoft.com/office/word/2016/wordml/cid" xmlns:w16="http://schemas.microsoft.com/office/word/2018/wordml" xmlns:w16se="http://schemas.microsoft.com/office/word/2015/wordml/symex" xmlns:wpg="http://schemas.microsoft.com/office/word/2010/wordprocessingGroup" xmlns:wpi="http://schemas.microsoft.com/office/word/2010/wordprocessingInk" xmlns:wne="http://schemas.microsoft.com/office/word/2006/wordml" xmlns:wps="http://schemas.microsoft.com/office/word/2010/wordprocessingShape" mc:Ignorable="w14 w15 w16se w16cid w16 w16cex wp14">
+<w:endnotes xmlns:wpc="http://schemas.microsoft.com/office/word/2010/wordprocessingCanvas" xmlns:cx="http://schemas.microsoft.com/office/drawing/2014/chartex" xmlns:cx1="http://schemas.microsoft.com/office/drawing/2015/9/8/chartex" xmlns:cx2="http://schemas.microsoft.com/office/drawing/2015/10/21/chartex" xmlns:cx3="http://schemas.microsoft.com/office/drawing/2016/5/9/chartex" xmlns:cx4="http://schemas.microsoft.com/office/drawing/2016/5/10/chartex" xmlns:cx5="http://schemas.microsoft.com/office/drawing/2016/5/11/chartex" xmlns:cx6="http://schemas.microsoft.com/office/drawing/2016/5/12/chartex" xmlns:cx7="http://schemas.microsoft.com/office/drawing/2016/5/13/chartex" xmlns:cx8="http://schemas.microsoft.com/office/drawing/2016/5/14/chartex" xmlns:mc="http://schemas.openxmlformats.org/markup-compatibility/2006" xmlns:aink="http://schemas.microsoft.com/office/drawing/2016/ink" xmlns:am3d="http://schemas.microsoft.com/office/drawing/2017/model3d" xmlns:o="urn:schemas-microsoft-com:office:office" xmlns:r="http://schemas.openxmlformats.org/officeDocument/2006/relationships" xmlns:m="http://schemas.openxmlformats.org/officeDocument/2006/math" xmlns:v="urn:schemas-microsoft-com:vml" xmlns:wp14="http://schemas.microsoft.com/office/word/2010/wordprocessingDrawing" xmlns:wp="http://schemas.openxmlformats.org/drawingml/2006/wordprocessingDrawing" xmlns:w10="urn:schemas-microsoft-com:office:word" xmlns:w="http://schemas.openxmlformats.org/wordprocessingml/2006/main" xmlns:w14="http://schemas.microsoft.com/office/word/2010/wordml" xmlns:w15="http://schemas.microsoft.com/office/word/2012/wordml" xmlns:w16cex="http://schemas.microsoft.com/office/word/2018/wordml/cex" xmlns:w16cid="http://schemas.microsoft.com/office/word/2016/wordml/cid" xmlns:w16="http://schemas.microsoft.com/office/word/2018/wordml" xmlns:w16sdtdh="http://schemas.microsoft.com/office/word/2020/wordml/sdtdatahash" xmlns:w16se="http://schemas.microsoft.com/office/word/2015/wordml/symex" xmlns:wpg="http://schemas.microsoft.com/office/word/2010/wordprocessingGroup" xmlns:wpi="http://schemas.microsoft.com/office/word/2010/wordprocessingInk" xmlns:wne="http://schemas.microsoft.com/office/word/2006/wordml" xmlns:wps="http://schemas.microsoft.com/office/word/2010/wordprocessingShape" mc:Ignorable="w14 w15 w16se w16cid w16 w16cex w16sdtdh wp14">
   <w:endnote w:type="separator" w:id="-1">
     <w:p>
       <w:r>
@@ -5533,7 +5960,7 @@
 </file>
 
 <file path=word/footer1.xml><?xml version="1.0" encoding="utf-8"?>
-<w:ftr xmlns:wpc="http://schemas.microsoft.com/office/word/2010/wordprocessingCanvas" xmlns:cx="http://schemas.microsoft.com/office/drawing/2014/chartex" xmlns:cx1="http://schemas.microsoft.com/office/drawing/2015/9/8/chartex" xmlns:cx2="http://schemas.microsoft.com/office/drawing/2015/10/21/chartex" xmlns:cx3="http://schemas.microsoft.com/office/drawing/2016/5/9/chartex" xmlns:cx4="http://schemas.microsoft.com/office/drawing/2016/5/10/chartex" xmlns:cx5="http://schemas.microsoft.com/office/drawing/2016/5/11/chartex" xmlns:cx6="http://schemas.microsoft.com/office/drawing/2016/5/12/chartex" xmlns:cx7="http://schemas.microsoft.com/office/drawing/2016/5/13/chartex" xmlns:cx8="http://schemas.microsoft.com/office/drawing/2016/5/14/chartex" xmlns:mc="http://schemas.openxmlformats.org/markup-compatibility/2006" xmlns:aink="http://schemas.microsoft.com/office/drawing/2016/ink" xmlns:am3d="http://schemas.microsoft.com/office/drawing/2017/model3d" xmlns:o="urn:schemas-microsoft-com:office:office" xmlns:r="http://schemas.openxmlformats.org/officeDocument/2006/relationships" xmlns:m="http://schemas.openxmlformats.org/officeDocument/2006/math" xmlns:v="urn:schemas-microsoft-com:vml" xmlns:wp14="http://schemas.microsoft.com/office/word/2010/wordprocessingDrawing" xmlns:wp="http://schemas.openxmlformats.org/drawingml/2006/wordprocessingDrawing" xmlns:w10="urn:schemas-microsoft-com:office:word" xmlns:w="http://schemas.openxmlformats.org/wordprocessingml/2006/main" xmlns:w14="http://schemas.microsoft.com/office/word/2010/wordml" xmlns:w15="http://schemas.microsoft.com/office/word/2012/wordml" xmlns:w16cex="http://schemas.microsoft.com/office/word/2018/wordml/cex" xmlns:w16cid="http://schemas.microsoft.com/office/word/2016/wordml/cid" xmlns:w16="http://schemas.microsoft.com/office/word/2018/wordml" xmlns:w16se="http://schemas.microsoft.com/office/word/2015/wordml/symex" xmlns:wpg="http://schemas.microsoft.com/office/word/2010/wordprocessingGroup" xmlns:wpi="http://schemas.microsoft.com/office/word/2010/wordprocessingInk" xmlns:wne="http://schemas.microsoft.com/office/word/2006/wordml" xmlns:wps="http://schemas.microsoft.com/office/word/2010/wordprocessingShape" mc:Ignorable="w14 w15 w16se w16cid w16 w16cex wp14">
+<w:ftr xmlns:wpc="http://schemas.microsoft.com/office/word/2010/wordprocessingCanvas" xmlns:cx="http://schemas.microsoft.com/office/drawing/2014/chartex" xmlns:cx1="http://schemas.microsoft.com/office/drawing/2015/9/8/chartex" xmlns:cx2="http://schemas.microsoft.com/office/drawing/2015/10/21/chartex" xmlns:cx3="http://schemas.microsoft.com/office/drawing/2016/5/9/chartex" xmlns:cx4="http://schemas.microsoft.com/office/drawing/2016/5/10/chartex" xmlns:cx5="http://schemas.microsoft.com/office/drawing/2016/5/11/chartex" xmlns:cx6="http://schemas.microsoft.com/office/drawing/2016/5/12/chartex" xmlns:cx7="http://schemas.microsoft.com/office/drawing/2016/5/13/chartex" xmlns:cx8="http://schemas.microsoft.com/office/drawing/2016/5/14/chartex" xmlns:mc="http://schemas.openxmlformats.org/markup-compatibility/2006" xmlns:aink="http://schemas.microsoft.com/office/drawing/2016/ink" xmlns:am3d="http://schemas.microsoft.com/office/drawing/2017/model3d" xmlns:o="urn:schemas-microsoft-com:office:office" xmlns:r="http://schemas.openxmlformats.org/officeDocument/2006/relationships" xmlns:m="http://schemas.openxmlformats.org/officeDocument/2006/math" xmlns:v="urn:schemas-microsoft-com:vml" xmlns:wp14="http://schemas.microsoft.com/office/word/2010/wordprocessingDrawing" xmlns:wp="http://schemas.openxmlformats.org/drawingml/2006/wordprocessingDrawing" xmlns:w10="urn:schemas-microsoft-com:office:word" xmlns:w="http://schemas.openxmlformats.org/wordprocessingml/2006/main" xmlns:w14="http://schemas.microsoft.com/office/word/2010/wordml" xmlns:w15="http://schemas.microsoft.com/office/word/2012/wordml" xmlns:w16cex="http://schemas.microsoft.com/office/word/2018/wordml/cex" xmlns:w16cid="http://schemas.microsoft.com/office/word/2016/wordml/cid" xmlns:w16="http://schemas.microsoft.com/office/word/2018/wordml" xmlns:w16sdtdh="http://schemas.microsoft.com/office/word/2020/wordml/sdtdatahash" xmlns:w16se="http://schemas.microsoft.com/office/word/2015/wordml/symex" xmlns:wpg="http://schemas.microsoft.com/office/word/2010/wordprocessingGroup" xmlns:wpi="http://schemas.microsoft.com/office/word/2010/wordprocessingInk" xmlns:wne="http://schemas.microsoft.com/office/word/2006/wordml" xmlns:wps="http://schemas.microsoft.com/office/word/2010/wordprocessingShape" mc:Ignorable="w14 w15 w16se w16cid w16 w16cex w16sdtdh wp14">
   <w:p>
     <w:pPr>
       <w:pStyle w:val="Pieddepage"/>
@@ -5543,7 +5970,7 @@
 </file>
 
 <file path=word/footer2.xml><?xml version="1.0" encoding="utf-8"?>
-<w:ftr xmlns:wpc="http://schemas.microsoft.com/office/word/2010/wordprocessingCanvas" xmlns:cx="http://schemas.microsoft.com/office/drawing/2014/chartex" xmlns:cx1="http://schemas.microsoft.com/office/drawing/2015/9/8/chartex" xmlns:cx2="http://schemas.microsoft.com/office/drawing/2015/10/21/chartex" xmlns:cx3="http://schemas.microsoft.com/office/drawing/2016/5/9/chartex" xmlns:cx4="http://schemas.microsoft.com/office/drawing/2016/5/10/chartex" xmlns:cx5="http://schemas.microsoft.com/office/drawing/2016/5/11/chartex" xmlns:cx6="http://schemas.microsoft.com/office/drawing/2016/5/12/chartex" xmlns:cx7="http://schemas.microsoft.com/office/drawing/2016/5/13/chartex" xmlns:cx8="http://schemas.microsoft.com/office/drawing/2016/5/14/chartex" xmlns:mc="http://schemas.openxmlformats.org/markup-compatibility/2006" xmlns:aink="http://schemas.microsoft.com/office/drawing/2016/ink" xmlns:am3d="http://schemas.microsoft.com/office/drawing/2017/model3d" xmlns:o="urn:schemas-microsoft-com:office:office" xmlns:r="http://schemas.openxmlformats.org/officeDocument/2006/relationships" xmlns:m="http://schemas.openxmlformats.org/officeDocument/2006/math" xmlns:v="urn:schemas-microsoft-com:vml" xmlns:wp14="http://schemas.microsoft.com/office/word/2010/wordprocessingDrawing" xmlns:wp="http://schemas.openxmlformats.org/drawingml/2006/wordprocessingDrawing" xmlns:w10="urn:schemas-microsoft-com:office:word" xmlns:w="http://schemas.openxmlformats.org/wordprocessingml/2006/main" xmlns:w14="http://schemas.microsoft.com/office/word/2010/wordml" xmlns:w15="http://schemas.microsoft.com/office/word/2012/wordml" xmlns:w16cex="http://schemas.microsoft.com/office/word/2018/wordml/cex" xmlns:w16cid="http://schemas.microsoft.com/office/word/2016/wordml/cid" xmlns:w16="http://schemas.microsoft.com/office/word/2018/wordml" xmlns:w16se="http://schemas.microsoft.com/office/word/2015/wordml/symex" xmlns:wpg="http://schemas.microsoft.com/office/word/2010/wordprocessingGroup" xmlns:wpi="http://schemas.microsoft.com/office/word/2010/wordprocessingInk" xmlns:wne="http://schemas.microsoft.com/office/word/2006/wordml" xmlns:wps="http://schemas.microsoft.com/office/word/2010/wordprocessingShape" mc:Ignorable="w14 w15 w16se w16cid w16 w16cex wp14">
+<w:ftr xmlns:wpc="http://schemas.microsoft.com/office/word/2010/wordprocessingCanvas" xmlns:cx="http://schemas.microsoft.com/office/drawing/2014/chartex" xmlns:cx1="http://schemas.microsoft.com/office/drawing/2015/9/8/chartex" xmlns:cx2="http://schemas.microsoft.com/office/drawing/2015/10/21/chartex" xmlns:cx3="http://schemas.microsoft.com/office/drawing/2016/5/9/chartex" xmlns:cx4="http://schemas.microsoft.com/office/drawing/2016/5/10/chartex" xmlns:cx5="http://schemas.microsoft.com/office/drawing/2016/5/11/chartex" xmlns:cx6="http://schemas.microsoft.com/office/drawing/2016/5/12/chartex" xmlns:cx7="http://schemas.microsoft.com/office/drawing/2016/5/13/chartex" xmlns:cx8="http://schemas.microsoft.com/office/drawing/2016/5/14/chartex" xmlns:mc="http://schemas.openxmlformats.org/markup-compatibility/2006" xmlns:aink="http://schemas.microsoft.com/office/drawing/2016/ink" xmlns:am3d="http://schemas.microsoft.com/office/drawing/2017/model3d" xmlns:o="urn:schemas-microsoft-com:office:office" xmlns:r="http://schemas.openxmlformats.org/officeDocument/2006/relationships" xmlns:m="http://schemas.openxmlformats.org/officeDocument/2006/math" xmlns:v="urn:schemas-microsoft-com:vml" xmlns:wp14="http://schemas.microsoft.com/office/word/2010/wordprocessingDrawing" xmlns:wp="http://schemas.openxmlformats.org/drawingml/2006/wordprocessingDrawing" xmlns:w10="urn:schemas-microsoft-com:office:word" xmlns:w="http://schemas.openxmlformats.org/wordprocessingml/2006/main" xmlns:w14="http://schemas.microsoft.com/office/word/2010/wordml" xmlns:w15="http://schemas.microsoft.com/office/word/2012/wordml" xmlns:w16cex="http://schemas.microsoft.com/office/word/2018/wordml/cex" xmlns:w16cid="http://schemas.microsoft.com/office/word/2016/wordml/cid" xmlns:w16="http://schemas.microsoft.com/office/word/2018/wordml" xmlns:w16sdtdh="http://schemas.microsoft.com/office/word/2020/wordml/sdtdatahash" xmlns:w16se="http://schemas.microsoft.com/office/word/2015/wordml/symex" xmlns:wpg="http://schemas.microsoft.com/office/word/2010/wordprocessingGroup" xmlns:wpi="http://schemas.microsoft.com/office/word/2010/wordprocessingInk" xmlns:wne="http://schemas.microsoft.com/office/word/2006/wordml" xmlns:wps="http://schemas.microsoft.com/office/word/2010/wordprocessingShape" mc:Ignorable="w14 w15 w16se w16cid w16 w16cex w16sdtdh wp14">
   <w:p>
     <w:pPr>
       <w:pStyle w:val="Pieddepage"/>
@@ -5553,7 +5980,7 @@
 </file>
 
 <file path=word/footer3.xml><?xml version="1.0" encoding="utf-8"?>
-<w:ftr xmlns:wpc="http://schemas.microsoft.com/office/word/2010/wordprocessingCanvas" xmlns:cx="http://schemas.microsoft.com/office/drawing/2014/chartex" xmlns:cx1="http://schemas.microsoft.com/office/drawing/2015/9/8/chartex" xmlns:cx2="http://schemas.microsoft.com/office/drawing/2015/10/21/chartex" xmlns:cx3="http://schemas.microsoft.com/office/drawing/2016/5/9/chartex" xmlns:cx4="http://schemas.microsoft.com/office/drawing/2016/5/10/chartex" xmlns:cx5="http://schemas.microsoft.com/office/drawing/2016/5/11/chartex" xmlns:cx6="http://schemas.microsoft.com/office/drawing/2016/5/12/chartex" xmlns:cx7="http://schemas.microsoft.com/office/drawing/2016/5/13/chartex" xmlns:cx8="http://schemas.microsoft.com/office/drawing/2016/5/14/chartex" xmlns:mc="http://schemas.openxmlformats.org/markup-compatibility/2006" xmlns:aink="http://schemas.microsoft.com/office/drawing/2016/ink" xmlns:am3d="http://schemas.microsoft.com/office/drawing/2017/model3d" xmlns:o="urn:schemas-microsoft-com:office:office" xmlns:r="http://schemas.openxmlformats.org/officeDocument/2006/relationships" xmlns:m="http://schemas.openxmlformats.org/officeDocument/2006/math" xmlns:v="urn:schemas-microsoft-com:vml" xmlns:wp14="http://schemas.microsoft.com/office/word/2010/wordprocessingDrawing" xmlns:wp="http://schemas.openxmlformats.org/drawingml/2006/wordprocessingDrawing" xmlns:w10="urn:schemas-microsoft-com:office:word" xmlns:w="http://schemas.openxmlformats.org/wordprocessingml/2006/main" xmlns:w14="http://schemas.microsoft.com/office/word/2010/wordml" xmlns:w15="http://schemas.microsoft.com/office/word/2012/wordml" xmlns:w16cex="http://schemas.microsoft.com/office/word/2018/wordml/cex" xmlns:w16cid="http://schemas.microsoft.com/office/word/2016/wordml/cid" xmlns:w16="http://schemas.microsoft.com/office/word/2018/wordml" xmlns:w16se="http://schemas.microsoft.com/office/word/2015/wordml/symex" xmlns:wpg="http://schemas.microsoft.com/office/word/2010/wordprocessingGroup" xmlns:wpi="http://schemas.microsoft.com/office/word/2010/wordprocessingInk" xmlns:wne="http://schemas.microsoft.com/office/word/2006/wordml" xmlns:wps="http://schemas.microsoft.com/office/word/2010/wordprocessingShape" mc:Ignorable="w14 w15 w16se w16cid w16 w16cex wp14">
+<w:ftr xmlns:wpc="http://schemas.microsoft.com/office/word/2010/wordprocessingCanvas" xmlns:cx="http://schemas.microsoft.com/office/drawing/2014/chartex" xmlns:cx1="http://schemas.microsoft.com/office/drawing/2015/9/8/chartex" xmlns:cx2="http://schemas.microsoft.com/office/drawing/2015/10/21/chartex" xmlns:cx3="http://schemas.microsoft.com/office/drawing/2016/5/9/chartex" xmlns:cx4="http://schemas.microsoft.com/office/drawing/2016/5/10/chartex" xmlns:cx5="http://schemas.microsoft.com/office/drawing/2016/5/11/chartex" xmlns:cx6="http://schemas.microsoft.com/office/drawing/2016/5/12/chartex" xmlns:cx7="http://schemas.microsoft.com/office/drawing/2016/5/13/chartex" xmlns:cx8="http://schemas.microsoft.com/office/drawing/2016/5/14/chartex" xmlns:mc="http://schemas.openxmlformats.org/markup-compatibility/2006" xmlns:aink="http://schemas.microsoft.com/office/drawing/2016/ink" xmlns:am3d="http://schemas.microsoft.com/office/drawing/2017/model3d" xmlns:o="urn:schemas-microsoft-com:office:office" xmlns:r="http://schemas.openxmlformats.org/officeDocument/2006/relationships" xmlns:m="http://schemas.openxmlformats.org/officeDocument/2006/math" xmlns:v="urn:schemas-microsoft-com:vml" xmlns:wp14="http://schemas.microsoft.com/office/word/2010/wordprocessingDrawing" xmlns:wp="http://schemas.openxmlformats.org/drawingml/2006/wordprocessingDrawing" xmlns:w10="urn:schemas-microsoft-com:office:word" xmlns:w="http://schemas.openxmlformats.org/wordprocessingml/2006/main" xmlns:w14="http://schemas.microsoft.com/office/word/2010/wordml" xmlns:w15="http://schemas.microsoft.com/office/word/2012/wordml" xmlns:w16cex="http://schemas.microsoft.com/office/word/2018/wordml/cex" xmlns:w16cid="http://schemas.microsoft.com/office/word/2016/wordml/cid" xmlns:w16="http://schemas.microsoft.com/office/word/2018/wordml" xmlns:w16sdtdh="http://schemas.microsoft.com/office/word/2020/wordml/sdtdatahash" xmlns:w16se="http://schemas.microsoft.com/office/word/2015/wordml/symex" xmlns:wpg="http://schemas.microsoft.com/office/word/2010/wordprocessingGroup" xmlns:wpi="http://schemas.microsoft.com/office/word/2010/wordprocessingInk" xmlns:wne="http://schemas.microsoft.com/office/word/2006/wordml" xmlns:wps="http://schemas.microsoft.com/office/word/2010/wordprocessingShape" mc:Ignorable="w14 w15 w16se w16cid w16 w16cex w16sdtdh wp14">
   <w:p>
     <w:pPr>
       <w:pStyle w:val="Pieddepage"/>
@@ -5563,7 +5990,7 @@
 </file>
 
 <file path=word/footnotes.xml><?xml version="1.0" encoding="utf-8"?>
-<w:footnotes xmlns:wpc="http://schemas.microsoft.com/office/word/2010/wordprocessingCanvas" xmlns:cx="http://schemas.microsoft.com/office/drawing/2014/chartex" xmlns:cx1="http://schemas.microsoft.com/office/drawing/2015/9/8/chartex" xmlns:cx2="http://schemas.microsoft.com/office/drawing/2015/10/21/chartex" xmlns:cx3="http://schemas.microsoft.com/office/drawing/2016/5/9/chartex" xmlns:cx4="http://schemas.microsoft.com/office/drawing/2016/5/10/chartex" xmlns:cx5="http://schemas.microsoft.com/office/drawing/2016/5/11/chartex" xmlns:cx6="http://schemas.microsoft.com/office/drawing/2016/5/12/chartex" xmlns:cx7="http://schemas.microsoft.com/office/drawing/2016/5/13/chartex" xmlns:cx8="http://schemas.microsoft.com/office/drawing/2016/5/14/chartex" xmlns:mc="http://schemas.openxmlformats.org/markup-compatibility/2006" xmlns:aink="http://schemas.microsoft.com/office/drawing/2016/ink" xmlns:am3d="http://schemas.microsoft.com/office/drawing/2017/model3d" xmlns:o="urn:schemas-microsoft-com:office:office" xmlns:r="http://schemas.openxmlformats.org/officeDocument/2006/relationships" xmlns:m="http://schemas.openxmlformats.org/officeDocument/2006/math" xmlns:v="urn:schemas-microsoft-com:vml" xmlns:wp14="http://schemas.microsoft.com/office/word/2010/wordprocessingDrawing" xmlns:wp="http://schemas.openxmlformats.org/drawingml/2006/wordprocessingDrawing" xmlns:w10="urn:schemas-microsoft-com:office:word" xmlns:w="http://schemas.openxmlformats.org/wordprocessingml/2006/main" xmlns:w14="http://schemas.microsoft.com/office/word/2010/wordml" xmlns:w15="http://schemas.microsoft.com/office/word/2012/wordml" xmlns:w16cex="http://schemas.microsoft.com/office/word/2018/wordml/cex" xmlns:w16cid="http://schemas.microsoft.com/office/word/2016/wordml/cid" xmlns:w16="http://schemas.microsoft.com/office/word/2018/wordml" xmlns:w16se="http://schemas.microsoft.com/office/word/2015/wordml/symex" xmlns:wpg="http://schemas.microsoft.com/office/word/2010/wordprocessingGroup" xmlns:wpi="http://schemas.microsoft.com/office/word/2010/wordprocessingInk" xmlns:wne="http://schemas.microsoft.com/office/word/2006/wordml" xmlns:wps="http://schemas.microsoft.com/office/word/2010/wordprocessingShape" mc:Ignorable="w14 w15 w16se w16cid w16 w16cex wp14">
+<w:footnotes xmlns:wpc="http://schemas.microsoft.com/office/word/2010/wordprocessingCanvas" xmlns:cx="http://schemas.microsoft.com/office/drawing/2014/chartex" xmlns:cx1="http://schemas.microsoft.com/office/drawing/2015/9/8/chartex" xmlns:cx2="http://schemas.microsoft.com/office/drawing/2015/10/21/chartex" xmlns:cx3="http://schemas.microsoft.com/office/drawing/2016/5/9/chartex" xmlns:cx4="http://schemas.microsoft.com/office/drawing/2016/5/10/chartex" xmlns:cx5="http://schemas.microsoft.com/office/drawing/2016/5/11/chartex" xmlns:cx6="http://schemas.microsoft.com/office/drawing/2016/5/12/chartex" xmlns:cx7="http://schemas.microsoft.com/office/drawing/2016/5/13/chartex" xmlns:cx8="http://schemas.microsoft.com/office/drawing/2016/5/14/chartex" xmlns:mc="http://schemas.openxmlformats.org/markup-compatibility/2006" xmlns:aink="http://schemas.microsoft.com/office/drawing/2016/ink" xmlns:am3d="http://schemas.microsoft.com/office/drawing/2017/model3d" xmlns:o="urn:schemas-microsoft-com:office:office" xmlns:r="http://schemas.openxmlformats.org/officeDocument/2006/relationships" xmlns:m="http://schemas.openxmlformats.org/officeDocument/2006/math" xmlns:v="urn:schemas-microsoft-com:vml" xmlns:wp14="http://schemas.microsoft.com/office/word/2010/wordprocessingDrawing" xmlns:wp="http://schemas.openxmlformats.org/drawingml/2006/wordprocessingDrawing" xmlns:w10="urn:schemas-microsoft-com:office:word" xmlns:w="http://schemas.openxmlformats.org/wordprocessingml/2006/main" xmlns:w14="http://schemas.microsoft.com/office/word/2010/wordml" xmlns:w15="http://schemas.microsoft.com/office/word/2012/wordml" xmlns:w16cex="http://schemas.microsoft.com/office/word/2018/wordml/cex" xmlns:w16cid="http://schemas.microsoft.com/office/word/2016/wordml/cid" xmlns:w16="http://schemas.microsoft.com/office/word/2018/wordml" xmlns:w16sdtdh="http://schemas.microsoft.com/office/word/2020/wordml/sdtdatahash" xmlns:w16se="http://schemas.microsoft.com/office/word/2015/wordml/symex" xmlns:wpg="http://schemas.microsoft.com/office/word/2010/wordprocessingGroup" xmlns:wpi="http://schemas.microsoft.com/office/word/2010/wordprocessingInk" xmlns:wne="http://schemas.microsoft.com/office/word/2006/wordml" xmlns:wps="http://schemas.microsoft.com/office/word/2010/wordprocessingShape" mc:Ignorable="w14 w15 w16se w16cid w16 w16cex w16sdtdh wp14">
   <w:footnote w:type="separator" w:id="-1">
     <w:p>
       <w:r>
@@ -5607,7 +6034,7 @@
 </file>
 
 <file path=word/header1.xml><?xml version="1.0" encoding="utf-8"?>
-<w:hdr xmlns:wpc="http://schemas.microsoft.com/office/word/2010/wordprocessingCanvas" xmlns:cx="http://schemas.microsoft.com/office/drawing/2014/chartex" xmlns:cx1="http://schemas.microsoft.com/office/drawing/2015/9/8/chartex" xmlns:cx2="http://schemas.microsoft.com/office/drawing/2015/10/21/chartex" xmlns:cx3="http://schemas.microsoft.com/office/drawing/2016/5/9/chartex" xmlns:cx4="http://schemas.microsoft.com/office/drawing/2016/5/10/chartex" xmlns:cx5="http://schemas.microsoft.com/office/drawing/2016/5/11/chartex" xmlns:cx6="http://schemas.microsoft.com/office/drawing/2016/5/12/chartex" xmlns:cx7="http://schemas.microsoft.com/office/drawing/2016/5/13/chartex" xmlns:cx8="http://schemas.microsoft.com/office/drawing/2016/5/14/chartex" xmlns:mc="http://schemas.openxmlformats.org/markup-compatibility/2006" xmlns:aink="http://schemas.microsoft.com/office/drawing/2016/ink" xmlns:am3d="http://schemas.microsoft.com/office/drawing/2017/model3d" xmlns:o="urn:schemas-microsoft-com:office:office" xmlns:r="http://schemas.openxmlformats.org/officeDocument/2006/relationships" xmlns:m="http://schemas.openxmlformats.org/officeDocument/2006/math" xmlns:v="urn:schemas-microsoft-com:vml" xmlns:wp14="http://schemas.microsoft.com/office/word/2010/wordprocessingDrawing" xmlns:wp="http://schemas.openxmlformats.org/drawingml/2006/wordprocessingDrawing" xmlns:w10="urn:schemas-microsoft-com:office:word" xmlns:w="http://schemas.openxmlformats.org/wordprocessingml/2006/main" xmlns:w14="http://schemas.microsoft.com/office/word/2010/wordml" xmlns:w15="http://schemas.microsoft.com/office/word/2012/wordml" xmlns:w16cex="http://schemas.microsoft.com/office/word/2018/wordml/cex" xmlns:w16cid="http://schemas.microsoft.com/office/word/2016/wordml/cid" xmlns:w16="http://schemas.microsoft.com/office/word/2018/wordml" xmlns:w16se="http://schemas.microsoft.com/office/word/2015/wordml/symex" xmlns:wpg="http://schemas.microsoft.com/office/word/2010/wordprocessingGroup" xmlns:wpi="http://schemas.microsoft.com/office/word/2010/wordprocessingInk" xmlns:wne="http://schemas.microsoft.com/office/word/2006/wordml" xmlns:wps="http://schemas.microsoft.com/office/word/2010/wordprocessingShape" mc:Ignorable="w14 w15 w16se w16cid w16 w16cex wp14">
+<w:hdr xmlns:wpc="http://schemas.microsoft.com/office/word/2010/wordprocessingCanvas" xmlns:cx="http://schemas.microsoft.com/office/drawing/2014/chartex" xmlns:cx1="http://schemas.microsoft.com/office/drawing/2015/9/8/chartex" xmlns:cx2="http://schemas.microsoft.com/office/drawing/2015/10/21/chartex" xmlns:cx3="http://schemas.microsoft.com/office/drawing/2016/5/9/chartex" xmlns:cx4="http://schemas.microsoft.com/office/drawing/2016/5/10/chartex" xmlns:cx5="http://schemas.microsoft.com/office/drawing/2016/5/11/chartex" xmlns:cx6="http://schemas.microsoft.com/office/drawing/2016/5/12/chartex" xmlns:cx7="http://schemas.microsoft.com/office/drawing/2016/5/13/chartex" xmlns:cx8="http://schemas.microsoft.com/office/drawing/2016/5/14/chartex" xmlns:mc="http://schemas.openxmlformats.org/markup-compatibility/2006" xmlns:aink="http://schemas.microsoft.com/office/drawing/2016/ink" xmlns:am3d="http://schemas.microsoft.com/office/drawing/2017/model3d" xmlns:o="urn:schemas-microsoft-com:office:office" xmlns:r="http://schemas.openxmlformats.org/officeDocument/2006/relationships" xmlns:m="http://schemas.openxmlformats.org/officeDocument/2006/math" xmlns:v="urn:schemas-microsoft-com:vml" xmlns:wp14="http://schemas.microsoft.com/office/word/2010/wordprocessingDrawing" xmlns:wp="http://schemas.openxmlformats.org/drawingml/2006/wordprocessingDrawing" xmlns:w10="urn:schemas-microsoft-com:office:word" xmlns:w="http://schemas.openxmlformats.org/wordprocessingml/2006/main" xmlns:w14="http://schemas.microsoft.com/office/word/2010/wordml" xmlns:w15="http://schemas.microsoft.com/office/word/2012/wordml" xmlns:w16cex="http://schemas.microsoft.com/office/word/2018/wordml/cex" xmlns:w16cid="http://schemas.microsoft.com/office/word/2016/wordml/cid" xmlns:w16="http://schemas.microsoft.com/office/word/2018/wordml" xmlns:w16sdtdh="http://schemas.microsoft.com/office/word/2020/wordml/sdtdatahash" xmlns:w16se="http://schemas.microsoft.com/office/word/2015/wordml/symex" xmlns:wpg="http://schemas.microsoft.com/office/word/2010/wordprocessingGroup" xmlns:wpi="http://schemas.microsoft.com/office/word/2010/wordprocessingInk" xmlns:wne="http://schemas.microsoft.com/office/word/2006/wordml" xmlns:wps="http://schemas.microsoft.com/office/word/2010/wordprocessingShape" mc:Ignorable="w14 w15 w16se w16cid w16 w16cex w16sdtdh wp14">
   <w:p>
     <w:pPr>
       <w:pStyle w:val="En-tte"/>
@@ -5617,7 +6044,7 @@
 </file>
 
 <file path=word/header2.xml><?xml version="1.0" encoding="utf-8"?>
-<w:hdr xmlns:wpc="http://schemas.microsoft.com/office/word/2010/wordprocessingCanvas" xmlns:cx="http://schemas.microsoft.com/office/drawing/2014/chartex" xmlns:cx1="http://schemas.microsoft.com/office/drawing/2015/9/8/chartex" xmlns:cx2="http://schemas.microsoft.com/office/drawing/2015/10/21/chartex" xmlns:cx3="http://schemas.microsoft.com/office/drawing/2016/5/9/chartex" xmlns:cx4="http://schemas.microsoft.com/office/drawing/2016/5/10/chartex" xmlns:cx5="http://schemas.microsoft.com/office/drawing/2016/5/11/chartex" xmlns:cx6="http://schemas.microsoft.com/office/drawing/2016/5/12/chartex" xmlns:cx7="http://schemas.microsoft.com/office/drawing/2016/5/13/chartex" xmlns:cx8="http://schemas.microsoft.com/office/drawing/2016/5/14/chartex" xmlns:mc="http://schemas.openxmlformats.org/markup-compatibility/2006" xmlns:aink="http://schemas.microsoft.com/office/drawing/2016/ink" xmlns:am3d="http://schemas.microsoft.com/office/drawing/2017/model3d" xmlns:o="urn:schemas-microsoft-com:office:office" xmlns:r="http://schemas.openxmlformats.org/officeDocument/2006/relationships" xmlns:m="http://schemas.openxmlformats.org/officeDocument/2006/math" xmlns:v="urn:schemas-microsoft-com:vml" xmlns:wp14="http://schemas.microsoft.com/office/word/2010/wordprocessingDrawing" xmlns:wp="http://schemas.openxmlformats.org/drawingml/2006/wordprocessingDrawing" xmlns:w10="urn:schemas-microsoft-com:office:word" xmlns:w="http://schemas.openxmlformats.org/wordprocessingml/2006/main" xmlns:w14="http://schemas.microsoft.com/office/word/2010/wordml" xmlns:w15="http://schemas.microsoft.com/office/word/2012/wordml" xmlns:w16cex="http://schemas.microsoft.com/office/word/2018/wordml/cex" xmlns:w16cid="http://schemas.microsoft.com/office/word/2016/wordml/cid" xmlns:w16="http://schemas.microsoft.com/office/word/2018/wordml" xmlns:w16se="http://schemas.microsoft.com/office/word/2015/wordml/symex" xmlns:wpg="http://schemas.microsoft.com/office/word/2010/wordprocessingGroup" xmlns:wpi="http://schemas.microsoft.com/office/word/2010/wordprocessingInk" xmlns:wne="http://schemas.microsoft.com/office/word/2006/wordml" xmlns:wps="http://schemas.microsoft.com/office/word/2010/wordprocessingShape" mc:Ignorable="w14 w15 w16se w16cid w16 w16cex wp14">
+<w:hdr xmlns:wpc="http://schemas.microsoft.com/office/word/2010/wordprocessingCanvas" xmlns:cx="http://schemas.microsoft.com/office/drawing/2014/chartex" xmlns:cx1="http://schemas.microsoft.com/office/drawing/2015/9/8/chartex" xmlns:cx2="http://schemas.microsoft.com/office/drawing/2015/10/21/chartex" xmlns:cx3="http://schemas.microsoft.com/office/drawing/2016/5/9/chartex" xmlns:cx4="http://schemas.microsoft.com/office/drawing/2016/5/10/chartex" xmlns:cx5="http://schemas.microsoft.com/office/drawing/2016/5/11/chartex" xmlns:cx6="http://schemas.microsoft.com/office/drawing/2016/5/12/chartex" xmlns:cx7="http://schemas.microsoft.com/office/drawing/2016/5/13/chartex" xmlns:cx8="http://schemas.microsoft.com/office/drawing/2016/5/14/chartex" xmlns:mc="http://schemas.openxmlformats.org/markup-compatibility/2006" xmlns:aink="http://schemas.microsoft.com/office/drawing/2016/ink" xmlns:am3d="http://schemas.microsoft.com/office/drawing/2017/model3d" xmlns:o="urn:schemas-microsoft-com:office:office" xmlns:r="http://schemas.openxmlformats.org/officeDocument/2006/relationships" xmlns:m="http://schemas.openxmlformats.org/officeDocument/2006/math" xmlns:v="urn:schemas-microsoft-com:vml" xmlns:wp14="http://schemas.microsoft.com/office/word/2010/wordprocessingDrawing" xmlns:wp="http://schemas.openxmlformats.org/drawingml/2006/wordprocessingDrawing" xmlns:w10="urn:schemas-microsoft-com:office:word" xmlns:w="http://schemas.openxmlformats.org/wordprocessingml/2006/main" xmlns:w14="http://schemas.microsoft.com/office/word/2010/wordml" xmlns:w15="http://schemas.microsoft.com/office/word/2012/wordml" xmlns:w16cex="http://schemas.microsoft.com/office/word/2018/wordml/cex" xmlns:w16cid="http://schemas.microsoft.com/office/word/2016/wordml/cid" xmlns:w16="http://schemas.microsoft.com/office/word/2018/wordml" xmlns:w16sdtdh="http://schemas.microsoft.com/office/word/2020/wordml/sdtdatahash" xmlns:w16se="http://schemas.microsoft.com/office/word/2015/wordml/symex" xmlns:wpg="http://schemas.microsoft.com/office/word/2010/wordprocessingGroup" xmlns:wpi="http://schemas.microsoft.com/office/word/2010/wordprocessingInk" xmlns:wne="http://schemas.microsoft.com/office/word/2006/wordml" xmlns:wps="http://schemas.microsoft.com/office/word/2010/wordprocessingShape" mc:Ignorable="w14 w15 w16se w16cid w16 w16cex w16sdtdh wp14">
   <w:p>
     <w:pPr>
       <w:pStyle w:val="En-tte"/>
@@ -5627,7 +6054,7 @@
 </file>
 
 <file path=word/header3.xml><?xml version="1.0" encoding="utf-8"?>
-<w:hdr xmlns:wpc="http://schemas.microsoft.com/office/word/2010/wordprocessingCanvas" xmlns:cx="http://schemas.microsoft.com/office/drawing/2014/chartex" xmlns:cx1="http://schemas.microsoft.com/office/drawing/2015/9/8/chartex" xmlns:cx2="http://schemas.microsoft.com/office/drawing/2015/10/21/chartex" xmlns:cx3="http://schemas.microsoft.com/office/drawing/2016/5/9/chartex" xmlns:cx4="http://schemas.microsoft.com/office/drawing/2016/5/10/chartex" xmlns:cx5="http://schemas.microsoft.com/office/drawing/2016/5/11/chartex" xmlns:cx6="http://schemas.microsoft.com/office/drawing/2016/5/12/chartex" xmlns:cx7="http://schemas.microsoft.com/office/drawing/2016/5/13/chartex" xmlns:cx8="http://schemas.microsoft.com/office/drawing/2016/5/14/chartex" xmlns:mc="http://schemas.openxmlformats.org/markup-compatibility/2006" xmlns:aink="http://schemas.microsoft.com/office/drawing/2016/ink" xmlns:am3d="http://schemas.microsoft.com/office/drawing/2017/model3d" xmlns:o="urn:schemas-microsoft-com:office:office" xmlns:r="http://schemas.openxmlformats.org/officeDocument/2006/relationships" xmlns:m="http://schemas.openxmlformats.org/officeDocument/2006/math" xmlns:v="urn:schemas-microsoft-com:vml" xmlns:wp14="http://schemas.microsoft.com/office/word/2010/wordprocessingDrawing" xmlns:wp="http://schemas.openxmlformats.org/drawingml/2006/wordprocessingDrawing" xmlns:w10="urn:schemas-microsoft-com:office:word" xmlns:w="http://schemas.openxmlformats.org/wordprocessingml/2006/main" xmlns:w14="http://schemas.microsoft.com/office/word/2010/wordml" xmlns:w15="http://schemas.microsoft.com/office/word/2012/wordml" xmlns:w16cex="http://schemas.microsoft.com/office/word/2018/wordml/cex" xmlns:w16cid="http://schemas.microsoft.com/office/word/2016/wordml/cid" xmlns:w16="http://schemas.microsoft.com/office/word/2018/wordml" xmlns:w16se="http://schemas.microsoft.com/office/word/2015/wordml/symex" xmlns:wpg="http://schemas.microsoft.com/office/word/2010/wordprocessingGroup" xmlns:wpi="http://schemas.microsoft.com/office/word/2010/wordprocessingInk" xmlns:wne="http://schemas.microsoft.com/office/word/2006/wordml" xmlns:wps="http://schemas.microsoft.com/office/word/2010/wordprocessingShape" mc:Ignorable="w14 w15 w16se w16cid w16 w16cex wp14">
+<w:hdr xmlns:wpc="http://schemas.microsoft.com/office/word/2010/wordprocessingCanvas" xmlns:cx="http://schemas.microsoft.com/office/drawing/2014/chartex" xmlns:cx1="http://schemas.microsoft.com/office/drawing/2015/9/8/chartex" xmlns:cx2="http://schemas.microsoft.com/office/drawing/2015/10/21/chartex" xmlns:cx3="http://schemas.microsoft.com/office/drawing/2016/5/9/chartex" xmlns:cx4="http://schemas.microsoft.com/office/drawing/2016/5/10/chartex" xmlns:cx5="http://schemas.microsoft.com/office/drawing/2016/5/11/chartex" xmlns:cx6="http://schemas.microsoft.com/office/drawing/2016/5/12/chartex" xmlns:cx7="http://schemas.microsoft.com/office/drawing/2016/5/13/chartex" xmlns:cx8="http://schemas.microsoft.com/office/drawing/2016/5/14/chartex" xmlns:mc="http://schemas.openxmlformats.org/markup-compatibility/2006" xmlns:aink="http://schemas.microsoft.com/office/drawing/2016/ink" xmlns:am3d="http://schemas.microsoft.com/office/drawing/2017/model3d" xmlns:o="urn:schemas-microsoft-com:office:office" xmlns:r="http://schemas.openxmlformats.org/officeDocument/2006/relationships" xmlns:m="http://schemas.openxmlformats.org/officeDocument/2006/math" xmlns:v="urn:schemas-microsoft-com:vml" xmlns:wp14="http://schemas.microsoft.com/office/word/2010/wordprocessingDrawing" xmlns:wp="http://schemas.openxmlformats.org/drawingml/2006/wordprocessingDrawing" xmlns:w10="urn:schemas-microsoft-com:office:word" xmlns:w="http://schemas.openxmlformats.org/wordprocessingml/2006/main" xmlns:w14="http://schemas.microsoft.com/office/word/2010/wordml" xmlns:w15="http://schemas.microsoft.com/office/word/2012/wordml" xmlns:w16cex="http://schemas.microsoft.com/office/word/2018/wordml/cex" xmlns:w16cid="http://schemas.microsoft.com/office/word/2016/wordml/cid" xmlns:w16="http://schemas.microsoft.com/office/word/2018/wordml" xmlns:w16sdtdh="http://schemas.microsoft.com/office/word/2020/wordml/sdtdatahash" xmlns:w16se="http://schemas.microsoft.com/office/word/2015/wordml/symex" xmlns:wpg="http://schemas.microsoft.com/office/word/2010/wordprocessingGroup" xmlns:wpi="http://schemas.microsoft.com/office/word/2010/wordprocessingInk" xmlns:wne="http://schemas.microsoft.com/office/word/2006/wordml" xmlns:wps="http://schemas.microsoft.com/office/word/2010/wordprocessingShape" mc:Ignorable="w14 w15 w16se w16cid w16 w16cex w16sdtdh wp14">
   <w:p>
     <w:pPr>
       <w:pStyle w:val="En-tte"/>
@@ -5637,7 +6064,7 @@
 </file>
 
 <file path=word/numbering.xml><?xml version="1.0" encoding="utf-8"?>
-<w:numbering xmlns:wpc="http://schemas.microsoft.com/office/word/2010/wordprocessingCanvas" xmlns:cx="http://schemas.microsoft.com/office/drawing/2014/chartex" xmlns:cx1="http://schemas.microsoft.com/office/drawing/2015/9/8/chartex" xmlns:cx2="http://schemas.microsoft.com/office/drawing/2015/10/21/chartex" xmlns:cx3="http://schemas.microsoft.com/office/drawing/2016/5/9/chartex" xmlns:cx4="http://schemas.microsoft.com/office/drawing/2016/5/10/chartex" xmlns:cx5="http://schemas.microsoft.com/office/drawing/2016/5/11/chartex" xmlns:cx6="http://schemas.microsoft.com/office/drawing/2016/5/12/chartex" xmlns:cx7="http://schemas.microsoft.com/office/drawing/2016/5/13/chartex" xmlns:cx8="http://schemas.microsoft.com/office/drawing/2016/5/14/chartex" xmlns:mc="http://schemas.openxmlformats.org/markup-compatibility/2006" xmlns:aink="http://schemas.microsoft.com/office/drawing/2016/ink" xmlns:am3d="http://schemas.microsoft.com/office/drawing/2017/model3d" xmlns:o="urn:schemas-microsoft-com:office:office" xmlns:r="http://schemas.openxmlformats.org/officeDocument/2006/relationships" xmlns:m="http://schemas.openxmlformats.org/officeDocument/2006/math" xmlns:v="urn:schemas-microsoft-com:vml" xmlns:wp14="http://schemas.microsoft.com/office/word/2010/wordprocessingDrawing" xmlns:wp="http://schemas.openxmlformats.org/drawingml/2006/wordprocessingDrawing" xmlns:w10="urn:schemas-microsoft-com:office:word" xmlns:w="http://schemas.openxmlformats.org/wordprocessingml/2006/main" xmlns:w14="http://schemas.microsoft.com/office/word/2010/wordml" xmlns:w15="http://schemas.microsoft.com/office/word/2012/wordml" xmlns:w16cex="http://schemas.microsoft.com/office/word/2018/wordml/cex" xmlns:w16cid="http://schemas.microsoft.com/office/word/2016/wordml/cid" xmlns:w16="http://schemas.microsoft.com/office/word/2018/wordml" xmlns:w16se="http://schemas.microsoft.com/office/word/2015/wordml/symex" xmlns:wpg="http://schemas.microsoft.com/office/word/2010/wordprocessingGroup" xmlns:wpi="http://schemas.microsoft.com/office/word/2010/wordprocessingInk" xmlns:wne="http://schemas.microsoft.com/office/word/2006/wordml" xmlns:wps="http://schemas.microsoft.com/office/word/2010/wordprocessingShape" mc:Ignorable="w14 w15 w16se w16cid w16 w16cex wp14">
+<w:numbering xmlns:wpc="http://schemas.microsoft.com/office/word/2010/wordprocessingCanvas" xmlns:cx="http://schemas.microsoft.com/office/drawing/2014/chartex" xmlns:cx1="http://schemas.microsoft.com/office/drawing/2015/9/8/chartex" xmlns:cx2="http://schemas.microsoft.com/office/drawing/2015/10/21/chartex" xmlns:cx3="http://schemas.microsoft.com/office/drawing/2016/5/9/chartex" xmlns:cx4="http://schemas.microsoft.com/office/drawing/2016/5/10/chartex" xmlns:cx5="http://schemas.microsoft.com/office/drawing/2016/5/11/chartex" xmlns:cx6="http://schemas.microsoft.com/office/drawing/2016/5/12/chartex" xmlns:cx7="http://schemas.microsoft.com/office/drawing/2016/5/13/chartex" xmlns:cx8="http://schemas.microsoft.com/office/drawing/2016/5/14/chartex" xmlns:mc="http://schemas.openxmlformats.org/markup-compatibility/2006" xmlns:aink="http://schemas.microsoft.com/office/drawing/2016/ink" xmlns:am3d="http://schemas.microsoft.com/office/drawing/2017/model3d" xmlns:o="urn:schemas-microsoft-com:office:office" xmlns:r="http://schemas.openxmlformats.org/officeDocument/2006/relationships" xmlns:m="http://schemas.openxmlformats.org/officeDocument/2006/math" xmlns:v="urn:schemas-microsoft-com:vml" xmlns:wp14="http://schemas.microsoft.com/office/word/2010/wordprocessingDrawing" xmlns:wp="http://schemas.openxmlformats.org/drawingml/2006/wordprocessingDrawing" xmlns:w10="urn:schemas-microsoft-com:office:word" xmlns:w="http://schemas.openxmlformats.org/wordprocessingml/2006/main" xmlns:w14="http://schemas.microsoft.com/office/word/2010/wordml" xmlns:w15="http://schemas.microsoft.com/office/word/2012/wordml" xmlns:w16cex="http://schemas.microsoft.com/office/word/2018/wordml/cex" xmlns:w16cid="http://schemas.microsoft.com/office/word/2016/wordml/cid" xmlns:w16="http://schemas.microsoft.com/office/word/2018/wordml" xmlns:w16sdtdh="http://schemas.microsoft.com/office/word/2020/wordml/sdtdatahash" xmlns:w16se="http://schemas.microsoft.com/office/word/2015/wordml/symex" xmlns:wpg="http://schemas.microsoft.com/office/word/2010/wordprocessingGroup" xmlns:wpi="http://schemas.microsoft.com/office/word/2010/wordprocessingInk" xmlns:wne="http://schemas.microsoft.com/office/word/2006/wordml" xmlns:wps="http://schemas.microsoft.com/office/word/2010/wordprocessingShape" mc:Ignorable="w14 w15 w16se w16cid w16 w16cex w16sdtdh wp14">
   <w:abstractNum w:abstractNumId="0" w15:restartNumberingAfterBreak="0">
     <w:nsid w:val="14D906CB"/>
     <w:multiLevelType w:val="hybridMultilevel"/>
@@ -6678,7 +7105,7 @@
 </file>
 
 <file path=word/styles.xml><?xml version="1.0" encoding="utf-8"?>
-<w:styles xmlns:mc="http://schemas.openxmlformats.org/markup-compatibility/2006" xmlns:r="http://schemas.openxmlformats.org/officeDocument/2006/relationships" xmlns:w="http://schemas.openxmlformats.org/wordprocessingml/2006/main" xmlns:w14="http://schemas.microsoft.com/office/word/2010/wordml" xmlns:w15="http://schemas.microsoft.com/office/word/2012/wordml" xmlns:w16cex="http://schemas.microsoft.com/office/word/2018/wordml/cex" xmlns:w16cid="http://schemas.microsoft.com/office/word/2016/wordml/cid" xmlns:w16="http://schemas.microsoft.com/office/word/2018/wordml" xmlns:w16se="http://schemas.microsoft.com/office/word/2015/wordml/symex" mc:Ignorable="w14 w15 w16se w16cid w16 w16cex">
+<w:styles xmlns:mc="http://schemas.openxmlformats.org/markup-compatibility/2006" xmlns:r="http://schemas.openxmlformats.org/officeDocument/2006/relationships" xmlns:w="http://schemas.openxmlformats.org/wordprocessingml/2006/main" xmlns:w14="http://schemas.microsoft.com/office/word/2010/wordml" xmlns:w15="http://schemas.microsoft.com/office/word/2012/wordml" xmlns:w16cex="http://schemas.microsoft.com/office/word/2018/wordml/cex" xmlns:w16cid="http://schemas.microsoft.com/office/word/2016/wordml/cid" xmlns:w16="http://schemas.microsoft.com/office/word/2018/wordml" xmlns:w16sdtdh="http://schemas.microsoft.com/office/word/2020/wordml/sdtdatahash" xmlns:w16se="http://schemas.microsoft.com/office/word/2015/wordml/symex" mc:Ignorable="w14 w15 w16se w16cid w16 w16cex w16sdtdh">
   <w:docDefaults>
     <w:rPrDefault>
       <w:rPr>

--- a/documentation.docx
+++ b/documentation.docx
@@ -1,10 +1,10 @@
 
 <file path=word/document.xml><?xml version="1.0" encoding="utf-8"?>
-<w:document xmlns:wpc="http://schemas.microsoft.com/office/word/2010/wordprocessingCanvas" xmlns:cx="http://schemas.microsoft.com/office/drawing/2014/chartex" xmlns:cx1="http://schemas.microsoft.com/office/drawing/2015/9/8/chartex" xmlns:cx2="http://schemas.microsoft.com/office/drawing/2015/10/21/chartex" xmlns:cx3="http://schemas.microsoft.com/office/drawing/2016/5/9/chartex" xmlns:cx4="http://schemas.microsoft.com/office/drawing/2016/5/10/chartex" xmlns:cx5="http://schemas.microsoft.com/office/drawing/2016/5/11/chartex" xmlns:cx6="http://schemas.microsoft.com/office/drawing/2016/5/12/chartex" xmlns:cx7="http://schemas.microsoft.com/office/drawing/2016/5/13/chartex" xmlns:cx8="http://schemas.microsoft.com/office/drawing/2016/5/14/chartex" xmlns:mc="http://schemas.openxmlformats.org/markup-compatibility/2006" xmlns:aink="http://schemas.microsoft.com/office/drawing/2016/ink" xmlns:am3d="http://schemas.microsoft.com/office/drawing/2017/model3d" xmlns:o="urn:schemas-microsoft-com:office:office" xmlns:r="http://schemas.openxmlformats.org/officeDocument/2006/relationships" xmlns:m="http://schemas.openxmlformats.org/officeDocument/2006/math" xmlns:v="urn:schemas-microsoft-com:vml" xmlns:wp14="http://schemas.microsoft.com/office/word/2010/wordprocessingDrawing" xmlns:wp="http://schemas.openxmlformats.org/drawingml/2006/wordprocessingDrawing" xmlns:w10="urn:schemas-microsoft-com:office:word" xmlns:w="http://schemas.openxmlformats.org/wordprocessingml/2006/main" xmlns:w14="http://schemas.microsoft.com/office/word/2010/wordml" xmlns:w15="http://schemas.microsoft.com/office/word/2012/wordml" xmlns:w16cex="http://schemas.microsoft.com/office/word/2018/wordml/cex" xmlns:w16cid="http://schemas.microsoft.com/office/word/2016/wordml/cid" xmlns:w16="http://schemas.microsoft.com/office/word/2018/wordml" xmlns:w16se="http://schemas.microsoft.com/office/word/2015/wordml/symex" xmlns:wpg="http://schemas.microsoft.com/office/word/2010/wordprocessingGroup" xmlns:wpi="http://schemas.microsoft.com/office/word/2010/wordprocessingInk" xmlns:wne="http://schemas.microsoft.com/office/word/2006/wordml" xmlns:wps="http://schemas.microsoft.com/office/word/2010/wordprocessingShape" mc:Ignorable="w14 w15 w16se w16cid w16 w16cex wp14">
+<w:document xmlns:wpc="http://schemas.microsoft.com/office/word/2010/wordprocessingCanvas" xmlns:cx="http://schemas.microsoft.com/office/drawing/2014/chartex" xmlns:cx1="http://schemas.microsoft.com/office/drawing/2015/9/8/chartex" xmlns:cx2="http://schemas.microsoft.com/office/drawing/2015/10/21/chartex" xmlns:cx3="http://schemas.microsoft.com/office/drawing/2016/5/9/chartex" xmlns:cx4="http://schemas.microsoft.com/office/drawing/2016/5/10/chartex" xmlns:cx5="http://schemas.microsoft.com/office/drawing/2016/5/11/chartex" xmlns:cx6="http://schemas.microsoft.com/office/drawing/2016/5/12/chartex" xmlns:cx7="http://schemas.microsoft.com/office/drawing/2016/5/13/chartex" xmlns:cx8="http://schemas.microsoft.com/office/drawing/2016/5/14/chartex" xmlns:mc="http://schemas.openxmlformats.org/markup-compatibility/2006" xmlns:aink="http://schemas.microsoft.com/office/drawing/2016/ink" xmlns:am3d="http://schemas.microsoft.com/office/drawing/2017/model3d" xmlns:o="urn:schemas-microsoft-com:office:office" xmlns:r="http://schemas.openxmlformats.org/officeDocument/2006/relationships" xmlns:m="http://schemas.openxmlformats.org/officeDocument/2006/math" xmlns:v="urn:schemas-microsoft-com:vml" xmlns:wp14="http://schemas.microsoft.com/office/word/2010/wordprocessingDrawing" xmlns:wp="http://schemas.openxmlformats.org/drawingml/2006/wordprocessingDrawing" xmlns:w10="urn:schemas-microsoft-com:office:word" xmlns:w="http://schemas.openxmlformats.org/wordprocessingml/2006/main" xmlns:w14="http://schemas.microsoft.com/office/word/2010/wordml" xmlns:w15="http://schemas.microsoft.com/office/word/2012/wordml" xmlns:w16cex="http://schemas.microsoft.com/office/word/2018/wordml/cex" xmlns:w16cid="http://schemas.microsoft.com/office/word/2016/wordml/cid" xmlns:w16="http://schemas.microsoft.com/office/word/2018/wordml" xmlns:w16sdtdh="http://schemas.microsoft.com/office/word/2020/wordml/sdtdatahash" xmlns:w16se="http://schemas.microsoft.com/office/word/2015/wordml/symex" xmlns:wpg="http://schemas.microsoft.com/office/word/2010/wordprocessingGroup" xmlns:wpi="http://schemas.microsoft.com/office/word/2010/wordprocessingInk" xmlns:wne="http://schemas.microsoft.com/office/word/2006/wordml" xmlns:wps="http://schemas.microsoft.com/office/word/2010/wordprocessingShape" mc:Ignorable="w14 w15 w16se w16cid w16 w16cex w16sdtdh wp14">
   <w:body>
     <w:p>
       <w:pPr>
-        <w:pStyle w:val="Titre"/>
+        <w:pStyle w:val="Title"/>
       </w:pPr>
       <w:r>
         <w:t>Biblio-Bot</w:t>
@@ -33,7 +33,7 @@
     </w:p>
     <w:p>
       <w:pPr>
-        <w:pStyle w:val="Paragraphedeliste"/>
+        <w:pStyle w:val="ListParagraph"/>
         <w:numPr>
           <w:ilvl w:val="0"/>
           <w:numId w:val="2"/>
@@ -42,7 +42,7 @@
       <w:hyperlink w:anchor="_Présentation" w:history="1">
         <w:r>
           <w:rPr>
-            <w:rStyle w:val="Lienhypertexte"/>
+            <w:rStyle w:val="Hyperlink"/>
             <w:rFonts w:asciiTheme="minorHAnsi" w:hAnsiTheme="minorHAnsi" w:cstheme="minorHAnsi"/>
           </w:rPr>
           <w:t>Une présentation du fonctionnement du bot</w:t>
@@ -63,7 +63,7 @@
     </w:p>
     <w:p>
       <w:pPr>
-        <w:pStyle w:val="Paragraphedeliste"/>
+        <w:pStyle w:val="ListParagraph"/>
         <w:numPr>
           <w:ilvl w:val="0"/>
           <w:numId w:val="2"/>
@@ -72,7 +72,7 @@
       <w:hyperlink w:anchor="_Guides" w:history="1">
         <w:r>
           <w:rPr>
-            <w:rStyle w:val="Lienhypertexte"/>
+            <w:rStyle w:val="Hyperlink"/>
           </w:rPr>
           <w:t>Des guides d’utilisation pour réaliser les principales actions</w:t>
         </w:r>
@@ -86,7 +86,7 @@
     </w:p>
     <w:p>
       <w:pPr>
-        <w:pStyle w:val="Paragraphedeliste"/>
+        <w:pStyle w:val="ListParagraph"/>
         <w:numPr>
           <w:ilvl w:val="0"/>
           <w:numId w:val="2"/>
@@ -95,14 +95,14 @@
       <w:hyperlink w:anchor="_Reference_(English)" w:history="1">
         <w:r>
           <w:rPr>
-            <w:rStyle w:val="Lienhypertexte"/>
+            <w:rStyle w:val="Hyperlink"/>
           </w:rPr>
           <w:t>Une référence (en anglais) des commandes</w:t>
         </w:r>
       </w:hyperlink>
       <w:r>
         <w:rPr>
-          <w:rStyle w:val="Lienhypertexte"/>
+          <w:rStyle w:val="Hyperlink"/>
           <w:color w:val="auto"/>
           <w:u w:val="none"/>
         </w:rPr>
@@ -111,48 +111,7 @@
     </w:p>
     <w:p>
       <w:pPr>
-        <w:ind w:firstLine="709"/>
-        <w:rPr>
-          <w:rFonts w:asciiTheme="minorHAnsi" w:hAnsiTheme="minorHAnsi" w:cstheme="minorHAnsi"/>
-        </w:rPr>
-      </w:pPr>
-      <w:r>
-        <w:rPr>
-          <w:rFonts w:asciiTheme="minorHAnsi" w:hAnsiTheme="minorHAnsi" w:cstheme="minorHAnsi"/>
-        </w:rPr>
-        <w:t>Pour ajouter le bot à un de vos serveur</w:t>
-      </w:r>
-      <w:r>
-        <w:rPr>
-          <w:rFonts w:asciiTheme="minorHAnsi" w:hAnsiTheme="minorHAnsi" w:cstheme="minorHAnsi"/>
-        </w:rPr>
-        <w:t>s</w:t>
-      </w:r>
-      <w:r>
-        <w:rPr>
-          <w:rFonts w:asciiTheme="minorHAnsi" w:hAnsiTheme="minorHAnsi" w:cstheme="minorHAnsi"/>
-        </w:rPr>
-        <w:t xml:space="preserve">, veuillez vous rendre </w:t>
-      </w:r>
-      <w:hyperlink r:id="rId8" w:history="1">
-        <w:r>
-          <w:rPr>
-            <w:rStyle w:val="Lienhypertexte"/>
-            <w:rFonts w:asciiTheme="minorHAnsi" w:hAnsiTheme="minorHAnsi" w:cstheme="minorHAnsi"/>
-          </w:rPr>
-          <w:t>ici</w:t>
-        </w:r>
-      </w:hyperlink>
-      <w:r>
-        <w:rPr>
-          <w:rFonts w:asciiTheme="minorHAnsi" w:hAnsiTheme="minorHAnsi" w:cstheme="minorHAnsi"/>
-        </w:rPr>
-        <w:t xml:space="preserve">. </w:t>
-      </w:r>
-    </w:p>
-    <w:p>
-      <w:pPr>
-        <w:pStyle w:val="Titre1"/>
+        <w:pStyle w:val="Heading1"/>
       </w:pPr>
       <w:bookmarkStart w:id="0" w:name="_Présentation"/>
       <w:bookmarkEnd w:id="0"/>
@@ -238,7 +197,7 @@
     </w:p>
     <w:p>
       <w:pPr>
-        <w:pStyle w:val="Titre2"/>
+        <w:pStyle w:val="Heading2"/>
       </w:pPr>
       <w:bookmarkStart w:id="1" w:name="_Distinction_lecteurs/écrivains"/>
       <w:bookmarkEnd w:id="1"/>
@@ -279,7 +238,7 @@
     </w:p>
     <w:p>
       <w:pPr>
-        <w:pStyle w:val="Paragraphedeliste"/>
+        <w:pStyle w:val="ListParagraph"/>
         <w:numPr>
           <w:ilvl w:val="0"/>
           <w:numId w:val="6"/>
@@ -314,7 +273,7 @@
     </w:p>
     <w:p>
       <w:pPr>
-        <w:pStyle w:val="Paragraphedeliste"/>
+        <w:pStyle w:val="ListParagraph"/>
         <w:numPr>
           <w:ilvl w:val="0"/>
           <w:numId w:val="6"/>
@@ -439,7 +398,7 @@
     </w:p>
     <w:p>
       <w:pPr>
-        <w:pStyle w:val="Titre2"/>
+        <w:pStyle w:val="Heading2"/>
       </w:pPr>
       <w:bookmarkStart w:id="2" w:name="_Domaines,_niveaux_et"/>
       <w:bookmarkEnd w:id="2"/>
@@ -480,7 +439,7 @@
       </w:r>
       <w:r>
         <w:rPr>
-          <w:rStyle w:val="Appelnotedebasdep"/>
+          <w:rStyle w:val="FootnoteReference"/>
           <w:b/>
           <w:bCs/>
         </w:rPr>
@@ -492,7 +451,7 @@
     </w:p>
     <w:p>
       <w:pPr>
-        <w:pStyle w:val="Paragraphedeliste"/>
+        <w:pStyle w:val="ListParagraph"/>
         <w:numPr>
           <w:ilvl w:val="0"/>
           <w:numId w:val="7"/>
@@ -529,7 +488,7 @@
       <w:hyperlink w:anchor="Channel" w:history="1">
         <w:r>
           <w:rPr>
-            <w:rStyle w:val="Lienhypertexte"/>
+            <w:rStyle w:val="Hyperlink"/>
           </w:rPr>
           <w:t>ici</w:t>
         </w:r>
@@ -563,7 +522,7 @@
     </w:p>
     <w:p>
       <w:pPr>
-        <w:pStyle w:val="Paragraphedeliste"/>
+        <w:pStyle w:val="ListParagraph"/>
         <w:numPr>
           <w:ilvl w:val="0"/>
           <w:numId w:val="7"/>
@@ -722,7 +681,7 @@
     </w:p>
     <w:p>
       <w:pPr>
-        <w:pStyle w:val="Titre2"/>
+        <w:pStyle w:val="Heading2"/>
       </w:pPr>
       <w:bookmarkStart w:id="3" w:name="_Système_de_validation"/>
       <w:bookmarkEnd w:id="3"/>
@@ -901,11 +860,12 @@
     </w:p>
     <w:p>
       <w:pPr>
-        <w:pStyle w:val="Titre1"/>
+        <w:pStyle w:val="Heading1"/>
       </w:pPr>
       <w:bookmarkStart w:id="4" w:name="_Guides"/>
       <w:bookmarkEnd w:id="4"/>
       <w:r>
+        <w:lastRenderedPageBreak/>
         <w:t>Guides</w:t>
       </w:r>
     </w:p>
@@ -957,7 +917,7 @@
     </w:p>
     <w:p>
       <w:pPr>
-        <w:pStyle w:val="Titre2"/>
+        <w:pStyle w:val="Heading2"/>
       </w:pPr>
       <w:r>
         <w:t xml:space="preserve">Relier </w:t>
@@ -994,7 +954,7 @@
         <w:ind w:left="-357"/>
       </w:pPr>
       <w:r>
-        <w:t>La première chose à faire est de choisir le GDrive que vous allez utiliser. Partez du principe que n’importe qui du Discord (et par extrapolation n’importe quelle personne de la planète) pourra accéder aux informations publiques du compte Google qui possède le GDrive. Ainsi je vous conseille de créer un compte pour votre serveur ne donnant aucune information sur vous (après vous faites comme vous voulez LOL). Une fois votre GDrive choisi, vous devez y créer un dossier vierge :</w:t>
+        <w:t>La première chose à faire est de choisir le GDrive que vous allez utiliser. Partez du principe que n’importe qui du Discord (et par extrapolation n’importe quelle personne de la planète) pourra accéder aux informations publiques du compte Google qui possède le GDrive. Ainsi je vous conseille de créer un compte pour votre serveur ne donnant aucune information sur vous (après vous faites comme vous voulez). Une fois votre GDrive choisi, vous devez y créer un dossier vierge :</w:t>
       </w:r>
     </w:p>
     <w:p>
@@ -1022,7 +982,7 @@
                     <pic:cNvPicPr/>
                   </pic:nvPicPr>
                   <pic:blipFill>
-                    <a:blip r:embed="rId9">
+                    <a:blip r:embed="rId8">
                       <a:extLst>
                         <a:ext uri="{28A0092B-C50C-407E-A947-70E740481C1C}">
                           <a14:useLocalDpi xmlns:a14="http://schemas.microsoft.com/office/drawing/2010/main" val="0"/>
@@ -1075,10 +1035,10 @@
           <w:shd w:val="clear" w:color="auto" w:fill="FFFFFF"/>
         </w:rPr>
       </w:pPr>
-      <w:hyperlink r:id="rId10" w:history="1">
+      <w:hyperlink r:id="rId9" w:history="1">
         <w:r>
           <w:rPr>
-            <w:rStyle w:val="Lienhypertexte"/>
+            <w:rStyle w:val="Hyperlink"/>
             <w:rFonts w:ascii="Roboto" w:hAnsi="Roboto"/>
             <w:sz w:val="20"/>
             <w:szCs w:val="20"/>
@@ -1127,7 +1087,7 @@
                     <pic:cNvPicPr/>
                   </pic:nvPicPr>
                   <pic:blipFill>
-                    <a:blip r:embed="rId11">
+                    <a:blip r:embed="rId10">
                       <a:extLst>
                         <a:ext uri="{28A0092B-C50C-407E-A947-70E740481C1C}">
                           <a14:useLocalDpi xmlns:a14="http://schemas.microsoft.com/office/drawing/2010/main" val="0"/>
@@ -1177,6 +1137,7 @@
         <w:rPr>
           <w:noProof/>
         </w:rPr>
+        <w:lastRenderedPageBreak/>
         <w:drawing>
           <wp:inline distT="0" distB="0" distL="0" distR="0" wp14:anchorId="0A08E2ED" wp14:editId="11F6644F">
             <wp:extent cx="4070776" cy="2590800"/>
@@ -1193,7 +1154,7 @@
                     <pic:cNvPicPr/>
                   </pic:nvPicPr>
                   <pic:blipFill>
-                    <a:blip r:embed="rId12">
+                    <a:blip r:embed="rId11">
                       <a:extLst>
                         <a:ext uri="{28A0092B-C50C-407E-A947-70E740481C1C}">
                           <a14:useLocalDpi xmlns:a14="http://schemas.microsoft.com/office/drawing/2010/main" val="0"/>
@@ -1265,7 +1226,7 @@
                     <pic:cNvPicPr/>
                   </pic:nvPicPr>
                   <pic:blipFill>
-                    <a:blip r:embed="rId13">
+                    <a:blip r:embed="rId12">
                       <a:extLst>
                         <a:ext uri="{28A0092B-C50C-407E-A947-70E740481C1C}">
                           <a14:useLocalDpi xmlns:a14="http://schemas.microsoft.com/office/drawing/2010/main" val="0"/>
@@ -1296,10 +1257,10 @@
       <w:r>
         <w:t xml:space="preserve">Il ne vous reste plus qu’à envoyer le lien au bot. Pour cela, placer dans n’importe quelle salon de votre serveur Discord puis, après avoir ajouté le bot à votre serveur (en cliquant </w:t>
       </w:r>
-      <w:hyperlink r:id="rId14" w:history="1">
+      <w:hyperlink r:id="rId13" w:history="1">
         <w:r>
           <w:rPr>
-            <w:rStyle w:val="Lienhypertexte"/>
+            <w:rStyle w:val="Hyperlink"/>
           </w:rPr>
           <w:t>ici</w:t>
         </w:r>
@@ -1344,7 +1305,7 @@
     </w:p>
     <w:p>
       <w:pPr>
-        <w:pStyle w:val="Titre2"/>
+        <w:pStyle w:val="Heading2"/>
       </w:pPr>
       <w:bookmarkStart w:id="5" w:name="_Créer_des_domaines"/>
       <w:bookmarkEnd w:id="5"/>
@@ -1529,6 +1490,7 @@
         <w:keepLines/>
       </w:pPr>
       <w:r>
+        <w:lastRenderedPageBreak/>
         <w:t>Pour créer un niveau, le message est plus court :</w:t>
       </w:r>
     </w:p>
@@ -1636,7 +1598,7 @@
     </w:p>
     <w:p>
       <w:pPr>
-        <w:pStyle w:val="Titre2"/>
+        <w:pStyle w:val="Heading2"/>
         <w:rPr>
           <w:rFonts w:ascii="AcmeFont" w:hAnsi="AcmeFont"/>
         </w:rPr>
@@ -1680,7 +1642,7 @@
     </w:p>
     <w:p>
       <w:pPr>
-        <w:pStyle w:val="Paragraphedeliste"/>
+        <w:pStyle w:val="ListParagraph"/>
         <w:numPr>
           <w:ilvl w:val="0"/>
           <w:numId w:val="9"/>
@@ -1704,7 +1666,7 @@
     </w:p>
     <w:p>
       <w:pPr>
-        <w:pStyle w:val="Paragraphedeliste"/>
+        <w:pStyle w:val="ListParagraph"/>
         <w:numPr>
           <w:ilvl w:val="0"/>
           <w:numId w:val="9"/>
@@ -1835,7 +1797,7 @@
     </w:p>
     <w:p>
       <w:pPr>
-        <w:pStyle w:val="Titre2"/>
+        <w:pStyle w:val="Heading2"/>
       </w:pPr>
       <w:bookmarkStart w:id="8" w:name="_Envoyer_un_fichier"/>
       <w:bookmarkEnd w:id="8"/>
@@ -1940,7 +1902,7 @@
                     <pic:cNvPicPr/>
                   </pic:nvPicPr>
                   <pic:blipFill>
-                    <a:blip r:embed="rId15" cstate="print">
+                    <a:blip r:embed="rId14" cstate="print">
                       <a:extLst>
                         <a:ext uri="{28A0092B-C50C-407E-A947-70E740481C1C}">
                           <a14:useLocalDpi xmlns:a14="http://schemas.microsoft.com/office/drawing/2010/main" val="0"/>
@@ -1999,7 +1961,7 @@
                     <pic:cNvPicPr/>
                   </pic:nvPicPr>
                   <pic:blipFill>
-                    <a:blip r:embed="rId16">
+                    <a:blip r:embed="rId15">
                       <a:extLst>
                         <a:ext uri="{28A0092B-C50C-407E-A947-70E740481C1C}">
                           <a14:useLocalDpi xmlns:a14="http://schemas.microsoft.com/office/drawing/2010/main" val="0"/>
@@ -2028,6 +1990,7 @@
     </w:p>
     <w:p>
       <w:r>
+        <w:lastRenderedPageBreak/>
         <w:t>Si le système de validation est activé, il vous faut maintenant faire valider votre document par un de vos pairs, ainsi la suite de ce guide s’adresse à toute personne désireuse de valider un document. Pour valider un fichier il faut connaître son ID. Pour le connaître il vous faut exécuter la commande suivante :</w:t>
       </w:r>
     </w:p>
@@ -2175,7 +2138,7 @@
     </w:p>
     <w:p>
       <w:pPr>
-        <w:pStyle w:val="Titre2"/>
+        <w:pStyle w:val="Heading2"/>
       </w:pPr>
       <w:bookmarkStart w:id="9" w:name="_Chercher_et_obtenir"/>
       <w:bookmarkEnd w:id="9"/>
@@ -2388,7 +2351,7 @@
     </w:p>
     <w:p>
       <w:pPr>
-        <w:pStyle w:val="Titre2"/>
+        <w:pStyle w:val="Heading2"/>
         <w:rPr>
           <w:rFonts w:ascii="AcmeFont" w:hAnsi="AcmeFont"/>
         </w:rPr>
@@ -2461,6 +2424,7 @@
         <w:rPr>
           <w:highlight w:val="lightGray"/>
         </w:rPr>
+        <w:lastRenderedPageBreak/>
         <w:t>Biblio: modify_</w:t>
       </w:r>
       <w:r>
@@ -2580,11 +2544,12 @@
     </w:p>
     <w:p>
       <w:pPr>
-        <w:pStyle w:val="Titre1"/>
+        <w:pStyle w:val="Heading1"/>
       </w:pPr>
       <w:bookmarkStart w:id="11" w:name="_Reference_(English)"/>
       <w:bookmarkEnd w:id="11"/>
       <w:r>
+        <w:lastRenderedPageBreak/>
         <w:t>Reference (</w:t>
       </w:r>
       <w:r>
@@ -2596,7 +2561,7 @@
     </w:p>
     <w:p>
       <w:pPr>
-        <w:pStyle w:val="Titre2"/>
+        <w:pStyle w:val="Heading2"/>
         <w:rPr>
           <w:lang w:val="en-GB"/>
         </w:rPr>
@@ -2638,27 +2603,15 @@
         </w:numPr>
         <w:contextualSpacing/>
         <w:rPr>
-          <w:rStyle w:val="Lienhypertexte"/>
+          <w:rStyle w:val="Hyperlink"/>
         </w:rPr>
       </w:pPr>
       <w:hyperlink w:anchor="_send_-level:&lt;level&gt;_-subject:&lt;subje" w:history="1">
         <w:r>
           <w:rPr>
-            <w:rStyle w:val="Lienhypertexte"/>
+            <w:rStyle w:val="Hyperlink"/>
           </w:rPr>
-          <w:t>se</w:t>
-        </w:r>
-        <w:r>
-          <w:rPr>
-            <w:rStyle w:val="Lienhypertexte"/>
-          </w:rPr>
-          <w:t>n</w:t>
-        </w:r>
-        <w:r>
-          <w:rPr>
-            <w:rStyle w:val="Lienhypertexte"/>
-          </w:rPr>
-          <w:t>d</w:t>
+          <w:t>send</w:t>
         </w:r>
       </w:hyperlink>
     </w:p>
@@ -2672,39 +2625,15 @@
         </w:numPr>
         <w:contextualSpacing/>
         <w:rPr>
-          <w:rStyle w:val="Lienhypertexte"/>
+          <w:rStyle w:val="Hyperlink"/>
         </w:rPr>
       </w:pPr>
       <w:hyperlink w:anchor="_search_unvalidate_-subject:&lt;subject" w:history="1">
         <w:r>
           <w:rPr>
-            <w:rStyle w:val="Lienhypertexte"/>
+            <w:rStyle w:val="Hyperlink"/>
           </w:rPr>
-          <w:t>search_un</w:t>
-        </w:r>
-        <w:r>
-          <w:rPr>
-            <w:rStyle w:val="Lienhypertexte"/>
-          </w:rPr>
-          <w:t>v</w:t>
-        </w:r>
-        <w:r>
-          <w:rPr>
-            <w:rStyle w:val="Lienhypertexte"/>
-          </w:rPr>
-          <w:t>a</w:t>
-        </w:r>
-        <w:r>
-          <w:rPr>
-            <w:rStyle w:val="Lienhypertexte"/>
-          </w:rPr>
-          <w:t>l</w:t>
-        </w:r>
-        <w:r>
-          <w:rPr>
-            <w:rStyle w:val="Lienhypertexte"/>
-          </w:rPr>
-          <w:t>idate</w:t>
+          <w:t>search_unvalidate</w:t>
         </w:r>
       </w:hyperlink>
     </w:p>
@@ -2718,7 +2647,7 @@
         </w:numPr>
         <w:contextualSpacing/>
         <w:rPr>
-          <w:rStyle w:val="Lienhypertexte"/>
+          <w:rStyle w:val="Hyperlink"/>
         </w:rPr>
       </w:pPr>
       <w:r>
@@ -2732,51 +2661,9 @@
       </w:r>
       <w:r>
         <w:rPr>
-          <w:rStyle w:val="Lienhypertexte"/>
-        </w:rPr>
-        <w:t>get</w:t>
-      </w:r>
-      <w:r>
-        <w:rPr>
-          <w:rStyle w:val="Lienhypertexte"/>
-        </w:rPr>
-        <w:t>_</w:t>
-      </w:r>
-      <w:r>
-        <w:rPr>
-          <w:rStyle w:val="Lienhypertexte"/>
-        </w:rPr>
-        <w:t>u</w:t>
-      </w:r>
-      <w:r>
-        <w:rPr>
-          <w:rStyle w:val="Lienhypertexte"/>
-        </w:rPr>
-        <w:t>n</w:t>
-      </w:r>
-      <w:r>
-        <w:rPr>
-          <w:rStyle w:val="Lienhypertexte"/>
-        </w:rPr>
-        <w:t>v</w:t>
-      </w:r>
-      <w:r>
-        <w:rPr>
-          <w:rStyle w:val="Lienhypertexte"/>
-        </w:rPr>
-        <w:t>alid</w:t>
-      </w:r>
-      <w:r>
-        <w:rPr>
-          <w:rStyle w:val="Lienhypertexte"/>
-        </w:rPr>
-        <w:t>a</w:t>
-      </w:r>
-      <w:r>
-        <w:rPr>
-          <w:rStyle w:val="Lienhypertexte"/>
-        </w:rPr>
-        <w:t>te</w:t>
+          <w:rStyle w:val="Hyperlink"/>
+        </w:rPr>
+        <w:t>get_unvalidate</w:t>
       </w:r>
     </w:p>
     <w:p>
@@ -2789,7 +2676,7 @@
         </w:numPr>
         <w:contextualSpacing/>
         <w:rPr>
-          <w:rStyle w:val="Lienhypertexte"/>
+          <w:rStyle w:val="Hyperlink"/>
         </w:rPr>
       </w:pPr>
       <w:r>
@@ -2798,21 +2685,9 @@
       <w:hyperlink w:anchor="_validate_-id:&lt;document’s_id&gt;" w:history="1">
         <w:r>
           <w:rPr>
-            <w:rStyle w:val="Lienhypertexte"/>
+            <w:rStyle w:val="Hyperlink"/>
           </w:rPr>
-          <w:t>v</w:t>
-        </w:r>
-        <w:r>
-          <w:rPr>
-            <w:rStyle w:val="Lienhypertexte"/>
-          </w:rPr>
-          <w:t>a</w:t>
-        </w:r>
-        <w:r>
-          <w:rPr>
-            <w:rStyle w:val="Lienhypertexte"/>
-          </w:rPr>
-          <w:t>lidate</w:t>
+          <w:t>validate</w:t>
         </w:r>
       </w:hyperlink>
     </w:p>
@@ -2826,27 +2701,15 @@
         </w:numPr>
         <w:contextualSpacing/>
         <w:rPr>
-          <w:rStyle w:val="Lienhypertexte"/>
+          <w:rStyle w:val="Hyperlink"/>
         </w:rPr>
       </w:pPr>
       <w:hyperlink w:anchor="_refuse_-id:&lt;document’s_id&gt;" w:history="1">
         <w:r>
           <w:rPr>
-            <w:rStyle w:val="Lienhypertexte"/>
+            <w:rStyle w:val="Hyperlink"/>
           </w:rPr>
-          <w:t>refu</w:t>
-        </w:r>
-        <w:r>
-          <w:rPr>
-            <w:rStyle w:val="Lienhypertexte"/>
-          </w:rPr>
-          <w:t>s</w:t>
-        </w:r>
-        <w:r>
-          <w:rPr>
-            <w:rStyle w:val="Lienhypertexte"/>
-          </w:rPr>
-          <w:t>e</w:t>
+          <w:t>refuse</w:t>
         </w:r>
       </w:hyperlink>
     </w:p>
@@ -2860,21 +2723,15 @@
         </w:numPr>
         <w:contextualSpacing/>
         <w:rPr>
-          <w:rStyle w:val="Lienhypertexte"/>
+          <w:rStyle w:val="Hyperlink"/>
         </w:rPr>
       </w:pPr>
       <w:hyperlink w:anchor="_update_-id:&lt;document’s_id&gt;" w:history="1">
         <w:r>
           <w:rPr>
-            <w:rStyle w:val="Lienhypertexte"/>
+            <w:rStyle w:val="Hyperlink"/>
           </w:rPr>
-          <w:t>updat</w:t>
-        </w:r>
-        <w:r>
-          <w:rPr>
-            <w:rStyle w:val="Lienhypertexte"/>
-          </w:rPr>
-          <w:t>e</w:t>
+          <w:t>update</w:t>
         </w:r>
       </w:hyperlink>
     </w:p>
@@ -2888,33 +2745,21 @@
         <w:ind w:left="641" w:hanging="357"/>
         <w:contextualSpacing/>
         <w:rPr>
-          <w:rStyle w:val="Lienhypertexte"/>
+          <w:rStyle w:val="Hyperlink"/>
         </w:rPr>
       </w:pPr>
       <w:hyperlink w:anchor="_delete_-id:&lt;document’s_id&gt;" w:history="1">
         <w:r>
           <w:rPr>
-            <w:rStyle w:val="Lienhypertexte"/>
+            <w:rStyle w:val="Hyperlink"/>
           </w:rPr>
-          <w:t>dele</w:t>
-        </w:r>
-        <w:r>
-          <w:rPr>
-            <w:rStyle w:val="Lienhypertexte"/>
-          </w:rPr>
-          <w:t>t</w:t>
-        </w:r>
-        <w:r>
-          <w:rPr>
-            <w:rStyle w:val="Lienhypertexte"/>
-          </w:rPr>
-          <w:t>e</w:t>
+          <w:t>delete</w:t>
         </w:r>
       </w:hyperlink>
     </w:p>
     <w:p>
       <w:pPr>
-        <w:pStyle w:val="Titre3"/>
+        <w:pStyle w:val="Heading3"/>
       </w:pPr>
       <w:bookmarkStart w:id="12" w:name="_send_-level:&lt;level&gt;_-subject:&lt;subje"/>
       <w:bookmarkEnd w:id="12"/>
@@ -2946,7 +2791,7 @@
       <w:hyperlink w:anchor="_Envoyer_un_fichier" w:history="1">
         <w:r>
           <w:rPr>
-            <w:rStyle w:val="Lienhypertexte"/>
+            <w:rStyle w:val="Hyperlink"/>
           </w:rPr>
           <w:t>here</w:t>
         </w:r>
@@ -3114,7 +2959,7 @@
     </w:p>
     <w:p>
       <w:pPr>
-        <w:pStyle w:val="Titre3"/>
+        <w:pStyle w:val="Heading3"/>
       </w:pPr>
       <w:bookmarkStart w:id="13" w:name="_search_unvalidate_-subject:&lt;subject"/>
       <w:bookmarkEnd w:id="13"/>
@@ -3151,244 +2996,7 @@
       <w:hyperlink w:anchor="_Envoyer_un_fichier" w:history="1">
         <w:r>
           <w:rPr>
-            <w:rStyle w:val="Lienhypertexte"/>
-          </w:rPr>
-          <w:t>he</w:t>
-        </w:r>
-        <w:r>
-          <w:rPr>
-            <w:rStyle w:val="Lienhypertexte"/>
-          </w:rPr>
-          <w:t>r</w:t>
-        </w:r>
-        <w:r>
-          <w:rPr>
-            <w:rStyle w:val="Lienhypertexte"/>
-          </w:rPr>
-          <w:t>e</w:t>
-        </w:r>
-      </w:hyperlink>
-      <w:r>
-        <w:t>).</w:t>
-      </w:r>
-    </w:p>
-    <w:p>
-      <w:pPr>
-        <w:pStyle w:val="Textbody"/>
-        <w:ind w:firstLine="709"/>
-        <w:contextualSpacing/>
-        <w:rPr>
-          <w:color w:val="000000"/>
-        </w:rPr>
-      </w:pPr>
-      <w:r>
-        <w:rPr>
-          <w:color w:val="000000"/>
-        </w:rPr>
-        <w:t>-</w:t>
-      </w:r>
-      <w:r>
-        <w:rPr>
-          <w:b/>
-          <w:bCs/>
-          <w:color w:val="000000"/>
-        </w:rPr>
-        <w:t>subject</w:t>
-      </w:r>
-      <w:r>
-        <w:rPr>
-          <w:color w:val="000000"/>
-        </w:rPr>
-        <w:t xml:space="preserve">: </w:t>
-      </w:r>
-      <w:r>
-        <w:rPr>
-          <w:b/>
-          <w:bCs/>
-          <w:color w:val="000000"/>
-        </w:rPr>
-        <w:t xml:space="preserve">&lt;subject&gt; </w:t>
-      </w:r>
-      <w:r>
-        <w:rPr>
-          <w:color w:val="000000"/>
-        </w:rPr>
-        <w:t>=&gt; Indicate the documents’ subject that you want to see;</w:t>
-      </w:r>
-    </w:p>
-    <w:p>
-      <w:pPr>
-        <w:pStyle w:val="Textbody"/>
-        <w:contextualSpacing/>
-        <w:rPr>
-          <w:rFonts w:ascii="Courier New" w:hAnsi="Courier New" w:cs="Courier New"/>
-        </w:rPr>
-      </w:pPr>
-      <w:r>
-        <w:rPr>
-          <w:i/>
-          <w:iCs/>
-        </w:rPr>
-        <w:t>Short version:</w:t>
-      </w:r>
-      <w:r>
-        <w:t xml:space="preserve"> </w:t>
-      </w:r>
-      <w:r>
-        <w:rPr>
-          <w:rFonts w:ascii="Courier New" w:hAnsi="Courier New" w:cs="Courier New"/>
-        </w:rPr>
-        <w:t>s</w:t>
-      </w:r>
-      <w:r>
-        <w:rPr>
-          <w:rFonts w:ascii="Courier New" w:hAnsi="Courier New" w:cs="Courier New"/>
-        </w:rPr>
-        <w:t>u</w:t>
-      </w:r>
-    </w:p>
-    <w:p>
-      <w:pPr>
-        <w:pStyle w:val="Titre3"/>
-      </w:pPr>
-      <w:bookmarkStart w:id="14" w:name="_get_unvalidate_-id:&lt;document’s_id&gt;"/>
-      <w:bookmarkEnd w:id="14"/>
-      <w:r>
-        <w:t>g</w:t>
-      </w:r>
-      <w:r>
-        <w:t>et</w:t>
-      </w:r>
-      <w:r>
-        <w:t>_unvalidate</w:t>
-      </w:r>
-      <w:r>
-        <w:t xml:space="preserve"> -</w:t>
-      </w:r>
-      <w:r>
-        <w:t>id:&lt;</w:t>
-      </w:r>
-      <w:r>
-        <w:t>document’s id</w:t>
-      </w:r>
-      <w:r>
-        <w:t>&gt;</w:t>
-      </w:r>
-    </w:p>
-    <w:p>
-      <w:pPr>
-        <w:pStyle w:val="Textbody"/>
-        <w:keepNext/>
-        <w:keepLines/>
-        <w:contextualSpacing/>
-      </w:pPr>
-      <w:r>
-        <w:t>Allows you to get the content of a file</w:t>
-      </w:r>
-      <w:r>
-        <w:t xml:space="preserve"> which wait for a validation or which has been refused</w:t>
-      </w:r>
-      <w:r>
-        <w:t xml:space="preserve"> (guide </w:t>
-      </w:r>
-      <w:hyperlink w:anchor="_Envoyer_un_fichier" w:history="1">
-        <w:r>
-          <w:rPr>
-            <w:rStyle w:val="Lienhypertexte"/>
-          </w:rPr>
-          <w:t>h</w:t>
-        </w:r>
-        <w:r>
-          <w:rPr>
-            <w:rStyle w:val="Lienhypertexte"/>
-          </w:rPr>
-          <w:t>e</w:t>
-        </w:r>
-        <w:r>
-          <w:rPr>
-            <w:rStyle w:val="Lienhypertexte"/>
-          </w:rPr>
-          <w:t>re</w:t>
-        </w:r>
-      </w:hyperlink>
-      <w:r>
-        <w:t>).</w:t>
-      </w:r>
-    </w:p>
-    <w:p>
-      <w:pPr>
-        <w:pStyle w:val="Textbody"/>
-        <w:keepNext/>
-        <w:keepLines/>
-        <w:ind w:firstLine="646"/>
-        <w:contextualSpacing/>
-      </w:pPr>
-      <w:r>
-        <w:rPr>
-          <w:b/>
-          <w:bCs/>
-        </w:rPr>
-        <w:t xml:space="preserve">-id: &lt;document’s id&gt; </w:t>
-      </w:r>
-      <w:r>
-        <w:t xml:space="preserve">=&gt; Indicate </w:t>
-      </w:r>
-      <w:r>
-        <w:t>the</w:t>
-      </w:r>
-      <w:r>
-        <w:t xml:space="preserve"> document’s ID.</w:t>
-      </w:r>
-    </w:p>
-    <w:p>
-      <w:pPr>
-        <w:pStyle w:val="Textbody"/>
-        <w:contextualSpacing/>
-      </w:pPr>
-      <w:r>
-        <w:rPr>
-          <w:i/>
-          <w:iCs/>
-        </w:rPr>
-        <w:t>Short version:</w:t>
-      </w:r>
-      <w:r>
-        <w:t xml:space="preserve"> </w:t>
-      </w:r>
-      <w:r>
-        <w:rPr>
-          <w:rFonts w:ascii="Courier New" w:hAnsi="Courier New" w:cs="Courier New"/>
-        </w:rPr>
-        <w:t>gu</w:t>
-      </w:r>
-    </w:p>
-    <w:p>
-      <w:pPr>
-        <w:pStyle w:val="Titre3"/>
-      </w:pPr>
-      <w:bookmarkStart w:id="15" w:name="_validate_-id:&lt;document’s_id&gt;"/>
-      <w:bookmarkEnd w:id="15"/>
-      <w:r>
-        <w:tab/>
-      </w:r>
-      <w:r>
-        <w:t>validate -id:&lt;document’s id&gt;</w:t>
-      </w:r>
-    </w:p>
-    <w:p>
-      <w:pPr>
-        <w:pStyle w:val="Textbody"/>
-        <w:keepNext/>
-        <w:keepLines/>
-        <w:contextualSpacing/>
-      </w:pPr>
-      <w:r>
-        <w:t xml:space="preserve">Allows you to validate a document if it isn’t already refused (guide </w:t>
-      </w:r>
-      <w:hyperlink w:anchor="_Envoyer_un_fichier" w:history="1">
-        <w:r>
-          <w:rPr>
-            <w:rStyle w:val="Lienhypertexte"/>
+            <w:rStyle w:val="Hyperlink"/>
           </w:rPr>
           <w:t>here</w:t>
         </w:r>
@@ -3400,6 +3008,219 @@
     <w:p>
       <w:pPr>
         <w:pStyle w:val="Textbody"/>
+        <w:ind w:firstLine="709"/>
+        <w:contextualSpacing/>
+        <w:rPr>
+          <w:color w:val="000000"/>
+        </w:rPr>
+      </w:pPr>
+      <w:r>
+        <w:rPr>
+          <w:color w:val="000000"/>
+        </w:rPr>
+        <w:t>-</w:t>
+      </w:r>
+      <w:r>
+        <w:rPr>
+          <w:b/>
+          <w:bCs/>
+          <w:color w:val="000000"/>
+        </w:rPr>
+        <w:t>subject</w:t>
+      </w:r>
+      <w:r>
+        <w:rPr>
+          <w:color w:val="000000"/>
+        </w:rPr>
+        <w:t xml:space="preserve">: </w:t>
+      </w:r>
+      <w:r>
+        <w:rPr>
+          <w:b/>
+          <w:bCs/>
+          <w:color w:val="000000"/>
+        </w:rPr>
+        <w:t xml:space="preserve">&lt;subject&gt; </w:t>
+      </w:r>
+      <w:r>
+        <w:rPr>
+          <w:color w:val="000000"/>
+        </w:rPr>
+        <w:t>=&gt; Indicate the documents’ subject that you want to see;</w:t>
+      </w:r>
+    </w:p>
+    <w:p>
+      <w:pPr>
+        <w:pStyle w:val="Textbody"/>
+        <w:contextualSpacing/>
+        <w:rPr>
+          <w:rFonts w:ascii="Courier New" w:hAnsi="Courier New" w:cs="Courier New"/>
+        </w:rPr>
+      </w:pPr>
+      <w:r>
+        <w:rPr>
+          <w:i/>
+          <w:iCs/>
+        </w:rPr>
+        <w:t>Short version:</w:t>
+      </w:r>
+      <w:r>
+        <w:t xml:space="preserve"> </w:t>
+      </w:r>
+      <w:r>
+        <w:rPr>
+          <w:rFonts w:ascii="Courier New" w:hAnsi="Courier New" w:cs="Courier New"/>
+        </w:rPr>
+        <w:t>s</w:t>
+      </w:r>
+      <w:r>
+        <w:rPr>
+          <w:rFonts w:ascii="Courier New" w:hAnsi="Courier New" w:cs="Courier New"/>
+        </w:rPr>
+        <w:t>u</w:t>
+      </w:r>
+    </w:p>
+    <w:p>
+      <w:pPr>
+        <w:pStyle w:val="Heading3"/>
+      </w:pPr>
+      <w:bookmarkStart w:id="14" w:name="_get_unvalidate_-id:&lt;document’s_id&gt;"/>
+      <w:bookmarkEnd w:id="14"/>
+      <w:r>
+        <w:t>g</w:t>
+      </w:r>
+      <w:r>
+        <w:t>et</w:t>
+      </w:r>
+      <w:r>
+        <w:t>_unvalidate</w:t>
+      </w:r>
+      <w:r>
+        <w:t xml:space="preserve"> -</w:t>
+      </w:r>
+      <w:r>
+        <w:t>id:&lt;</w:t>
+      </w:r>
+      <w:r>
+        <w:t>document’s id</w:t>
+      </w:r>
+      <w:r>
+        <w:t>&gt;</w:t>
+      </w:r>
+    </w:p>
+    <w:p>
+      <w:pPr>
+        <w:pStyle w:val="Textbody"/>
+        <w:keepNext/>
+        <w:keepLines/>
+        <w:contextualSpacing/>
+      </w:pPr>
+      <w:r>
+        <w:t>Allows you to get the content of a file</w:t>
+      </w:r>
+      <w:r>
+        <w:t xml:space="preserve"> which wait for a validation or which has been refused</w:t>
+      </w:r>
+      <w:r>
+        <w:t xml:space="preserve"> (guide </w:t>
+      </w:r>
+      <w:hyperlink w:anchor="_Envoyer_un_fichier" w:history="1">
+        <w:r>
+          <w:rPr>
+            <w:rStyle w:val="Hyperlink"/>
+          </w:rPr>
+          <w:t>here</w:t>
+        </w:r>
+      </w:hyperlink>
+      <w:r>
+        <w:t>).</w:t>
+      </w:r>
+    </w:p>
+    <w:p>
+      <w:pPr>
+        <w:pStyle w:val="Textbody"/>
+        <w:keepNext/>
+        <w:keepLines/>
+        <w:ind w:firstLine="646"/>
+        <w:contextualSpacing/>
+      </w:pPr>
+      <w:r>
+        <w:rPr>
+          <w:b/>
+          <w:bCs/>
+        </w:rPr>
+        <w:t xml:space="preserve">-id: &lt;document’s id&gt; </w:t>
+      </w:r>
+      <w:r>
+        <w:t xml:space="preserve">=&gt; Indicate </w:t>
+      </w:r>
+      <w:r>
+        <w:t>the</w:t>
+      </w:r>
+      <w:r>
+        <w:t xml:space="preserve"> document’s ID.</w:t>
+      </w:r>
+    </w:p>
+    <w:p>
+      <w:pPr>
+        <w:pStyle w:val="Textbody"/>
+        <w:contextualSpacing/>
+      </w:pPr>
+      <w:r>
+        <w:rPr>
+          <w:i/>
+          <w:iCs/>
+        </w:rPr>
+        <w:t>Short version:</w:t>
+      </w:r>
+      <w:r>
+        <w:t xml:space="preserve"> </w:t>
+      </w:r>
+      <w:r>
+        <w:rPr>
+          <w:rFonts w:ascii="Courier New" w:hAnsi="Courier New" w:cs="Courier New"/>
+        </w:rPr>
+        <w:t>gu</w:t>
+      </w:r>
+    </w:p>
+    <w:p>
+      <w:pPr>
+        <w:pStyle w:val="Heading3"/>
+      </w:pPr>
+      <w:bookmarkStart w:id="15" w:name="_validate_-id:&lt;document’s_id&gt;"/>
+      <w:bookmarkEnd w:id="15"/>
+      <w:r>
+        <w:tab/>
+      </w:r>
+      <w:r>
+        <w:t>validate -id:&lt;document’s id&gt;</w:t>
+      </w:r>
+    </w:p>
+    <w:p>
+      <w:pPr>
+        <w:pStyle w:val="Textbody"/>
+        <w:keepNext/>
+        <w:keepLines/>
+        <w:contextualSpacing/>
+      </w:pPr>
+      <w:r>
+        <w:t xml:space="preserve">Allows you to validate a document if it isn’t already refused (guide </w:t>
+      </w:r>
+      <w:hyperlink w:anchor="_Envoyer_un_fichier" w:history="1">
+        <w:r>
+          <w:rPr>
+            <w:rStyle w:val="Hyperlink"/>
+          </w:rPr>
+          <w:t>here</w:t>
+        </w:r>
+      </w:hyperlink>
+      <w:r>
+        <w:t>).</w:t>
+      </w:r>
+    </w:p>
+    <w:p>
+      <w:pPr>
+        <w:pStyle w:val="Textbody"/>
         <w:keepNext/>
         <w:keepLines/>
         <w:ind w:firstLine="709"/>
@@ -3443,7 +3264,7 @@
     </w:p>
     <w:p>
       <w:pPr>
-        <w:pStyle w:val="Titre3"/>
+        <w:pStyle w:val="Heading3"/>
       </w:pPr>
       <w:bookmarkStart w:id="16" w:name="_refuse_-id:&lt;document’s_id&gt;"/>
       <w:bookmarkEnd w:id="16"/>
@@ -3510,11 +3331,12 @@
     </w:p>
     <w:p>
       <w:pPr>
-        <w:pStyle w:val="Titre3"/>
+        <w:pStyle w:val="Heading3"/>
       </w:pPr>
       <w:bookmarkStart w:id="17" w:name="_update_-id:&lt;document’s_id&gt;"/>
       <w:bookmarkEnd w:id="17"/>
       <w:r>
+        <w:lastRenderedPageBreak/>
         <w:tab/>
       </w:r>
       <w:r>
@@ -3577,7 +3399,7 @@
     </w:p>
     <w:p>
       <w:pPr>
-        <w:pStyle w:val="Titre3"/>
+        <w:pStyle w:val="Heading3"/>
       </w:pPr>
       <w:bookmarkStart w:id="18" w:name="_delete_-id:&lt;document’s_id&gt;"/>
       <w:bookmarkEnd w:id="18"/>
@@ -3644,7 +3466,7 @@
     </w:p>
     <w:p>
       <w:pPr>
-        <w:pStyle w:val="Titre2"/>
+        <w:pStyle w:val="Heading2"/>
         <w:rPr>
           <w:lang w:val="en-GB"/>
         </w:rPr>
@@ -3692,13 +3514,13 @@
         </w:numPr>
         <w:contextualSpacing/>
         <w:rPr>
-          <w:rStyle w:val="Lienhypertexte"/>
+          <w:rStyle w:val="Hyperlink"/>
         </w:rPr>
       </w:pPr>
       <w:hyperlink w:anchor="_get_-id:&lt;document’s_id&gt;" w:history="1">
         <w:r>
           <w:rPr>
-            <w:rStyle w:val="Lienhypertexte"/>
+            <w:rStyle w:val="Hyperlink"/>
           </w:rPr>
           <w:t>get</w:t>
         </w:r>
@@ -3714,13 +3536,13 @@
         <w:ind w:left="641" w:hanging="357"/>
         <w:contextualSpacing/>
         <w:rPr>
-          <w:rStyle w:val="Lienhypertexte"/>
+          <w:rStyle w:val="Hyperlink"/>
         </w:rPr>
       </w:pPr>
       <w:hyperlink w:anchor="_search_[-subject:&lt;subject&gt;]_[-level" w:history="1">
         <w:r>
           <w:rPr>
-            <w:rStyle w:val="Lienhypertexte"/>
+            <w:rStyle w:val="Hyperlink"/>
           </w:rPr>
           <w:t>search</w:t>
         </w:r>
@@ -3728,7 +3550,7 @@
     </w:p>
     <w:p>
       <w:pPr>
-        <w:pStyle w:val="Titre3"/>
+        <w:pStyle w:val="Heading3"/>
       </w:pPr>
       <w:bookmarkStart w:id="19" w:name="_get_-id:&lt;document’s_id&gt;"/>
       <w:bookmarkEnd w:id="19"/>
@@ -3759,7 +3581,7 @@
       <w:hyperlink w:anchor="_Chercher_et_obtenir" w:history="1">
         <w:r>
           <w:rPr>
-            <w:rStyle w:val="Lienhypertexte"/>
+            <w:rStyle w:val="Hyperlink"/>
           </w:rPr>
           <w:t>here</w:t>
         </w:r>
@@ -3815,7 +3637,7 @@
     </w:p>
     <w:p>
       <w:pPr>
-        <w:pStyle w:val="Titre3"/>
+        <w:pStyle w:val="Heading3"/>
       </w:pPr>
       <w:bookmarkStart w:id="20" w:name="_search_[-subject:&lt;subject&gt;]_[-level"/>
       <w:bookmarkEnd w:id="20"/>
@@ -3875,7 +3697,7 @@
       <w:hyperlink w:anchor="_Chercher_et_obtenir" w:history="1">
         <w:r>
           <w:rPr>
-            <w:rStyle w:val="Lienhypertexte"/>
+            <w:rStyle w:val="Hyperlink"/>
           </w:rPr>
           <w:t>here</w:t>
         </w:r>
@@ -4027,7 +3849,7 @@
     </w:p>
     <w:p>
       <w:pPr>
-        <w:pStyle w:val="Titre2"/>
+        <w:pStyle w:val="Heading2"/>
         <w:rPr>
           <w:lang w:val="en-GB"/>
         </w:rPr>
@@ -4076,13 +3898,13 @@
         <w:ind w:left="641" w:hanging="357"/>
         <w:contextualSpacing/>
         <w:rPr>
-          <w:rStyle w:val="Lienhypertexte"/>
+          <w:rStyle w:val="Hyperlink"/>
         </w:rPr>
       </w:pPr>
       <w:hyperlink w:anchor="_url_-link:_&lt;GDrive" w:history="1">
         <w:r>
           <w:rPr>
-            <w:rStyle w:val="Lienhypertexte"/>
+            <w:rStyle w:val="Hyperlink"/>
           </w:rPr>
           <w:t>url</w:t>
         </w:r>
@@ -4099,13 +3921,13 @@
         <w:ind w:left="641" w:hanging="357"/>
         <w:contextualSpacing/>
         <w:rPr>
-          <w:rStyle w:val="Lienhypertexte"/>
+          <w:rStyle w:val="Hyperlink"/>
         </w:rPr>
       </w:pPr>
       <w:hyperlink w:anchor="_create_settings_[-subject:&lt;subject_" w:history="1">
         <w:r>
           <w:rPr>
-            <w:rStyle w:val="Lienhypertexte"/>
+            <w:rStyle w:val="Hyperlink"/>
           </w:rPr>
           <w:t>create_settings</w:t>
         </w:r>
@@ -4122,13 +3944,13 @@
         <w:ind w:left="641" w:hanging="357"/>
         <w:contextualSpacing/>
         <w:rPr>
-          <w:rStyle w:val="Lienhypertexte"/>
+          <w:rStyle w:val="Hyperlink"/>
         </w:rPr>
       </w:pPr>
       <w:hyperlink w:anchor="_modify_settings_-subject:&lt;subject_n" w:history="1">
         <w:r>
           <w:rPr>
-            <w:rStyle w:val="Lienhypertexte"/>
+            <w:rStyle w:val="Hyperlink"/>
           </w:rPr>
           <w:t>modify_settings -subject</w:t>
         </w:r>
@@ -4145,13 +3967,13 @@
         <w:ind w:left="641" w:hanging="357"/>
         <w:contextualSpacing/>
         <w:rPr>
-          <w:rStyle w:val="Lienhypertexte"/>
+          <w:rStyle w:val="Hyperlink"/>
         </w:rPr>
       </w:pPr>
       <w:hyperlink w:anchor="_modify_settings_-level:&lt;level_name&gt;" w:history="1">
         <w:r>
           <w:rPr>
-            <w:rStyle w:val="Lienhypertexte"/>
+            <w:rStyle w:val="Hyperlink"/>
           </w:rPr>
           <w:t>modify _settings -level</w:t>
         </w:r>
@@ -4168,13 +3990,13 @@
         <w:ind w:left="641" w:hanging="357"/>
         <w:contextualSpacing/>
         <w:rPr>
-          <w:rStyle w:val="Lienhypertexte"/>
+          <w:rStyle w:val="Hyperlink"/>
         </w:rPr>
       </w:pPr>
       <w:hyperlink w:anchor="_modify_settings_-prof_–" w:history="1">
         <w:r>
           <w:rPr>
-            <w:rStyle w:val="Lienhypertexte"/>
+            <w:rStyle w:val="Hyperlink"/>
           </w:rPr>
           <w:t>modify _settings -prof</w:t>
         </w:r>
@@ -4191,13 +4013,13 @@
         <w:ind w:left="641" w:hanging="357"/>
         <w:contextualSpacing/>
         <w:rPr>
-          <w:rStyle w:val="Lienhypertexte"/>
+          <w:rStyle w:val="Hyperlink"/>
         </w:rPr>
       </w:pPr>
       <w:hyperlink w:anchor="_modify_settings_-validation:&lt;true|f" w:history="1">
         <w:r>
           <w:rPr>
-            <w:rStyle w:val="Lienhypertexte"/>
+            <w:rStyle w:val="Hyperlink"/>
           </w:rPr>
           <w:t>modify _settings -validation</w:t>
         </w:r>
@@ -4213,13 +4035,13 @@
         <w:ind w:left="641" w:hanging="357"/>
         <w:contextualSpacing/>
         <w:rPr>
-          <w:rStyle w:val="Lienhypertexte"/>
+          <w:rStyle w:val="Hyperlink"/>
         </w:rPr>
       </w:pPr>
       <w:hyperlink w:anchor="_handle_settings_[-view:&lt;saved|run&gt;]" w:history="1">
         <w:r>
           <w:rPr>
-            <w:rStyle w:val="Lienhypertexte"/>
+            <w:rStyle w:val="Hyperlink"/>
           </w:rPr>
           <w:t>handle_settings</w:t>
         </w:r>
@@ -4227,7 +4049,7 @@
     </w:p>
     <w:p>
       <w:pPr>
-        <w:pStyle w:val="Titre3"/>
+        <w:pStyle w:val="Heading3"/>
       </w:pPr>
       <w:bookmarkStart w:id="21" w:name="_url_-link:_&lt;GDrive"/>
       <w:bookmarkEnd w:id="21"/>
@@ -4270,11 +4092,12 @@
     </w:p>
     <w:p>
       <w:pPr>
-        <w:pStyle w:val="Titre3"/>
+        <w:pStyle w:val="Heading3"/>
       </w:pPr>
       <w:bookmarkStart w:id="22" w:name="_create_settings_[-subject:&lt;subject_"/>
       <w:bookmarkEnd w:id="22"/>
       <w:r>
+        <w:lastRenderedPageBreak/>
         <w:tab/>
       </w:r>
       <w:r>
@@ -4331,7 +4154,7 @@
       <w:hyperlink w:anchor="_Domaines,_niveaux_et" w:history="1">
         <w:r>
           <w:rPr>
-            <w:rStyle w:val="Lienhypertexte"/>
+            <w:rStyle w:val="Hyperlink"/>
           </w:rPr>
           <w:t>here</w:t>
         </w:r>
@@ -4345,7 +4168,7 @@
       <w:hyperlink w:anchor="_Créer_des_domaines" w:history="1">
         <w:r>
           <w:rPr>
-            <w:rStyle w:val="Lienhypertexte"/>
+            <w:rStyle w:val="Hyperlink"/>
           </w:rPr>
           <w:t>here</w:t>
         </w:r>
@@ -4452,7 +4275,7 @@
     </w:p>
     <w:p>
       <w:pPr>
-        <w:pStyle w:val="Titre3"/>
+        <w:pStyle w:val="Heading3"/>
       </w:pPr>
       <w:bookmarkStart w:id="23" w:name="_modify_settings_-subject:&lt;subject_n"/>
       <w:bookmarkEnd w:id="23"/>
@@ -4495,7 +4318,7 @@
       <w:hyperlink w:anchor="_Domaines,_niveaux_et" w:history="1">
         <w:r>
           <w:rPr>
-            <w:rStyle w:val="Lienhypertexte"/>
+            <w:rStyle w:val="Hyperlink"/>
           </w:rPr>
           <w:t>here</w:t>
         </w:r>
@@ -4509,7 +4332,7 @@
       <w:hyperlink w:anchor="_Gérer_les_channels" w:history="1">
         <w:r>
           <w:rPr>
-            <w:rStyle w:val="Lienhypertexte"/>
+            <w:rStyle w:val="Hyperlink"/>
           </w:rPr>
           <w:t>here</w:t>
         </w:r>
@@ -4644,7 +4467,7 @@
     </w:p>
     <w:p>
       <w:pPr>
-        <w:pStyle w:val="Titre3"/>
+        <w:pStyle w:val="Heading3"/>
       </w:pPr>
       <w:bookmarkStart w:id="24" w:name="_modify_settings_-level:&lt;level_name&gt;"/>
       <w:bookmarkEnd w:id="24"/>
@@ -4693,7 +4516,7 @@
       <w:hyperlink w:anchor="_Domaines,_niveaux_et" w:history="1">
         <w:r>
           <w:rPr>
-            <w:rStyle w:val="Lienhypertexte"/>
+            <w:rStyle w:val="Hyperlink"/>
           </w:rPr>
           <w:t>here</w:t>
         </w:r>
@@ -4783,7 +4606,7 @@
     </w:p>
     <w:p>
       <w:pPr>
-        <w:pStyle w:val="Titre3"/>
+        <w:pStyle w:val="Heading3"/>
       </w:pPr>
       <w:bookmarkStart w:id="25" w:name="_modify_settings_-prof_–"/>
       <w:bookmarkEnd w:id="25"/>
@@ -4834,7 +4657,7 @@
       <w:hyperlink w:anchor="_Domaines,_niveaux_et" w:history="1">
         <w:r>
           <w:rPr>
-            <w:rStyle w:val="Lienhypertexte"/>
+            <w:rStyle w:val="Hyperlink"/>
           </w:rPr>
           <w:t>here</w:t>
         </w:r>
@@ -4848,7 +4671,7 @@
       <w:hyperlink w:anchor="_Créer_des_domaines" w:history="1">
         <w:r>
           <w:rPr>
-            <w:rStyle w:val="Lienhypertexte"/>
+            <w:rStyle w:val="Hyperlink"/>
           </w:rPr>
           <w:t>here</w:t>
         </w:r>
@@ -4901,7 +4724,7 @@
     </w:p>
     <w:p>
       <w:pPr>
-        <w:pStyle w:val="Titre3"/>
+        <w:pStyle w:val="Heading3"/>
       </w:pPr>
       <w:bookmarkStart w:id="26" w:name="_modify_settings_-validation:&lt;true|f"/>
       <w:bookmarkEnd w:id="26"/>
@@ -4935,7 +4758,7 @@
       <w:hyperlink w:anchor="_Système_de_validation" w:history="1">
         <w:r>
           <w:rPr>
-            <w:rStyle w:val="Lienhypertexte"/>
+            <w:rStyle w:val="Hyperlink"/>
           </w:rPr>
           <w:t>here</w:t>
         </w:r>
@@ -4949,7 +4772,7 @@
       <w:hyperlink w:anchor="_Gérer_les_paramètres" w:history="1">
         <w:r>
           <w:rPr>
-            <w:rStyle w:val="Lienhypertexte"/>
+            <w:rStyle w:val="Hyperlink"/>
           </w:rPr>
           <w:t>here</w:t>
         </w:r>
@@ -5002,9 +4825,10 @@
     </w:p>
     <w:p>
       <w:pPr>
-        <w:pStyle w:val="Titre3"/>
-      </w:pPr>
-      <w:r>
+        <w:pStyle w:val="Heading3"/>
+      </w:pPr>
+      <w:r>
+        <w:lastRenderedPageBreak/>
         <w:t>modify_settings</w:t>
       </w:r>
       <w:r>
@@ -5034,7 +4858,7 @@
       <w:hyperlink w:anchor="_Système_de_validation" w:history="1">
         <w:r>
           <w:rPr>
-            <w:rStyle w:val="Lienhypertexte"/>
+            <w:rStyle w:val="Hyperlink"/>
           </w:rPr>
           <w:t>here</w:t>
         </w:r>
@@ -5048,7 +4872,7 @@
       <w:hyperlink w:anchor="_Gérer_les_paramètres" w:history="1">
         <w:r>
           <w:rPr>
-            <w:rStyle w:val="Lienhypertexte"/>
+            <w:rStyle w:val="Hyperlink"/>
           </w:rPr>
           <w:t>here</w:t>
         </w:r>
@@ -5101,7 +4925,7 @@
     </w:p>
     <w:p>
       <w:pPr>
-        <w:pStyle w:val="Titre3"/>
+        <w:pStyle w:val="Heading3"/>
       </w:pPr>
       <w:bookmarkStart w:id="27" w:name="_handle_settings_[-view:&lt;saved|run&gt;]"/>
       <w:bookmarkEnd w:id="27"/>
@@ -5157,7 +4981,7 @@
       <w:hyperlink w:anchor="_Gérer_les_paramètres" w:history="1">
         <w:r>
           <w:rPr>
-            <w:rStyle w:val="Lienhypertexte"/>
+            <w:rStyle w:val="Hyperlink"/>
           </w:rPr>
           <w:t>here</w:t>
         </w:r>
@@ -5252,7 +5076,7 @@
     </w:p>
     <w:p>
       <w:pPr>
-        <w:pStyle w:val="Titre3"/>
+        <w:pStyle w:val="Heading3"/>
       </w:pPr>
       <w:r>
         <w:t>prefix</w:t>
@@ -5261,10 +5085,7 @@
         <w:t xml:space="preserve"> -</w:t>
       </w:r>
       <w:r>
-        <w:t>&lt;new_prefix</w:t>
-      </w:r>
-      <w:r>
-        <w:t>&gt;</w:t>
+        <w:t>&lt;new_prefix&gt;</w:t>
       </w:r>
     </w:p>
     <w:p>
@@ -5342,7 +5163,7 @@
     </w:p>
     <w:p>
       <w:pPr>
-        <w:pStyle w:val="Titre2"/>
+        <w:pStyle w:val="Heading2"/>
       </w:pPr>
       <w:r>
         <w:t>DM commands</w:t>
@@ -5398,13 +5219,13 @@
       <w:hyperlink w:anchor="_info_-&lt;enable|disable&gt;" w:history="1">
         <w:r>
           <w:rPr>
-            <w:rStyle w:val="Lienhypertexte"/>
+            <w:rStyle w:val="Hyperlink"/>
           </w:rPr>
           <w:t>i</w:t>
         </w:r>
         <w:r>
           <w:rPr>
-            <w:rStyle w:val="Lienhypertexte"/>
+            <w:rStyle w:val="Hyperlink"/>
           </w:rPr>
           <w:t>nfo</w:t>
         </w:r>
@@ -5412,7 +5233,7 @@
     </w:p>
     <w:p>
       <w:pPr>
-        <w:pStyle w:val="Titre3"/>
+        <w:pStyle w:val="Heading3"/>
       </w:pPr>
       <w:bookmarkStart w:id="28" w:name="_info_-&lt;enable|disable&gt;"/>
       <w:bookmarkEnd w:id="28"/>
@@ -5474,36 +5295,19 @@
           <w:b/>
           <w:bCs/>
         </w:rPr>
-        <w:t>-</w:t>
-      </w:r>
-      <w:r>
-        <w:rPr>
-          <w:b/>
-          <w:bCs/>
-        </w:rPr>
-        <w:t>&lt;enable|disable&gt;</w:t>
-      </w:r>
-      <w:r>
-        <w:rPr>
-          <w:b/>
-          <w:bCs/>
-        </w:rPr>
-        <w:t xml:space="preserve"> </w:t>
-      </w:r>
-      <w:r>
-        <w:t xml:space="preserve">=&gt; Indicate </w:t>
-      </w:r>
-      <w:r>
-        <w:t>‘disable’ to disable these messages else indicate ‘enable’.</w:t>
+        <w:t xml:space="preserve">-&lt;enable|disable&gt; </w:t>
+      </w:r>
+      <w:r>
+        <w:t>=&gt; Indicate ‘disable’ to disable these messages else indicate ‘enable’.</w:t>
       </w:r>
     </w:p>
     <w:sectPr>
-      <w:headerReference w:type="even" r:id="rId17"/>
-      <w:headerReference w:type="default" r:id="rId18"/>
-      <w:footerReference w:type="even" r:id="rId19"/>
-      <w:footerReference w:type="default" r:id="rId20"/>
-      <w:headerReference w:type="first" r:id="rId21"/>
-      <w:footerReference w:type="first" r:id="rId22"/>
+      <w:headerReference w:type="even" r:id="rId16"/>
+      <w:headerReference w:type="default" r:id="rId17"/>
+      <w:footerReference w:type="even" r:id="rId18"/>
+      <w:footerReference w:type="default" r:id="rId19"/>
+      <w:headerReference w:type="first" r:id="rId20"/>
+      <w:footerReference w:type="first" r:id="rId21"/>
       <w:pgSz w:w="11906" w:h="16838"/>
       <w:pgMar w:top="1134" w:right="1134" w:bottom="1134" w:left="1134" w:header="720" w:footer="720" w:gutter="0"/>
       <w:cols w:space="720"/>
@@ -5514,7 +5318,7 @@
 </file>
 
 <file path=word/endnotes.xml><?xml version="1.0" encoding="utf-8"?>
-<w:endnotes xmlns:wpc="http://schemas.microsoft.com/office/word/2010/wordprocessingCanvas" xmlns:cx="http://schemas.microsoft.com/office/drawing/2014/chartex" xmlns:cx1="http://schemas.microsoft.com/office/drawing/2015/9/8/chartex" xmlns:cx2="http://schemas.microsoft.com/office/drawing/2015/10/21/chartex" xmlns:cx3="http://schemas.microsoft.com/office/drawing/2016/5/9/chartex" xmlns:cx4="http://schemas.microsoft.com/office/drawing/2016/5/10/chartex" xmlns:cx5="http://schemas.microsoft.com/office/drawing/2016/5/11/chartex" xmlns:cx6="http://schemas.microsoft.com/office/drawing/2016/5/12/chartex" xmlns:cx7="http://schemas.microsoft.com/office/drawing/2016/5/13/chartex" xmlns:cx8="http://schemas.microsoft.com/office/drawing/2016/5/14/chartex" xmlns:mc="http://schemas.openxmlformats.org/markup-compatibility/2006" xmlns:aink="http://schemas.microsoft.com/office/drawing/2016/ink" xmlns:am3d="http://schemas.microsoft.com/office/drawing/2017/model3d" xmlns:o="urn:schemas-microsoft-com:office:office" xmlns:r="http://schemas.openxmlformats.org/officeDocument/2006/relationships" xmlns:m="http://schemas.openxmlformats.org/officeDocument/2006/math" xmlns:v="urn:schemas-microsoft-com:vml" xmlns:wp14="http://schemas.microsoft.com/office/word/2010/wordprocessingDrawing" xmlns:wp="http://schemas.openxmlformats.org/drawingml/2006/wordprocessingDrawing" xmlns:w10="urn:schemas-microsoft-com:office:word" xmlns:w="http://schemas.openxmlformats.org/wordprocessingml/2006/main" xmlns:w14="http://schemas.microsoft.com/office/word/2010/wordml" xmlns:w15="http://schemas.microsoft.com/office/word/2012/wordml" xmlns:w16cex="http://schemas.microsoft.com/office/word/2018/wordml/cex" xmlns:w16cid="http://schemas.microsoft.com/office/word/2016/wordml/cid" xmlns:w16="http://schemas.microsoft.com/office/word/2018/wordml" xmlns:w16se="http://schemas.microsoft.com/office/word/2015/wordml/symex" xmlns:wpg="http://schemas.microsoft.com/office/word/2010/wordprocessingGroup" xmlns:wpi="http://schemas.microsoft.com/office/word/2010/wordprocessingInk" xmlns:wne="http://schemas.microsoft.com/office/word/2006/wordml" xmlns:wps="http://schemas.microsoft.com/office/word/2010/wordprocessingShape" mc:Ignorable="w14 w15 w16se w16cid w16 w16cex wp14">
+<w:endnotes xmlns:wpc="http://schemas.microsoft.com/office/word/2010/wordprocessingCanvas" xmlns:cx="http://schemas.microsoft.com/office/drawing/2014/chartex" xmlns:cx1="http://schemas.microsoft.com/office/drawing/2015/9/8/chartex" xmlns:cx2="http://schemas.microsoft.com/office/drawing/2015/10/21/chartex" xmlns:cx3="http://schemas.microsoft.com/office/drawing/2016/5/9/chartex" xmlns:cx4="http://schemas.microsoft.com/office/drawing/2016/5/10/chartex" xmlns:cx5="http://schemas.microsoft.com/office/drawing/2016/5/11/chartex" xmlns:cx6="http://schemas.microsoft.com/office/drawing/2016/5/12/chartex" xmlns:cx7="http://schemas.microsoft.com/office/drawing/2016/5/13/chartex" xmlns:cx8="http://schemas.microsoft.com/office/drawing/2016/5/14/chartex" xmlns:mc="http://schemas.openxmlformats.org/markup-compatibility/2006" xmlns:aink="http://schemas.microsoft.com/office/drawing/2016/ink" xmlns:am3d="http://schemas.microsoft.com/office/drawing/2017/model3d" xmlns:o="urn:schemas-microsoft-com:office:office" xmlns:r="http://schemas.openxmlformats.org/officeDocument/2006/relationships" xmlns:m="http://schemas.openxmlformats.org/officeDocument/2006/math" xmlns:v="urn:schemas-microsoft-com:vml" xmlns:wp14="http://schemas.microsoft.com/office/word/2010/wordprocessingDrawing" xmlns:wp="http://schemas.openxmlformats.org/drawingml/2006/wordprocessingDrawing" xmlns:w10="urn:schemas-microsoft-com:office:word" xmlns:w="http://schemas.openxmlformats.org/wordprocessingml/2006/main" xmlns:w14="http://schemas.microsoft.com/office/word/2010/wordml" xmlns:w15="http://schemas.microsoft.com/office/word/2012/wordml" xmlns:w16cex="http://schemas.microsoft.com/office/word/2018/wordml/cex" xmlns:w16cid="http://schemas.microsoft.com/office/word/2016/wordml/cid" xmlns:w16="http://schemas.microsoft.com/office/word/2018/wordml" xmlns:w16sdtdh="http://schemas.microsoft.com/office/word/2020/wordml/sdtdatahash" xmlns:w16se="http://schemas.microsoft.com/office/word/2015/wordml/symex" xmlns:wpg="http://schemas.microsoft.com/office/word/2010/wordprocessingGroup" xmlns:wpi="http://schemas.microsoft.com/office/word/2010/wordprocessingInk" xmlns:wne="http://schemas.microsoft.com/office/word/2006/wordml" xmlns:wps="http://schemas.microsoft.com/office/word/2010/wordprocessingShape" mc:Ignorable="w14 w15 w16se w16cid w16 w16cex w16sdtdh wp14">
   <w:endnote w:type="separator" w:id="-1">
     <w:p>
       <w:r>
@@ -5533,37 +5337,37 @@
 </file>
 
 <file path=word/footer1.xml><?xml version="1.0" encoding="utf-8"?>
-<w:ftr xmlns:wpc="http://schemas.microsoft.com/office/word/2010/wordprocessingCanvas" xmlns:cx="http://schemas.microsoft.com/office/drawing/2014/chartex" xmlns:cx1="http://schemas.microsoft.com/office/drawing/2015/9/8/chartex" xmlns:cx2="http://schemas.microsoft.com/office/drawing/2015/10/21/chartex" xmlns:cx3="http://schemas.microsoft.com/office/drawing/2016/5/9/chartex" xmlns:cx4="http://schemas.microsoft.com/office/drawing/2016/5/10/chartex" xmlns:cx5="http://schemas.microsoft.com/office/drawing/2016/5/11/chartex" xmlns:cx6="http://schemas.microsoft.com/office/drawing/2016/5/12/chartex" xmlns:cx7="http://schemas.microsoft.com/office/drawing/2016/5/13/chartex" xmlns:cx8="http://schemas.microsoft.com/office/drawing/2016/5/14/chartex" xmlns:mc="http://schemas.openxmlformats.org/markup-compatibility/2006" xmlns:aink="http://schemas.microsoft.com/office/drawing/2016/ink" xmlns:am3d="http://schemas.microsoft.com/office/drawing/2017/model3d" xmlns:o="urn:schemas-microsoft-com:office:office" xmlns:r="http://schemas.openxmlformats.org/officeDocument/2006/relationships" xmlns:m="http://schemas.openxmlformats.org/officeDocument/2006/math" xmlns:v="urn:schemas-microsoft-com:vml" xmlns:wp14="http://schemas.microsoft.com/office/word/2010/wordprocessingDrawing" xmlns:wp="http://schemas.openxmlformats.org/drawingml/2006/wordprocessingDrawing" xmlns:w10="urn:schemas-microsoft-com:office:word" xmlns:w="http://schemas.openxmlformats.org/wordprocessingml/2006/main" xmlns:w14="http://schemas.microsoft.com/office/word/2010/wordml" xmlns:w15="http://schemas.microsoft.com/office/word/2012/wordml" xmlns:w16cex="http://schemas.microsoft.com/office/word/2018/wordml/cex" xmlns:w16cid="http://schemas.microsoft.com/office/word/2016/wordml/cid" xmlns:w16="http://schemas.microsoft.com/office/word/2018/wordml" xmlns:w16se="http://schemas.microsoft.com/office/word/2015/wordml/symex" xmlns:wpg="http://schemas.microsoft.com/office/word/2010/wordprocessingGroup" xmlns:wpi="http://schemas.microsoft.com/office/word/2010/wordprocessingInk" xmlns:wne="http://schemas.microsoft.com/office/word/2006/wordml" xmlns:wps="http://schemas.microsoft.com/office/word/2010/wordprocessingShape" mc:Ignorable="w14 w15 w16se w16cid w16 w16cex wp14">
+<w:ftr xmlns:wpc="http://schemas.microsoft.com/office/word/2010/wordprocessingCanvas" xmlns:cx="http://schemas.microsoft.com/office/drawing/2014/chartex" xmlns:cx1="http://schemas.microsoft.com/office/drawing/2015/9/8/chartex" xmlns:cx2="http://schemas.microsoft.com/office/drawing/2015/10/21/chartex" xmlns:cx3="http://schemas.microsoft.com/office/drawing/2016/5/9/chartex" xmlns:cx4="http://schemas.microsoft.com/office/drawing/2016/5/10/chartex" xmlns:cx5="http://schemas.microsoft.com/office/drawing/2016/5/11/chartex" xmlns:cx6="http://schemas.microsoft.com/office/drawing/2016/5/12/chartex" xmlns:cx7="http://schemas.microsoft.com/office/drawing/2016/5/13/chartex" xmlns:cx8="http://schemas.microsoft.com/office/drawing/2016/5/14/chartex" xmlns:mc="http://schemas.openxmlformats.org/markup-compatibility/2006" xmlns:aink="http://schemas.microsoft.com/office/drawing/2016/ink" xmlns:am3d="http://schemas.microsoft.com/office/drawing/2017/model3d" xmlns:o="urn:schemas-microsoft-com:office:office" xmlns:r="http://schemas.openxmlformats.org/officeDocument/2006/relationships" xmlns:m="http://schemas.openxmlformats.org/officeDocument/2006/math" xmlns:v="urn:schemas-microsoft-com:vml" xmlns:wp14="http://schemas.microsoft.com/office/word/2010/wordprocessingDrawing" xmlns:wp="http://schemas.openxmlformats.org/drawingml/2006/wordprocessingDrawing" xmlns:w10="urn:schemas-microsoft-com:office:word" xmlns:w="http://schemas.openxmlformats.org/wordprocessingml/2006/main" xmlns:w14="http://schemas.microsoft.com/office/word/2010/wordml" xmlns:w15="http://schemas.microsoft.com/office/word/2012/wordml" xmlns:w16cex="http://schemas.microsoft.com/office/word/2018/wordml/cex" xmlns:w16cid="http://schemas.microsoft.com/office/word/2016/wordml/cid" xmlns:w16="http://schemas.microsoft.com/office/word/2018/wordml" xmlns:w16sdtdh="http://schemas.microsoft.com/office/word/2020/wordml/sdtdatahash" xmlns:w16se="http://schemas.microsoft.com/office/word/2015/wordml/symex" xmlns:wpg="http://schemas.microsoft.com/office/word/2010/wordprocessingGroup" xmlns:wpi="http://schemas.microsoft.com/office/word/2010/wordprocessingInk" xmlns:wne="http://schemas.microsoft.com/office/word/2006/wordml" xmlns:wps="http://schemas.microsoft.com/office/word/2010/wordprocessingShape" mc:Ignorable="w14 w15 w16se w16cid w16 w16cex w16sdtdh wp14">
   <w:p>
     <w:pPr>
-      <w:pStyle w:val="Pieddepage"/>
+      <w:pStyle w:val="Footer"/>
     </w:pPr>
   </w:p>
 </w:ftr>
 </file>
 
 <file path=word/footer2.xml><?xml version="1.0" encoding="utf-8"?>
-<w:ftr xmlns:wpc="http://schemas.microsoft.com/office/word/2010/wordprocessingCanvas" xmlns:cx="http://schemas.microsoft.com/office/drawing/2014/chartex" xmlns:cx1="http://schemas.microsoft.com/office/drawing/2015/9/8/chartex" xmlns:cx2="http://schemas.microsoft.com/office/drawing/2015/10/21/chartex" xmlns:cx3="http://schemas.microsoft.com/office/drawing/2016/5/9/chartex" xmlns:cx4="http://schemas.microsoft.com/office/drawing/2016/5/10/chartex" xmlns:cx5="http://schemas.microsoft.com/office/drawing/2016/5/11/chartex" xmlns:cx6="http://schemas.microsoft.com/office/drawing/2016/5/12/chartex" xmlns:cx7="http://schemas.microsoft.com/office/drawing/2016/5/13/chartex" xmlns:cx8="http://schemas.microsoft.com/office/drawing/2016/5/14/chartex" xmlns:mc="http://schemas.openxmlformats.org/markup-compatibility/2006" xmlns:aink="http://schemas.microsoft.com/office/drawing/2016/ink" xmlns:am3d="http://schemas.microsoft.com/office/drawing/2017/model3d" xmlns:o="urn:schemas-microsoft-com:office:office" xmlns:r="http://schemas.openxmlformats.org/officeDocument/2006/relationships" xmlns:m="http://schemas.openxmlformats.org/officeDocument/2006/math" xmlns:v="urn:schemas-microsoft-com:vml" xmlns:wp14="http://schemas.microsoft.com/office/word/2010/wordprocessingDrawing" xmlns:wp="http://schemas.openxmlformats.org/drawingml/2006/wordprocessingDrawing" xmlns:w10="urn:schemas-microsoft-com:office:word" xmlns:w="http://schemas.openxmlformats.org/wordprocessingml/2006/main" xmlns:w14="http://schemas.microsoft.com/office/word/2010/wordml" xmlns:w15="http://schemas.microsoft.com/office/word/2012/wordml" xmlns:w16cex="http://schemas.microsoft.com/office/word/2018/wordml/cex" xmlns:w16cid="http://schemas.microsoft.com/office/word/2016/wordml/cid" xmlns:w16="http://schemas.microsoft.com/office/word/2018/wordml" xmlns:w16se="http://schemas.microsoft.com/office/word/2015/wordml/symex" xmlns:wpg="http://schemas.microsoft.com/office/word/2010/wordprocessingGroup" xmlns:wpi="http://schemas.microsoft.com/office/word/2010/wordprocessingInk" xmlns:wne="http://schemas.microsoft.com/office/word/2006/wordml" xmlns:wps="http://schemas.microsoft.com/office/word/2010/wordprocessingShape" mc:Ignorable="w14 w15 w16se w16cid w16 w16cex wp14">
+<w:ftr xmlns:wpc="http://schemas.microsoft.com/office/word/2010/wordprocessingCanvas" xmlns:cx="http://schemas.microsoft.com/office/drawing/2014/chartex" xmlns:cx1="http://schemas.microsoft.com/office/drawing/2015/9/8/chartex" xmlns:cx2="http://schemas.microsoft.com/office/drawing/2015/10/21/chartex" xmlns:cx3="http://schemas.microsoft.com/office/drawing/2016/5/9/chartex" xmlns:cx4="http://schemas.microsoft.com/office/drawing/2016/5/10/chartex" xmlns:cx5="http://schemas.microsoft.com/office/drawing/2016/5/11/chartex" xmlns:cx6="http://schemas.microsoft.com/office/drawing/2016/5/12/chartex" xmlns:cx7="http://schemas.microsoft.com/office/drawing/2016/5/13/chartex" xmlns:cx8="http://schemas.microsoft.com/office/drawing/2016/5/14/chartex" xmlns:mc="http://schemas.openxmlformats.org/markup-compatibility/2006" xmlns:aink="http://schemas.microsoft.com/office/drawing/2016/ink" xmlns:am3d="http://schemas.microsoft.com/office/drawing/2017/model3d" xmlns:o="urn:schemas-microsoft-com:office:office" xmlns:r="http://schemas.openxmlformats.org/officeDocument/2006/relationships" xmlns:m="http://schemas.openxmlformats.org/officeDocument/2006/math" xmlns:v="urn:schemas-microsoft-com:vml" xmlns:wp14="http://schemas.microsoft.com/office/word/2010/wordprocessingDrawing" xmlns:wp="http://schemas.openxmlformats.org/drawingml/2006/wordprocessingDrawing" xmlns:w10="urn:schemas-microsoft-com:office:word" xmlns:w="http://schemas.openxmlformats.org/wordprocessingml/2006/main" xmlns:w14="http://schemas.microsoft.com/office/word/2010/wordml" xmlns:w15="http://schemas.microsoft.com/office/word/2012/wordml" xmlns:w16cex="http://schemas.microsoft.com/office/word/2018/wordml/cex" xmlns:w16cid="http://schemas.microsoft.com/office/word/2016/wordml/cid" xmlns:w16="http://schemas.microsoft.com/office/word/2018/wordml" xmlns:w16sdtdh="http://schemas.microsoft.com/office/word/2020/wordml/sdtdatahash" xmlns:w16se="http://schemas.microsoft.com/office/word/2015/wordml/symex" xmlns:wpg="http://schemas.microsoft.com/office/word/2010/wordprocessingGroup" xmlns:wpi="http://schemas.microsoft.com/office/word/2010/wordprocessingInk" xmlns:wne="http://schemas.microsoft.com/office/word/2006/wordml" xmlns:wps="http://schemas.microsoft.com/office/word/2010/wordprocessingShape" mc:Ignorable="w14 w15 w16se w16cid w16 w16cex w16sdtdh wp14">
   <w:p>
     <w:pPr>
-      <w:pStyle w:val="Pieddepage"/>
+      <w:pStyle w:val="Footer"/>
     </w:pPr>
   </w:p>
 </w:ftr>
 </file>
 
 <file path=word/footer3.xml><?xml version="1.0" encoding="utf-8"?>
-<w:ftr xmlns:wpc="http://schemas.microsoft.com/office/word/2010/wordprocessingCanvas" xmlns:cx="http://schemas.microsoft.com/office/drawing/2014/chartex" xmlns:cx1="http://schemas.microsoft.com/office/drawing/2015/9/8/chartex" xmlns:cx2="http://schemas.microsoft.com/office/drawing/2015/10/21/chartex" xmlns:cx3="http://schemas.microsoft.com/office/drawing/2016/5/9/chartex" xmlns:cx4="http://schemas.microsoft.com/office/drawing/2016/5/10/chartex" xmlns:cx5="http://schemas.microsoft.com/office/drawing/2016/5/11/chartex" xmlns:cx6="http://schemas.microsoft.com/office/drawing/2016/5/12/chartex" xmlns:cx7="http://schemas.microsoft.com/office/drawing/2016/5/13/chartex" xmlns:cx8="http://schemas.microsoft.com/office/drawing/2016/5/14/chartex" xmlns:mc="http://schemas.openxmlformats.org/markup-compatibility/2006" xmlns:aink="http://schemas.microsoft.com/office/drawing/2016/ink" xmlns:am3d="http://schemas.microsoft.com/office/drawing/2017/model3d" xmlns:o="urn:schemas-microsoft-com:office:office" xmlns:r="http://schemas.openxmlformats.org/officeDocument/2006/relationships" xmlns:m="http://schemas.openxmlformats.org/officeDocument/2006/math" xmlns:v="urn:schemas-microsoft-com:vml" xmlns:wp14="http://schemas.microsoft.com/office/word/2010/wordprocessingDrawing" xmlns:wp="http://schemas.openxmlformats.org/drawingml/2006/wordprocessingDrawing" xmlns:w10="urn:schemas-microsoft-com:office:word" xmlns:w="http://schemas.openxmlformats.org/wordprocessingml/2006/main" xmlns:w14="http://schemas.microsoft.com/office/word/2010/wordml" xmlns:w15="http://schemas.microsoft.com/office/word/2012/wordml" xmlns:w16cex="http://schemas.microsoft.com/office/word/2018/wordml/cex" xmlns:w16cid="http://schemas.microsoft.com/office/word/2016/wordml/cid" xmlns:w16="http://schemas.microsoft.com/office/word/2018/wordml" xmlns:w16se="http://schemas.microsoft.com/office/word/2015/wordml/symex" xmlns:wpg="http://schemas.microsoft.com/office/word/2010/wordprocessingGroup" xmlns:wpi="http://schemas.microsoft.com/office/word/2010/wordprocessingInk" xmlns:wne="http://schemas.microsoft.com/office/word/2006/wordml" xmlns:wps="http://schemas.microsoft.com/office/word/2010/wordprocessingShape" mc:Ignorable="w14 w15 w16se w16cid w16 w16cex wp14">
+<w:ftr xmlns:wpc="http://schemas.microsoft.com/office/word/2010/wordprocessingCanvas" xmlns:cx="http://schemas.microsoft.com/office/drawing/2014/chartex" xmlns:cx1="http://schemas.microsoft.com/office/drawing/2015/9/8/chartex" xmlns:cx2="http://schemas.microsoft.com/office/drawing/2015/10/21/chartex" xmlns:cx3="http://schemas.microsoft.com/office/drawing/2016/5/9/chartex" xmlns:cx4="http://schemas.microsoft.com/office/drawing/2016/5/10/chartex" xmlns:cx5="http://schemas.microsoft.com/office/drawing/2016/5/11/chartex" xmlns:cx6="http://schemas.microsoft.com/office/drawing/2016/5/12/chartex" xmlns:cx7="http://schemas.microsoft.com/office/drawing/2016/5/13/chartex" xmlns:cx8="http://schemas.microsoft.com/office/drawing/2016/5/14/chartex" xmlns:mc="http://schemas.openxmlformats.org/markup-compatibility/2006" xmlns:aink="http://schemas.microsoft.com/office/drawing/2016/ink" xmlns:am3d="http://schemas.microsoft.com/office/drawing/2017/model3d" xmlns:o="urn:schemas-microsoft-com:office:office" xmlns:r="http://schemas.openxmlformats.org/officeDocument/2006/relationships" xmlns:m="http://schemas.openxmlformats.org/officeDocument/2006/math" xmlns:v="urn:schemas-microsoft-com:vml" xmlns:wp14="http://schemas.microsoft.com/office/word/2010/wordprocessingDrawing" xmlns:wp="http://schemas.openxmlformats.org/drawingml/2006/wordprocessingDrawing" xmlns:w10="urn:schemas-microsoft-com:office:word" xmlns:w="http://schemas.openxmlformats.org/wordprocessingml/2006/main" xmlns:w14="http://schemas.microsoft.com/office/word/2010/wordml" xmlns:w15="http://schemas.microsoft.com/office/word/2012/wordml" xmlns:w16cex="http://schemas.microsoft.com/office/word/2018/wordml/cex" xmlns:w16cid="http://schemas.microsoft.com/office/word/2016/wordml/cid" xmlns:w16="http://schemas.microsoft.com/office/word/2018/wordml" xmlns:w16sdtdh="http://schemas.microsoft.com/office/word/2020/wordml/sdtdatahash" xmlns:w16se="http://schemas.microsoft.com/office/word/2015/wordml/symex" xmlns:wpg="http://schemas.microsoft.com/office/word/2010/wordprocessingGroup" xmlns:wpi="http://schemas.microsoft.com/office/word/2010/wordprocessingInk" xmlns:wne="http://schemas.microsoft.com/office/word/2006/wordml" xmlns:wps="http://schemas.microsoft.com/office/word/2010/wordprocessingShape" mc:Ignorable="w14 w15 w16se w16cid w16 w16cex w16sdtdh wp14">
   <w:p>
     <w:pPr>
-      <w:pStyle w:val="Pieddepage"/>
+      <w:pStyle w:val="Footer"/>
     </w:pPr>
   </w:p>
 </w:ftr>
 </file>
 
 <file path=word/footnotes.xml><?xml version="1.0" encoding="utf-8"?>
-<w:footnotes xmlns:wpc="http://schemas.microsoft.com/office/word/2010/wordprocessingCanvas" xmlns:cx="http://schemas.microsoft.com/office/drawing/2014/chartex" xmlns:cx1="http://schemas.microsoft.com/office/drawing/2015/9/8/chartex" xmlns:cx2="http://schemas.microsoft.com/office/drawing/2015/10/21/chartex" xmlns:cx3="http://schemas.microsoft.com/office/drawing/2016/5/9/chartex" xmlns:cx4="http://schemas.microsoft.com/office/drawing/2016/5/10/chartex" xmlns:cx5="http://schemas.microsoft.com/office/drawing/2016/5/11/chartex" xmlns:cx6="http://schemas.microsoft.com/office/drawing/2016/5/12/chartex" xmlns:cx7="http://schemas.microsoft.com/office/drawing/2016/5/13/chartex" xmlns:cx8="http://schemas.microsoft.com/office/drawing/2016/5/14/chartex" xmlns:mc="http://schemas.openxmlformats.org/markup-compatibility/2006" xmlns:aink="http://schemas.microsoft.com/office/drawing/2016/ink" xmlns:am3d="http://schemas.microsoft.com/office/drawing/2017/model3d" xmlns:o="urn:schemas-microsoft-com:office:office" xmlns:r="http://schemas.openxmlformats.org/officeDocument/2006/relationships" xmlns:m="http://schemas.openxmlformats.org/officeDocument/2006/math" xmlns:v="urn:schemas-microsoft-com:vml" xmlns:wp14="http://schemas.microsoft.com/office/word/2010/wordprocessingDrawing" xmlns:wp="http://schemas.openxmlformats.org/drawingml/2006/wordprocessingDrawing" xmlns:w10="urn:schemas-microsoft-com:office:word" xmlns:w="http://schemas.openxmlformats.org/wordprocessingml/2006/main" xmlns:w14="http://schemas.microsoft.com/office/word/2010/wordml" xmlns:w15="http://schemas.microsoft.com/office/word/2012/wordml" xmlns:w16cex="http://schemas.microsoft.com/office/word/2018/wordml/cex" xmlns:w16cid="http://schemas.microsoft.com/office/word/2016/wordml/cid" xmlns:w16="http://schemas.microsoft.com/office/word/2018/wordml" xmlns:w16se="http://schemas.microsoft.com/office/word/2015/wordml/symex" xmlns:wpg="http://schemas.microsoft.com/office/word/2010/wordprocessingGroup" xmlns:wpi="http://schemas.microsoft.com/office/word/2010/wordprocessingInk" xmlns:wne="http://schemas.microsoft.com/office/word/2006/wordml" xmlns:wps="http://schemas.microsoft.com/office/word/2010/wordprocessingShape" mc:Ignorable="w14 w15 w16se w16cid w16 w16cex wp14">
+<w:footnotes xmlns:wpc="http://schemas.microsoft.com/office/word/2010/wordprocessingCanvas" xmlns:cx="http://schemas.microsoft.com/office/drawing/2014/chartex" xmlns:cx1="http://schemas.microsoft.com/office/drawing/2015/9/8/chartex" xmlns:cx2="http://schemas.microsoft.com/office/drawing/2015/10/21/chartex" xmlns:cx3="http://schemas.microsoft.com/office/drawing/2016/5/9/chartex" xmlns:cx4="http://schemas.microsoft.com/office/drawing/2016/5/10/chartex" xmlns:cx5="http://schemas.microsoft.com/office/drawing/2016/5/11/chartex" xmlns:cx6="http://schemas.microsoft.com/office/drawing/2016/5/12/chartex" xmlns:cx7="http://schemas.microsoft.com/office/drawing/2016/5/13/chartex" xmlns:cx8="http://schemas.microsoft.com/office/drawing/2016/5/14/chartex" xmlns:mc="http://schemas.openxmlformats.org/markup-compatibility/2006" xmlns:aink="http://schemas.microsoft.com/office/drawing/2016/ink" xmlns:am3d="http://schemas.microsoft.com/office/drawing/2017/model3d" xmlns:o="urn:schemas-microsoft-com:office:office" xmlns:r="http://schemas.openxmlformats.org/officeDocument/2006/relationships" xmlns:m="http://schemas.openxmlformats.org/officeDocument/2006/math" xmlns:v="urn:schemas-microsoft-com:vml" xmlns:wp14="http://schemas.microsoft.com/office/word/2010/wordprocessingDrawing" xmlns:wp="http://schemas.openxmlformats.org/drawingml/2006/wordprocessingDrawing" xmlns:w10="urn:schemas-microsoft-com:office:word" xmlns:w="http://schemas.openxmlformats.org/wordprocessingml/2006/main" xmlns:w14="http://schemas.microsoft.com/office/word/2010/wordml" xmlns:w15="http://schemas.microsoft.com/office/word/2012/wordml" xmlns:w16cex="http://schemas.microsoft.com/office/word/2018/wordml/cex" xmlns:w16cid="http://schemas.microsoft.com/office/word/2016/wordml/cid" xmlns:w16="http://schemas.microsoft.com/office/word/2018/wordml" xmlns:w16sdtdh="http://schemas.microsoft.com/office/word/2020/wordml/sdtdatahash" xmlns:w16se="http://schemas.microsoft.com/office/word/2015/wordml/symex" xmlns:wpg="http://schemas.microsoft.com/office/word/2010/wordprocessingGroup" xmlns:wpi="http://schemas.microsoft.com/office/word/2010/wordprocessingInk" xmlns:wne="http://schemas.microsoft.com/office/word/2006/wordml" xmlns:wps="http://schemas.microsoft.com/office/word/2010/wordprocessingShape" mc:Ignorable="w14 w15 w16se w16cid w16 w16cex w16sdtdh wp14">
   <w:footnote w:type="separator" w:id="-1">
     <w:p>
       <w:r>
@@ -5581,11 +5385,11 @@
   <w:footnote w:id="1">
     <w:p>
       <w:pPr>
-        <w:pStyle w:val="Notedebasdepage"/>
-      </w:pPr>
-      <w:r>
-        <w:rPr>
-          <w:rStyle w:val="Appelnotedebasdep"/>
+        <w:pStyle w:val="FootnoteText"/>
+      </w:pPr>
+      <w:r>
+        <w:rPr>
+          <w:rStyle w:val="FootnoteReference"/>
         </w:rPr>
         <w:footnoteRef/>
       </w:r>
@@ -5607,37 +5411,37 @@
 </file>
 
 <file path=word/header1.xml><?xml version="1.0" encoding="utf-8"?>
-<w:hdr xmlns:wpc="http://schemas.microsoft.com/office/word/2010/wordprocessingCanvas" xmlns:cx="http://schemas.microsoft.com/office/drawing/2014/chartex" xmlns:cx1="http://schemas.microsoft.com/office/drawing/2015/9/8/chartex" xmlns:cx2="http://schemas.microsoft.com/office/drawing/2015/10/21/chartex" xmlns:cx3="http://schemas.microsoft.com/office/drawing/2016/5/9/chartex" xmlns:cx4="http://schemas.microsoft.com/office/drawing/2016/5/10/chartex" xmlns:cx5="http://schemas.microsoft.com/office/drawing/2016/5/11/chartex" xmlns:cx6="http://schemas.microsoft.com/office/drawing/2016/5/12/chartex" xmlns:cx7="http://schemas.microsoft.com/office/drawing/2016/5/13/chartex" xmlns:cx8="http://schemas.microsoft.com/office/drawing/2016/5/14/chartex" xmlns:mc="http://schemas.openxmlformats.org/markup-compatibility/2006" xmlns:aink="http://schemas.microsoft.com/office/drawing/2016/ink" xmlns:am3d="http://schemas.microsoft.com/office/drawing/2017/model3d" xmlns:o="urn:schemas-microsoft-com:office:office" xmlns:r="http://schemas.openxmlformats.org/officeDocument/2006/relationships" xmlns:m="http://schemas.openxmlformats.org/officeDocument/2006/math" xmlns:v="urn:schemas-microsoft-com:vml" xmlns:wp14="http://schemas.microsoft.com/office/word/2010/wordprocessingDrawing" xmlns:wp="http://schemas.openxmlformats.org/drawingml/2006/wordprocessingDrawing" xmlns:w10="urn:schemas-microsoft-com:office:word" xmlns:w="http://schemas.openxmlformats.org/wordprocessingml/2006/main" xmlns:w14="http://schemas.microsoft.com/office/word/2010/wordml" xmlns:w15="http://schemas.microsoft.com/office/word/2012/wordml" xmlns:w16cex="http://schemas.microsoft.com/office/word/2018/wordml/cex" xmlns:w16cid="http://schemas.microsoft.com/office/word/2016/wordml/cid" xmlns:w16="http://schemas.microsoft.com/office/word/2018/wordml" xmlns:w16se="http://schemas.microsoft.com/office/word/2015/wordml/symex" xmlns:wpg="http://schemas.microsoft.com/office/word/2010/wordprocessingGroup" xmlns:wpi="http://schemas.microsoft.com/office/word/2010/wordprocessingInk" xmlns:wne="http://schemas.microsoft.com/office/word/2006/wordml" xmlns:wps="http://schemas.microsoft.com/office/word/2010/wordprocessingShape" mc:Ignorable="w14 w15 w16se w16cid w16 w16cex wp14">
+<w:hdr xmlns:wpc="http://schemas.microsoft.com/office/word/2010/wordprocessingCanvas" xmlns:cx="http://schemas.microsoft.com/office/drawing/2014/chartex" xmlns:cx1="http://schemas.microsoft.com/office/drawing/2015/9/8/chartex" xmlns:cx2="http://schemas.microsoft.com/office/drawing/2015/10/21/chartex" xmlns:cx3="http://schemas.microsoft.com/office/drawing/2016/5/9/chartex" xmlns:cx4="http://schemas.microsoft.com/office/drawing/2016/5/10/chartex" xmlns:cx5="http://schemas.microsoft.com/office/drawing/2016/5/11/chartex" xmlns:cx6="http://schemas.microsoft.com/office/drawing/2016/5/12/chartex" xmlns:cx7="http://schemas.microsoft.com/office/drawing/2016/5/13/chartex" xmlns:cx8="http://schemas.microsoft.com/office/drawing/2016/5/14/chartex" xmlns:mc="http://schemas.openxmlformats.org/markup-compatibility/2006" xmlns:aink="http://schemas.microsoft.com/office/drawing/2016/ink" xmlns:am3d="http://schemas.microsoft.com/office/drawing/2017/model3d" xmlns:o="urn:schemas-microsoft-com:office:office" xmlns:r="http://schemas.openxmlformats.org/officeDocument/2006/relationships" xmlns:m="http://schemas.openxmlformats.org/officeDocument/2006/math" xmlns:v="urn:schemas-microsoft-com:vml" xmlns:wp14="http://schemas.microsoft.com/office/word/2010/wordprocessingDrawing" xmlns:wp="http://schemas.openxmlformats.org/drawingml/2006/wordprocessingDrawing" xmlns:w10="urn:schemas-microsoft-com:office:word" xmlns:w="http://schemas.openxmlformats.org/wordprocessingml/2006/main" xmlns:w14="http://schemas.microsoft.com/office/word/2010/wordml" xmlns:w15="http://schemas.microsoft.com/office/word/2012/wordml" xmlns:w16cex="http://schemas.microsoft.com/office/word/2018/wordml/cex" xmlns:w16cid="http://schemas.microsoft.com/office/word/2016/wordml/cid" xmlns:w16="http://schemas.microsoft.com/office/word/2018/wordml" xmlns:w16sdtdh="http://schemas.microsoft.com/office/word/2020/wordml/sdtdatahash" xmlns:w16se="http://schemas.microsoft.com/office/word/2015/wordml/symex" xmlns:wpg="http://schemas.microsoft.com/office/word/2010/wordprocessingGroup" xmlns:wpi="http://schemas.microsoft.com/office/word/2010/wordprocessingInk" xmlns:wne="http://schemas.microsoft.com/office/word/2006/wordml" xmlns:wps="http://schemas.microsoft.com/office/word/2010/wordprocessingShape" mc:Ignorable="w14 w15 w16se w16cid w16 w16cex w16sdtdh wp14">
   <w:p>
     <w:pPr>
-      <w:pStyle w:val="En-tte"/>
+      <w:pStyle w:val="Header"/>
     </w:pPr>
   </w:p>
 </w:hdr>
 </file>
 
 <file path=word/header2.xml><?xml version="1.0" encoding="utf-8"?>
-<w:hdr xmlns:wpc="http://schemas.microsoft.com/office/word/2010/wordprocessingCanvas" xmlns:cx="http://schemas.microsoft.com/office/drawing/2014/chartex" xmlns:cx1="http://schemas.microsoft.com/office/drawing/2015/9/8/chartex" xmlns:cx2="http://schemas.microsoft.com/office/drawing/2015/10/21/chartex" xmlns:cx3="http://schemas.microsoft.com/office/drawing/2016/5/9/chartex" xmlns:cx4="http://schemas.microsoft.com/office/drawing/2016/5/10/chartex" xmlns:cx5="http://schemas.microsoft.com/office/drawing/2016/5/11/chartex" xmlns:cx6="http://schemas.microsoft.com/office/drawing/2016/5/12/chartex" xmlns:cx7="http://schemas.microsoft.com/office/drawing/2016/5/13/chartex" xmlns:cx8="http://schemas.microsoft.com/office/drawing/2016/5/14/chartex" xmlns:mc="http://schemas.openxmlformats.org/markup-compatibility/2006" xmlns:aink="http://schemas.microsoft.com/office/drawing/2016/ink" xmlns:am3d="http://schemas.microsoft.com/office/drawing/2017/model3d" xmlns:o="urn:schemas-microsoft-com:office:office" xmlns:r="http://schemas.openxmlformats.org/officeDocument/2006/relationships" xmlns:m="http://schemas.openxmlformats.org/officeDocument/2006/math" xmlns:v="urn:schemas-microsoft-com:vml" xmlns:wp14="http://schemas.microsoft.com/office/word/2010/wordprocessingDrawing" xmlns:wp="http://schemas.openxmlformats.org/drawingml/2006/wordprocessingDrawing" xmlns:w10="urn:schemas-microsoft-com:office:word" xmlns:w="http://schemas.openxmlformats.org/wordprocessingml/2006/main" xmlns:w14="http://schemas.microsoft.com/office/word/2010/wordml" xmlns:w15="http://schemas.microsoft.com/office/word/2012/wordml" xmlns:w16cex="http://schemas.microsoft.com/office/word/2018/wordml/cex" xmlns:w16cid="http://schemas.microsoft.com/office/word/2016/wordml/cid" xmlns:w16="http://schemas.microsoft.com/office/word/2018/wordml" xmlns:w16se="http://schemas.microsoft.com/office/word/2015/wordml/symex" xmlns:wpg="http://schemas.microsoft.com/office/word/2010/wordprocessingGroup" xmlns:wpi="http://schemas.microsoft.com/office/word/2010/wordprocessingInk" xmlns:wne="http://schemas.microsoft.com/office/word/2006/wordml" xmlns:wps="http://schemas.microsoft.com/office/word/2010/wordprocessingShape" mc:Ignorable="w14 w15 w16se w16cid w16 w16cex wp14">
+<w:hdr xmlns:wpc="http://schemas.microsoft.com/office/word/2010/wordprocessingCanvas" xmlns:cx="http://schemas.microsoft.com/office/drawing/2014/chartex" xmlns:cx1="http://schemas.microsoft.com/office/drawing/2015/9/8/chartex" xmlns:cx2="http://schemas.microsoft.com/office/drawing/2015/10/21/chartex" xmlns:cx3="http://schemas.microsoft.com/office/drawing/2016/5/9/chartex" xmlns:cx4="http://schemas.microsoft.com/office/drawing/2016/5/10/chartex" xmlns:cx5="http://schemas.microsoft.com/office/drawing/2016/5/11/chartex" xmlns:cx6="http://schemas.microsoft.com/office/drawing/2016/5/12/chartex" xmlns:cx7="http://schemas.microsoft.com/office/drawing/2016/5/13/chartex" xmlns:cx8="http://schemas.microsoft.com/office/drawing/2016/5/14/chartex" xmlns:mc="http://schemas.openxmlformats.org/markup-compatibility/2006" xmlns:aink="http://schemas.microsoft.com/office/drawing/2016/ink" xmlns:am3d="http://schemas.microsoft.com/office/drawing/2017/model3d" xmlns:o="urn:schemas-microsoft-com:office:office" xmlns:r="http://schemas.openxmlformats.org/officeDocument/2006/relationships" xmlns:m="http://schemas.openxmlformats.org/officeDocument/2006/math" xmlns:v="urn:schemas-microsoft-com:vml" xmlns:wp14="http://schemas.microsoft.com/office/word/2010/wordprocessingDrawing" xmlns:wp="http://schemas.openxmlformats.org/drawingml/2006/wordprocessingDrawing" xmlns:w10="urn:schemas-microsoft-com:office:word" xmlns:w="http://schemas.openxmlformats.org/wordprocessingml/2006/main" xmlns:w14="http://schemas.microsoft.com/office/word/2010/wordml" xmlns:w15="http://schemas.microsoft.com/office/word/2012/wordml" xmlns:w16cex="http://schemas.microsoft.com/office/word/2018/wordml/cex" xmlns:w16cid="http://schemas.microsoft.com/office/word/2016/wordml/cid" xmlns:w16="http://schemas.microsoft.com/office/word/2018/wordml" xmlns:w16sdtdh="http://schemas.microsoft.com/office/word/2020/wordml/sdtdatahash" xmlns:w16se="http://schemas.microsoft.com/office/word/2015/wordml/symex" xmlns:wpg="http://schemas.microsoft.com/office/word/2010/wordprocessingGroup" xmlns:wpi="http://schemas.microsoft.com/office/word/2010/wordprocessingInk" xmlns:wne="http://schemas.microsoft.com/office/word/2006/wordml" xmlns:wps="http://schemas.microsoft.com/office/word/2010/wordprocessingShape" mc:Ignorable="w14 w15 w16se w16cid w16 w16cex w16sdtdh wp14">
   <w:p>
     <w:pPr>
-      <w:pStyle w:val="En-tte"/>
+      <w:pStyle w:val="Header"/>
     </w:pPr>
   </w:p>
 </w:hdr>
 </file>
 
 <file path=word/header3.xml><?xml version="1.0" encoding="utf-8"?>
-<w:hdr xmlns:wpc="http://schemas.microsoft.com/office/word/2010/wordprocessingCanvas" xmlns:cx="http://schemas.microsoft.com/office/drawing/2014/chartex" xmlns:cx1="http://schemas.microsoft.com/office/drawing/2015/9/8/chartex" xmlns:cx2="http://schemas.microsoft.com/office/drawing/2015/10/21/chartex" xmlns:cx3="http://schemas.microsoft.com/office/drawing/2016/5/9/chartex" xmlns:cx4="http://schemas.microsoft.com/office/drawing/2016/5/10/chartex" xmlns:cx5="http://schemas.microsoft.com/office/drawing/2016/5/11/chartex" xmlns:cx6="http://schemas.microsoft.com/office/drawing/2016/5/12/chartex" xmlns:cx7="http://schemas.microsoft.com/office/drawing/2016/5/13/chartex" xmlns:cx8="http://schemas.microsoft.com/office/drawing/2016/5/14/chartex" xmlns:mc="http://schemas.openxmlformats.org/markup-compatibility/2006" xmlns:aink="http://schemas.microsoft.com/office/drawing/2016/ink" xmlns:am3d="http://schemas.microsoft.com/office/drawing/2017/model3d" xmlns:o="urn:schemas-microsoft-com:office:office" xmlns:r="http://schemas.openxmlformats.org/officeDocument/2006/relationships" xmlns:m="http://schemas.openxmlformats.org/officeDocument/2006/math" xmlns:v="urn:schemas-microsoft-com:vml" xmlns:wp14="http://schemas.microsoft.com/office/word/2010/wordprocessingDrawing" xmlns:wp="http://schemas.openxmlformats.org/drawingml/2006/wordprocessingDrawing" xmlns:w10="urn:schemas-microsoft-com:office:word" xmlns:w="http://schemas.openxmlformats.org/wordprocessingml/2006/main" xmlns:w14="http://schemas.microsoft.com/office/word/2010/wordml" xmlns:w15="http://schemas.microsoft.com/office/word/2012/wordml" xmlns:w16cex="http://schemas.microsoft.com/office/word/2018/wordml/cex" xmlns:w16cid="http://schemas.microsoft.com/office/word/2016/wordml/cid" xmlns:w16="http://schemas.microsoft.com/office/word/2018/wordml" xmlns:w16se="http://schemas.microsoft.com/office/word/2015/wordml/symex" xmlns:wpg="http://schemas.microsoft.com/office/word/2010/wordprocessingGroup" xmlns:wpi="http://schemas.microsoft.com/office/word/2010/wordprocessingInk" xmlns:wne="http://schemas.microsoft.com/office/word/2006/wordml" xmlns:wps="http://schemas.microsoft.com/office/word/2010/wordprocessingShape" mc:Ignorable="w14 w15 w16se w16cid w16 w16cex wp14">
+<w:hdr xmlns:wpc="http://schemas.microsoft.com/office/word/2010/wordprocessingCanvas" xmlns:cx="http://schemas.microsoft.com/office/drawing/2014/chartex" xmlns:cx1="http://schemas.microsoft.com/office/drawing/2015/9/8/chartex" xmlns:cx2="http://schemas.microsoft.com/office/drawing/2015/10/21/chartex" xmlns:cx3="http://schemas.microsoft.com/office/drawing/2016/5/9/chartex" xmlns:cx4="http://schemas.microsoft.com/office/drawing/2016/5/10/chartex" xmlns:cx5="http://schemas.microsoft.com/office/drawing/2016/5/11/chartex" xmlns:cx6="http://schemas.microsoft.com/office/drawing/2016/5/12/chartex" xmlns:cx7="http://schemas.microsoft.com/office/drawing/2016/5/13/chartex" xmlns:cx8="http://schemas.microsoft.com/office/drawing/2016/5/14/chartex" xmlns:mc="http://schemas.openxmlformats.org/markup-compatibility/2006" xmlns:aink="http://schemas.microsoft.com/office/drawing/2016/ink" xmlns:am3d="http://schemas.microsoft.com/office/drawing/2017/model3d" xmlns:o="urn:schemas-microsoft-com:office:office" xmlns:r="http://schemas.openxmlformats.org/officeDocument/2006/relationships" xmlns:m="http://schemas.openxmlformats.org/officeDocument/2006/math" xmlns:v="urn:schemas-microsoft-com:vml" xmlns:wp14="http://schemas.microsoft.com/office/word/2010/wordprocessingDrawing" xmlns:wp="http://schemas.openxmlformats.org/drawingml/2006/wordprocessingDrawing" xmlns:w10="urn:schemas-microsoft-com:office:word" xmlns:w="http://schemas.openxmlformats.org/wordprocessingml/2006/main" xmlns:w14="http://schemas.microsoft.com/office/word/2010/wordml" xmlns:w15="http://schemas.microsoft.com/office/word/2012/wordml" xmlns:w16cex="http://schemas.microsoft.com/office/word/2018/wordml/cex" xmlns:w16cid="http://schemas.microsoft.com/office/word/2016/wordml/cid" xmlns:w16="http://schemas.microsoft.com/office/word/2018/wordml" xmlns:w16sdtdh="http://schemas.microsoft.com/office/word/2020/wordml/sdtdatahash" xmlns:w16se="http://schemas.microsoft.com/office/word/2015/wordml/symex" xmlns:wpg="http://schemas.microsoft.com/office/word/2010/wordprocessingGroup" xmlns:wpi="http://schemas.microsoft.com/office/word/2010/wordprocessingInk" xmlns:wne="http://schemas.microsoft.com/office/word/2006/wordml" xmlns:wps="http://schemas.microsoft.com/office/word/2010/wordprocessingShape" mc:Ignorable="w14 w15 w16se w16cid w16 w16cex w16sdtdh wp14">
   <w:p>
     <w:pPr>
-      <w:pStyle w:val="En-tte"/>
+      <w:pStyle w:val="Header"/>
     </w:pPr>
   </w:p>
 </w:hdr>
 </file>
 
 <file path=word/numbering.xml><?xml version="1.0" encoding="utf-8"?>
-<w:numbering xmlns:wpc="http://schemas.microsoft.com/office/word/2010/wordprocessingCanvas" xmlns:cx="http://schemas.microsoft.com/office/drawing/2014/chartex" xmlns:cx1="http://schemas.microsoft.com/office/drawing/2015/9/8/chartex" xmlns:cx2="http://schemas.microsoft.com/office/drawing/2015/10/21/chartex" xmlns:cx3="http://schemas.microsoft.com/office/drawing/2016/5/9/chartex" xmlns:cx4="http://schemas.microsoft.com/office/drawing/2016/5/10/chartex" xmlns:cx5="http://schemas.microsoft.com/office/drawing/2016/5/11/chartex" xmlns:cx6="http://schemas.microsoft.com/office/drawing/2016/5/12/chartex" xmlns:cx7="http://schemas.microsoft.com/office/drawing/2016/5/13/chartex" xmlns:cx8="http://schemas.microsoft.com/office/drawing/2016/5/14/chartex" xmlns:mc="http://schemas.openxmlformats.org/markup-compatibility/2006" xmlns:aink="http://schemas.microsoft.com/office/drawing/2016/ink" xmlns:am3d="http://schemas.microsoft.com/office/drawing/2017/model3d" xmlns:o="urn:schemas-microsoft-com:office:office" xmlns:r="http://schemas.openxmlformats.org/officeDocument/2006/relationships" xmlns:m="http://schemas.openxmlformats.org/officeDocument/2006/math" xmlns:v="urn:schemas-microsoft-com:vml" xmlns:wp14="http://schemas.microsoft.com/office/word/2010/wordprocessingDrawing" xmlns:wp="http://schemas.openxmlformats.org/drawingml/2006/wordprocessingDrawing" xmlns:w10="urn:schemas-microsoft-com:office:word" xmlns:w="http://schemas.openxmlformats.org/wordprocessingml/2006/main" xmlns:w14="http://schemas.microsoft.com/office/word/2010/wordml" xmlns:w15="http://schemas.microsoft.com/office/word/2012/wordml" xmlns:w16cex="http://schemas.microsoft.com/office/word/2018/wordml/cex" xmlns:w16cid="http://schemas.microsoft.com/office/word/2016/wordml/cid" xmlns:w16="http://schemas.microsoft.com/office/word/2018/wordml" xmlns:w16se="http://schemas.microsoft.com/office/word/2015/wordml/symex" xmlns:wpg="http://schemas.microsoft.com/office/word/2010/wordprocessingGroup" xmlns:wpi="http://schemas.microsoft.com/office/word/2010/wordprocessingInk" xmlns:wne="http://schemas.microsoft.com/office/word/2006/wordml" xmlns:wps="http://schemas.microsoft.com/office/word/2010/wordprocessingShape" mc:Ignorable="w14 w15 w16se w16cid w16 w16cex wp14">
+<w:numbering xmlns:wpc="http://schemas.microsoft.com/office/word/2010/wordprocessingCanvas" xmlns:cx="http://schemas.microsoft.com/office/drawing/2014/chartex" xmlns:cx1="http://schemas.microsoft.com/office/drawing/2015/9/8/chartex" xmlns:cx2="http://schemas.microsoft.com/office/drawing/2015/10/21/chartex" xmlns:cx3="http://schemas.microsoft.com/office/drawing/2016/5/9/chartex" xmlns:cx4="http://schemas.microsoft.com/office/drawing/2016/5/10/chartex" xmlns:cx5="http://schemas.microsoft.com/office/drawing/2016/5/11/chartex" xmlns:cx6="http://schemas.microsoft.com/office/drawing/2016/5/12/chartex" xmlns:cx7="http://schemas.microsoft.com/office/drawing/2016/5/13/chartex" xmlns:cx8="http://schemas.microsoft.com/office/drawing/2016/5/14/chartex" xmlns:mc="http://schemas.openxmlformats.org/markup-compatibility/2006" xmlns:aink="http://schemas.microsoft.com/office/drawing/2016/ink" xmlns:am3d="http://schemas.microsoft.com/office/drawing/2017/model3d" xmlns:o="urn:schemas-microsoft-com:office:office" xmlns:r="http://schemas.openxmlformats.org/officeDocument/2006/relationships" xmlns:m="http://schemas.openxmlformats.org/officeDocument/2006/math" xmlns:v="urn:schemas-microsoft-com:vml" xmlns:wp14="http://schemas.microsoft.com/office/word/2010/wordprocessingDrawing" xmlns:wp="http://schemas.openxmlformats.org/drawingml/2006/wordprocessingDrawing" xmlns:w10="urn:schemas-microsoft-com:office:word" xmlns:w="http://schemas.openxmlformats.org/wordprocessingml/2006/main" xmlns:w14="http://schemas.microsoft.com/office/word/2010/wordml" xmlns:w15="http://schemas.microsoft.com/office/word/2012/wordml" xmlns:w16cex="http://schemas.microsoft.com/office/word/2018/wordml/cex" xmlns:w16cid="http://schemas.microsoft.com/office/word/2016/wordml/cid" xmlns:w16="http://schemas.microsoft.com/office/word/2018/wordml" xmlns:w16sdtdh="http://schemas.microsoft.com/office/word/2020/wordml/sdtdatahash" xmlns:w16se="http://schemas.microsoft.com/office/word/2015/wordml/symex" xmlns:wpg="http://schemas.microsoft.com/office/word/2010/wordprocessingGroup" xmlns:wpi="http://schemas.microsoft.com/office/word/2010/wordprocessingInk" xmlns:wne="http://schemas.microsoft.com/office/word/2006/wordml" xmlns:wps="http://schemas.microsoft.com/office/word/2010/wordprocessingShape" mc:Ignorable="w14 w15 w16se w16cid w16 w16cex w16sdtdh wp14">
   <w:abstractNum w:abstractNumId="0" w15:restartNumberingAfterBreak="0">
     <w:nsid w:val="14D906CB"/>
     <w:multiLevelType w:val="hybridMultilevel"/>
@@ -6210,7 +6014,7 @@
     <w:lvl w:ilvl="0" w:tplc="64B2848C">
       <w:start w:val="1"/>
       <w:numFmt w:val="bullet"/>
-      <w:pStyle w:val="Titre2"/>
+      <w:pStyle w:val="Heading2"/>
       <w:lvlText w:val=""/>
       <w:lvlJc w:val="left"/>
       <w:pPr>
@@ -6678,7 +6482,7 @@
 </file>
 
 <file path=word/styles.xml><?xml version="1.0" encoding="utf-8"?>
-<w:styles xmlns:mc="http://schemas.openxmlformats.org/markup-compatibility/2006" xmlns:r="http://schemas.openxmlformats.org/officeDocument/2006/relationships" xmlns:w="http://schemas.openxmlformats.org/wordprocessingml/2006/main" xmlns:w14="http://schemas.microsoft.com/office/word/2010/wordml" xmlns:w15="http://schemas.microsoft.com/office/word/2012/wordml" xmlns:w16cex="http://schemas.microsoft.com/office/word/2018/wordml/cex" xmlns:w16cid="http://schemas.microsoft.com/office/word/2016/wordml/cid" xmlns:w16="http://schemas.microsoft.com/office/word/2018/wordml" xmlns:w16se="http://schemas.microsoft.com/office/word/2015/wordml/symex" mc:Ignorable="w14 w15 w16se w16cid w16 w16cex">
+<w:styles xmlns:mc="http://schemas.openxmlformats.org/markup-compatibility/2006" xmlns:r="http://schemas.openxmlformats.org/officeDocument/2006/relationships" xmlns:w="http://schemas.openxmlformats.org/wordprocessingml/2006/main" xmlns:w14="http://schemas.microsoft.com/office/word/2010/wordml" xmlns:w15="http://schemas.microsoft.com/office/word/2012/wordml" xmlns:w16cex="http://schemas.microsoft.com/office/word/2018/wordml/cex" xmlns:w16cid="http://schemas.microsoft.com/office/word/2016/wordml/cid" xmlns:w16="http://schemas.microsoft.com/office/word/2018/wordml" xmlns:w16sdtdh="http://schemas.microsoft.com/office/word/2020/wordml/sdtdatahash" xmlns:w16se="http://schemas.microsoft.com/office/word/2015/wordml/symex" mc:Ignorable="w14 w15 w16se w16cid w16 w16cex w16sdtdh">
   <w:docDefaults>
     <w:rPrDefault>
       <w:rPr>
@@ -7088,7 +6892,7 @@
       <w:lang w:val="fr-FR"/>
     </w:rPr>
   </w:style>
-  <w:style w:type="paragraph" w:styleId="Titre1">
+  <w:style w:type="paragraph" w:styleId="Heading1">
     <w:name w:val="heading 1"/>
     <w:basedOn w:val="Heading"/>
     <w:next w:val="Textbody"/>
@@ -7109,11 +6913,11 @@
       <w:lang w:val="fr-FR"/>
     </w:rPr>
   </w:style>
-  <w:style w:type="paragraph" w:styleId="Titre2">
+  <w:style w:type="paragraph" w:styleId="Heading2">
     <w:name w:val="heading 2"/>
     <w:basedOn w:val="Normal"/>
     <w:next w:val="Normal"/>
-    <w:link w:val="Titre2Car"/>
+    <w:link w:val="Heading2Char"/>
     <w:uiPriority w:val="9"/>
     <w:unhideWhenUsed/>
     <w:qFormat/>
@@ -7136,11 +6940,11 @@
       <w:szCs w:val="34"/>
     </w:rPr>
   </w:style>
-  <w:style w:type="paragraph" w:styleId="Titre3">
+  <w:style w:type="paragraph" w:styleId="Heading3">
     <w:name w:val="heading 3"/>
     <w:basedOn w:val="Textbody"/>
     <w:next w:val="Normal"/>
-    <w:link w:val="Titre3Car"/>
+    <w:link w:val="Heading3Char"/>
     <w:uiPriority w:val="9"/>
     <w:unhideWhenUsed/>
     <w:qFormat/>
@@ -7164,13 +6968,13 @@
       <w:szCs w:val="26"/>
     </w:rPr>
   </w:style>
-  <w:style w:type="character" w:default="1" w:styleId="Policepardfaut">
+  <w:style w:type="character" w:default="1" w:styleId="DefaultParagraphFont">
     <w:name w:val="Default Paragraph Font"/>
     <w:uiPriority w:val="1"/>
     <w:semiHidden/>
     <w:unhideWhenUsed/>
   </w:style>
-  <w:style w:type="table" w:default="1" w:styleId="TableauNormal">
+  <w:style w:type="table" w:default="1" w:styleId="TableNormal">
     <w:name w:val="Normal Table"/>
     <w:uiPriority w:val="99"/>
     <w:semiHidden/>
@@ -7185,7 +6989,7 @@
       </w:tblCellMar>
     </w:tblPr>
   </w:style>
-  <w:style w:type="numbering" w:default="1" w:styleId="Aucuneliste">
+  <w:style w:type="numbering" w:default="1" w:styleId="NoList">
     <w:name w:val="No List"/>
     <w:uiPriority w:val="99"/>
     <w:semiHidden/>
@@ -7215,11 +7019,11 @@
       <w:spacing w:after="140" w:line="276" w:lineRule="auto"/>
     </w:pPr>
   </w:style>
-  <w:style w:type="paragraph" w:styleId="Liste">
+  <w:style w:type="paragraph" w:styleId="List">
     <w:name w:val="List"/>
     <w:basedOn w:val="Textbody"/>
   </w:style>
-  <w:style w:type="paragraph" w:styleId="Lgende">
+  <w:style w:type="paragraph" w:styleId="Caption">
     <w:name w:val="caption"/>
     <w:basedOn w:val="Standard"/>
     <w:pPr>
@@ -7268,11 +7072,11 @@
       <w:u w:val="single"/>
     </w:rPr>
   </w:style>
-  <w:style w:type="paragraph" w:styleId="Titre">
+  <w:style w:type="paragraph" w:styleId="Title">
     <w:name w:val="Title"/>
     <w:basedOn w:val="Normal"/>
     <w:next w:val="Normal"/>
-    <w:link w:val="TitreCar"/>
+    <w:link w:val="TitleChar"/>
     <w:uiPriority w:val="10"/>
     <w:qFormat/>
     <w:rsid w:val="00FB240F"/>
@@ -7292,10 +7096,10 @@
       <w:u w:color="000000"/>
     </w:rPr>
   </w:style>
-  <w:style w:type="character" w:customStyle="1" w:styleId="TitreCar">
-    <w:name w:val="Titre Car"/>
-    <w:basedOn w:val="Policepardfaut"/>
-    <w:link w:val="Titre"/>
+  <w:style w:type="character" w:customStyle="1" w:styleId="TitleChar">
+    <w:name w:val="Title Char"/>
+    <w:basedOn w:val="DefaultParagraphFont"/>
+    <w:link w:val="Title"/>
     <w:uiPriority w:val="10"/>
     <w:rsid w:val="00FB240F"/>
     <w:rPr>
@@ -7310,7 +7114,7 @@
       <w:lang w:val="fr-FR"/>
     </w:rPr>
   </w:style>
-  <w:style w:type="paragraph" w:styleId="Paragraphedeliste">
+  <w:style w:type="paragraph" w:styleId="ListParagraph">
     <w:name w:val="List Paragraph"/>
     <w:basedOn w:val="Normal"/>
     <w:uiPriority w:val="34"/>
@@ -7325,9 +7129,9 @@
       <w:szCs w:val="21"/>
     </w:rPr>
   </w:style>
-  <w:style w:type="character" w:styleId="Lienhypertexte">
+  <w:style w:type="character" w:styleId="Hyperlink">
     <w:name w:val="Hyperlink"/>
-    <w:basedOn w:val="Policepardfaut"/>
+    <w:basedOn w:val="DefaultParagraphFont"/>
     <w:uiPriority w:val="99"/>
     <w:unhideWhenUsed/>
     <w:rsid w:val="002F7FAB"/>
@@ -7336,9 +7140,9 @@
       <w:u w:val="single"/>
     </w:rPr>
   </w:style>
-  <w:style w:type="character" w:styleId="Mentionnonrsolue">
+  <w:style w:type="character" w:styleId="UnresolvedMention">
     <w:name w:val="Unresolved Mention"/>
-    <w:basedOn w:val="Policepardfaut"/>
+    <w:basedOn w:val="DefaultParagraphFont"/>
     <w:uiPriority w:val="99"/>
     <w:semiHidden/>
     <w:unhideWhenUsed/>
@@ -7348,9 +7152,9 @@
       <w:shd w:val="clear" w:color="auto" w:fill="E1DFDD"/>
     </w:rPr>
   </w:style>
-  <w:style w:type="character" w:styleId="Lienhypertextesuivivisit">
+  <w:style w:type="character" w:styleId="FollowedHyperlink">
     <w:name w:val="FollowedHyperlink"/>
-    <w:basedOn w:val="Policepardfaut"/>
+    <w:basedOn w:val="DefaultParagraphFont"/>
     <w:uiPriority w:val="99"/>
     <w:semiHidden/>
     <w:unhideWhenUsed/>
@@ -7360,10 +7164,10 @@
       <w:u w:val="single"/>
     </w:rPr>
   </w:style>
-  <w:style w:type="character" w:customStyle="1" w:styleId="Titre2Car">
-    <w:name w:val="Titre 2 Car"/>
-    <w:basedOn w:val="Policepardfaut"/>
-    <w:link w:val="Titre2"/>
+  <w:style w:type="character" w:customStyle="1" w:styleId="Heading2Char">
+    <w:name w:val="Heading 2 Char"/>
+    <w:basedOn w:val="DefaultParagraphFont"/>
+    <w:link w:val="Heading2"/>
     <w:uiPriority w:val="9"/>
     <w:rsid w:val="00032F27"/>
     <w:rPr>
@@ -7376,10 +7180,10 @@
       <w:lang w:val="fr-FR"/>
     </w:rPr>
   </w:style>
-  <w:style w:type="paragraph" w:styleId="Notedefin">
+  <w:style w:type="paragraph" w:styleId="EndnoteText">
     <w:name w:val="endnote text"/>
     <w:basedOn w:val="Normal"/>
-    <w:link w:val="NotedefinCar"/>
+    <w:link w:val="EndnoteTextChar"/>
     <w:uiPriority w:val="99"/>
     <w:semiHidden/>
     <w:unhideWhenUsed/>
@@ -7390,10 +7194,10 @@
       <w:szCs w:val="18"/>
     </w:rPr>
   </w:style>
-  <w:style w:type="character" w:customStyle="1" w:styleId="NotedefinCar">
-    <w:name w:val="Note de fin Car"/>
-    <w:basedOn w:val="Policepardfaut"/>
-    <w:link w:val="Notedefin"/>
+  <w:style w:type="character" w:customStyle="1" w:styleId="EndnoteTextChar">
+    <w:name w:val="Endnote Text Char"/>
+    <w:basedOn w:val="DefaultParagraphFont"/>
+    <w:link w:val="EndnoteText"/>
     <w:uiPriority w:val="99"/>
     <w:semiHidden/>
     <w:rsid w:val="0028068A"/>
@@ -7403,9 +7207,9 @@
       <w:szCs w:val="18"/>
     </w:rPr>
   </w:style>
-  <w:style w:type="character" w:styleId="Appeldenotedefin">
+  <w:style w:type="character" w:styleId="EndnoteReference">
     <w:name w:val="endnote reference"/>
-    <w:basedOn w:val="Policepardfaut"/>
+    <w:basedOn w:val="DefaultParagraphFont"/>
     <w:uiPriority w:val="99"/>
     <w:semiHidden/>
     <w:unhideWhenUsed/>
@@ -7414,10 +7218,10 @@
       <w:vertAlign w:val="superscript"/>
     </w:rPr>
   </w:style>
-  <w:style w:type="paragraph" w:styleId="Notedebasdepage">
+  <w:style w:type="paragraph" w:styleId="FootnoteText">
     <w:name w:val="footnote text"/>
     <w:basedOn w:val="Normal"/>
-    <w:link w:val="NotedebasdepageCar"/>
+    <w:link w:val="FootnoteTextChar"/>
     <w:uiPriority w:val="99"/>
     <w:unhideWhenUsed/>
     <w:rsid w:val="0028068A"/>
@@ -7427,10 +7231,10 @@
       <w:szCs w:val="18"/>
     </w:rPr>
   </w:style>
-  <w:style w:type="character" w:customStyle="1" w:styleId="NotedebasdepageCar">
-    <w:name w:val="Note de bas de page Car"/>
-    <w:basedOn w:val="Policepardfaut"/>
-    <w:link w:val="Notedebasdepage"/>
+  <w:style w:type="character" w:customStyle="1" w:styleId="FootnoteTextChar">
+    <w:name w:val="Footnote Text Char"/>
+    <w:basedOn w:val="DefaultParagraphFont"/>
+    <w:link w:val="FootnoteText"/>
     <w:uiPriority w:val="99"/>
     <w:rsid w:val="0028068A"/>
     <w:rPr>
@@ -7439,9 +7243,9 @@
       <w:szCs w:val="18"/>
     </w:rPr>
   </w:style>
-  <w:style w:type="character" w:styleId="Appelnotedebasdep">
+  <w:style w:type="character" w:styleId="FootnoteReference">
     <w:name w:val="footnote reference"/>
-    <w:basedOn w:val="Policepardfaut"/>
+    <w:basedOn w:val="DefaultParagraphFont"/>
     <w:uiPriority w:val="99"/>
     <w:semiHidden/>
     <w:unhideWhenUsed/>
@@ -7450,10 +7254,10 @@
       <w:vertAlign w:val="superscript"/>
     </w:rPr>
   </w:style>
-  <w:style w:type="character" w:customStyle="1" w:styleId="Titre3Car">
-    <w:name w:val="Titre 3 Car"/>
-    <w:basedOn w:val="Policepardfaut"/>
-    <w:link w:val="Titre3"/>
+  <w:style w:type="character" w:customStyle="1" w:styleId="Heading3Char">
+    <w:name w:val="Heading 3 Char"/>
+    <w:basedOn w:val="DefaultParagraphFont"/>
+    <w:link w:val="Heading3"/>
     <w:uiPriority w:val="9"/>
     <w:rsid w:val="00A22041"/>
     <w:rPr>
@@ -7484,7 +7288,7 @@
   </w:style>
   <w:style w:type="character" w:customStyle="1" w:styleId="CodeCar">
     <w:name w:val="Code Car"/>
-    <w:basedOn w:val="Policepardfaut"/>
+    <w:basedOn w:val="DefaultParagraphFont"/>
     <w:link w:val="Code"/>
     <w:rsid w:val="000F411E"/>
     <w:rPr>
@@ -7494,10 +7298,10 @@
       <w:lang w:val="fr-FR"/>
     </w:rPr>
   </w:style>
-  <w:style w:type="paragraph" w:styleId="En-tte">
+  <w:style w:type="paragraph" w:styleId="Header">
     <w:name w:val="header"/>
     <w:basedOn w:val="Normal"/>
-    <w:link w:val="En-tteCar"/>
+    <w:link w:val="HeaderChar"/>
     <w:uiPriority w:val="99"/>
     <w:unhideWhenUsed/>
     <w:rsid w:val="00117C08"/>
@@ -7513,10 +7317,10 @@
       <w:szCs w:val="21"/>
     </w:rPr>
   </w:style>
-  <w:style w:type="character" w:customStyle="1" w:styleId="En-tteCar">
-    <w:name w:val="En-tête Car"/>
-    <w:basedOn w:val="Policepardfaut"/>
-    <w:link w:val="En-tte"/>
+  <w:style w:type="character" w:customStyle="1" w:styleId="HeaderChar">
+    <w:name w:val="Header Char"/>
+    <w:basedOn w:val="DefaultParagraphFont"/>
+    <w:link w:val="Header"/>
     <w:uiPriority w:val="99"/>
     <w:rsid w:val="00117C08"/>
     <w:rPr>
@@ -7525,10 +7329,10 @@
       <w:lang w:val="fr-FR"/>
     </w:rPr>
   </w:style>
-  <w:style w:type="paragraph" w:styleId="Pieddepage">
+  <w:style w:type="paragraph" w:styleId="Footer">
     <w:name w:val="footer"/>
     <w:basedOn w:val="Normal"/>
-    <w:link w:val="PieddepageCar"/>
+    <w:link w:val="FooterChar"/>
     <w:uiPriority w:val="99"/>
     <w:unhideWhenUsed/>
     <w:rsid w:val="00117C08"/>
@@ -7544,10 +7348,10 @@
       <w:szCs w:val="21"/>
     </w:rPr>
   </w:style>
-  <w:style w:type="character" w:customStyle="1" w:styleId="PieddepageCar">
-    <w:name w:val="Pied de page Car"/>
-    <w:basedOn w:val="Policepardfaut"/>
-    <w:link w:val="Pieddepage"/>
+  <w:style w:type="character" w:customStyle="1" w:styleId="FooterChar">
+    <w:name w:val="Footer Char"/>
+    <w:basedOn w:val="DefaultParagraphFont"/>
+    <w:link w:val="Footer"/>
     <w:uiPriority w:val="99"/>
     <w:rsid w:val="00117C08"/>
     <w:rPr>
